--- a/lyf-专利.docx
+++ b/lyf-专利.docx
@@ -95,7 +95,7 @@
           <w:szCs w:val="28"/>
         </w:rPr>
         <w:drawing>
-          <wp:anchor distT="0" distB="0" distL="0" distR="0" simplePos="0" relativeHeight="251657216" behindDoc="1" locked="0" layoutInCell="1" allowOverlap="1" wp14:anchorId="01983E42" wp14:editId="489924F2">
+          <wp:anchor distT="0" distB="0" distL="0" distR="0" simplePos="0" relativeHeight="251657216" behindDoc="1" locked="0" layoutInCell="1" allowOverlap="1" wp14:anchorId="01983E42" wp14:editId="38627FEE">
             <wp:simplePos x="0" y="0"/>
             <wp:positionH relativeFrom="page">
               <wp:posOffset>113665</wp:posOffset>
@@ -1118,7 +1118,6 @@
     <w:p>
       <w:pPr>
         <w:spacing w:line="360" w:lineRule="auto"/>
-        <w:jc w:val="center"/>
         <w:sectPr>
           <w:headerReference w:type="default" r:id="rId12"/>
           <w:footerReference w:type="default" r:id="rId13"/>
@@ -1126,77 +1125,124 @@
           <w:pgMar w:top="1361" w:right="851" w:bottom="851" w:left="1418" w:header="794" w:footer="113" w:gutter="0"/>
           <w:cols w:space="720"/>
         </w:sectPr>
-      </w:pPr>
-      <w:r>
-        <w:rPr>
-          <w:noProof/>
-        </w:rPr>
-        <w:drawing>
-          <wp:inline distT="0" distB="0" distL="0" distR="0" wp14:anchorId="362B2FE2" wp14:editId="31D8B97C">
-            <wp:extent cx="3975100" cy="5365750"/>
-            <wp:effectExtent l="0" t="0" r="0" b="0"/>
-            <wp:docPr id="1073741833" name="officeArt object" descr="image3.pdf"/>
-            <wp:cNvGraphicFramePr/>
-            <a:graphic xmlns:a="http://schemas.openxmlformats.org/drawingml/2006/main">
-              <a:graphicData uri="http://schemas.openxmlformats.org/drawingml/2006/picture">
-                <pic:pic xmlns:pic="http://schemas.openxmlformats.org/drawingml/2006/picture">
-                  <pic:nvPicPr>
-                    <pic:cNvPr id="1073741833" name="image3.pdf" descr="image3.pdf"/>
-                    <pic:cNvPicPr>
-                      <a:picLocks noChangeAspect="1"/>
-                    </pic:cNvPicPr>
-                  </pic:nvPicPr>
-                  <pic:blipFill>
-                    <a:blip r:embed="rId14"/>
-                    <a:stretch>
-                      <a:fillRect/>
-                    </a:stretch>
-                  </pic:blipFill>
-                  <pic:spPr>
-                    <a:xfrm>
-                      <a:off x="0" y="0"/>
-                      <a:ext cx="3975100" cy="5365750"/>
-                    </a:xfrm>
-                    <a:prstGeom prst="rect">
-                      <a:avLst/>
-                    </a:prstGeom>
-                    <a:ln w="12700" cap="flat">
-                      <a:noFill/>
-                      <a:miter lim="400000"/>
-                    </a:ln>
-                    <a:effectLst/>
-                  </pic:spPr>
-                </pic:pic>
-              </a:graphicData>
-            </a:graphic>
-          </wp:inline>
-        </w:drawing>
-      </w:r>
+        <w:pPrChange w:id="14" w:author="yafei li" w:date="2026-05-13T00:44:00Z" w16du:dateUtc="2026-05-12T16:44:00Z">
+          <w:pPr>
+            <w:spacing w:line="360" w:lineRule="auto"/>
+            <w:jc w:val="center"/>
+          </w:pPr>
+        </w:pPrChange>
+      </w:pPr>
+      <w:del w:id="15" w:author="yafei li" w:date="2026-05-13T00:44:00Z" w16du:dateUtc="2026-05-12T16:44:00Z">
+        <w:r>
+          <w:rPr>
+            <w:noProof/>
+          </w:rPr>
+          <w:drawing>
+            <wp:inline distT="0" distB="0" distL="0" distR="0" wp14:anchorId="362B2FE2" wp14:editId="0A2B3C1C">
+              <wp:extent cx="3975100" cy="5365750"/>
+              <wp:effectExtent l="0" t="0" r="0" b="0"/>
+              <wp:docPr id="1073741833" name="officeArt object" descr="image3.pdf"/>
+              <wp:cNvGraphicFramePr/>
+              <a:graphic xmlns:a="http://schemas.openxmlformats.org/drawingml/2006/main">
+                <a:graphicData uri="http://schemas.openxmlformats.org/drawingml/2006/picture">
+                  <pic:pic xmlns:pic="http://schemas.openxmlformats.org/drawingml/2006/picture">
+                    <pic:nvPicPr>
+                      <pic:cNvPr id="1073741833" name="image3.pdf" descr="image3.pdf"/>
+                      <pic:cNvPicPr>
+                        <a:picLocks noChangeAspect="1"/>
+                      </pic:cNvPicPr>
+                    </pic:nvPicPr>
+                    <pic:blipFill>
+                      <a:blip r:embed="rId14"/>
+                      <a:stretch>
+                        <a:fillRect/>
+                      </a:stretch>
+                    </pic:blipFill>
+                    <pic:spPr>
+                      <a:xfrm>
+                        <a:off x="0" y="0"/>
+                        <a:ext cx="3975100" cy="5365750"/>
+                      </a:xfrm>
+                      <a:prstGeom prst="rect">
+                        <a:avLst/>
+                      </a:prstGeom>
+                      <a:ln w="12700" cap="flat">
+                        <a:noFill/>
+                        <a:miter lim="400000"/>
+                      </a:ln>
+                      <a:effectLst/>
+                    </pic:spPr>
+                  </pic:pic>
+                </a:graphicData>
+              </a:graphic>
+            </wp:inline>
+          </w:drawing>
+        </w:r>
+      </w:del>
+      <w:ins w:id="16" w:author="yafei li" w:date="2026-05-13T00:44:00Z" w16du:dateUtc="2026-05-12T16:44:00Z">
+        <w:r>
+          <w:drawing>
+            <wp:inline distT="0" distB="0" distL="0" distR="0" wp14:anchorId="74BEBAEE" wp14:editId="7F9C6AC9">
+              <wp:extent cx="6115685" cy="3350895"/>
+              <wp:effectExtent l="0" t="0" r="5715" b="1905"/>
+              <wp:docPr id="1738852546" name="图片 1"/>
+              <wp:cNvGraphicFramePr>
+                <a:graphicFrameLocks xmlns:a="http://schemas.openxmlformats.org/drawingml/2006/main" noChangeAspect="1"/>
+              </wp:cNvGraphicFramePr>
+              <a:graphic xmlns:a="http://schemas.openxmlformats.org/drawingml/2006/main">
+                <a:graphicData uri="http://schemas.openxmlformats.org/drawingml/2006/picture">
+                  <pic:pic xmlns:pic="http://schemas.openxmlformats.org/drawingml/2006/picture">
+                    <pic:nvPicPr>
+                      <pic:cNvPr id="1738852546" name=""/>
+                      <pic:cNvPicPr/>
+                    </pic:nvPicPr>
+                    <pic:blipFill>
+                      <a:blip r:embed="rId15"/>
+                      <a:stretch>
+                        <a:fillRect/>
+                      </a:stretch>
+                    </pic:blipFill>
+                    <pic:spPr>
+                      <a:xfrm>
+                        <a:off x="0" y="0"/>
+                        <a:ext cx="6115685" cy="3350895"/>
+                      </a:xfrm>
+                      <a:prstGeom prst="rect">
+                        <a:avLst/>
+                      </a:prstGeom>
+                    </pic:spPr>
+                  </pic:pic>
+                </a:graphicData>
+              </a:graphic>
+            </wp:inline>
+          </w:drawing>
+        </w:r>
+      </w:ins>
     </w:p>
     <w:p>
       <w:pPr>
         <w:spacing w:line="360" w:lineRule="auto"/>
         <w:rPr>
-          <w:ins w:id="14" w:author="yafei li" w:date="2026-05-11T23:02:00Z" w16du:dateUtc="2026-05-11T15:02:00Z"/>
-          <w:rFonts w:ascii="楷体" w:eastAsia="楷体" w:hAnsi="楷体" w:cs="楷体"/>
-          <w:sz w:val="28"/>
-          <w:szCs w:val="28"/>
-          <w:rPrChange w:id="15" w:author="yafei li" w:date="2026-05-11T23:19:00Z" w16du:dateUtc="2026-05-11T15:19:00Z">
+          <w:ins w:id="17" w:author="yafei li" w:date="2026-05-11T23:02:00Z" w16du:dateUtc="2026-05-11T15:02:00Z"/>
+          <w:rFonts w:ascii="楷体" w:eastAsia="楷体" w:hAnsi="楷体" w:cs="楷体"/>
+          <w:sz w:val="28"/>
+          <w:szCs w:val="28"/>
+          <w:rPrChange w:id="18" w:author="yafei li" w:date="2026-05-11T23:19:00Z" w16du:dateUtc="2026-05-11T15:19:00Z">
             <w:rPr>
-              <w:ins w:id="16" w:author="yafei li" w:date="2026-05-11T23:02:00Z" w16du:dateUtc="2026-05-11T15:02:00Z"/>
+              <w:ins w:id="19" w:author="yafei li" w:date="2026-05-11T23:02:00Z" w16du:dateUtc="2026-05-11T15:02:00Z"/>
             </w:rPr>
           </w:rPrChange>
         </w:rPr>
       </w:pPr>
-      <w:ins w:id="17" w:author="yafei li" w:date="2026-05-11T23:03:00Z" w16du:dateUtc="2026-05-11T15:03:00Z">
-        <w:r>
-          <w:rPr>
-            <w:rFonts w:ascii="楷体" w:eastAsia="楷体" w:hAnsi="楷体" w:cs="楷体" w:hint="eastAsia"/>
-            <w:sz w:val="28"/>
-            <w:szCs w:val="28"/>
-            <w:rPrChange w:id="18" w:author="yafei li" w:date="2026-05-11T23:19:00Z" w16du:dateUtc="2026-05-11T15:19:00Z">
+      <w:ins w:id="20" w:author="yafei li" w:date="2026-05-11T23:03:00Z" w16du:dateUtc="2026-05-11T15:03:00Z">
+        <w:r>
+          <w:rPr>
+            <w:rFonts w:ascii="楷体" w:eastAsia="楷体" w:hAnsi="楷体" w:cs="楷体"/>
+            <w:sz w:val="28"/>
+            <w:szCs w:val="28"/>
+            <w:rPrChange w:id="21" w:author="yafei li" w:date="2026-05-11T23:19:00Z" w16du:dateUtc="2026-05-11T15:19:00Z">
               <w:rPr>
-                <w:rFonts w:ascii="楷体" w:eastAsia="楷体" w:hAnsi="楷体" w:cs="楷体" w:hint="eastAsia"/>
+                <w:rFonts w:ascii="楷体" w:eastAsia="楷体" w:hAnsi="楷体" w:cs="楷体"/>
                 <w:b/>
                 <w:bCs/>
                 <w:sz w:val="28"/>
@@ -1208,31 +1254,6 @@
           <w:t>1.</w:t>
         </w:r>
       </w:ins>
-      <w:ins w:id="19" w:author="yafei li" w:date="2026-05-11T23:02:00Z" w16du:dateUtc="2026-05-11T15:02:00Z">
-        <w:r>
-          <w:rPr>
-            <w:rFonts w:ascii="楷体" w:eastAsia="楷体" w:hAnsi="楷体" w:cs="楷体"/>
-            <w:sz w:val="28"/>
-            <w:szCs w:val="28"/>
-            <w:rPrChange w:id="20" w:author="yafei li" w:date="2026-05-11T23:19:00Z" w16du:dateUtc="2026-05-11T15:19:00Z">
-              <w:rPr>
-                <w:rStyle w:val="a7"/>
-              </w:rPr>
-            </w:rPrChange>
-          </w:rPr>
-          <w:t>一种边缘容器集群中分布式推理任务细粒度资源调度</w:t>
-        </w:r>
-      </w:ins>
-      <w:ins w:id="21" w:author="yafei li" w:date="2026-05-11T23:49:00Z" w16du:dateUtc="2026-05-11T15:49:00Z">
-        <w:r>
-          <w:rPr>
-            <w:rFonts w:ascii="楷体" w:eastAsia="楷体" w:hAnsi="楷体" w:cs="楷体" w:hint="eastAsia"/>
-            <w:sz w:val="28"/>
-            <w:szCs w:val="28"/>
-          </w:rPr>
-          <w:t>的</w:t>
-        </w:r>
-      </w:ins>
       <w:ins w:id="22" w:author="yafei li" w:date="2026-05-11T23:02:00Z" w16du:dateUtc="2026-05-11T15:02:00Z">
         <w:r>
           <w:rPr>
@@ -1245,6 +1266,31 @@
               </w:rPr>
             </w:rPrChange>
           </w:rPr>
+          <w:t>一种边缘容器集群中分布式推理任务细粒度资源调度</w:t>
+        </w:r>
+      </w:ins>
+      <w:ins w:id="24" w:author="yafei li" w:date="2026-05-11T23:49:00Z" w16du:dateUtc="2026-05-11T15:49:00Z">
+        <w:r>
+          <w:rPr>
+            <w:rFonts w:ascii="楷体" w:eastAsia="楷体" w:hAnsi="楷体" w:cs="楷体" w:hint="eastAsia"/>
+            <w:sz w:val="28"/>
+            <w:szCs w:val="28"/>
+          </w:rPr>
+          <w:t>的</w:t>
+        </w:r>
+      </w:ins>
+      <w:ins w:id="25" w:author="yafei li" w:date="2026-05-11T23:02:00Z" w16du:dateUtc="2026-05-11T15:02:00Z">
+        <w:r>
+          <w:rPr>
+            <w:rFonts w:ascii="楷体" w:eastAsia="楷体" w:hAnsi="楷体" w:cs="楷体"/>
+            <w:sz w:val="28"/>
+            <w:szCs w:val="28"/>
+            <w:rPrChange w:id="26" w:author="yafei li" w:date="2026-05-11T23:19:00Z" w16du:dateUtc="2026-05-11T15:19:00Z">
+              <w:rPr>
+                <w:rStyle w:val="a7"/>
+              </w:rPr>
+            </w:rPrChange>
+          </w:rPr>
           <w:t>方法，其特征在于，包括如下步骤：</w:t>
         </w:r>
       </w:ins>
@@ -1252,146 +1298,140 @@
     <w:p>
       <w:pPr>
         <w:spacing w:line="360" w:lineRule="auto"/>
-        <w:ind w:firstLine="420"/>
-        <w:rPr>
-          <w:ins w:id="24" w:author="yafei li" w:date="2026-05-11T23:03:00Z" w16du:dateUtc="2026-05-11T15:03:00Z"/>
-          <w:rFonts w:ascii="楷体" w:eastAsia="楷体" w:hAnsi="楷体" w:cs="楷体"/>
-          <w:sz w:val="28"/>
-          <w:szCs w:val="28"/>
-        </w:rPr>
-      </w:pPr>
-      <w:ins w:id="25" w:author="yafei li" w:date="2026-05-11T23:02:00Z" w16du:dateUtc="2026-05-11T15:02:00Z">
-        <w:r>
-          <w:rPr>
-            <w:rFonts w:ascii="楷体" w:eastAsia="楷体" w:hAnsi="楷体" w:cs="楷体"/>
-            <w:sz w:val="28"/>
-            <w:szCs w:val="28"/>
-            <w:rPrChange w:id="26" w:author="yafei li" w:date="2026-05-11T23:03:00Z" w16du:dateUtc="2026-05-11T15:03:00Z">
+        <w:ind w:firstLineChars="200" w:firstLine="560"/>
+        <w:rPr>
+          <w:ins w:id="27" w:author="yafei li" w:date="2026-05-11T23:03:00Z" w16du:dateUtc="2026-05-11T15:03:00Z"/>
+          <w:rFonts w:ascii="楷体" w:eastAsia="楷体" w:hAnsi="楷体" w:cs="楷体"/>
+          <w:sz w:val="28"/>
+          <w:szCs w:val="28"/>
+        </w:rPr>
+        <w:pPrChange w:id="28" w:author="yafei li" w:date="2026-05-12T23:07:00Z" w16du:dateUtc="2026-05-12T15:07:00Z">
+          <w:pPr>
+            <w:spacing w:line="360" w:lineRule="auto"/>
+            <w:ind w:firstLine="420"/>
+          </w:pPr>
+        </w:pPrChange>
+      </w:pPr>
+      <w:ins w:id="29" w:author="yafei li" w:date="2026-05-11T23:02:00Z" w16du:dateUtc="2026-05-11T15:02:00Z">
+        <w:r>
+          <w:rPr>
+            <w:rFonts w:ascii="楷体" w:eastAsia="楷体" w:hAnsi="楷体" w:cs="楷体"/>
+            <w:sz w:val="28"/>
+            <w:szCs w:val="28"/>
+            <w:rPrChange w:id="30" w:author="yafei li" w:date="2026-05-11T23:03:00Z" w16du:dateUtc="2026-05-11T15:03:00Z">
               <w:rPr/>
             </w:rPrChange>
           </w:rPr>
-          <w:t>S1：分析边缘容器集群中分布式推理任务在不同并行策略及推理阶段（Prefill、Decode）下的通信行为，抽取任务间的通信模式及拓扑特征，并构建通信代价预测模型；</w:t>
+          <w:t>S1：</w:t>
+        </w:r>
+      </w:ins>
+      <w:ins w:id="31" w:author="yafei li" w:date="2026-05-13T00:18:00Z" w16du:dateUtc="2026-05-12T16:18:00Z">
+        <w:r>
+          <w:rPr>
+            <w:rFonts w:ascii="楷体" w:eastAsia="楷体" w:hAnsi="楷体" w:cs="楷体"/>
+            <w:sz w:val="28"/>
+            <w:szCs w:val="28"/>
+            <w:lang w:val="zh-TW" w:eastAsia="zh-TW"/>
+            <w:rPrChange w:id="32" w:author="yafei li" w:date="2026-05-13T00:18:00Z" w16du:dateUtc="2026-05-12T16:18:00Z">
+              <w:rPr>
+                <w:b/>
+                <w:bCs/>
+              </w:rPr>
+            </w:rPrChange>
+          </w:rPr>
+          <w:t>面向分布式推理任务</w:t>
+        </w:r>
+        <w:r>
+          <w:rPr>
+            <w:rFonts w:ascii="楷体" w:eastAsia="楷体" w:hAnsi="楷体" w:cs="楷体" w:hint="eastAsia"/>
+            <w:sz w:val="28"/>
+            <w:szCs w:val="28"/>
+            <w:lang w:val="zh-TW" w:eastAsia="zh-TW"/>
+          </w:rPr>
+          <w:t>进行</w:t>
+        </w:r>
+        <w:r>
+          <w:rPr>
+            <w:rFonts w:ascii="楷体" w:eastAsia="楷体" w:hAnsi="楷体" w:cs="楷体"/>
+            <w:sz w:val="28"/>
+            <w:szCs w:val="28"/>
+            <w:lang w:val="zh-TW" w:eastAsia="zh-TW"/>
+            <w:rPrChange w:id="33" w:author="yafei li" w:date="2026-05-13T00:18:00Z" w16du:dateUtc="2026-05-12T16:18:00Z">
+              <w:rPr>
+                <w:b/>
+                <w:bCs/>
+              </w:rPr>
+            </w:rPrChange>
+          </w:rPr>
+          <w:t>通信模式抽取与代价预测</w:t>
+        </w:r>
+        <w:r>
+          <w:rPr>
+            <w:rFonts w:ascii="楷体" w:eastAsia="楷体" w:hAnsi="楷体" w:cs="楷体" w:hint="eastAsia"/>
+            <w:sz w:val="28"/>
+            <w:szCs w:val="28"/>
+            <w:lang w:val="zh-TW"/>
+          </w:rPr>
+          <w:t>：</w:t>
+        </w:r>
+      </w:ins>
+      <w:ins w:id="34" w:author="yafei li" w:date="2026-05-11T23:02:00Z" w16du:dateUtc="2026-05-11T15:02:00Z">
+        <w:r>
+          <w:rPr>
+            <w:rFonts w:ascii="楷体" w:eastAsia="楷体" w:hAnsi="楷体" w:cs="楷体"/>
+            <w:sz w:val="28"/>
+            <w:szCs w:val="28"/>
+            <w:rPrChange w:id="35" w:author="yafei li" w:date="2026-05-11T23:03:00Z" w16du:dateUtc="2026-05-11T15:03:00Z">
+              <w:rPr/>
+            </w:rPrChange>
+          </w:rPr>
+          <w:t>分析边缘容器集群中分布式推理任务在不同并行策略及推理阶段（Prefill、Decode）下的通信行为，抽取任务间的通信模式及拓扑特征，并构建通信代价预测模型；</w:t>
         </w:r>
       </w:ins>
     </w:p>
     <w:p>
       <w:pPr>
         <w:spacing w:line="360" w:lineRule="auto"/>
-        <w:ind w:firstLine="420"/>
-        <w:rPr>
-          <w:ins w:id="27" w:author="yafei li" w:date="2026-05-11T23:03:00Z" w16du:dateUtc="2026-05-11T15:03:00Z"/>
-          <w:rFonts w:ascii="楷体" w:eastAsia="楷体" w:hAnsi="楷体" w:cs="楷体" w:hint="eastAsia"/>
+        <w:ind w:firstLineChars="200" w:firstLine="560"/>
+        <w:rPr>
+          <w:ins w:id="36" w:author="yafei li" w:date="2026-05-11T23:03:00Z" w16du:dateUtc="2026-05-11T15:03:00Z"/>
+          <w:rFonts w:ascii="楷体" w:eastAsia="楷体" w:hAnsi="楷体" w:cs="楷体"/>
           <w:color w:val="000000"/>
           <w:kern w:val="2"/>
           <w:sz w:val="28"/>
           <w:szCs w:val="28"/>
           <w:u w:color="000000"/>
           <w:bdr w:val="nil"/>
-          <w:rPrChange w:id="28" w:author="yafei li" w:date="2026-05-11T23:31:00Z" w16du:dateUtc="2026-05-11T15:31:00Z">
+          <w:rPrChange w:id="37" w:author="yafei li" w:date="2026-05-11T23:31:00Z" w16du:dateUtc="2026-05-11T15:31:00Z">
             <w:rPr>
-              <w:ins w:id="29" w:author="yafei li" w:date="2026-05-11T23:03:00Z" w16du:dateUtc="2026-05-11T15:03:00Z"/>
-              <w:rFonts w:ascii="楷体" w:eastAsia="楷体" w:hAnsi="楷体" w:cs="楷体" w:hint="eastAsia"/>
-              <w:sz w:val="28"/>
-              <w:szCs w:val="28"/>
-            </w:rPr>
-          </w:rPrChange>
-        </w:rPr>
-      </w:pPr>
-      <w:ins w:id="30" w:author="yafei li" w:date="2026-05-11T23:02:00Z" w16du:dateUtc="2026-05-11T15:02:00Z">
-        <w:r>
-          <w:rPr>
-            <w:rFonts w:ascii="楷体" w:eastAsia="楷体" w:hAnsi="楷体" w:cs="楷体"/>
-            <w:sz w:val="28"/>
-            <w:szCs w:val="28"/>
-            <w:rPrChange w:id="31" w:author="yafei li" w:date="2026-05-11T23:03:00Z" w16du:dateUtc="2026-05-11T15:03:00Z">
-              <w:rPr/>
-            </w:rPrChange>
-          </w:rPr>
-          <w:t>S2：</w:t>
-        </w:r>
-      </w:ins>
-      <w:ins w:id="32" w:author="yafei li" w:date="2026-05-11T23:31:00Z" w16du:dateUtc="2026-05-11T15:31:00Z">
-        <w:r>
-          <w:rPr>
-            <w:rFonts w:ascii="楷体" w:eastAsia="楷体" w:hAnsi="楷体" w:cs="楷体"/>
-            <w:color w:val="000000"/>
-            <w:kern w:val="2"/>
-            <w:sz w:val="28"/>
-            <w:szCs w:val="28"/>
-            <w:u w:color="000000"/>
-            <w:bdr w:val="nil"/>
-            <w:rPrChange w:id="33" w:author="yafei li" w:date="2026-05-11T23:31:00Z" w16du:dateUtc="2026-05-11T15:31:00Z">
-              <w:rPr/>
-            </w:rPrChange>
-          </w:rPr>
-          <w:t>在集群级任务放置阶段，根据通信代价预测模型和集群拓扑信息，对每个</w:t>
-        </w:r>
-        <w:r>
-          <w:rPr>
-            <w:rFonts w:ascii="楷体" w:eastAsia="楷体" w:hAnsi="楷体" w:cs="楷体" w:hint="eastAsia"/>
-            <w:color w:val="000000"/>
-            <w:kern w:val="2"/>
-            <w:sz w:val="28"/>
-            <w:szCs w:val="28"/>
-            <w:u w:color="000000"/>
-            <w:bdr w:val="nil"/>
-          </w:rPr>
-          <w:t>分布式推理</w:t>
-        </w:r>
-        <w:r>
-          <w:rPr>
-            <w:rFonts w:ascii="楷体" w:eastAsia="楷体" w:hAnsi="楷体" w:cs="楷体"/>
-            <w:color w:val="000000"/>
-            <w:kern w:val="2"/>
-            <w:sz w:val="28"/>
-            <w:szCs w:val="28"/>
-            <w:u w:color="000000"/>
-            <w:bdr w:val="nil"/>
-            <w:rPrChange w:id="34" w:author="yafei li" w:date="2026-05-11T23:31:00Z" w16du:dateUtc="2026-05-11T15:31:00Z">
-              <w:rPr/>
-            </w:rPrChange>
-          </w:rPr>
-          <w:t>任务及其并行子任务在候选节点上的通信开销进行评估，并结合任务优先级、节点负载和工作特征选择部署方案，从而降低跨节点通信延迟并兼顾节点负载均衡；</w:t>
-        </w:r>
-      </w:ins>
-    </w:p>
-    <w:p>
-      <w:pPr>
-        <w:spacing w:line="360" w:lineRule="auto"/>
-        <w:ind w:firstLine="420"/>
-        <w:rPr>
-          <w:ins w:id="35" w:author="yafei li" w:date="2026-05-11T23:19:00Z" w16du:dateUtc="2026-05-11T15:19:00Z"/>
-          <w:rFonts w:ascii="楷体" w:eastAsia="楷体" w:hAnsi="楷体" w:cs="楷体"/>
-          <w:color w:val="000000"/>
-          <w:kern w:val="2"/>
-          <w:sz w:val="28"/>
-          <w:szCs w:val="28"/>
-          <w:u w:color="000000"/>
-          <w:bdr w:val="nil"/>
-          <w:rPrChange w:id="36" w:author="yafei li" w:date="2026-05-11T23:31:00Z" w16du:dateUtc="2026-05-11T15:31:00Z">
-            <w:rPr>
-              <w:ins w:id="37" w:author="yafei li" w:date="2026-05-11T23:19:00Z" w16du:dateUtc="2026-05-11T15:19:00Z"/>
+              <w:ins w:id="38" w:author="yafei li" w:date="2026-05-11T23:03:00Z" w16du:dateUtc="2026-05-11T15:03:00Z"/>
               <w:rFonts w:ascii="楷体" w:eastAsia="楷体" w:hAnsi="楷体" w:cs="楷体"/>
               <w:sz w:val="28"/>
               <w:szCs w:val="28"/>
             </w:rPr>
           </w:rPrChange>
         </w:rPr>
-      </w:pPr>
-      <w:ins w:id="38" w:author="yafei li" w:date="2026-05-11T23:02:00Z" w16du:dateUtc="2026-05-11T15:02:00Z">
-        <w:r>
-          <w:rPr>
-            <w:rFonts w:ascii="楷体" w:eastAsia="楷体" w:hAnsi="楷体" w:cs="楷体"/>
-            <w:sz w:val="28"/>
-            <w:szCs w:val="28"/>
-            <w:rPrChange w:id="39" w:author="yafei li" w:date="2026-05-11T23:03:00Z" w16du:dateUtc="2026-05-11T15:03:00Z">
+        <w:pPrChange w:id="39" w:author="yafei li" w:date="2026-05-12T23:07:00Z" w16du:dateUtc="2026-05-12T15:07:00Z">
+          <w:pPr>
+            <w:spacing w:line="360" w:lineRule="auto"/>
+            <w:ind w:firstLine="420"/>
+          </w:pPr>
+        </w:pPrChange>
+      </w:pPr>
+      <w:ins w:id="40" w:author="yafei li" w:date="2026-05-11T23:02:00Z" w16du:dateUtc="2026-05-11T15:02:00Z">
+        <w:r>
+          <w:rPr>
+            <w:rFonts w:ascii="楷体" w:eastAsia="楷体" w:hAnsi="楷体" w:cs="楷体"/>
+            <w:sz w:val="28"/>
+            <w:szCs w:val="28"/>
+            <w:rPrChange w:id="41" w:author="yafei li" w:date="2026-05-11T23:03:00Z" w16du:dateUtc="2026-05-11T15:03:00Z">
               <w:rPr/>
             </w:rPrChange>
           </w:rPr>
-          <w:t>S3：</w:t>
+          <w:t>S2：</w:t>
         </w:r>
       </w:ins>
-      <w:ins w:id="40" w:author="yafei li" w:date="2026-05-11T23:31:00Z" w16du:dateUtc="2026-05-11T15:31:00Z">
+      <w:ins w:id="42" w:author="yafei li" w:date="2026-05-11T23:31:00Z" w16du:dateUtc="2026-05-11T15:31:00Z">
         <w:r>
           <w:rPr>
             <w:rFonts w:ascii="楷体" w:eastAsia="楷体" w:hAnsi="楷体" w:cs="楷体"/>
@@ -1401,7 +1441,94 @@
             <w:szCs w:val="28"/>
             <w:u w:color="000000"/>
             <w:bdr w:val="nil"/>
-            <w:rPrChange w:id="41" w:author="yafei li" w:date="2026-05-11T23:31:00Z" w16du:dateUtc="2026-05-11T15:31:00Z">
+            <w:rPrChange w:id="43" w:author="yafei li" w:date="2026-05-11T23:31:00Z" w16du:dateUtc="2026-05-11T15:31:00Z">
+              <w:rPr/>
+            </w:rPrChange>
+          </w:rPr>
+          <w:t>在集群级任务放置阶段，根据通信代价预测模型和集群拓扑信息，对每个</w:t>
+        </w:r>
+        <w:r>
+          <w:rPr>
+            <w:rFonts w:ascii="楷体" w:eastAsia="楷体" w:hAnsi="楷体" w:cs="楷体" w:hint="eastAsia"/>
+            <w:color w:val="000000"/>
+            <w:kern w:val="2"/>
+            <w:sz w:val="28"/>
+            <w:szCs w:val="28"/>
+            <w:u w:color="000000"/>
+            <w:bdr w:val="nil"/>
+          </w:rPr>
+          <w:t>分布式推理</w:t>
+        </w:r>
+        <w:r>
+          <w:rPr>
+            <w:rFonts w:ascii="楷体" w:eastAsia="楷体" w:hAnsi="楷体" w:cs="楷体"/>
+            <w:color w:val="000000"/>
+            <w:kern w:val="2"/>
+            <w:sz w:val="28"/>
+            <w:szCs w:val="28"/>
+            <w:u w:color="000000"/>
+            <w:bdr w:val="nil"/>
+            <w:rPrChange w:id="44" w:author="yafei li" w:date="2026-05-11T23:31:00Z" w16du:dateUtc="2026-05-11T15:31:00Z">
+              <w:rPr/>
+            </w:rPrChange>
+          </w:rPr>
+          <w:t>任务及其并行子任务在候选节点上的通信开销进行评估，并结合任务优先级、节点负载和工作特征选择部署方案，从而降低跨节点通信延迟并兼顾节点负载均衡；</w:t>
+        </w:r>
+      </w:ins>
+    </w:p>
+    <w:p>
+      <w:pPr>
+        <w:spacing w:line="360" w:lineRule="auto"/>
+        <w:ind w:firstLineChars="200" w:firstLine="560"/>
+        <w:rPr>
+          <w:ins w:id="45" w:author="yafei li" w:date="2026-05-11T23:19:00Z" w16du:dateUtc="2026-05-11T15:19:00Z"/>
+          <w:rFonts w:ascii="楷体" w:eastAsia="楷体" w:hAnsi="楷体" w:cs="楷体"/>
+          <w:color w:val="000000"/>
+          <w:kern w:val="2"/>
+          <w:sz w:val="28"/>
+          <w:szCs w:val="28"/>
+          <w:u w:color="000000"/>
+          <w:bdr w:val="nil"/>
+          <w:rPrChange w:id="46" w:author="yafei li" w:date="2026-05-11T23:31:00Z" w16du:dateUtc="2026-05-11T15:31:00Z">
+            <w:rPr>
+              <w:ins w:id="47" w:author="yafei li" w:date="2026-05-11T23:19:00Z" w16du:dateUtc="2026-05-11T15:19:00Z"/>
+              <w:rFonts w:ascii="楷体" w:eastAsia="楷体" w:hAnsi="楷体" w:cs="楷体"/>
+              <w:sz w:val="28"/>
+              <w:szCs w:val="28"/>
+            </w:rPr>
+          </w:rPrChange>
+        </w:rPr>
+        <w:pPrChange w:id="48" w:author="yafei li" w:date="2026-05-12T23:07:00Z" w16du:dateUtc="2026-05-12T15:07:00Z">
+          <w:pPr>
+            <w:spacing w:line="360" w:lineRule="auto"/>
+            <w:ind w:firstLine="420"/>
+          </w:pPr>
+        </w:pPrChange>
+      </w:pPr>
+      <w:ins w:id="49" w:author="yafei li" w:date="2026-05-11T23:02:00Z" w16du:dateUtc="2026-05-11T15:02:00Z">
+        <w:r>
+          <w:rPr>
+            <w:rFonts w:ascii="楷体" w:eastAsia="楷体" w:hAnsi="楷体" w:cs="楷体"/>
+            <w:sz w:val="28"/>
+            <w:szCs w:val="28"/>
+            <w:rPrChange w:id="50" w:author="yafei li" w:date="2026-05-11T23:03:00Z" w16du:dateUtc="2026-05-11T15:03:00Z">
+              <w:rPr/>
+            </w:rPrChange>
+          </w:rPr>
+          <w:t>S3：</w:t>
+        </w:r>
+      </w:ins>
+      <w:ins w:id="51" w:author="yafei li" w:date="2026-05-11T23:31:00Z" w16du:dateUtc="2026-05-11T15:31:00Z">
+        <w:r>
+          <w:rPr>
+            <w:rFonts w:ascii="楷体" w:eastAsia="楷体" w:hAnsi="楷体" w:cs="楷体"/>
+            <w:color w:val="000000"/>
+            <w:kern w:val="2"/>
+            <w:sz w:val="28"/>
+            <w:szCs w:val="28"/>
+            <w:u w:color="000000"/>
+            <w:bdr w:val="nil"/>
+            <w:rPrChange w:id="52" w:author="yafei li" w:date="2026-05-11T23:31:00Z" w16du:dateUtc="2026-05-11T15:31:00Z">
               <w:rPr/>
             </w:rPrChange>
           </w:rPr>
@@ -1423,7 +1550,7 @@
         <w:spacing w:line="360" w:lineRule="auto"/>
         <w:jc w:val="both"/>
         <w:rPr>
-          <w:ins w:id="42" w:author="yafei li" w:date="2026-05-11T23:19:00Z" w16du:dateUtc="2026-05-11T15:19:00Z"/>
+          <w:ins w:id="53" w:author="yafei li" w:date="2026-05-11T23:19:00Z" w16du:dateUtc="2026-05-11T15:19:00Z"/>
           <w:rFonts w:ascii="楷体" w:eastAsia="楷体" w:hAnsi="楷体" w:cs="楷体"/>
           <w:color w:val="000000"/>
           <w:kern w:val="2"/>
@@ -1431,13 +1558,13 @@
           <w:szCs w:val="28"/>
           <w:u w:color="000000"/>
           <w:bdr w:val="nil"/>
-          <w:rPrChange w:id="43" w:author="yafei li" w:date="2026-05-11T23:19:00Z" w16du:dateUtc="2026-05-11T15:19:00Z">
+          <w:rPrChange w:id="54" w:author="yafei li" w:date="2026-05-11T23:19:00Z" w16du:dateUtc="2026-05-11T15:19:00Z">
             <w:rPr>
-              <w:ins w:id="44" w:author="yafei li" w:date="2026-05-11T23:19:00Z" w16du:dateUtc="2026-05-11T15:19:00Z"/>
+              <w:ins w:id="55" w:author="yafei li" w:date="2026-05-11T23:19:00Z" w16du:dateUtc="2026-05-11T15:19:00Z"/>
             </w:rPr>
           </w:rPrChange>
         </w:rPr>
-        <w:pPrChange w:id="45" w:author="yafei li" w:date="2026-05-11T23:19:00Z" w16du:dateUtc="2026-05-11T15:19:00Z">
+        <w:pPrChange w:id="56" w:author="yafei li" w:date="2026-05-11T23:19:00Z" w16du:dateUtc="2026-05-11T15:19:00Z">
           <w:pPr>
             <w:numPr>
               <w:numId w:val="3"/>
@@ -1450,7 +1577,7 @@
           </w:pPr>
         </w:pPrChange>
       </w:pPr>
-      <w:ins w:id="46" w:author="yafei li" w:date="2026-05-11T23:19:00Z" w16du:dateUtc="2026-05-11T15:19:00Z">
+      <w:ins w:id="57" w:author="yafei li" w:date="2026-05-11T23:19:00Z" w16du:dateUtc="2026-05-11T15:19:00Z">
         <w:r>
           <w:rPr>
             <w:rFonts w:ascii="楷体" w:eastAsia="楷体" w:hAnsi="楷体" w:cs="楷体" w:hint="eastAsia"/>
@@ -1468,14 +1595,14 @@
             <w:szCs w:val="28"/>
             <w:u w:color="000000"/>
             <w:bdr w:val="nil"/>
-            <w:rPrChange w:id="47" w:author="yafei li" w:date="2026-05-11T23:19:00Z" w16du:dateUtc="2026-05-11T15:19:00Z">
+            <w:rPrChange w:id="58" w:author="yafei li" w:date="2026-05-11T23:19:00Z" w16du:dateUtc="2026-05-11T15:19:00Z">
               <w:rPr/>
             </w:rPrChange>
           </w:rPr>
           <w:t>如权利要求1所述的</w:t>
         </w:r>
       </w:ins>
-      <w:ins w:id="48" w:author="yafei li" w:date="2026-05-11T23:47:00Z" w16du:dateUtc="2026-05-11T15:47:00Z">
+      <w:ins w:id="59" w:author="yafei li" w:date="2026-05-11T23:47:00Z" w16du:dateUtc="2026-05-11T15:47:00Z">
         <w:r>
           <w:rPr>
             <w:rFonts w:ascii="楷体" w:eastAsia="楷体" w:hAnsi="楷体" w:cs="楷体" w:hint="eastAsia"/>
@@ -1489,7 +1616,7 @@
           <w:t>一种</w:t>
         </w:r>
       </w:ins>
-      <w:ins w:id="49" w:author="yafei li" w:date="2026-05-11T23:19:00Z" w16du:dateUtc="2026-05-11T15:19:00Z">
+      <w:ins w:id="60" w:author="yafei li" w:date="2026-05-11T23:19:00Z" w16du:dateUtc="2026-05-11T15:19:00Z">
         <w:r>
           <w:rPr>
             <w:rFonts w:ascii="楷体" w:eastAsia="楷体" w:hAnsi="楷体" w:cs="楷体"/>
@@ -1499,14 +1626,14 @@
             <w:szCs w:val="28"/>
             <w:u w:color="000000"/>
             <w:bdr w:val="nil"/>
-            <w:rPrChange w:id="50" w:author="yafei li" w:date="2026-05-11T23:19:00Z" w16du:dateUtc="2026-05-11T15:19:00Z">
+            <w:rPrChange w:id="61" w:author="yafei li" w:date="2026-05-11T23:19:00Z" w16du:dateUtc="2026-05-11T15:19:00Z">
               <w:rPr/>
             </w:rPrChange>
           </w:rPr>
           <w:t>边缘容器集群中分布式推理任务细粒度资源调度</w:t>
         </w:r>
       </w:ins>
-      <w:ins w:id="51" w:author="yafei li" w:date="2026-05-11T23:49:00Z" w16du:dateUtc="2026-05-11T15:49:00Z">
+      <w:ins w:id="62" w:author="yafei li" w:date="2026-05-11T23:49:00Z" w16du:dateUtc="2026-05-11T15:49:00Z">
         <w:r>
           <w:rPr>
             <w:rFonts w:ascii="楷体" w:eastAsia="楷体" w:hAnsi="楷体" w:cs="楷体" w:hint="eastAsia"/>
@@ -1520,7 +1647,7 @@
           <w:t>的</w:t>
         </w:r>
       </w:ins>
-      <w:ins w:id="52" w:author="yafei li" w:date="2026-05-11T23:19:00Z" w16du:dateUtc="2026-05-11T15:19:00Z">
+      <w:ins w:id="63" w:author="yafei li" w:date="2026-05-11T23:19:00Z" w16du:dateUtc="2026-05-11T15:19:00Z">
         <w:r>
           <w:rPr>
             <w:rFonts w:ascii="楷体" w:eastAsia="楷体" w:hAnsi="楷体" w:cs="楷体"/>
@@ -1530,11 +1657,39 @@
             <w:szCs w:val="28"/>
             <w:u w:color="000000"/>
             <w:bdr w:val="nil"/>
-            <w:rPrChange w:id="53" w:author="yafei li" w:date="2026-05-11T23:19:00Z" w16du:dateUtc="2026-05-11T15:19:00Z">
+            <w:rPrChange w:id="64" w:author="yafei li" w:date="2026-05-11T23:19:00Z" w16du:dateUtc="2026-05-11T15:19:00Z">
               <w:rPr/>
             </w:rPrChange>
           </w:rPr>
-          <w:t>方法，其特征在于，步骤S1中，通信行为分析具体包括：将每个分布式推理任务在Prefill和Decode阶段的通信事件按消息尺度分桶；对每个消息桶计算通信规模、通信频率及通信拓扑特征；基于各消息桶的通信特征，构建任务间通信依赖矩阵，并将其输入通信代价预测模型，用于评估不同部署方案下的跨节点通信延迟。</w:t>
+          <w:t>方法，其特征在于，</w:t>
+        </w:r>
+      </w:ins>
+      <w:ins w:id="65" w:author="yafei li" w:date="2026-05-12T22:46:00Z" w16du:dateUtc="2026-05-12T14:46:00Z">
+        <w:r>
+          <w:rPr>
+            <w:rFonts w:ascii="楷体" w:eastAsia="楷体" w:hAnsi="楷体" w:cs="楷体"/>
+            <w:sz w:val="28"/>
+            <w:szCs w:val="28"/>
+            <w:lang w:val="zh-TW" w:eastAsia="zh-TW"/>
+          </w:rPr>
+          <w:t>所述</w:t>
+        </w:r>
+      </w:ins>
+      <w:ins w:id="66" w:author="yafei li" w:date="2026-05-11T23:19:00Z" w16du:dateUtc="2026-05-11T15:19:00Z">
+        <w:r>
+          <w:rPr>
+            <w:rFonts w:ascii="楷体" w:eastAsia="楷体" w:hAnsi="楷体" w:cs="楷体"/>
+            <w:color w:val="000000"/>
+            <w:kern w:val="2"/>
+            <w:sz w:val="28"/>
+            <w:szCs w:val="28"/>
+            <w:u w:color="000000"/>
+            <w:bdr w:val="nil"/>
+            <w:rPrChange w:id="67" w:author="yafei li" w:date="2026-05-11T23:19:00Z" w16du:dateUtc="2026-05-11T15:19:00Z">
+              <w:rPr/>
+            </w:rPrChange>
+          </w:rPr>
+          <w:t>步骤S1中，通信行为分析具体包括：将每个分布式推理任务在Prefill和Decode阶段的通信事件按消息尺度分桶；对每个消息桶计算通信规模、通信频率及通信拓扑特征；基于各消息桶的通信特征，构建任务间通信依赖矩阵，并将其输入通信代价预测模型，用于评估不同部署方案下的跨节点通信延迟。</w:t>
         </w:r>
       </w:ins>
     </w:p>
@@ -1542,23 +1697,23 @@
       <w:pPr>
         <w:spacing w:line="360" w:lineRule="auto"/>
         <w:rPr>
-          <w:ins w:id="54" w:author="yafei li" w:date="2026-05-11T23:27:00Z" w16du:dateUtc="2026-05-11T15:27:00Z"/>
-          <w:rFonts w:ascii="楷体" w:eastAsia="楷体" w:hAnsi="楷体" w:cs="楷体"/>
-          <w:sz w:val="28"/>
-          <w:szCs w:val="28"/>
-          <w:rPrChange w:id="55" w:author="yafei li" w:date="2026-05-11T23:27:00Z" w16du:dateUtc="2026-05-11T15:27:00Z">
+          <w:ins w:id="68" w:author="yafei li" w:date="2026-05-11T23:27:00Z" w16du:dateUtc="2026-05-11T15:27:00Z"/>
+          <w:rFonts w:ascii="楷体" w:eastAsia="楷体" w:hAnsi="楷体" w:cs="楷体"/>
+          <w:sz w:val="28"/>
+          <w:szCs w:val="28"/>
+          <w:rPrChange w:id="69" w:author="yafei li" w:date="2026-05-11T23:27:00Z" w16du:dateUtc="2026-05-11T15:27:00Z">
             <w:rPr>
-              <w:ins w:id="56" w:author="yafei li" w:date="2026-05-11T23:27:00Z" w16du:dateUtc="2026-05-11T15:27:00Z"/>
+              <w:ins w:id="70" w:author="yafei li" w:date="2026-05-11T23:27:00Z" w16du:dateUtc="2026-05-11T15:27:00Z"/>
             </w:rPr>
           </w:rPrChange>
         </w:rPr>
-        <w:pPrChange w:id="57" w:author="yafei li" w:date="2026-05-11T23:27:00Z" w16du:dateUtc="2026-05-11T15:27:00Z">
+        <w:pPrChange w:id="71" w:author="yafei li" w:date="2026-05-11T23:27:00Z" w16du:dateUtc="2026-05-11T15:27:00Z">
           <w:pPr>
             <w:pStyle w:val="a6"/>
           </w:pPr>
         </w:pPrChange>
       </w:pPr>
-      <w:ins w:id="58" w:author="yafei li" w:date="2026-05-11T23:27:00Z" w16du:dateUtc="2026-05-11T15:27:00Z">
+      <w:ins w:id="72" w:author="yafei li" w:date="2026-05-11T23:27:00Z" w16du:dateUtc="2026-05-11T15:27:00Z">
         <w:r>
           <w:rPr>
             <w:rFonts w:ascii="楷体" w:eastAsia="楷体" w:hAnsi="楷体" w:cs="楷体" w:hint="eastAsia"/>
@@ -1572,14 +1727,14 @@
             <w:rFonts w:ascii="楷体" w:eastAsia="楷体" w:hAnsi="楷体" w:cs="楷体"/>
             <w:sz w:val="28"/>
             <w:szCs w:val="28"/>
-            <w:rPrChange w:id="59" w:author="yafei li" w:date="2026-05-11T23:27:00Z" w16du:dateUtc="2026-05-11T15:27:00Z">
+            <w:rPrChange w:id="73" w:author="yafei li" w:date="2026-05-11T23:27:00Z" w16du:dateUtc="2026-05-11T15:27:00Z">
               <w:rPr/>
             </w:rPrChange>
           </w:rPr>
           <w:t>如权利要求1或2所述的</w:t>
         </w:r>
       </w:ins>
-      <w:ins w:id="60" w:author="yafei li" w:date="2026-05-11T23:47:00Z" w16du:dateUtc="2026-05-11T15:47:00Z">
+      <w:ins w:id="74" w:author="yafei li" w:date="2026-05-11T23:47:00Z" w16du:dateUtc="2026-05-11T15:47:00Z">
         <w:r>
           <w:rPr>
             <w:rFonts w:ascii="楷体" w:eastAsia="楷体" w:hAnsi="楷体" w:cs="楷体" w:hint="eastAsia"/>
@@ -1589,20 +1744,20 @@
           <w:t>一种</w:t>
         </w:r>
       </w:ins>
-      <w:ins w:id="61" w:author="yafei li" w:date="2026-05-11T23:27:00Z" w16du:dateUtc="2026-05-11T15:27:00Z">
-        <w:r>
-          <w:rPr>
-            <w:rFonts w:ascii="楷体" w:eastAsia="楷体" w:hAnsi="楷体" w:cs="楷体"/>
-            <w:sz w:val="28"/>
-            <w:szCs w:val="28"/>
-            <w:rPrChange w:id="62" w:author="yafei li" w:date="2026-05-11T23:27:00Z" w16du:dateUtc="2026-05-11T15:27:00Z">
+      <w:ins w:id="75" w:author="yafei li" w:date="2026-05-11T23:27:00Z" w16du:dateUtc="2026-05-11T15:27:00Z">
+        <w:r>
+          <w:rPr>
+            <w:rFonts w:ascii="楷体" w:eastAsia="楷体" w:hAnsi="楷体" w:cs="楷体"/>
+            <w:sz w:val="28"/>
+            <w:szCs w:val="28"/>
+            <w:rPrChange w:id="76" w:author="yafei li" w:date="2026-05-11T23:27:00Z" w16du:dateUtc="2026-05-11T15:27:00Z">
               <w:rPr/>
             </w:rPrChange>
           </w:rPr>
           <w:t>边缘容器集群中分布式推理任务细粒度资源调度</w:t>
         </w:r>
       </w:ins>
-      <w:ins w:id="63" w:author="yafei li" w:date="2026-05-11T23:49:00Z" w16du:dateUtc="2026-05-11T15:49:00Z">
+      <w:ins w:id="77" w:author="yafei li" w:date="2026-05-11T23:49:00Z" w16du:dateUtc="2026-05-11T15:49:00Z">
         <w:r>
           <w:rPr>
             <w:rFonts w:ascii="楷体" w:eastAsia="楷体" w:hAnsi="楷体" w:cs="楷体" w:hint="eastAsia"/>
@@ -1612,13 +1767,13 @@
           <w:t>的</w:t>
         </w:r>
       </w:ins>
-      <w:ins w:id="64" w:author="yafei li" w:date="2026-05-11T23:27:00Z" w16du:dateUtc="2026-05-11T15:27:00Z">
-        <w:r>
-          <w:rPr>
-            <w:rFonts w:ascii="楷体" w:eastAsia="楷体" w:hAnsi="楷体" w:cs="楷体"/>
-            <w:sz w:val="28"/>
-            <w:szCs w:val="28"/>
-            <w:rPrChange w:id="65" w:author="yafei li" w:date="2026-05-11T23:27:00Z" w16du:dateUtc="2026-05-11T15:27:00Z">
+      <w:ins w:id="78" w:author="yafei li" w:date="2026-05-11T23:27:00Z" w16du:dateUtc="2026-05-11T15:27:00Z">
+        <w:r>
+          <w:rPr>
+            <w:rFonts w:ascii="楷体" w:eastAsia="楷体" w:hAnsi="楷体" w:cs="楷体"/>
+            <w:sz w:val="28"/>
+            <w:szCs w:val="28"/>
+            <w:rPrChange w:id="79" w:author="yafei li" w:date="2026-05-11T23:27:00Z" w16du:dateUtc="2026-05-11T15:27:00Z">
               <w:rPr/>
             </w:rPrChange>
           </w:rPr>
@@ -1638,10 +1793,10 @@
           <w:bar w:val="nil"/>
         </w:pBdr>
         <w:spacing w:line="360" w:lineRule="auto"/>
-        <w:ind w:firstLine="420"/>
+        <w:ind w:firstLineChars="200" w:firstLine="560"/>
         <w:jc w:val="both"/>
         <w:rPr>
-          <w:ins w:id="66" w:author="yafei li" w:date="2026-05-11T23:27:00Z" w16du:dateUtc="2026-05-11T15:27:00Z"/>
+          <w:ins w:id="80" w:author="yafei li" w:date="2026-05-11T23:27:00Z" w16du:dateUtc="2026-05-11T15:27:00Z"/>
           <w:rFonts w:ascii="楷体" w:eastAsia="楷体" w:hAnsi="楷体" w:cs="楷体"/>
           <w:color w:val="000000"/>
           <w:kern w:val="2"/>
@@ -1649,13 +1804,13 @@
           <w:szCs w:val="28"/>
           <w:u w:color="000000"/>
           <w:bdr w:val="nil"/>
-          <w:rPrChange w:id="67" w:author="yafei li" w:date="2026-05-11T23:27:00Z" w16du:dateUtc="2026-05-11T15:27:00Z">
+          <w:rPrChange w:id="81" w:author="yafei li" w:date="2026-05-11T23:27:00Z" w16du:dateUtc="2026-05-11T15:27:00Z">
             <w:rPr>
-              <w:ins w:id="68" w:author="yafei li" w:date="2026-05-11T23:27:00Z" w16du:dateUtc="2026-05-11T15:27:00Z"/>
+              <w:ins w:id="82" w:author="yafei li" w:date="2026-05-11T23:27:00Z" w16du:dateUtc="2026-05-11T15:27:00Z"/>
             </w:rPr>
           </w:rPrChange>
         </w:rPr>
-        <w:pPrChange w:id="69" w:author="yafei li" w:date="2026-05-11T23:27:00Z" w16du:dateUtc="2026-05-11T15:27:00Z">
+        <w:pPrChange w:id="83" w:author="yafei li" w:date="2026-05-12T23:07:00Z" w16du:dateUtc="2026-05-12T15:07:00Z">
           <w:pPr>
             <w:numPr>
               <w:numId w:val="4"/>
@@ -1668,7 +1823,7 @@
           </w:pPr>
         </w:pPrChange>
       </w:pPr>
-      <w:ins w:id="70" w:author="yafei li" w:date="2026-05-11T23:27:00Z" w16du:dateUtc="2026-05-11T15:27:00Z">
+      <w:ins w:id="84" w:author="yafei li" w:date="2026-05-11T23:27:00Z" w16du:dateUtc="2026-05-11T15:27:00Z">
         <w:r>
           <w:rPr>
             <w:rFonts w:ascii="楷体" w:eastAsia="楷体" w:hAnsi="楷体" w:cs="楷体"/>
@@ -1686,7 +1841,7 @@
             <w:szCs w:val="28"/>
             <w:u w:color="000000"/>
             <w:bdr w:val="nil"/>
-            <w:rPrChange w:id="71" w:author="yafei li" w:date="2026-05-11T23:27:00Z" w16du:dateUtc="2026-05-11T15:27:00Z">
+            <w:rPrChange w:id="85" w:author="yafei li" w:date="2026-05-11T23:27:00Z" w16du:dateUtc="2026-05-11T15:27:00Z">
               <w:rPr/>
             </w:rPrChange>
           </w:rPr>
@@ -1706,10 +1861,10 @@
           <w:bar w:val="nil"/>
         </w:pBdr>
         <w:spacing w:line="360" w:lineRule="auto"/>
-        <w:ind w:firstLine="420"/>
+        <w:ind w:firstLineChars="200" w:firstLine="560"/>
         <w:jc w:val="both"/>
         <w:rPr>
-          <w:ins w:id="72" w:author="yafei li" w:date="2026-05-11T23:27:00Z" w16du:dateUtc="2026-05-11T15:27:00Z"/>
+          <w:ins w:id="86" w:author="yafei li" w:date="2026-05-11T23:27:00Z" w16du:dateUtc="2026-05-11T15:27:00Z"/>
           <w:rFonts w:ascii="楷体" w:eastAsia="楷体" w:hAnsi="楷体" w:cs="楷体"/>
           <w:color w:val="000000"/>
           <w:kern w:val="2"/>
@@ -1717,13 +1872,13 @@
           <w:szCs w:val="28"/>
           <w:u w:color="000000"/>
           <w:bdr w:val="nil"/>
-          <w:rPrChange w:id="73" w:author="yafei li" w:date="2026-05-11T23:27:00Z" w16du:dateUtc="2026-05-11T15:27:00Z">
+          <w:rPrChange w:id="87" w:author="yafei li" w:date="2026-05-11T23:27:00Z" w16du:dateUtc="2026-05-11T15:27:00Z">
             <w:rPr>
-              <w:ins w:id="74" w:author="yafei li" w:date="2026-05-11T23:27:00Z" w16du:dateUtc="2026-05-11T15:27:00Z"/>
+              <w:ins w:id="88" w:author="yafei li" w:date="2026-05-11T23:27:00Z" w16du:dateUtc="2026-05-11T15:27:00Z"/>
             </w:rPr>
           </w:rPrChange>
         </w:rPr>
-        <w:pPrChange w:id="75" w:author="yafei li" w:date="2026-05-11T23:27:00Z" w16du:dateUtc="2026-05-11T15:27:00Z">
+        <w:pPrChange w:id="89" w:author="yafei li" w:date="2026-05-12T23:07:00Z" w16du:dateUtc="2026-05-12T15:07:00Z">
           <w:pPr>
             <w:numPr>
               <w:numId w:val="4"/>
@@ -1736,7 +1891,7 @@
           </w:pPr>
         </w:pPrChange>
       </w:pPr>
-      <w:ins w:id="76" w:author="yafei li" w:date="2026-05-11T23:27:00Z" w16du:dateUtc="2026-05-11T15:27:00Z">
+      <w:ins w:id="90" w:author="yafei li" w:date="2026-05-11T23:27:00Z" w16du:dateUtc="2026-05-11T15:27:00Z">
         <w:r>
           <w:rPr>
             <w:rFonts w:ascii="楷体" w:eastAsia="楷体" w:hAnsi="楷体" w:cs="楷体"/>
@@ -1770,7 +1925,7 @@
             <w:szCs w:val="28"/>
             <w:u w:color="000000"/>
             <w:bdr w:val="nil"/>
-            <w:rPrChange w:id="77" w:author="yafei li" w:date="2026-05-11T23:27:00Z" w16du:dateUtc="2026-05-11T15:27:00Z">
+            <w:rPrChange w:id="91" w:author="yafei li" w:date="2026-05-11T23:27:00Z" w16du:dateUtc="2026-05-11T15:27:00Z">
               <w:rPr/>
             </w:rPrChange>
           </w:rPr>
@@ -1790,10 +1945,10 @@
           <w:bar w:val="nil"/>
         </w:pBdr>
         <w:spacing w:line="360" w:lineRule="auto"/>
-        <w:ind w:firstLine="420"/>
+        <w:ind w:firstLineChars="200" w:firstLine="560"/>
         <w:jc w:val="both"/>
         <w:rPr>
-          <w:ins w:id="78" w:author="yafei li" w:date="2026-05-11T23:52:00Z" w16du:dateUtc="2026-05-11T15:52:00Z"/>
+          <w:ins w:id="92" w:author="yafei li" w:date="2026-05-11T23:52:00Z" w16du:dateUtc="2026-05-11T15:52:00Z"/>
           <w:rFonts w:ascii="楷体" w:eastAsia="楷体" w:hAnsi="楷体" w:cs="楷体"/>
           <w:color w:val="000000"/>
           <w:kern w:val="2"/>
@@ -1802,8 +1957,24 @@
           <w:u w:color="000000"/>
           <w:bdr w:val="nil"/>
         </w:rPr>
-      </w:pPr>
-      <w:ins w:id="79" w:author="yafei li" w:date="2026-05-11T23:27:00Z" w16du:dateUtc="2026-05-11T15:27:00Z">
+        <w:pPrChange w:id="93" w:author="yafei li" w:date="2026-05-12T23:07:00Z" w16du:dateUtc="2026-05-12T15:07:00Z">
+          <w:pPr>
+            <w:widowControl w:val="0"/>
+            <w:pBdr>
+              <w:top w:val="nil"/>
+              <w:left w:val="nil"/>
+              <w:bottom w:val="nil"/>
+              <w:right w:val="nil"/>
+              <w:between w:val="nil"/>
+              <w:bar w:val="nil"/>
+            </w:pBdr>
+            <w:spacing w:line="360" w:lineRule="auto"/>
+            <w:ind w:firstLine="420"/>
+            <w:jc w:val="both"/>
+          </w:pPr>
+        </w:pPrChange>
+      </w:pPr>
+      <w:ins w:id="94" w:author="yafei li" w:date="2026-05-11T23:27:00Z" w16du:dateUtc="2026-05-11T15:27:00Z">
         <w:r>
           <w:rPr>
             <w:rFonts w:ascii="楷体" w:eastAsia="楷体" w:hAnsi="楷体" w:cs="楷体"/>
@@ -1837,7 +2008,7 @@
             <w:szCs w:val="28"/>
             <w:u w:color="000000"/>
             <w:bdr w:val="nil"/>
-            <w:rPrChange w:id="80" w:author="yafei li" w:date="2026-05-11T23:27:00Z" w16du:dateUtc="2026-05-11T15:27:00Z">
+            <w:rPrChange w:id="95" w:author="yafei li" w:date="2026-05-11T23:27:00Z" w16du:dateUtc="2026-05-11T15:27:00Z">
               <w:rPr/>
             </w:rPrChange>
           </w:rPr>
@@ -1859,7 +2030,7 @@
         <w:spacing w:line="360" w:lineRule="auto"/>
         <w:jc w:val="both"/>
         <w:rPr>
-          <w:ins w:id="81" w:author="yafei li" w:date="2026-05-11T23:52:00Z" w16du:dateUtc="2026-05-11T15:52:00Z"/>
+          <w:ins w:id="96" w:author="yafei li" w:date="2026-05-11T23:52:00Z" w16du:dateUtc="2026-05-11T15:52:00Z"/>
           <w:rFonts w:ascii="楷体" w:eastAsia="楷体" w:hAnsi="楷体" w:cs="楷体"/>
           <w:color w:val="000000"/>
           <w:kern w:val="2"/>
@@ -1869,7 +2040,7 @@
           <w:bdr w:val="nil"/>
         </w:rPr>
       </w:pPr>
-      <w:ins w:id="82" w:author="yafei li" w:date="2026-05-11T23:52:00Z" w16du:dateUtc="2026-05-11T15:52:00Z">
+      <w:ins w:id="97" w:author="yafei li" w:date="2026-05-11T23:52:00Z" w16du:dateUtc="2026-05-11T15:52:00Z">
         <w:r>
           <w:rPr>
             <w:rFonts w:ascii="楷体" w:eastAsia="楷体" w:hAnsi="楷体" w:cs="楷体" w:hint="eastAsia"/>
@@ -2009,7 +2180,7 @@
       <w:pPr>
         <w:spacing w:line="360" w:lineRule="auto"/>
         <w:rPr>
-          <w:ins w:id="83" w:author="yafei li" w:date="2026-05-11T23:52:00Z" w16du:dateUtc="2026-05-11T15:52:00Z"/>
+          <w:ins w:id="98" w:author="yafei li" w:date="2026-05-11T23:52:00Z" w16du:dateUtc="2026-05-11T15:52:00Z"/>
           <w:rFonts w:ascii="Cambria Math" w:hAnsi="Cambria Math"/>
           <w:i/>
         </w:rPr>
@@ -2019,7 +2190,7 @@
           <m:sSub>
             <m:sSubPr>
               <m:ctrlPr>
-                <w:ins w:id="84" w:author="yafei li" w:date="2026-05-11T23:52:00Z" w16du:dateUtc="2026-05-11T15:52:00Z">
+                <w:ins w:id="99" w:author="yafei li" w:date="2026-05-11T23:52:00Z" w16du:dateUtc="2026-05-11T15:52:00Z">
                   <w:rPr>
                     <w:rFonts w:ascii="Cambria Math" w:hAnsi="Cambria Math"/>
                   </w:rPr>
@@ -2028,7 +2199,7 @@
             </m:sSubPr>
             <m:e>
               <m:r>
-                <w:ins w:id="85" w:author="yafei li" w:date="2026-05-11T23:52:00Z" w16du:dateUtc="2026-05-11T15:52:00Z">
+                <w:ins w:id="100" w:author="yafei li" w:date="2026-05-11T23:52:00Z" w16du:dateUtc="2026-05-11T15:52:00Z">
                   <w:rPr>
                     <w:rFonts w:ascii="Cambria Math" w:hAnsi="Cambria Math"/>
                   </w:rPr>
@@ -2038,7 +2209,7 @@
             </m:e>
             <m:sub>
               <m:r>
-                <w:ins w:id="86" w:author="yafei li" w:date="2026-05-11T23:52:00Z" w16du:dateUtc="2026-05-11T15:52:00Z">
+                <w:ins w:id="101" w:author="yafei li" w:date="2026-05-11T23:52:00Z" w16du:dateUtc="2026-05-11T15:52:00Z">
                   <m:rPr>
                     <m:nor/>
                   </m:rPr>
@@ -2052,7 +2223,7 @@
             </m:sub>
           </m:sSub>
           <m:r>
-            <w:ins w:id="87" w:author="yafei li" w:date="2026-05-11T23:52:00Z" w16du:dateUtc="2026-05-11T15:52:00Z">
+            <w:ins w:id="102" w:author="yafei li" w:date="2026-05-11T23:52:00Z" w16du:dateUtc="2026-05-11T15:52:00Z">
               <w:rPr>
                 <w:rFonts w:ascii="Cambria Math" w:hAnsi="Cambria Math"/>
               </w:rPr>
@@ -2066,7 +2237,7 @@
               <m:grow m:val="1"/>
               <m:supHide m:val="1"/>
               <m:ctrlPr>
-                <w:ins w:id="88" w:author="yafei li" w:date="2026-05-11T23:52:00Z" w16du:dateUtc="2026-05-11T15:52:00Z">
+                <w:ins w:id="103" w:author="yafei li" w:date="2026-05-11T23:52:00Z" w16du:dateUtc="2026-05-11T15:52:00Z">
                   <w:rPr>
                     <w:rFonts w:ascii="Cambria Math" w:hAnsi="Cambria Math"/>
                   </w:rPr>
@@ -2075,7 +2246,7 @@
             </m:naryPr>
             <m:sub>
               <m:r>
-                <w:ins w:id="89" w:author="yafei li" w:date="2026-05-11T23:52:00Z" w16du:dateUtc="2026-05-11T15:52:00Z">
+                <w:ins w:id="104" w:author="yafei li" w:date="2026-05-11T23:52:00Z" w16du:dateUtc="2026-05-11T15:52:00Z">
                   <w:rPr>
                     <w:rFonts w:ascii="Cambria Math" w:hAnsi="Cambria Math"/>
                   </w:rPr>
@@ -2088,7 +2259,7 @@
               <m:f>
                 <m:fPr>
                   <m:ctrlPr>
-                    <w:ins w:id="90" w:author="yafei li" w:date="2026-05-11T23:52:00Z" w16du:dateUtc="2026-05-11T15:52:00Z">
+                    <w:ins w:id="105" w:author="yafei li" w:date="2026-05-11T23:52:00Z" w16du:dateUtc="2026-05-11T15:52:00Z">
                       <w:rPr>
                         <w:rFonts w:ascii="Cambria Math" w:hAnsi="Cambria Math"/>
                       </w:rPr>
@@ -2099,7 +2270,7 @@
                   <m:sSub>
                     <m:sSubPr>
                       <m:ctrlPr>
-                        <w:ins w:id="91" w:author="yafei li" w:date="2026-05-11T23:52:00Z" w16du:dateUtc="2026-05-11T15:52:00Z">
+                        <w:ins w:id="106" w:author="yafei li" w:date="2026-05-11T23:52:00Z" w16du:dateUtc="2026-05-11T15:52:00Z">
                           <w:rPr>
                             <w:rFonts w:ascii="Cambria Math" w:hAnsi="Cambria Math"/>
                           </w:rPr>
@@ -2108,7 +2279,7 @@
                     </m:sSubPr>
                     <m:e>
                       <m:r>
-                        <w:ins w:id="92" w:author="yafei li" w:date="2026-05-11T23:52:00Z" w16du:dateUtc="2026-05-11T15:52:00Z">
+                        <w:ins w:id="107" w:author="yafei li" w:date="2026-05-11T23:52:00Z" w16du:dateUtc="2026-05-11T15:52:00Z">
                           <w:rPr>
                             <w:rFonts w:ascii="Cambria Math" w:hAnsi="Cambria Math"/>
                           </w:rPr>
@@ -2118,7 +2289,7 @@
                     </m:e>
                     <m:sub>
                       <m:r>
-                        <w:ins w:id="93" w:author="yafei li" w:date="2026-05-11T23:52:00Z" w16du:dateUtc="2026-05-11T15:52:00Z">
+                        <w:ins w:id="108" w:author="yafei li" w:date="2026-05-11T23:52:00Z" w16du:dateUtc="2026-05-11T15:52:00Z">
                           <w:rPr>
                             <w:rFonts w:ascii="Cambria Math" w:hAnsi="Cambria Math"/>
                           </w:rPr>
@@ -2130,7 +2301,7 @@
                 </m:num>
                 <m:den>
                   <m:r>
-                    <w:ins w:id="94" w:author="yafei li" w:date="2026-05-11T23:52:00Z" w16du:dateUtc="2026-05-11T15:52:00Z">
+                    <w:ins w:id="109" w:author="yafei li" w:date="2026-05-11T23:52:00Z" w16du:dateUtc="2026-05-11T15:52:00Z">
                       <w:rPr>
                         <w:rFonts w:ascii="Cambria Math" w:hAnsi="Cambria Math"/>
                       </w:rPr>
@@ -2140,7 +2311,7 @@
                   <m:sSub>
                     <m:sSubPr>
                       <m:ctrlPr>
-                        <w:ins w:id="95" w:author="yafei li" w:date="2026-05-11T23:52:00Z" w16du:dateUtc="2026-05-11T15:52:00Z">
+                        <w:ins w:id="110" w:author="yafei li" w:date="2026-05-11T23:52:00Z" w16du:dateUtc="2026-05-11T15:52:00Z">
                           <w:rPr>
                             <w:rFonts w:ascii="Cambria Math" w:hAnsi="Cambria Math"/>
                           </w:rPr>
@@ -2149,7 +2320,7 @@
                     </m:sSubPr>
                     <m:e>
                       <m:r>
-                        <w:ins w:id="96" w:author="yafei li" w:date="2026-05-11T23:52:00Z" w16du:dateUtc="2026-05-11T15:52:00Z">
+                        <w:ins w:id="111" w:author="yafei li" w:date="2026-05-11T23:52:00Z" w16du:dateUtc="2026-05-11T15:52:00Z">
                           <w:rPr>
                             <w:rFonts w:ascii="Cambria Math" w:hAnsi="Cambria Math"/>
                           </w:rPr>
@@ -2159,7 +2330,7 @@
                     </m:e>
                     <m:sub>
                       <m:r>
-                        <w:ins w:id="97" w:author="yafei li" w:date="2026-05-11T23:52:00Z" w16du:dateUtc="2026-05-11T15:52:00Z">
+                        <w:ins w:id="112" w:author="yafei li" w:date="2026-05-11T23:52:00Z" w16du:dateUtc="2026-05-11T15:52:00Z">
                           <w:rPr>
                             <w:rFonts w:ascii="Cambria Math" w:hAnsi="Cambria Math"/>
                           </w:rPr>
@@ -2169,7 +2340,7 @@
                     </m:sub>
                   </m:sSub>
                   <m:r>
-                    <w:ins w:id="98" w:author="yafei li" w:date="2026-05-11T23:52:00Z" w16du:dateUtc="2026-05-11T15:52:00Z">
+                    <w:ins w:id="113" w:author="yafei li" w:date="2026-05-11T23:52:00Z" w16du:dateUtc="2026-05-11T15:52:00Z">
                       <w:rPr>
                         <w:rFonts w:ascii="Cambria Math" w:hAnsi="Cambria Math"/>
                       </w:rPr>
@@ -2181,7 +2352,7 @@
             </m:e>
           </m:nary>
           <m:r>
-            <w:ins w:id="99" w:author="yafei li" w:date="2026-05-11T23:52:00Z" w16du:dateUtc="2026-05-11T15:52:00Z">
+            <w:ins w:id="114" w:author="yafei li" w:date="2026-05-11T23:52:00Z" w16du:dateUtc="2026-05-11T15:52:00Z">
               <w:rPr>
                 <w:rFonts w:ascii="Cambria Math" w:hAnsi="Cambria Math"/>
               </w:rPr>
@@ -2191,7 +2362,7 @@
           <m:sSub>
             <m:sSubPr>
               <m:ctrlPr>
-                <w:ins w:id="100" w:author="yafei li" w:date="2026-05-11T23:52:00Z" w16du:dateUtc="2026-05-11T15:52:00Z">
+                <w:ins w:id="115" w:author="yafei li" w:date="2026-05-11T23:52:00Z" w16du:dateUtc="2026-05-11T15:52:00Z">
                   <w:rPr>
                     <w:rFonts w:ascii="Cambria Math" w:hAnsi="Cambria Math"/>
                   </w:rPr>
@@ -2200,7 +2371,7 @@
             </m:sSubPr>
             <m:e>
               <m:r>
-                <w:ins w:id="101" w:author="yafei li" w:date="2026-05-11T23:52:00Z" w16du:dateUtc="2026-05-11T15:52:00Z">
+                <w:ins w:id="116" w:author="yafei li" w:date="2026-05-11T23:52:00Z" w16du:dateUtc="2026-05-11T15:52:00Z">
                   <w:rPr>
                     <w:rFonts w:ascii="Cambria Math" w:hAnsi="Cambria Math"/>
                   </w:rPr>
@@ -2210,7 +2381,7 @@
             </m:e>
             <m:sub>
               <m:r>
-                <w:ins w:id="102" w:author="yafei li" w:date="2026-05-11T23:52:00Z" w16du:dateUtc="2026-05-11T15:52:00Z">
+                <w:ins w:id="117" w:author="yafei li" w:date="2026-05-11T23:52:00Z" w16du:dateUtc="2026-05-11T15:52:00Z">
                   <w:rPr>
                     <w:rFonts w:ascii="Cambria Math" w:hAnsi="Cambria Math"/>
                   </w:rPr>
@@ -2220,7 +2391,7 @@
             </m:sub>
           </m:sSub>
           <m:r>
-            <w:ins w:id="103" w:author="yafei li" w:date="2026-05-11T23:52:00Z" w16du:dateUtc="2026-05-11T15:52:00Z">
+            <w:ins w:id="118" w:author="yafei li" w:date="2026-05-11T23:52:00Z" w16du:dateUtc="2026-05-11T15:52:00Z">
               <w:rPr>
                 <w:rFonts w:ascii="Cambria Math" w:hAnsi="Cambria Math"/>
               </w:rPr>
@@ -2230,7 +2401,7 @@
           <m:sSub>
             <m:sSubPr>
               <m:ctrlPr>
-                <w:ins w:id="104" w:author="yafei li" w:date="2026-05-11T23:52:00Z" w16du:dateUtc="2026-05-11T15:52:00Z">
+                <w:ins w:id="119" w:author="yafei li" w:date="2026-05-11T23:52:00Z" w16du:dateUtc="2026-05-11T15:52:00Z">
                   <w:rPr>
                     <w:rFonts w:ascii="Cambria Math" w:hAnsi="Cambria Math"/>
                   </w:rPr>
@@ -2239,7 +2410,7 @@
             </m:sSubPr>
             <m:e>
               <m:r>
-                <w:ins w:id="105" w:author="yafei li" w:date="2026-05-11T23:52:00Z" w16du:dateUtc="2026-05-11T15:52:00Z">
+                <w:ins w:id="120" w:author="yafei li" w:date="2026-05-11T23:52:00Z" w16du:dateUtc="2026-05-11T15:52:00Z">
                   <w:rPr>
                     <w:rFonts w:ascii="Cambria Math" w:hAnsi="Cambria Math"/>
                   </w:rPr>
@@ -2249,7 +2420,7 @@
             </m:e>
             <m:sub>
               <m:r>
-                <w:ins w:id="106" w:author="yafei li" w:date="2026-05-11T23:52:00Z" w16du:dateUtc="2026-05-11T15:52:00Z">
+                <w:ins w:id="121" w:author="yafei li" w:date="2026-05-11T23:52:00Z" w16du:dateUtc="2026-05-11T15:52:00Z">
                   <w:rPr>
                     <w:rFonts w:ascii="Cambria Math" w:hAnsi="Cambria Math"/>
                   </w:rPr>
@@ -2259,7 +2430,7 @@
             </m:sub>
           </m:sSub>
           <m:r>
-            <w:ins w:id="107" w:author="yafei li" w:date="2026-05-11T23:52:00Z" w16du:dateUtc="2026-05-11T15:52:00Z">
+            <w:ins w:id="122" w:author="yafei li" w:date="2026-05-11T23:52:00Z" w16du:dateUtc="2026-05-11T15:52:00Z">
               <w:rPr>
                 <w:rFonts w:ascii="Cambria Math" w:hAnsi="Cambria Math"/>
               </w:rPr>
@@ -2272,18 +2443,18 @@
     <w:p>
       <w:pPr>
         <w:spacing w:line="360" w:lineRule="auto"/>
-        <w:ind w:firstLine="420"/>
-        <w:rPr>
-          <w:ins w:id="108" w:author="yafei li" w:date="2026-05-11T23:27:00Z" w16du:dateUtc="2026-05-11T15:27:00Z"/>
-          <w:rFonts w:ascii="Cambria Math" w:hAnsi="Cambria Math" w:hint="eastAsia"/>
+        <w:ind w:firstLineChars="200" w:firstLine="560"/>
+        <w:rPr>
+          <w:ins w:id="123" w:author="yafei li" w:date="2026-05-11T23:27:00Z" w16du:dateUtc="2026-05-11T15:27:00Z"/>
+          <w:rFonts w:ascii="Cambria Math" w:hAnsi="Cambria Math"/>
           <w:i/>
-          <w:rPrChange w:id="109" w:author="yafei li" w:date="2026-05-11T23:52:00Z" w16du:dateUtc="2026-05-11T15:52:00Z">
+          <w:rPrChange w:id="124" w:author="yafei li" w:date="2026-05-11T23:52:00Z" w16du:dateUtc="2026-05-11T15:52:00Z">
             <w:rPr>
-              <w:ins w:id="110" w:author="yafei li" w:date="2026-05-11T23:27:00Z" w16du:dateUtc="2026-05-11T15:27:00Z"/>
+              <w:ins w:id="125" w:author="yafei li" w:date="2026-05-11T23:27:00Z" w16du:dateUtc="2026-05-11T15:27:00Z"/>
             </w:rPr>
           </w:rPrChange>
         </w:rPr>
-        <w:pPrChange w:id="111" w:author="yafei li" w:date="2026-05-11T23:52:00Z" w16du:dateUtc="2026-05-11T15:52:00Z">
+        <w:pPrChange w:id="126" w:author="yafei li" w:date="2026-05-12T23:07:00Z" w16du:dateUtc="2026-05-12T15:07:00Z">
           <w:pPr>
             <w:numPr>
               <w:numId w:val="4"/>
@@ -2296,7 +2467,7 @@
           </w:pPr>
         </w:pPrChange>
       </w:pPr>
-      <w:ins w:id="112" w:author="yafei li" w:date="2026-05-11T23:52:00Z" w16du:dateUtc="2026-05-11T15:52:00Z">
+      <w:ins w:id="127" w:author="yafei li" w:date="2026-05-11T23:52:00Z" w16du:dateUtc="2026-05-11T15:52:00Z">
         <w:r>
           <w:rPr>
             <w:rFonts w:ascii="楷体" w:eastAsia="楷体" w:hAnsi="楷体" w:cs="楷体"/>
@@ -2312,7 +2483,7 @@
       </w:ins>
       <m:oMath>
         <m:r>
-          <w:ins w:id="113" w:author="yafei li" w:date="2026-05-11T23:52:00Z" w16du:dateUtc="2026-05-11T15:52:00Z">
+          <w:ins w:id="128" w:author="yafei li" w:date="2026-05-11T23:52:00Z" w16du:dateUtc="2026-05-11T15:52:00Z">
             <w:rPr>
               <w:rFonts w:ascii="Cambria Math" w:eastAsia="楷体" w:hAnsi="Cambria Math" w:cs="楷体"/>
               <w:color w:val="000000"/>
@@ -2326,7 +2497,7 @@
           </w:ins>
         </m:r>
       </m:oMath>
-      <w:ins w:id="114" w:author="yafei li" w:date="2026-05-11T23:52:00Z" w16du:dateUtc="2026-05-11T15:52:00Z">
+      <w:ins w:id="129" w:author="yafei li" w:date="2026-05-11T23:52:00Z" w16du:dateUtc="2026-05-11T15:52:00Z">
         <w:r>
           <w:rPr>
             <w:rFonts w:ascii="楷体" w:eastAsia="楷体" w:hAnsi="楷体" w:cs="楷体"/>
@@ -2344,7 +2515,7 @@
         <m:sSub>
           <m:sSubPr>
             <m:ctrlPr>
-              <w:ins w:id="115" w:author="yafei li" w:date="2026-05-11T23:52:00Z" w16du:dateUtc="2026-05-11T15:52:00Z">
+              <w:ins w:id="130" w:author="yafei li" w:date="2026-05-11T23:52:00Z" w16du:dateUtc="2026-05-11T15:52:00Z">
                 <w:rPr>
                   <w:rFonts w:ascii="Cambria Math" w:eastAsia="楷体" w:hAnsi="Cambria Math" w:cs="楷体"/>
                   <w:color w:val="000000"/>
@@ -2359,7 +2530,7 @@
           </m:sSubPr>
           <m:e>
             <m:r>
-              <w:ins w:id="116" w:author="yafei li" w:date="2026-05-11T23:52:00Z" w16du:dateUtc="2026-05-11T15:52:00Z">
+              <w:ins w:id="131" w:author="yafei li" w:date="2026-05-11T23:52:00Z" w16du:dateUtc="2026-05-11T15:52:00Z">
                 <w:rPr>
                   <w:rFonts w:ascii="Cambria Math" w:eastAsia="楷体" w:hAnsi="Cambria Math" w:cs="楷体"/>
                   <w:color w:val="000000"/>
@@ -2375,7 +2546,7 @@
           </m:e>
           <m:sub>
             <m:r>
-              <w:ins w:id="117" w:author="yafei li" w:date="2026-05-11T23:52:00Z" w16du:dateUtc="2026-05-11T15:52:00Z">
+              <w:ins w:id="132" w:author="yafei li" w:date="2026-05-11T23:52:00Z" w16du:dateUtc="2026-05-11T15:52:00Z">
                 <w:rPr>
                   <w:rFonts w:ascii="Cambria Math" w:eastAsia="楷体" w:hAnsi="Cambria Math" w:cs="楷体"/>
                   <w:color w:val="000000"/>
@@ -2391,7 +2562,7 @@
           </m:sub>
         </m:sSub>
       </m:oMath>
-      <w:ins w:id="118" w:author="yafei li" w:date="2026-05-11T23:52:00Z" w16du:dateUtc="2026-05-11T15:52:00Z">
+      <w:ins w:id="133" w:author="yafei li" w:date="2026-05-11T23:52:00Z" w16du:dateUtc="2026-05-11T15:52:00Z">
         <w:r>
           <w:rPr>
             <w:rFonts w:ascii="楷体" w:eastAsia="楷体" w:hAnsi="楷体" w:cs="楷体"/>
@@ -2406,242 +2577,6 @@
         </w:r>
       </w:ins>
       <m:oMath>
-        <m:sSub>
-          <m:sSubPr>
-            <m:ctrlPr>
-              <w:ins w:id="119" w:author="yafei li" w:date="2026-05-11T23:52:00Z" w16du:dateUtc="2026-05-11T15:52:00Z">
-                <w:rPr>
-                  <w:rFonts w:ascii="Cambria Math" w:eastAsia="楷体" w:hAnsi="Cambria Math" w:cs="楷体"/>
-                  <w:color w:val="000000"/>
-                  <w:kern w:val="2"/>
-                  <w:sz w:val="28"/>
-                  <w:szCs w:val="28"/>
-                  <w:u w:color="000000"/>
-                  <w:bdr w:val="nil"/>
-                </w:rPr>
-              </w:ins>
-            </m:ctrlPr>
-          </m:sSubPr>
-          <m:e>
-            <m:r>
-              <w:ins w:id="120" w:author="yafei li" w:date="2026-05-11T23:52:00Z" w16du:dateUtc="2026-05-11T15:52:00Z">
-                <w:rPr>
-                  <w:rFonts w:ascii="Cambria Math" w:eastAsia="楷体" w:hAnsi="Cambria Math" w:cs="楷体"/>
-                  <w:color w:val="000000"/>
-                  <w:kern w:val="2"/>
-                  <w:sz w:val="28"/>
-                  <w:szCs w:val="28"/>
-                  <w:u w:color="000000"/>
-                  <w:bdr w:val="nil"/>
-                </w:rPr>
-                <m:t>R</m:t>
-              </w:ins>
-            </m:r>
-          </m:e>
-          <m:sub>
-            <m:r>
-              <w:ins w:id="121" w:author="yafei li" w:date="2026-05-11T23:52:00Z" w16du:dateUtc="2026-05-11T15:52:00Z">
-                <w:rPr>
-                  <w:rFonts w:ascii="Cambria Math" w:eastAsia="楷体" w:hAnsi="Cambria Math" w:cs="楷体"/>
-                  <w:color w:val="000000"/>
-                  <w:kern w:val="2"/>
-                  <w:sz w:val="28"/>
-                  <w:szCs w:val="28"/>
-                  <w:u w:color="000000"/>
-                  <w:bdr w:val="nil"/>
-                </w:rPr>
-                <m:t>u</m:t>
-              </w:ins>
-            </m:r>
-          </m:sub>
-        </m:sSub>
-      </m:oMath>
-      <w:ins w:id="122" w:author="yafei li" w:date="2026-05-11T23:52:00Z" w16du:dateUtc="2026-05-11T15:52:00Z">
-        <w:r>
-          <w:rPr>
-            <w:rFonts w:ascii="楷体" w:eastAsia="楷体" w:hAnsi="楷体" w:cs="楷体"/>
-            <w:color w:val="000000"/>
-            <w:kern w:val="2"/>
-            <w:sz w:val="28"/>
-            <w:szCs w:val="28"/>
-            <w:u w:color="000000"/>
-            <w:bdr w:val="nil"/>
-          </w:rPr>
-          <w:t>为等效轮次需求，</w:t>
-        </w:r>
-      </w:ins>
-      <m:oMath>
-        <m:r>
-          <w:ins w:id="123" w:author="yafei li" w:date="2026-05-11T23:52:00Z" w16du:dateUtc="2026-05-11T15:52:00Z">
-            <w:rPr>
-              <w:rFonts w:ascii="Cambria Math" w:eastAsia="楷体" w:hAnsi="Cambria Math" w:cs="楷体"/>
-              <w:color w:val="000000"/>
-              <w:kern w:val="2"/>
-              <w:sz w:val="28"/>
-              <w:szCs w:val="28"/>
-              <w:u w:color="000000"/>
-              <w:bdr w:val="nil"/>
-            </w:rPr>
-            <m:t>B</m:t>
-          </w:ins>
-        </m:r>
-        <m:sSub>
-          <m:sSubPr>
-            <m:ctrlPr>
-              <w:ins w:id="124" w:author="yafei li" w:date="2026-05-11T23:52:00Z" w16du:dateUtc="2026-05-11T15:52:00Z">
-                <w:rPr>
-                  <w:rFonts w:ascii="Cambria Math" w:eastAsia="楷体" w:hAnsi="Cambria Math" w:cs="楷体"/>
-                  <w:color w:val="000000"/>
-                  <w:kern w:val="2"/>
-                  <w:sz w:val="28"/>
-                  <w:szCs w:val="28"/>
-                  <w:u w:color="000000"/>
-                  <w:bdr w:val="nil"/>
-                </w:rPr>
-              </w:ins>
-            </m:ctrlPr>
-          </m:sSubPr>
-          <m:e>
-            <m:r>
-              <w:ins w:id="125" w:author="yafei li" w:date="2026-05-11T23:52:00Z" w16du:dateUtc="2026-05-11T15:52:00Z">
-                <w:rPr>
-                  <w:rFonts w:ascii="Cambria Math" w:eastAsia="楷体" w:hAnsi="Cambria Math" w:cs="楷体"/>
-                  <w:color w:val="000000"/>
-                  <w:kern w:val="2"/>
-                  <w:sz w:val="28"/>
-                  <w:szCs w:val="28"/>
-                  <w:u w:color="000000"/>
-                  <w:bdr w:val="nil"/>
-                </w:rPr>
-                <m:t>W</m:t>
-              </w:ins>
-            </m:r>
-          </m:e>
-          <m:sub>
-            <m:r>
-              <w:ins w:id="126" w:author="yafei li" w:date="2026-05-11T23:52:00Z" w16du:dateUtc="2026-05-11T15:52:00Z">
-                <w:rPr>
-                  <w:rFonts w:ascii="Cambria Math" w:eastAsia="楷体" w:hAnsi="Cambria Math" w:cs="楷体"/>
-                  <w:color w:val="000000"/>
-                  <w:kern w:val="2"/>
-                  <w:sz w:val="28"/>
-                  <w:szCs w:val="28"/>
-                  <w:u w:color="000000"/>
-                  <w:bdr w:val="nil"/>
-                </w:rPr>
-                <m:t>u</m:t>
-              </w:ins>
-            </m:r>
-          </m:sub>
-        </m:sSub>
-        <m:r>
-          <w:ins w:id="127" w:author="yafei li" w:date="2026-05-11T23:52:00Z" w16du:dateUtc="2026-05-11T15:52:00Z">
-            <m:rPr>
-              <m:sty m:val="p"/>
-            </m:rPr>
-            <w:rPr>
-              <w:rFonts w:ascii="Cambria Math" w:eastAsia="楷体" w:hAnsi="Cambria Math" w:cs="楷体"/>
-              <w:color w:val="000000"/>
-              <w:kern w:val="2"/>
-              <w:sz w:val="28"/>
-              <w:szCs w:val="28"/>
-              <w:u w:color="000000"/>
-              <w:bdr w:val="nil"/>
-            </w:rPr>
-            <m:t>(</m:t>
-          </w:ins>
-        </m:r>
-        <m:r>
-          <w:ins w:id="128" w:author="yafei li" w:date="2026-05-11T23:52:00Z" w16du:dateUtc="2026-05-11T15:52:00Z">
-            <w:rPr>
-              <w:rFonts w:ascii="Cambria Math" w:eastAsia="楷体" w:hAnsi="Cambria Math" w:cs="楷体"/>
-              <w:color w:val="000000"/>
-              <w:kern w:val="2"/>
-              <w:sz w:val="28"/>
-              <w:szCs w:val="28"/>
-              <w:u w:color="000000"/>
-              <w:bdr w:val="nil"/>
-            </w:rPr>
-            <m:t>π</m:t>
-          </w:ins>
-        </m:r>
-        <m:r>
-          <w:ins w:id="129" w:author="yafei li" w:date="2026-05-11T23:52:00Z" w16du:dateUtc="2026-05-11T15:52:00Z">
-            <m:rPr>
-              <m:sty m:val="p"/>
-            </m:rPr>
-            <w:rPr>
-              <w:rFonts w:ascii="Cambria Math" w:eastAsia="楷体" w:hAnsi="Cambria Math" w:cs="楷体"/>
-              <w:color w:val="000000"/>
-              <w:kern w:val="2"/>
-              <w:sz w:val="28"/>
-              <w:szCs w:val="28"/>
-              <w:u w:color="000000"/>
-              <w:bdr w:val="nil"/>
-            </w:rPr>
-            <m:t>)</m:t>
-          </w:ins>
-        </m:r>
-      </m:oMath>
-      <w:ins w:id="130" w:author="yafei li" w:date="2026-05-11T23:52:00Z" w16du:dateUtc="2026-05-11T15:52:00Z">
-        <w:r>
-          <w:rPr>
-            <w:rFonts w:ascii="楷体" w:eastAsia="楷体" w:hAnsi="楷体" w:cs="楷体"/>
-            <w:color w:val="000000"/>
-            <w:kern w:val="2"/>
-            <w:sz w:val="28"/>
-            <w:szCs w:val="28"/>
-            <w:u w:color="000000"/>
-            <w:bdr w:val="nil"/>
-          </w:rPr>
-          <w:t>为拓扑方案</w:t>
-        </w:r>
-      </w:ins>
-      <m:oMath>
-        <m:r>
-          <w:ins w:id="131" w:author="yafei li" w:date="2026-05-11T23:52:00Z" w16du:dateUtc="2026-05-11T15:52:00Z">
-            <w:rPr>
-              <w:rFonts w:ascii="Cambria Math" w:eastAsia="楷体" w:hAnsi="Cambria Math" w:cs="楷体"/>
-              <w:color w:val="000000"/>
-              <w:kern w:val="2"/>
-              <w:sz w:val="28"/>
-              <w:szCs w:val="28"/>
-              <w:u w:color="000000"/>
-              <w:bdr w:val="nil"/>
-            </w:rPr>
-            <m:t>π</m:t>
-          </w:ins>
-        </m:r>
-      </m:oMath>
-      <w:ins w:id="132" w:author="yafei li" w:date="2026-05-11T23:52:00Z" w16du:dateUtc="2026-05-11T15:52:00Z">
-        <w:r>
-          <w:rPr>
-            <w:rFonts w:ascii="楷体" w:eastAsia="楷体" w:hAnsi="楷体" w:cs="楷体"/>
-            <w:color w:val="000000"/>
-            <w:kern w:val="2"/>
-            <w:sz w:val="28"/>
-            <w:szCs w:val="28"/>
-            <w:u w:color="000000"/>
-            <w:bdr w:val="nil"/>
-          </w:rPr>
-          <w:t>下消息桶的有效带宽，</w:t>
-        </w:r>
-      </w:ins>
-      <m:oMath>
-        <m:r>
-          <w:ins w:id="133" w:author="yafei li" w:date="2026-05-11T23:52:00Z" w16du:dateUtc="2026-05-11T15:52:00Z">
-            <w:rPr>
-              <w:rFonts w:ascii="Cambria Math" w:eastAsia="楷体" w:hAnsi="Cambria Math" w:cs="楷体"/>
-              <w:color w:val="000000"/>
-              <w:kern w:val="2"/>
-              <w:sz w:val="28"/>
-              <w:szCs w:val="28"/>
-              <w:u w:color="000000"/>
-              <w:bdr w:val="nil"/>
-            </w:rPr>
-            <m:t>RT</m:t>
-          </w:ins>
-        </m:r>
         <m:sSub>
           <m:sSubPr>
             <m:ctrlPr>
@@ -2670,7 +2605,7 @@
                   <w:u w:color="000000"/>
                   <w:bdr w:val="nil"/>
                 </w:rPr>
-                <m:t>T</m:t>
+                <m:t>R</m:t>
               </w:ins>
             </m:r>
           </m:e>
@@ -2691,8 +2626,87 @@
             </m:r>
           </m:sub>
         </m:sSub>
+      </m:oMath>
+      <w:ins w:id="137" w:author="yafei li" w:date="2026-05-11T23:52:00Z" w16du:dateUtc="2026-05-11T15:52:00Z">
+        <w:r>
+          <w:rPr>
+            <w:rFonts w:ascii="楷体" w:eastAsia="楷体" w:hAnsi="楷体" w:cs="楷体"/>
+            <w:color w:val="000000"/>
+            <w:kern w:val="2"/>
+            <w:sz w:val="28"/>
+            <w:szCs w:val="28"/>
+            <w:u w:color="000000"/>
+            <w:bdr w:val="nil"/>
+          </w:rPr>
+          <w:t>为等效轮次需求，</w:t>
+        </w:r>
+      </w:ins>
+      <m:oMath>
         <m:r>
-          <w:ins w:id="137" w:author="yafei li" w:date="2026-05-11T23:52:00Z" w16du:dateUtc="2026-05-11T15:52:00Z">
+          <w:ins w:id="138" w:author="yafei li" w:date="2026-05-11T23:52:00Z" w16du:dateUtc="2026-05-11T15:52:00Z">
+            <w:rPr>
+              <w:rFonts w:ascii="Cambria Math" w:eastAsia="楷体" w:hAnsi="Cambria Math" w:cs="楷体"/>
+              <w:color w:val="000000"/>
+              <w:kern w:val="2"/>
+              <w:sz w:val="28"/>
+              <w:szCs w:val="28"/>
+              <w:u w:color="000000"/>
+              <w:bdr w:val="nil"/>
+            </w:rPr>
+            <m:t>B</m:t>
+          </w:ins>
+        </m:r>
+        <m:sSub>
+          <m:sSubPr>
+            <m:ctrlPr>
+              <w:ins w:id="139" w:author="yafei li" w:date="2026-05-11T23:52:00Z" w16du:dateUtc="2026-05-11T15:52:00Z">
+                <w:rPr>
+                  <w:rFonts w:ascii="Cambria Math" w:eastAsia="楷体" w:hAnsi="Cambria Math" w:cs="楷体"/>
+                  <w:color w:val="000000"/>
+                  <w:kern w:val="2"/>
+                  <w:sz w:val="28"/>
+                  <w:szCs w:val="28"/>
+                  <w:u w:color="000000"/>
+                  <w:bdr w:val="nil"/>
+                </w:rPr>
+              </w:ins>
+            </m:ctrlPr>
+          </m:sSubPr>
+          <m:e>
+            <m:r>
+              <w:ins w:id="140" w:author="yafei li" w:date="2026-05-11T23:52:00Z" w16du:dateUtc="2026-05-11T15:52:00Z">
+                <w:rPr>
+                  <w:rFonts w:ascii="Cambria Math" w:eastAsia="楷体" w:hAnsi="Cambria Math" w:cs="楷体"/>
+                  <w:color w:val="000000"/>
+                  <w:kern w:val="2"/>
+                  <w:sz w:val="28"/>
+                  <w:szCs w:val="28"/>
+                  <w:u w:color="000000"/>
+                  <w:bdr w:val="nil"/>
+                </w:rPr>
+                <m:t>W</m:t>
+              </w:ins>
+            </m:r>
+          </m:e>
+          <m:sub>
+            <m:r>
+              <w:ins w:id="141" w:author="yafei li" w:date="2026-05-11T23:52:00Z" w16du:dateUtc="2026-05-11T15:52:00Z">
+                <w:rPr>
+                  <w:rFonts w:ascii="Cambria Math" w:eastAsia="楷体" w:hAnsi="Cambria Math" w:cs="楷体"/>
+                  <w:color w:val="000000"/>
+                  <w:kern w:val="2"/>
+                  <w:sz w:val="28"/>
+                  <w:szCs w:val="28"/>
+                  <w:u w:color="000000"/>
+                  <w:bdr w:val="nil"/>
+                </w:rPr>
+                <m:t>u</m:t>
+              </w:ins>
+            </m:r>
+          </m:sub>
+        </m:sSub>
+        <m:r>
+          <w:ins w:id="142" w:author="yafei li" w:date="2026-05-11T23:52:00Z" w16du:dateUtc="2026-05-11T15:52:00Z">
             <m:rPr>
               <m:sty m:val="p"/>
             </m:rPr>
@@ -2709,7 +2723,7 @@
           </w:ins>
         </m:r>
         <m:r>
-          <w:ins w:id="138" w:author="yafei li" w:date="2026-05-11T23:52:00Z" w16du:dateUtc="2026-05-11T15:52:00Z">
+          <w:ins w:id="143" w:author="yafei li" w:date="2026-05-11T23:52:00Z" w16du:dateUtc="2026-05-11T15:52:00Z">
             <w:rPr>
               <w:rFonts w:ascii="Cambria Math" w:eastAsia="楷体" w:hAnsi="Cambria Math" w:cs="楷体"/>
               <w:color w:val="000000"/>
@@ -2723,7 +2737,7 @@
           </w:ins>
         </m:r>
         <m:r>
-          <w:ins w:id="139" w:author="yafei li" w:date="2026-05-11T23:52:00Z" w16du:dateUtc="2026-05-11T15:52:00Z">
+          <w:ins w:id="144" w:author="yafei li" w:date="2026-05-11T23:52:00Z" w16du:dateUtc="2026-05-11T15:52:00Z">
             <m:rPr>
               <m:sty m:val="p"/>
             </m:rPr>
@@ -2740,7 +2754,164 @@
           </w:ins>
         </m:r>
       </m:oMath>
-      <w:ins w:id="140" w:author="yafei li" w:date="2026-05-11T23:52:00Z" w16du:dateUtc="2026-05-11T15:52:00Z">
+      <w:ins w:id="145" w:author="yafei li" w:date="2026-05-11T23:52:00Z" w16du:dateUtc="2026-05-11T15:52:00Z">
+        <w:r>
+          <w:rPr>
+            <w:rFonts w:ascii="楷体" w:eastAsia="楷体" w:hAnsi="楷体" w:cs="楷体"/>
+            <w:color w:val="000000"/>
+            <w:kern w:val="2"/>
+            <w:sz w:val="28"/>
+            <w:szCs w:val="28"/>
+            <w:u w:color="000000"/>
+            <w:bdr w:val="nil"/>
+          </w:rPr>
+          <w:t>为拓扑方案</w:t>
+        </w:r>
+      </w:ins>
+      <m:oMath>
+        <m:r>
+          <w:ins w:id="146" w:author="yafei li" w:date="2026-05-11T23:52:00Z" w16du:dateUtc="2026-05-11T15:52:00Z">
+            <w:rPr>
+              <w:rFonts w:ascii="Cambria Math" w:eastAsia="楷体" w:hAnsi="Cambria Math" w:cs="楷体"/>
+              <w:color w:val="000000"/>
+              <w:kern w:val="2"/>
+              <w:sz w:val="28"/>
+              <w:szCs w:val="28"/>
+              <w:u w:color="000000"/>
+              <w:bdr w:val="nil"/>
+            </w:rPr>
+            <m:t>π</m:t>
+          </w:ins>
+        </m:r>
+      </m:oMath>
+      <w:ins w:id="147" w:author="yafei li" w:date="2026-05-11T23:52:00Z" w16du:dateUtc="2026-05-11T15:52:00Z">
+        <w:r>
+          <w:rPr>
+            <w:rFonts w:ascii="楷体" w:eastAsia="楷体" w:hAnsi="楷体" w:cs="楷体"/>
+            <w:color w:val="000000"/>
+            <w:kern w:val="2"/>
+            <w:sz w:val="28"/>
+            <w:szCs w:val="28"/>
+            <w:u w:color="000000"/>
+            <w:bdr w:val="nil"/>
+          </w:rPr>
+          <w:t>下消息桶的有效带宽，</w:t>
+        </w:r>
+      </w:ins>
+      <m:oMath>
+        <m:r>
+          <w:ins w:id="148" w:author="yafei li" w:date="2026-05-11T23:52:00Z" w16du:dateUtc="2026-05-11T15:52:00Z">
+            <w:rPr>
+              <w:rFonts w:ascii="Cambria Math" w:eastAsia="楷体" w:hAnsi="Cambria Math" w:cs="楷体"/>
+              <w:color w:val="000000"/>
+              <w:kern w:val="2"/>
+              <w:sz w:val="28"/>
+              <w:szCs w:val="28"/>
+              <w:u w:color="000000"/>
+              <w:bdr w:val="nil"/>
+            </w:rPr>
+            <m:t>RT</m:t>
+          </w:ins>
+        </m:r>
+        <m:sSub>
+          <m:sSubPr>
+            <m:ctrlPr>
+              <w:ins w:id="149" w:author="yafei li" w:date="2026-05-11T23:52:00Z" w16du:dateUtc="2026-05-11T15:52:00Z">
+                <w:rPr>
+                  <w:rFonts w:ascii="Cambria Math" w:eastAsia="楷体" w:hAnsi="Cambria Math" w:cs="楷体"/>
+                  <w:color w:val="000000"/>
+                  <w:kern w:val="2"/>
+                  <w:sz w:val="28"/>
+                  <w:szCs w:val="28"/>
+                  <w:u w:color="000000"/>
+                  <w:bdr w:val="nil"/>
+                </w:rPr>
+              </w:ins>
+            </m:ctrlPr>
+          </m:sSubPr>
+          <m:e>
+            <m:r>
+              <w:ins w:id="150" w:author="yafei li" w:date="2026-05-11T23:52:00Z" w16du:dateUtc="2026-05-11T15:52:00Z">
+                <w:rPr>
+                  <w:rFonts w:ascii="Cambria Math" w:eastAsia="楷体" w:hAnsi="Cambria Math" w:cs="楷体"/>
+                  <w:color w:val="000000"/>
+                  <w:kern w:val="2"/>
+                  <w:sz w:val="28"/>
+                  <w:szCs w:val="28"/>
+                  <w:u w:color="000000"/>
+                  <w:bdr w:val="nil"/>
+                </w:rPr>
+                <m:t>T</m:t>
+              </w:ins>
+            </m:r>
+          </m:e>
+          <m:sub>
+            <m:r>
+              <w:ins w:id="151" w:author="yafei li" w:date="2026-05-11T23:52:00Z" w16du:dateUtc="2026-05-11T15:52:00Z">
+                <w:rPr>
+                  <w:rFonts w:ascii="Cambria Math" w:eastAsia="楷体" w:hAnsi="Cambria Math" w:cs="楷体"/>
+                  <w:color w:val="000000"/>
+                  <w:kern w:val="2"/>
+                  <w:sz w:val="28"/>
+                  <w:szCs w:val="28"/>
+                  <w:u w:color="000000"/>
+                  <w:bdr w:val="nil"/>
+                </w:rPr>
+                <m:t>u</m:t>
+              </w:ins>
+            </m:r>
+          </m:sub>
+        </m:sSub>
+        <m:r>
+          <w:ins w:id="152" w:author="yafei li" w:date="2026-05-11T23:52:00Z" w16du:dateUtc="2026-05-11T15:52:00Z">
+            <m:rPr>
+              <m:sty m:val="p"/>
+            </m:rPr>
+            <w:rPr>
+              <w:rFonts w:ascii="Cambria Math" w:eastAsia="楷体" w:hAnsi="Cambria Math" w:cs="楷体"/>
+              <w:color w:val="000000"/>
+              <w:kern w:val="2"/>
+              <w:sz w:val="28"/>
+              <w:szCs w:val="28"/>
+              <w:u w:color="000000"/>
+              <w:bdr w:val="nil"/>
+            </w:rPr>
+            <m:t>(</m:t>
+          </w:ins>
+        </m:r>
+        <m:r>
+          <w:ins w:id="153" w:author="yafei li" w:date="2026-05-11T23:52:00Z" w16du:dateUtc="2026-05-11T15:52:00Z">
+            <w:rPr>
+              <w:rFonts w:ascii="Cambria Math" w:eastAsia="楷体" w:hAnsi="Cambria Math" w:cs="楷体"/>
+              <w:color w:val="000000"/>
+              <w:kern w:val="2"/>
+              <w:sz w:val="28"/>
+              <w:szCs w:val="28"/>
+              <w:u w:color="000000"/>
+              <w:bdr w:val="nil"/>
+            </w:rPr>
+            <m:t>π</m:t>
+          </w:ins>
+        </m:r>
+        <m:r>
+          <w:ins w:id="154" w:author="yafei li" w:date="2026-05-11T23:52:00Z" w16du:dateUtc="2026-05-11T15:52:00Z">
+            <m:rPr>
+              <m:sty m:val="p"/>
+            </m:rPr>
+            <w:rPr>
+              <w:rFonts w:ascii="Cambria Math" w:eastAsia="楷体" w:hAnsi="Cambria Math" w:cs="楷体"/>
+              <w:color w:val="000000"/>
+              <w:kern w:val="2"/>
+              <w:sz w:val="28"/>
+              <w:szCs w:val="28"/>
+              <w:u w:color="000000"/>
+              <w:bdr w:val="nil"/>
+            </w:rPr>
+            <m:t>)</m:t>
+          </w:ins>
+        </m:r>
+      </m:oMath>
+      <w:ins w:id="155" w:author="yafei li" w:date="2026-05-11T23:52:00Z" w16du:dateUtc="2026-05-11T15:52:00Z">
         <w:r>
           <w:rPr>
             <w:rFonts w:ascii="楷体" w:eastAsia="楷体" w:hAnsi="楷体" w:cs="楷体"/>
@@ -2769,7 +2940,7 @@
         <w:spacing w:line="360" w:lineRule="auto"/>
         <w:jc w:val="both"/>
         <w:rPr>
-          <w:ins w:id="141" w:author="yafei li" w:date="2026-05-11T23:28:00Z" w16du:dateUtc="2026-05-11T15:28:00Z"/>
+          <w:ins w:id="156" w:author="yafei li" w:date="2026-05-11T23:28:00Z" w16du:dateUtc="2026-05-11T15:28:00Z"/>
           <w:rFonts w:ascii="楷体" w:eastAsia="楷体" w:hAnsi="楷体" w:cs="楷体"/>
           <w:color w:val="000000"/>
           <w:kern w:val="2"/>
@@ -2777,19 +2948,19 @@
           <w:szCs w:val="28"/>
           <w:u w:color="000000"/>
           <w:bdr w:val="nil"/>
-          <w:rPrChange w:id="142" w:author="yafei li" w:date="2026-05-11T23:28:00Z" w16du:dateUtc="2026-05-11T15:28:00Z">
+          <w:rPrChange w:id="157" w:author="yafei li" w:date="2026-05-11T23:28:00Z" w16du:dateUtc="2026-05-11T15:28:00Z">
             <w:rPr>
-              <w:ins w:id="143" w:author="yafei li" w:date="2026-05-11T23:28:00Z" w16du:dateUtc="2026-05-11T15:28:00Z"/>
+              <w:ins w:id="158" w:author="yafei li" w:date="2026-05-11T23:28:00Z" w16du:dateUtc="2026-05-11T15:28:00Z"/>
             </w:rPr>
           </w:rPrChange>
         </w:rPr>
-        <w:pPrChange w:id="144" w:author="yafei li" w:date="2026-05-11T23:28:00Z" w16du:dateUtc="2026-05-11T15:28:00Z">
+        <w:pPrChange w:id="159" w:author="yafei li" w:date="2026-05-11T23:28:00Z" w16du:dateUtc="2026-05-11T15:28:00Z">
           <w:pPr>
             <w:pStyle w:val="a6"/>
           </w:pPr>
         </w:pPrChange>
       </w:pPr>
-      <w:ins w:id="145" w:author="yafei li" w:date="2026-05-11T23:52:00Z" w16du:dateUtc="2026-05-11T15:52:00Z">
+      <w:ins w:id="160" w:author="yafei li" w:date="2026-05-11T23:52:00Z" w16du:dateUtc="2026-05-11T15:52:00Z">
         <w:r>
           <w:rPr>
             <w:rFonts w:ascii="楷体" w:eastAsia="楷体" w:hAnsi="楷体" w:cs="楷体" w:hint="eastAsia"/>
@@ -2803,7 +2974,24 @@
           <w:t>5</w:t>
         </w:r>
       </w:ins>
-      <w:ins w:id="146" w:author="yafei li" w:date="2026-05-11T23:28:00Z" w16du:dateUtc="2026-05-11T15:28:00Z">
+      <w:ins w:id="161" w:author="yafei li" w:date="2026-05-11T23:28:00Z" w16du:dateUtc="2026-05-11T15:28:00Z">
+        <w:r>
+          <w:rPr>
+            <w:rFonts w:ascii="楷体" w:eastAsia="楷体" w:hAnsi="楷体" w:cs="楷体"/>
+            <w:color w:val="000000"/>
+            <w:kern w:val="2"/>
+            <w:sz w:val="28"/>
+            <w:szCs w:val="28"/>
+            <w:u w:color="000000"/>
+            <w:bdr w:val="nil"/>
+            <w:rPrChange w:id="162" w:author="yafei li" w:date="2026-05-11T23:28:00Z" w16du:dateUtc="2026-05-11T15:28:00Z">
+              <w:rPr/>
+            </w:rPrChange>
+          </w:rPr>
+          <w:t>.如权利要求1至3任一所述的</w:t>
+        </w:r>
+      </w:ins>
+      <w:ins w:id="163" w:author="yafei li" w:date="2026-05-11T23:47:00Z" w16du:dateUtc="2026-05-11T15:47:00Z">
         <w:r>
           <w:rPr>
             <w:rFonts w:ascii="楷体" w:eastAsia="楷体" w:hAnsi="楷体" w:cs="楷体" w:hint="eastAsia"/>
@@ -2813,14 +3001,11 @@
             <w:szCs w:val="28"/>
             <w:u w:color="000000"/>
             <w:bdr w:val="nil"/>
-            <w:rPrChange w:id="147" w:author="yafei li" w:date="2026-05-11T23:28:00Z" w16du:dateUtc="2026-05-11T15:28:00Z">
-              <w:rPr>
-                <w:rFonts w:hint="eastAsia"/>
-              </w:rPr>
-            </w:rPrChange>
-          </w:rPr>
-          <w:t>.</w:t>
-        </w:r>
+          </w:rPr>
+          <w:t>一种</w:t>
+        </w:r>
+      </w:ins>
+      <w:ins w:id="164" w:author="yafei li" w:date="2026-05-11T23:28:00Z" w16du:dateUtc="2026-05-11T15:28:00Z">
         <w:r>
           <w:rPr>
             <w:rFonts w:ascii="楷体" w:eastAsia="楷体" w:hAnsi="楷体" w:cs="楷体"/>
@@ -2830,14 +3015,14 @@
             <w:szCs w:val="28"/>
             <w:u w:color="000000"/>
             <w:bdr w:val="nil"/>
-            <w:rPrChange w:id="148" w:author="yafei li" w:date="2026-05-11T23:28:00Z" w16du:dateUtc="2026-05-11T15:28:00Z">
+            <w:rPrChange w:id="165" w:author="yafei li" w:date="2026-05-11T23:28:00Z" w16du:dateUtc="2026-05-11T15:28:00Z">
               <w:rPr/>
             </w:rPrChange>
           </w:rPr>
-          <w:t>如权利要求1至3任一所述的</w:t>
+          <w:t>边缘容器集群中分布式推理任务细粒度资源调度</w:t>
         </w:r>
       </w:ins>
-      <w:ins w:id="149" w:author="yafei li" w:date="2026-05-11T23:47:00Z" w16du:dateUtc="2026-05-11T15:47:00Z">
+      <w:ins w:id="166" w:author="yafei li" w:date="2026-05-11T23:49:00Z" w16du:dateUtc="2026-05-11T15:49:00Z">
         <w:r>
           <w:rPr>
             <w:rFonts w:ascii="楷体" w:eastAsia="楷体" w:hAnsi="楷体" w:cs="楷体" w:hint="eastAsia"/>
@@ -2848,10 +3033,10 @@
             <w:u w:color="000000"/>
             <w:bdr w:val="nil"/>
           </w:rPr>
-          <w:t>一种</w:t>
+          <w:t>的</w:t>
         </w:r>
       </w:ins>
-      <w:ins w:id="150" w:author="yafei li" w:date="2026-05-11T23:28:00Z" w16du:dateUtc="2026-05-11T15:28:00Z">
+      <w:ins w:id="167" w:author="yafei li" w:date="2026-05-11T23:28:00Z" w16du:dateUtc="2026-05-11T15:28:00Z">
         <w:r>
           <w:rPr>
             <w:rFonts w:ascii="楷体" w:eastAsia="楷体" w:hAnsi="楷体" w:cs="楷体"/>
@@ -2861,38 +3046,7 @@
             <w:szCs w:val="28"/>
             <w:u w:color="000000"/>
             <w:bdr w:val="nil"/>
-            <w:rPrChange w:id="151" w:author="yafei li" w:date="2026-05-11T23:28:00Z" w16du:dateUtc="2026-05-11T15:28:00Z">
-              <w:rPr/>
-            </w:rPrChange>
-          </w:rPr>
-          <w:t>边缘容器集群中分布式推理任务细粒度资源调度</w:t>
-        </w:r>
-      </w:ins>
-      <w:ins w:id="152" w:author="yafei li" w:date="2026-05-11T23:49:00Z" w16du:dateUtc="2026-05-11T15:49:00Z">
-        <w:r>
-          <w:rPr>
-            <w:rFonts w:ascii="楷体" w:eastAsia="楷体" w:hAnsi="楷体" w:cs="楷体" w:hint="eastAsia"/>
-            <w:color w:val="000000"/>
-            <w:kern w:val="2"/>
-            <w:sz w:val="28"/>
-            <w:szCs w:val="28"/>
-            <w:u w:color="000000"/>
-            <w:bdr w:val="nil"/>
-          </w:rPr>
-          <w:t>的</w:t>
-        </w:r>
-      </w:ins>
-      <w:ins w:id="153" w:author="yafei li" w:date="2026-05-11T23:28:00Z" w16du:dateUtc="2026-05-11T15:28:00Z">
-        <w:r>
-          <w:rPr>
-            <w:rFonts w:ascii="楷体" w:eastAsia="楷体" w:hAnsi="楷体" w:cs="楷体"/>
-            <w:color w:val="000000"/>
-            <w:kern w:val="2"/>
-            <w:sz w:val="28"/>
-            <w:szCs w:val="28"/>
-            <w:u w:color="000000"/>
-            <w:bdr w:val="nil"/>
-            <w:rPrChange w:id="154" w:author="yafei li" w:date="2026-05-11T23:28:00Z" w16du:dateUtc="2026-05-11T15:28:00Z">
+            <w:rPrChange w:id="168" w:author="yafei li" w:date="2026-05-11T23:28:00Z" w16du:dateUtc="2026-05-11T15:28:00Z">
               <w:rPr/>
             </w:rPrChange>
           </w:rPr>
@@ -2912,10 +3066,10 @@
           <w:bar w:val="nil"/>
         </w:pBdr>
         <w:spacing w:line="360" w:lineRule="auto"/>
-        <w:ind w:firstLine="420"/>
+        <w:ind w:firstLineChars="200" w:firstLine="560"/>
         <w:jc w:val="both"/>
         <w:rPr>
-          <w:ins w:id="155" w:author="yafei li" w:date="2026-05-11T23:28:00Z" w16du:dateUtc="2026-05-11T15:28:00Z"/>
+          <w:ins w:id="169" w:author="yafei li" w:date="2026-05-11T23:28:00Z" w16du:dateUtc="2026-05-11T15:28:00Z"/>
           <w:rFonts w:ascii="楷体" w:eastAsia="楷体" w:hAnsi="楷体" w:cs="楷体"/>
           <w:color w:val="000000"/>
           <w:kern w:val="2"/>
@@ -2923,13 +3077,13 @@
           <w:szCs w:val="28"/>
           <w:u w:color="000000"/>
           <w:bdr w:val="nil"/>
-          <w:rPrChange w:id="156" w:author="yafei li" w:date="2026-05-11T23:28:00Z" w16du:dateUtc="2026-05-11T15:28:00Z">
+          <w:rPrChange w:id="170" w:author="yafei li" w:date="2026-05-11T23:28:00Z" w16du:dateUtc="2026-05-11T15:28:00Z">
             <w:rPr>
-              <w:ins w:id="157" w:author="yafei li" w:date="2026-05-11T23:28:00Z" w16du:dateUtc="2026-05-11T15:28:00Z"/>
+              <w:ins w:id="171" w:author="yafei li" w:date="2026-05-11T23:28:00Z" w16du:dateUtc="2026-05-11T15:28:00Z"/>
             </w:rPr>
           </w:rPrChange>
         </w:rPr>
-        <w:pPrChange w:id="158" w:author="yafei li" w:date="2026-05-11T23:29:00Z" w16du:dateUtc="2026-05-11T15:29:00Z">
+        <w:pPrChange w:id="172" w:author="yafei li" w:date="2026-05-12T23:07:00Z" w16du:dateUtc="2026-05-12T15:07:00Z">
           <w:pPr>
             <w:numPr>
               <w:numId w:val="5"/>
@@ -2942,7 +3096,7 @@
           </w:pPr>
         </w:pPrChange>
       </w:pPr>
-      <w:ins w:id="159" w:author="yafei li" w:date="2026-05-11T23:29:00Z" w16du:dateUtc="2026-05-11T15:29:00Z">
+      <w:ins w:id="173" w:author="yafei li" w:date="2026-05-11T23:29:00Z" w16du:dateUtc="2026-05-11T15:29:00Z">
         <w:r>
           <w:rPr>
             <w:rFonts w:ascii="楷体" w:eastAsia="楷体" w:hAnsi="楷体" w:cs="楷体"/>
@@ -2968,7 +3122,7 @@
           <w:t>1:</w:t>
         </w:r>
       </w:ins>
-      <w:ins w:id="160" w:author="yafei li" w:date="2026-05-11T23:28:00Z" w16du:dateUtc="2026-05-11T15:28:00Z">
+      <w:ins w:id="174" w:author="yafei li" w:date="2026-05-11T23:28:00Z" w16du:dateUtc="2026-05-11T15:28:00Z">
         <w:r>
           <w:rPr>
             <w:rFonts w:ascii="楷体" w:eastAsia="楷体" w:hAnsi="楷体" w:cs="楷体"/>
@@ -2978,7 +3132,7 @@
             <w:szCs w:val="28"/>
             <w:u w:color="000000"/>
             <w:bdr w:val="nil"/>
-            <w:rPrChange w:id="161" w:author="yafei li" w:date="2026-05-11T23:28:00Z" w16du:dateUtc="2026-05-11T15:28:00Z">
+            <w:rPrChange w:id="175" w:author="yafei li" w:date="2026-05-11T23:28:00Z" w16du:dateUtc="2026-05-11T15:28:00Z">
               <w:rPr/>
             </w:rPrChange>
           </w:rPr>
@@ -2998,10 +3152,10 @@
           <w:bar w:val="nil"/>
         </w:pBdr>
         <w:spacing w:line="360" w:lineRule="auto"/>
-        <w:ind w:firstLine="420"/>
+        <w:ind w:firstLineChars="200" w:firstLine="560"/>
         <w:jc w:val="both"/>
         <w:rPr>
-          <w:ins w:id="162" w:author="yafei li" w:date="2026-05-11T23:28:00Z" w16du:dateUtc="2026-05-11T15:28:00Z"/>
+          <w:ins w:id="176" w:author="yafei li" w:date="2026-05-11T23:28:00Z" w16du:dateUtc="2026-05-11T15:28:00Z"/>
           <w:rFonts w:ascii="楷体" w:eastAsia="楷体" w:hAnsi="楷体" w:cs="楷体"/>
           <w:color w:val="000000"/>
           <w:kern w:val="2"/>
@@ -3009,13 +3163,13 @@
           <w:szCs w:val="28"/>
           <w:u w:color="000000"/>
           <w:bdr w:val="nil"/>
-          <w:rPrChange w:id="163" w:author="yafei li" w:date="2026-05-11T23:28:00Z" w16du:dateUtc="2026-05-11T15:28:00Z">
+          <w:rPrChange w:id="177" w:author="yafei li" w:date="2026-05-11T23:28:00Z" w16du:dateUtc="2026-05-11T15:28:00Z">
             <w:rPr>
-              <w:ins w:id="164" w:author="yafei li" w:date="2026-05-11T23:28:00Z" w16du:dateUtc="2026-05-11T15:28:00Z"/>
+              <w:ins w:id="178" w:author="yafei li" w:date="2026-05-11T23:28:00Z" w16du:dateUtc="2026-05-11T15:28:00Z"/>
             </w:rPr>
           </w:rPrChange>
         </w:rPr>
-        <w:pPrChange w:id="165" w:author="yafei li" w:date="2026-05-11T23:29:00Z" w16du:dateUtc="2026-05-11T15:29:00Z">
+        <w:pPrChange w:id="179" w:author="yafei li" w:date="2026-05-12T23:07:00Z" w16du:dateUtc="2026-05-12T15:07:00Z">
           <w:pPr>
             <w:numPr>
               <w:numId w:val="5"/>
@@ -3028,7 +3182,7 @@
           </w:pPr>
         </w:pPrChange>
       </w:pPr>
-      <w:ins w:id="166" w:author="yafei li" w:date="2026-05-11T23:29:00Z" w16du:dateUtc="2026-05-11T15:29:00Z">
+      <w:ins w:id="180" w:author="yafei li" w:date="2026-05-11T23:29:00Z" w16du:dateUtc="2026-05-11T15:29:00Z">
         <w:r>
           <w:rPr>
             <w:rFonts w:ascii="楷体" w:eastAsia="楷体" w:hAnsi="楷体" w:cs="楷体"/>
@@ -3054,7 +3208,7 @@
           <w:t>:</w:t>
         </w:r>
       </w:ins>
-      <w:ins w:id="167" w:author="yafei li" w:date="2026-05-11T23:28:00Z" w16du:dateUtc="2026-05-11T15:28:00Z">
+      <w:ins w:id="181" w:author="yafei li" w:date="2026-05-11T23:28:00Z" w16du:dateUtc="2026-05-11T15:28:00Z">
         <w:r>
           <w:rPr>
             <w:rFonts w:ascii="楷体" w:eastAsia="楷体" w:hAnsi="楷体" w:cs="楷体"/>
@@ -3064,7 +3218,7 @@
             <w:szCs w:val="28"/>
             <w:u w:color="000000"/>
             <w:bdr w:val="nil"/>
-            <w:rPrChange w:id="168" w:author="yafei li" w:date="2026-05-11T23:28:00Z" w16du:dateUtc="2026-05-11T15:28:00Z">
+            <w:rPrChange w:id="182" w:author="yafei li" w:date="2026-05-11T23:28:00Z" w16du:dateUtc="2026-05-11T15:28:00Z">
               <w:rPr/>
             </w:rPrChange>
           </w:rPr>
@@ -3084,10 +3238,10 @@
           <w:bar w:val="nil"/>
         </w:pBdr>
         <w:spacing w:line="360" w:lineRule="auto"/>
-        <w:ind w:firstLine="420"/>
+        <w:ind w:firstLineChars="200" w:firstLine="560"/>
         <w:jc w:val="both"/>
         <w:rPr>
-          <w:ins w:id="169" w:author="yafei li" w:date="2026-05-11T23:52:00Z" w16du:dateUtc="2026-05-11T15:52:00Z"/>
+          <w:ins w:id="183" w:author="yafei li" w:date="2026-05-11T23:52:00Z" w16du:dateUtc="2026-05-11T15:52:00Z"/>
           <w:rFonts w:ascii="楷体" w:eastAsia="楷体" w:hAnsi="楷体" w:cs="楷体"/>
           <w:color w:val="000000"/>
           <w:kern w:val="2"/>
@@ -3096,8 +3250,24 @@
           <w:u w:color="000000"/>
           <w:bdr w:val="nil"/>
         </w:rPr>
-      </w:pPr>
-      <w:ins w:id="170" w:author="yafei li" w:date="2026-05-11T23:29:00Z" w16du:dateUtc="2026-05-11T15:29:00Z">
+        <w:pPrChange w:id="184" w:author="yafei li" w:date="2026-05-12T23:07:00Z" w16du:dateUtc="2026-05-12T15:07:00Z">
+          <w:pPr>
+            <w:widowControl w:val="0"/>
+            <w:pBdr>
+              <w:top w:val="nil"/>
+              <w:left w:val="nil"/>
+              <w:bottom w:val="nil"/>
+              <w:right w:val="nil"/>
+              <w:between w:val="nil"/>
+              <w:bar w:val="nil"/>
+            </w:pBdr>
+            <w:spacing w:line="360" w:lineRule="auto"/>
+            <w:ind w:firstLine="420"/>
+            <w:jc w:val="both"/>
+          </w:pPr>
+        </w:pPrChange>
+      </w:pPr>
+      <w:ins w:id="185" w:author="yafei li" w:date="2026-05-11T23:29:00Z" w16du:dateUtc="2026-05-11T15:29:00Z">
         <w:r>
           <w:rPr>
             <w:rFonts w:ascii="楷体" w:eastAsia="楷体" w:hAnsi="楷体" w:cs="楷体"/>
@@ -3123,7 +3293,7 @@
           <w:t>:</w:t>
         </w:r>
       </w:ins>
-      <w:ins w:id="171" w:author="yafei li" w:date="2026-05-11T23:28:00Z" w16du:dateUtc="2026-05-11T15:28:00Z">
+      <w:ins w:id="186" w:author="yafei li" w:date="2026-05-11T23:28:00Z" w16du:dateUtc="2026-05-11T15:28:00Z">
         <w:r>
           <w:rPr>
             <w:rFonts w:ascii="楷体" w:eastAsia="楷体" w:hAnsi="楷体" w:cs="楷体"/>
@@ -3133,7 +3303,7 @@
             <w:szCs w:val="28"/>
             <w:u w:color="000000"/>
             <w:bdr w:val="nil"/>
-            <w:rPrChange w:id="172" w:author="yafei li" w:date="2026-05-11T23:28:00Z" w16du:dateUtc="2026-05-11T15:28:00Z">
+            <w:rPrChange w:id="187" w:author="yafei li" w:date="2026-05-11T23:28:00Z" w16du:dateUtc="2026-05-11T15:28:00Z">
               <w:rPr/>
             </w:rPrChange>
           </w:rPr>
@@ -3155,7 +3325,7 @@
         <w:spacing w:line="360" w:lineRule="auto"/>
         <w:jc w:val="both"/>
         <w:rPr>
-          <w:ins w:id="173" w:author="yafei li" w:date="2026-05-11T23:56:00Z" w16du:dateUtc="2026-05-11T15:56:00Z"/>
+          <w:ins w:id="188" w:author="yafei li" w:date="2026-05-11T23:56:00Z" w16du:dateUtc="2026-05-11T15:56:00Z"/>
           <w:rFonts w:ascii="楷体" w:eastAsia="楷体" w:hAnsi="楷体" w:cs="楷体"/>
           <w:color w:val="000000"/>
           <w:kern w:val="2"/>
@@ -3163,19 +3333,19 @@
           <w:szCs w:val="28"/>
           <w:u w:color="000000"/>
           <w:bdr w:val="nil"/>
-          <w:rPrChange w:id="174" w:author="yafei li" w:date="2026-05-11T23:56:00Z" w16du:dateUtc="2026-05-11T15:56:00Z">
+          <w:rPrChange w:id="189" w:author="yafei li" w:date="2026-05-11T23:56:00Z" w16du:dateUtc="2026-05-11T15:56:00Z">
             <w:rPr>
-              <w:ins w:id="175" w:author="yafei li" w:date="2026-05-11T23:56:00Z" w16du:dateUtc="2026-05-11T15:56:00Z"/>
+              <w:ins w:id="190" w:author="yafei li" w:date="2026-05-11T23:56:00Z" w16du:dateUtc="2026-05-11T15:56:00Z"/>
             </w:rPr>
           </w:rPrChange>
         </w:rPr>
-        <w:pPrChange w:id="176" w:author="yafei li" w:date="2026-05-11T23:56:00Z" w16du:dateUtc="2026-05-11T15:56:00Z">
+        <w:pPrChange w:id="191" w:author="yafei li" w:date="2026-05-11T23:56:00Z" w16du:dateUtc="2026-05-11T15:56:00Z">
           <w:pPr>
             <w:pStyle w:val="a6"/>
           </w:pPr>
         </w:pPrChange>
       </w:pPr>
-      <w:ins w:id="177" w:author="yafei li" w:date="2026-05-11T23:54:00Z" w16du:dateUtc="2026-05-11T15:54:00Z">
+      <w:ins w:id="192" w:author="yafei li" w:date="2026-05-11T23:54:00Z" w16du:dateUtc="2026-05-11T15:54:00Z">
         <w:r>
           <w:rPr>
             <w:rFonts w:ascii="楷体" w:eastAsia="楷体" w:hAnsi="楷体" w:cs="楷体" w:hint="eastAsia"/>
@@ -3189,7 +3359,7 @@
           <w:t>6.</w:t>
         </w:r>
       </w:ins>
-      <w:ins w:id="178" w:author="yafei li" w:date="2026-05-11T23:56:00Z" w16du:dateUtc="2026-05-11T15:56:00Z">
+      <w:ins w:id="193" w:author="yafei li" w:date="2026-05-11T23:56:00Z" w16du:dateUtc="2026-05-11T15:56:00Z">
         <w:r>
           <w:rPr>
             <w:rFonts w:ascii="楷体" w:eastAsia="楷体" w:hAnsi="楷体" w:cs="楷体"/>
@@ -3199,7 +3369,7 @@
             <w:szCs w:val="28"/>
             <w:u w:color="000000"/>
             <w:bdr w:val="nil"/>
-            <w:rPrChange w:id="179" w:author="yafei li" w:date="2026-05-11T23:56:00Z" w16du:dateUtc="2026-05-11T15:56:00Z">
+            <w:rPrChange w:id="194" w:author="yafei li" w:date="2026-05-11T23:56:00Z" w16du:dateUtc="2026-05-11T15:56:00Z">
               <w:rPr/>
             </w:rPrChange>
           </w:rPr>
@@ -3226,7 +3396,7 @@
             <w:szCs w:val="28"/>
             <w:u w:color="000000"/>
             <w:bdr w:val="nil"/>
-            <w:rPrChange w:id="180" w:author="yafei li" w:date="2026-05-11T23:56:00Z" w16du:dateUtc="2026-05-11T15:56:00Z">
+            <w:rPrChange w:id="195" w:author="yafei li" w:date="2026-05-11T23:56:00Z" w16du:dateUtc="2026-05-11T15:56:00Z">
               <w:rPr/>
             </w:rPrChange>
           </w:rPr>
@@ -3253,7 +3423,7 @@
             <w:szCs w:val="28"/>
             <w:u w:color="000000"/>
             <w:bdr w:val="nil"/>
-            <w:rPrChange w:id="181" w:author="yafei li" w:date="2026-05-11T23:56:00Z" w16du:dateUtc="2026-05-11T15:56:00Z">
+            <w:rPrChange w:id="196" w:author="yafei li" w:date="2026-05-11T23:56:00Z" w16du:dateUtc="2026-05-11T15:56:00Z">
               <w:rPr/>
             </w:rPrChange>
           </w:rPr>
@@ -3264,7 +3434,7 @@
         <m:sSub>
           <m:sSubPr>
             <m:ctrlPr>
-              <w:ins w:id="182" w:author="yafei li" w:date="2026-05-11T23:56:00Z" w16du:dateUtc="2026-05-11T15:56:00Z">
+              <w:ins w:id="197" w:author="yafei li" w:date="2026-05-11T23:56:00Z" w16du:dateUtc="2026-05-11T15:56:00Z">
                 <w:rPr>
                   <w:rFonts w:ascii="Cambria Math" w:eastAsia="楷体" w:hAnsi="Cambria Math" w:cs="楷体"/>
                   <w:color w:val="000000"/>
@@ -3273,165 +3443,12 @@
                   <w:szCs w:val="28"/>
                   <w:u w:color="000000"/>
                   <w:bdr w:val="nil"/>
-                  <w:rPrChange w:id="183" w:author="yafei li" w:date="2026-05-11T23:56:00Z" w16du:dateUtc="2026-05-11T15:56:00Z">
-                    <w:rPr>
-                      <w:rFonts w:ascii="Cambria Math" w:hAnsi="Cambria Math"/>
-                    </w:rPr>
-                  </w:rPrChange>
                 </w:rPr>
               </w:ins>
             </m:ctrlPr>
           </m:sSubPr>
           <m:e>
             <m:r>
-              <w:ins w:id="184" w:author="yafei li" w:date="2026-05-11T23:56:00Z" w16du:dateUtc="2026-05-11T15:56:00Z">
-                <w:rPr>
-                  <w:rFonts w:ascii="Cambria Math" w:eastAsia="楷体" w:hAnsi="Cambria Math" w:cs="楷体"/>
-                  <w:color w:val="000000"/>
-                  <w:kern w:val="2"/>
-                  <w:sz w:val="28"/>
-                  <w:szCs w:val="28"/>
-                  <w:u w:color="000000"/>
-                  <w:bdr w:val="nil"/>
-                  <w:rPrChange w:id="185" w:author="yafei li" w:date="2026-05-11T23:56:00Z" w16du:dateUtc="2026-05-11T15:56:00Z">
-                    <w:rPr>
-                      <w:rFonts w:ascii="Cambria Math" w:hAnsi="Cambria Math"/>
-                    </w:rPr>
-                  </w:rPrChange>
-                </w:rPr>
-                <m:t>F</m:t>
-              </w:ins>
-            </m:r>
-          </m:e>
-          <m:sub>
-            <m:r>
-              <w:ins w:id="186" w:author="yafei li" w:date="2026-05-11T23:56:00Z" w16du:dateUtc="2026-05-11T15:56:00Z">
-                <m:rPr>
-                  <m:nor/>
-                </m:rPr>
-                <w:rPr>
-                  <w:rFonts w:ascii="Cambria Math" w:eastAsia="楷体" w:hAnsi="Cambria Math" w:cs="楷体"/>
-                  <w:color w:val="000000"/>
-                  <w:kern w:val="2"/>
-                  <w:sz w:val="28"/>
-                  <w:szCs w:val="28"/>
-                  <w:u w:color="000000"/>
-                  <w:bdr w:val="nil"/>
-                  <w:rPrChange w:id="187" w:author="yafei li" w:date="2026-05-11T23:57:00Z" w16du:dateUtc="2026-05-11T15:57:00Z">
-                    <w:rPr/>
-                  </w:rPrChange>
-                </w:rPr>
-                <m:t>type</m:t>
-              </w:ins>
-            </m:r>
-          </m:sub>
-        </m:sSub>
-      </m:oMath>
-      <w:ins w:id="188" w:author="yafei li" w:date="2026-05-11T23:56:00Z" w16du:dateUtc="2026-05-11T15:56:00Z">
-        <w:r>
-          <w:rPr>
-            <w:rFonts w:ascii="楷体" w:eastAsia="楷体" w:hAnsi="楷体" w:cs="楷体"/>
-            <w:color w:val="000000"/>
-            <w:kern w:val="2"/>
-            <w:sz w:val="28"/>
-            <w:szCs w:val="28"/>
-            <w:u w:color="000000"/>
-            <w:bdr w:val="nil"/>
-            <w:rPrChange w:id="189" w:author="yafei li" w:date="2026-05-11T23:56:00Z" w16du:dateUtc="2026-05-11T15:56:00Z">
-              <w:rPr/>
-            </w:rPrChange>
-          </w:rPr>
-          <w:t>、工作负载特征</w:t>
-        </w:r>
-      </w:ins>
-      <m:oMath>
-        <m:sSub>
-          <m:sSubPr>
-            <m:ctrlPr>
-              <w:ins w:id="190" w:author="yafei li" w:date="2026-05-11T23:56:00Z" w16du:dateUtc="2026-05-11T15:56:00Z">
-                <w:rPr>
-                  <w:rFonts w:ascii="Cambria Math" w:eastAsia="楷体" w:hAnsi="Cambria Math" w:cs="楷体"/>
-                  <w:color w:val="000000"/>
-                  <w:kern w:val="2"/>
-                  <w:sz w:val="28"/>
-                  <w:szCs w:val="28"/>
-                  <w:u w:color="000000"/>
-                  <w:bdr w:val="nil"/>
-                  <w:rPrChange w:id="191" w:author="yafei li" w:date="2026-05-11T23:56:00Z" w16du:dateUtc="2026-05-11T15:56:00Z">
-                    <w:rPr>
-                      <w:rFonts w:ascii="Cambria Math" w:hAnsi="Cambria Math"/>
-                    </w:rPr>
-                  </w:rPrChange>
-                </w:rPr>
-              </w:ins>
-            </m:ctrlPr>
-          </m:sSubPr>
-          <m:e>
-            <m:r>
-              <w:ins w:id="192" w:author="yafei li" w:date="2026-05-11T23:56:00Z" w16du:dateUtc="2026-05-11T15:56:00Z">
-                <w:rPr>
-                  <w:rFonts w:ascii="Cambria Math" w:eastAsia="楷体" w:hAnsi="Cambria Math" w:cs="楷体"/>
-                  <w:color w:val="000000"/>
-                  <w:kern w:val="2"/>
-                  <w:sz w:val="28"/>
-                  <w:szCs w:val="28"/>
-                  <w:u w:color="000000"/>
-                  <w:bdr w:val="nil"/>
-                  <w:rPrChange w:id="193" w:author="yafei li" w:date="2026-05-11T23:56:00Z" w16du:dateUtc="2026-05-11T15:56:00Z">
-                    <w:rPr>
-                      <w:rFonts w:ascii="Cambria Math" w:hAnsi="Cambria Math"/>
-                    </w:rPr>
-                  </w:rPrChange>
-                </w:rPr>
-                <m:t>F</m:t>
-              </w:ins>
-            </m:r>
-          </m:e>
-          <m:sub>
-            <m:r>
-              <w:ins w:id="194" w:author="yafei li" w:date="2026-05-11T23:56:00Z" w16du:dateUtc="2026-05-11T15:56:00Z">
-                <m:rPr>
-                  <m:nor/>
-                </m:rPr>
-                <w:rPr>
-                  <w:rFonts w:ascii="Cambria Math" w:eastAsia="楷体" w:hAnsi="Cambria Math" w:cs="楷体"/>
-                  <w:color w:val="000000"/>
-                  <w:kern w:val="2"/>
-                  <w:sz w:val="28"/>
-                  <w:szCs w:val="28"/>
-                  <w:u w:color="000000"/>
-                  <w:bdr w:val="nil"/>
-                  <w:rPrChange w:id="195" w:author="yafei li" w:date="2026-05-11T23:57:00Z" w16du:dateUtc="2026-05-11T15:57:00Z">
-                    <w:rPr/>
-                  </w:rPrChange>
-                </w:rPr>
-                <m:t>load</m:t>
-              </w:ins>
-            </m:r>
-          </m:sub>
-        </m:sSub>
-      </m:oMath>
-      <w:ins w:id="196" w:author="yafei li" w:date="2026-05-11T23:56:00Z" w16du:dateUtc="2026-05-11T15:56:00Z">
-        <w:r>
-          <w:rPr>
-            <w:rFonts w:ascii="楷体" w:eastAsia="楷体" w:hAnsi="楷体" w:cs="楷体"/>
-            <w:color w:val="000000"/>
-            <w:kern w:val="2"/>
-            <w:sz w:val="28"/>
-            <w:szCs w:val="28"/>
-            <w:u w:color="000000"/>
-            <w:bdr w:val="nil"/>
-            <w:rPrChange w:id="197" w:author="yafei li" w:date="2026-05-11T23:56:00Z" w16du:dateUtc="2026-05-11T15:56:00Z">
-              <w:rPr/>
-            </w:rPrChange>
-          </w:rPr>
-          <w:t>以及MPS/SM资源分配比例</w:t>
-        </w:r>
-      </w:ins>
-      <m:oMath>
-        <m:sSub>
-          <m:sSubPr>
-            <m:ctrlPr>
               <w:ins w:id="198" w:author="yafei li" w:date="2026-05-11T23:56:00Z" w16du:dateUtc="2026-05-11T15:56:00Z">
                 <w:rPr>
                   <w:rFonts w:ascii="Cambria Math" w:eastAsia="楷体" w:hAnsi="Cambria Math" w:cs="楷体"/>
@@ -3447,12 +3464,16 @@
                     </w:rPr>
                   </w:rPrChange>
                 </w:rPr>
+                <m:t>F</m:t>
               </w:ins>
-            </m:ctrlPr>
-          </m:sSubPr>
-          <m:e>
+            </m:r>
+          </m:e>
+          <m:sub>
             <m:r>
               <w:ins w:id="200" w:author="yafei li" w:date="2026-05-11T23:56:00Z" w16du:dateUtc="2026-05-11T15:56:00Z">
+                <m:rPr>
+                  <m:nor/>
+                </m:rPr>
                 <w:rPr>
                   <w:rFonts w:ascii="Cambria Math" w:eastAsia="楷体" w:hAnsi="Cambria Math" w:cs="楷体"/>
                   <w:color w:val="000000"/>
@@ -3461,7 +3482,62 @@
                   <w:szCs w:val="28"/>
                   <w:u w:color="000000"/>
                   <w:bdr w:val="nil"/>
-                  <w:rPrChange w:id="201" w:author="yafei li" w:date="2026-05-11T23:56:00Z" w16du:dateUtc="2026-05-11T15:56:00Z">
+                  <w:rPrChange w:id="201" w:author="yafei li" w:date="2026-05-11T23:57:00Z" w16du:dateUtc="2026-05-11T15:57:00Z">
+                    <w:rPr/>
+                  </w:rPrChange>
+                </w:rPr>
+                <m:t>type</m:t>
+              </w:ins>
+            </m:r>
+          </m:sub>
+        </m:sSub>
+      </m:oMath>
+      <w:ins w:id="202" w:author="yafei li" w:date="2026-05-11T23:56:00Z" w16du:dateUtc="2026-05-11T15:56:00Z">
+        <w:r>
+          <w:rPr>
+            <w:rFonts w:ascii="楷体" w:eastAsia="楷体" w:hAnsi="楷体" w:cs="楷体"/>
+            <w:color w:val="000000"/>
+            <w:kern w:val="2"/>
+            <w:sz w:val="28"/>
+            <w:szCs w:val="28"/>
+            <w:u w:color="000000"/>
+            <w:bdr w:val="nil"/>
+            <w:rPrChange w:id="203" w:author="yafei li" w:date="2026-05-11T23:56:00Z" w16du:dateUtc="2026-05-11T15:56:00Z">
+              <w:rPr/>
+            </w:rPrChange>
+          </w:rPr>
+          <w:t>、工作负载特征</w:t>
+        </w:r>
+      </w:ins>
+      <m:oMath>
+        <m:sSub>
+          <m:sSubPr>
+            <m:ctrlPr>
+              <w:ins w:id="204" w:author="yafei li" w:date="2026-05-11T23:56:00Z" w16du:dateUtc="2026-05-11T15:56:00Z">
+                <w:rPr>
+                  <w:rFonts w:ascii="Cambria Math" w:eastAsia="楷体" w:hAnsi="Cambria Math" w:cs="楷体"/>
+                  <w:color w:val="000000"/>
+                  <w:kern w:val="2"/>
+                  <w:sz w:val="28"/>
+                  <w:szCs w:val="28"/>
+                  <w:u w:color="000000"/>
+                  <w:bdr w:val="nil"/>
+                </w:rPr>
+              </w:ins>
+            </m:ctrlPr>
+          </m:sSubPr>
+          <m:e>
+            <m:r>
+              <w:ins w:id="205" w:author="yafei li" w:date="2026-05-11T23:56:00Z" w16du:dateUtc="2026-05-11T15:56:00Z">
+                <w:rPr>
+                  <w:rFonts w:ascii="Cambria Math" w:eastAsia="楷体" w:hAnsi="Cambria Math" w:cs="楷体"/>
+                  <w:color w:val="000000"/>
+                  <w:kern w:val="2"/>
+                  <w:sz w:val="28"/>
+                  <w:szCs w:val="28"/>
+                  <w:u w:color="000000"/>
+                  <w:bdr w:val="nil"/>
+                  <w:rPrChange w:id="206" w:author="yafei li" w:date="2026-05-11T23:56:00Z" w16du:dateUtc="2026-05-11T15:56:00Z">
                     <w:rPr>
                       <w:rFonts w:ascii="Cambria Math" w:hAnsi="Cambria Math"/>
                     </w:rPr>
@@ -3473,7 +3549,7 @@
           </m:e>
           <m:sub>
             <m:r>
-              <w:ins w:id="202" w:author="yafei li" w:date="2026-05-11T23:56:00Z" w16du:dateUtc="2026-05-11T15:56:00Z">
+              <w:ins w:id="207" w:author="yafei li" w:date="2026-05-11T23:56:00Z" w16du:dateUtc="2026-05-11T15:56:00Z">
                 <m:rPr>
                   <m:nor/>
                 </m:rPr>
@@ -3485,7 +3561,86 @@
                   <w:szCs w:val="28"/>
                   <w:u w:color="000000"/>
                   <w:bdr w:val="nil"/>
-                  <w:rPrChange w:id="203" w:author="yafei li" w:date="2026-05-11T23:58:00Z" w16du:dateUtc="2026-05-11T15:58:00Z">
+                  <w:rPrChange w:id="208" w:author="yafei li" w:date="2026-05-11T23:57:00Z" w16du:dateUtc="2026-05-11T15:57:00Z">
+                    <w:rPr/>
+                  </w:rPrChange>
+                </w:rPr>
+                <m:t>load</m:t>
+              </w:ins>
+            </m:r>
+          </m:sub>
+        </m:sSub>
+      </m:oMath>
+      <w:ins w:id="209" w:author="yafei li" w:date="2026-05-11T23:56:00Z" w16du:dateUtc="2026-05-11T15:56:00Z">
+        <w:r>
+          <w:rPr>
+            <w:rFonts w:ascii="楷体" w:eastAsia="楷体" w:hAnsi="楷体" w:cs="楷体"/>
+            <w:color w:val="000000"/>
+            <w:kern w:val="2"/>
+            <w:sz w:val="28"/>
+            <w:szCs w:val="28"/>
+            <w:u w:color="000000"/>
+            <w:bdr w:val="nil"/>
+            <w:rPrChange w:id="210" w:author="yafei li" w:date="2026-05-11T23:56:00Z" w16du:dateUtc="2026-05-11T15:56:00Z">
+              <w:rPr/>
+            </w:rPrChange>
+          </w:rPr>
+          <w:t>以及MPS/SM资源分配比例</w:t>
+        </w:r>
+      </w:ins>
+      <m:oMath>
+        <m:sSub>
+          <m:sSubPr>
+            <m:ctrlPr>
+              <w:ins w:id="211" w:author="yafei li" w:date="2026-05-11T23:56:00Z" w16du:dateUtc="2026-05-11T15:56:00Z">
+                <w:rPr>
+                  <w:rFonts w:ascii="Cambria Math" w:eastAsia="楷体" w:hAnsi="Cambria Math" w:cs="楷体"/>
+                  <w:color w:val="000000"/>
+                  <w:kern w:val="2"/>
+                  <w:sz w:val="28"/>
+                  <w:szCs w:val="28"/>
+                  <w:u w:color="000000"/>
+                  <w:bdr w:val="nil"/>
+                </w:rPr>
+              </w:ins>
+            </m:ctrlPr>
+          </m:sSubPr>
+          <m:e>
+            <m:r>
+              <w:ins w:id="212" w:author="yafei li" w:date="2026-05-11T23:56:00Z" w16du:dateUtc="2026-05-11T15:56:00Z">
+                <w:rPr>
+                  <w:rFonts w:ascii="Cambria Math" w:eastAsia="楷体" w:hAnsi="Cambria Math" w:cs="楷体"/>
+                  <w:color w:val="000000"/>
+                  <w:kern w:val="2"/>
+                  <w:sz w:val="28"/>
+                  <w:szCs w:val="28"/>
+                  <w:u w:color="000000"/>
+                  <w:bdr w:val="nil"/>
+                  <w:rPrChange w:id="213" w:author="yafei li" w:date="2026-05-11T23:56:00Z" w16du:dateUtc="2026-05-11T15:56:00Z">
+                    <w:rPr>
+                      <w:rFonts w:ascii="Cambria Math" w:hAnsi="Cambria Math"/>
+                    </w:rPr>
+                  </w:rPrChange>
+                </w:rPr>
+                <m:t>F</m:t>
+              </w:ins>
+            </m:r>
+          </m:e>
+          <m:sub>
+            <m:r>
+              <w:ins w:id="214" w:author="yafei li" w:date="2026-05-11T23:56:00Z" w16du:dateUtc="2026-05-11T15:56:00Z">
+                <m:rPr>
+                  <m:nor/>
+                </m:rPr>
+                <w:rPr>
+                  <w:rFonts w:ascii="Cambria Math" w:eastAsia="楷体" w:hAnsi="Cambria Math" w:cs="楷体"/>
+                  <w:color w:val="000000"/>
+                  <w:kern w:val="2"/>
+                  <w:sz w:val="28"/>
+                  <w:szCs w:val="28"/>
+                  <w:u w:color="000000"/>
+                  <w:bdr w:val="nil"/>
+                  <w:rPrChange w:id="215" w:author="yafei li" w:date="2026-05-11T23:58:00Z" w16du:dateUtc="2026-05-11T15:58:00Z">
                     <w:rPr/>
                   </w:rPrChange>
                 </w:rPr>
@@ -3495,7 +3650,7 @@
           </m:sub>
         </m:sSub>
       </m:oMath>
-      <w:ins w:id="204" w:author="yafei li" w:date="2026-05-11T23:56:00Z" w16du:dateUtc="2026-05-11T15:56:00Z">
+      <w:ins w:id="216" w:author="yafei li" w:date="2026-05-11T23:56:00Z" w16du:dateUtc="2026-05-11T15:56:00Z">
         <w:r>
           <w:rPr>
             <w:rFonts w:ascii="楷体" w:eastAsia="楷体" w:hAnsi="楷体" w:cs="楷体"/>
@@ -3505,7 +3660,7 @@
             <w:szCs w:val="28"/>
             <w:u w:color="000000"/>
             <w:bdr w:val="nil"/>
-            <w:rPrChange w:id="205" w:author="yafei li" w:date="2026-05-11T23:56:00Z" w16du:dateUtc="2026-05-11T15:56:00Z">
+            <w:rPrChange w:id="217" w:author="yafei li" w:date="2026-05-11T23:56:00Z" w16du:dateUtc="2026-05-11T15:56:00Z">
               <w:rPr/>
             </w:rPrChange>
           </w:rPr>
@@ -3516,7 +3671,7 @@
     <w:p>
       <w:pPr>
         <w:rPr>
-          <w:ins w:id="206" w:author="yafei li" w:date="2026-05-11T23:59:00Z" w16du:dateUtc="2026-05-11T15:59:00Z"/>
+          <w:ins w:id="218" w:author="yafei li" w:date="2026-05-11T23:59:00Z" w16du:dateUtc="2026-05-11T15:59:00Z"/>
           <w:rFonts w:ascii="Cambria Math" w:hAnsi="Cambria Math"/>
           <w:i/>
         </w:rPr>
@@ -3526,7 +3681,7 @@
           <m:sSub>
             <m:sSubPr>
               <m:ctrlPr>
-                <w:ins w:id="207" w:author="yafei li" w:date="2026-05-11T23:56:00Z" w16du:dateUtc="2026-05-11T15:56:00Z">
+                <w:ins w:id="219" w:author="yafei li" w:date="2026-05-11T23:56:00Z" w16du:dateUtc="2026-05-11T15:56:00Z">
                   <w:rPr>
                     <w:rFonts w:ascii="Cambria Math" w:hAnsi="Cambria Math"/>
                   </w:rPr>
@@ -3535,7 +3690,7 @@
             </m:sSubPr>
             <m:e>
               <m:r>
-                <w:ins w:id="208" w:author="yafei li" w:date="2026-05-11T23:56:00Z" w16du:dateUtc="2026-05-11T15:56:00Z">
+                <w:ins w:id="220" w:author="yafei li" w:date="2026-05-11T23:56:00Z" w16du:dateUtc="2026-05-11T15:56:00Z">
                   <w:rPr>
                     <w:rFonts w:ascii="Cambria Math" w:hAnsi="Cambria Math"/>
                   </w:rPr>
@@ -3545,13 +3700,13 @@
             </m:e>
             <m:sub>
               <m:r>
-                <w:ins w:id="209" w:author="yafei li" w:date="2026-05-11T23:56:00Z" w16du:dateUtc="2026-05-11T15:56:00Z">
+                <w:ins w:id="221" w:author="yafei li" w:date="2026-05-11T23:56:00Z" w16du:dateUtc="2026-05-11T15:56:00Z">
                   <m:rPr>
                     <m:nor/>
                   </m:rPr>
                   <w:rPr>
                     <w:rFonts w:ascii="Cambria Math" w:hAnsi="Cambria Math"/>
-                    <w:rPrChange w:id="210" w:author="yafei li" w:date="2026-05-11T23:58:00Z" w16du:dateUtc="2026-05-11T15:58:00Z">
+                    <w:rPrChange w:id="222" w:author="yafei li" w:date="2026-05-11T23:58:00Z" w16du:dateUtc="2026-05-11T15:58:00Z">
                       <w:rPr/>
                     </w:rPrChange>
                   </w:rPr>
@@ -3561,7 +3716,7 @@
             </m:sub>
           </m:sSub>
           <m:r>
-            <w:ins w:id="211" w:author="yafei li" w:date="2026-05-11T23:56:00Z" w16du:dateUtc="2026-05-11T15:56:00Z">
+            <w:ins w:id="223" w:author="yafei li" w:date="2026-05-11T23:56:00Z" w16du:dateUtc="2026-05-11T15:56:00Z">
               <w:rPr>
                 <w:rFonts w:ascii="Cambria Math" w:hAnsi="Cambria Math"/>
               </w:rPr>
@@ -3571,7 +3726,7 @@
           <m:sSub>
             <m:sSubPr>
               <m:ctrlPr>
-                <w:ins w:id="212" w:author="yafei li" w:date="2026-05-11T23:56:00Z" w16du:dateUtc="2026-05-11T15:56:00Z">
+                <w:ins w:id="224" w:author="yafei li" w:date="2026-05-11T23:56:00Z" w16du:dateUtc="2026-05-11T15:56:00Z">
                   <w:rPr>
                     <w:rFonts w:ascii="Cambria Math" w:hAnsi="Cambria Math"/>
                   </w:rPr>
@@ -3580,7 +3735,7 @@
             </m:sSubPr>
             <m:e>
               <m:r>
-                <w:ins w:id="213" w:author="yafei li" w:date="2026-05-11T23:56:00Z" w16du:dateUtc="2026-05-11T15:56:00Z">
+                <w:ins w:id="225" w:author="yafei li" w:date="2026-05-11T23:56:00Z" w16du:dateUtc="2026-05-11T15:56:00Z">
                   <w:rPr>
                     <w:rFonts w:ascii="Cambria Math" w:hAnsi="Cambria Math"/>
                   </w:rPr>
@@ -3590,13 +3745,13 @@
             </m:e>
             <m:sub>
               <m:r>
-                <w:ins w:id="214" w:author="yafei li" w:date="2026-05-11T23:56:00Z" w16du:dateUtc="2026-05-11T15:56:00Z">
+                <w:ins w:id="226" w:author="yafei li" w:date="2026-05-11T23:56:00Z" w16du:dateUtc="2026-05-11T15:56:00Z">
                   <m:rPr>
                     <m:nor/>
                   </m:rPr>
                   <w:rPr>
                     <w:rFonts w:ascii="Cambria Math" w:hAnsi="Cambria Math"/>
-                    <w:rPrChange w:id="215" w:author="yafei li" w:date="2026-05-11T23:58:00Z" w16du:dateUtc="2026-05-11T15:58:00Z">
+                    <w:rPrChange w:id="227" w:author="yafei li" w:date="2026-05-11T23:58:00Z" w16du:dateUtc="2026-05-11T15:58:00Z">
                       <w:rPr/>
                     </w:rPrChange>
                   </w:rPr>
@@ -3606,7 +3761,7 @@
             </m:sub>
           </m:sSub>
           <m:r>
-            <w:ins w:id="216" w:author="yafei li" w:date="2026-05-11T23:56:00Z" w16du:dateUtc="2026-05-11T15:56:00Z">
+            <w:ins w:id="228" w:author="yafei li" w:date="2026-05-11T23:56:00Z" w16du:dateUtc="2026-05-11T15:56:00Z">
               <w:rPr>
                 <w:rFonts w:ascii="Cambria Math" w:hAnsi="Cambria Math"/>
               </w:rPr>
@@ -3616,7 +3771,7 @@
           <m:sSub>
             <m:sSubPr>
               <m:ctrlPr>
-                <w:ins w:id="217" w:author="yafei li" w:date="2026-05-11T23:56:00Z" w16du:dateUtc="2026-05-11T15:56:00Z">
+                <w:ins w:id="229" w:author="yafei li" w:date="2026-05-11T23:56:00Z" w16du:dateUtc="2026-05-11T15:56:00Z">
                   <w:rPr>
                     <w:rFonts w:ascii="Cambria Math" w:hAnsi="Cambria Math"/>
                   </w:rPr>
@@ -3625,7 +3780,7 @@
             </m:sSubPr>
             <m:e>
               <m:r>
-                <w:ins w:id="218" w:author="yafei li" w:date="2026-05-11T23:56:00Z" w16du:dateUtc="2026-05-11T15:56:00Z">
+                <w:ins w:id="230" w:author="yafei li" w:date="2026-05-11T23:56:00Z" w16du:dateUtc="2026-05-11T15:56:00Z">
                   <w:rPr>
                     <w:rFonts w:ascii="Cambria Math" w:hAnsi="Cambria Math"/>
                   </w:rPr>
@@ -3635,13 +3790,13 @@
             </m:e>
             <m:sub>
               <m:r>
-                <w:ins w:id="219" w:author="yafei li" w:date="2026-05-11T23:56:00Z" w16du:dateUtc="2026-05-11T15:56:00Z">
+                <w:ins w:id="231" w:author="yafei li" w:date="2026-05-11T23:56:00Z" w16du:dateUtc="2026-05-11T15:56:00Z">
                   <m:rPr>
                     <m:nor/>
                   </m:rPr>
                   <w:rPr>
                     <w:rFonts w:ascii="Cambria Math" w:hAnsi="Cambria Math"/>
-                    <w:rPrChange w:id="220" w:author="yafei li" w:date="2026-05-11T23:58:00Z" w16du:dateUtc="2026-05-11T15:58:00Z">
+                    <w:rPrChange w:id="232" w:author="yafei li" w:date="2026-05-11T23:58:00Z" w16du:dateUtc="2026-05-11T15:58:00Z">
                       <w:rPr/>
                     </w:rPrChange>
                   </w:rPr>
@@ -3651,7 +3806,7 @@
             </m:sub>
           </m:sSub>
           <m:r>
-            <w:ins w:id="221" w:author="yafei li" w:date="2026-05-11T23:56:00Z" w16du:dateUtc="2026-05-11T15:56:00Z">
+            <w:ins w:id="233" w:author="yafei li" w:date="2026-05-11T23:56:00Z" w16du:dateUtc="2026-05-11T15:56:00Z">
               <w:rPr>
                 <w:rFonts w:ascii="Cambria Math" w:hAnsi="Cambria Math"/>
               </w:rPr>
@@ -3661,7 +3816,7 @@
           <m:sSub>
             <m:sSubPr>
               <m:ctrlPr>
-                <w:ins w:id="222" w:author="yafei li" w:date="2026-05-11T23:56:00Z" w16du:dateUtc="2026-05-11T15:56:00Z">
+                <w:ins w:id="234" w:author="yafei li" w:date="2026-05-11T23:56:00Z" w16du:dateUtc="2026-05-11T15:56:00Z">
                   <w:rPr>
                     <w:rFonts w:ascii="Cambria Math" w:hAnsi="Cambria Math"/>
                   </w:rPr>
@@ -3670,7 +3825,7 @@
             </m:sSubPr>
             <m:e>
               <m:r>
-                <w:ins w:id="223" w:author="yafei li" w:date="2026-05-11T23:56:00Z" w16du:dateUtc="2026-05-11T15:56:00Z">
+                <w:ins w:id="235" w:author="yafei li" w:date="2026-05-11T23:56:00Z" w16du:dateUtc="2026-05-11T15:56:00Z">
                   <w:rPr>
                     <w:rFonts w:ascii="Cambria Math" w:hAnsi="Cambria Math"/>
                   </w:rPr>
@@ -3680,13 +3835,13 @@
             </m:e>
             <m:sub>
               <m:r>
-                <w:ins w:id="224" w:author="yafei li" w:date="2026-05-11T23:56:00Z" w16du:dateUtc="2026-05-11T15:56:00Z">
+                <w:ins w:id="236" w:author="yafei li" w:date="2026-05-11T23:56:00Z" w16du:dateUtc="2026-05-11T15:56:00Z">
                   <m:rPr>
                     <m:nor/>
                   </m:rPr>
                   <w:rPr>
                     <w:rFonts w:ascii="Cambria Math" w:hAnsi="Cambria Math"/>
-                    <w:rPrChange w:id="225" w:author="yafei li" w:date="2026-05-11T23:59:00Z" w16du:dateUtc="2026-05-11T15:59:00Z">
+                    <w:rPrChange w:id="237" w:author="yafei li" w:date="2026-05-11T23:59:00Z" w16du:dateUtc="2026-05-11T15:59:00Z">
                       <w:rPr/>
                     </w:rPrChange>
                   </w:rPr>
@@ -3696,7 +3851,7 @@
             </m:sub>
           </m:sSub>
           <m:r>
-            <w:ins w:id="226" w:author="yafei li" w:date="2026-05-11T23:56:00Z" w16du:dateUtc="2026-05-11T15:56:00Z">
+            <w:ins w:id="238" w:author="yafei li" w:date="2026-05-11T23:56:00Z" w16du:dateUtc="2026-05-11T15:56:00Z">
               <w:rPr>
                 <w:rFonts w:ascii="Cambria Math" w:hAnsi="Cambria Math"/>
               </w:rPr>
@@ -3709,9 +3864,9 @@
     <w:p>
       <w:pPr>
         <w:pStyle w:val="a6"/>
-        <w:ind w:firstLine="420"/>
-        <w:rPr>
-          <w:ins w:id="227" w:author="yafei li" w:date="2026-05-11T23:56:00Z" w16du:dateUtc="2026-05-11T15:56:00Z"/>
+        <w:ind w:firstLineChars="200" w:firstLine="560"/>
+        <w:rPr>
+          <w:ins w:id="239" w:author="yafei li" w:date="2026-05-11T23:56:00Z" w16du:dateUtc="2026-05-11T15:56:00Z"/>
           <w:rFonts w:ascii="楷体" w:eastAsia="楷体" w:hAnsi="楷体" w:cs="楷体"/>
           <w:color w:val="000000"/>
           <w:kern w:val="2"/>
@@ -3719,19 +3874,19 @@
           <w:szCs w:val="28"/>
           <w:u w:color="000000"/>
           <w:bdr w:val="nil"/>
-          <w:rPrChange w:id="228" w:author="yafei li" w:date="2026-05-11T23:56:00Z" w16du:dateUtc="2026-05-11T15:56:00Z">
+          <w:rPrChange w:id="240" w:author="yafei li" w:date="2026-05-11T23:56:00Z" w16du:dateUtc="2026-05-11T15:56:00Z">
             <w:rPr>
-              <w:ins w:id="229" w:author="yafei li" w:date="2026-05-11T23:56:00Z" w16du:dateUtc="2026-05-11T15:56:00Z"/>
+              <w:ins w:id="241" w:author="yafei li" w:date="2026-05-11T23:56:00Z" w16du:dateUtc="2026-05-11T15:56:00Z"/>
             </w:rPr>
           </w:rPrChange>
         </w:rPr>
-        <w:pPrChange w:id="230" w:author="yafei li" w:date="2026-05-11T23:59:00Z" w16du:dateUtc="2026-05-11T15:59:00Z">
+        <w:pPrChange w:id="242" w:author="yafei li" w:date="2026-05-12T23:08:00Z" w16du:dateUtc="2026-05-12T15:08:00Z">
           <w:pPr>
             <w:pStyle w:val="a6"/>
           </w:pPr>
         </w:pPrChange>
       </w:pPr>
-      <w:ins w:id="231" w:author="yafei li" w:date="2026-05-11T23:56:00Z" w16du:dateUtc="2026-05-11T15:56:00Z">
+      <w:ins w:id="243" w:author="yafei li" w:date="2026-05-11T23:56:00Z" w16du:dateUtc="2026-05-11T15:56:00Z">
         <w:r>
           <w:rPr>
             <w:rFonts w:ascii="楷体" w:eastAsia="楷体" w:hAnsi="楷体" w:cs="楷体"/>
@@ -3741,7 +3896,7 @@
             <w:szCs w:val="28"/>
             <w:u w:color="000000"/>
             <w:bdr w:val="nil"/>
-            <w:rPrChange w:id="232" w:author="yafei li" w:date="2026-05-11T23:56:00Z" w16du:dateUtc="2026-05-11T15:56:00Z">
+            <w:rPrChange w:id="244" w:author="yafei li" w:date="2026-05-11T23:56:00Z" w16du:dateUtc="2026-05-11T15:56:00Z">
               <w:rPr/>
             </w:rPrChange>
           </w:rPr>
@@ -3752,7 +3907,7 @@
         <m:sSub>
           <m:sSubPr>
             <m:ctrlPr>
-              <w:ins w:id="233" w:author="yafei li" w:date="2026-05-11T23:56:00Z" w16du:dateUtc="2026-05-11T15:56:00Z">
+              <w:ins w:id="245" w:author="yafei li" w:date="2026-05-11T23:56:00Z" w16du:dateUtc="2026-05-11T15:56:00Z">
                 <w:rPr>
                   <w:rFonts w:ascii="Cambria Math" w:eastAsia="楷体" w:hAnsi="Cambria Math" w:cs="楷体"/>
                   <w:color w:val="000000"/>
@@ -3761,18 +3916,13 @@
                   <w:szCs w:val="28"/>
                   <w:u w:color="000000"/>
                   <w:bdr w:val="nil"/>
-                  <w:rPrChange w:id="234" w:author="yafei li" w:date="2026-05-11T23:56:00Z" w16du:dateUtc="2026-05-11T15:56:00Z">
-                    <w:rPr>
-                      <w:rFonts w:ascii="Cambria Math" w:hAnsi="Cambria Math"/>
-                    </w:rPr>
-                  </w:rPrChange>
                 </w:rPr>
               </w:ins>
             </m:ctrlPr>
           </m:sSubPr>
           <m:e>
             <m:r>
-              <w:ins w:id="235" w:author="yafei li" w:date="2026-05-11T23:56:00Z" w16du:dateUtc="2026-05-11T15:56:00Z">
+              <w:ins w:id="246" w:author="yafei li" w:date="2026-05-11T23:56:00Z" w16du:dateUtc="2026-05-11T15:56:00Z">
                 <w:rPr>
                   <w:rFonts w:ascii="Cambria Math" w:eastAsia="楷体" w:hAnsi="Cambria Math" w:cs="楷体"/>
                   <w:color w:val="000000"/>
@@ -3781,7 +3931,7 @@
                   <w:szCs w:val="28"/>
                   <w:u w:color="000000"/>
                   <w:bdr w:val="nil"/>
-                  <w:rPrChange w:id="236" w:author="yafei li" w:date="2026-05-11T23:56:00Z" w16du:dateUtc="2026-05-11T15:56:00Z">
+                  <w:rPrChange w:id="247" w:author="yafei li" w:date="2026-05-11T23:56:00Z" w16du:dateUtc="2026-05-11T15:56:00Z">
                     <w:rPr>
                       <w:rFonts w:ascii="Cambria Math" w:hAnsi="Cambria Math"/>
                     </w:rPr>
@@ -3793,7 +3943,7 @@
           </m:e>
           <m:sub>
             <m:r>
-              <w:ins w:id="237" w:author="yafei li" w:date="2026-05-11T23:56:00Z" w16du:dateUtc="2026-05-11T15:56:00Z">
+              <w:ins w:id="248" w:author="yafei li" w:date="2026-05-11T23:56:00Z" w16du:dateUtc="2026-05-11T15:56:00Z">
                 <m:rPr>
                   <m:nor/>
                 </m:rPr>
@@ -3805,7 +3955,7 @@
                   <w:szCs w:val="28"/>
                   <w:u w:color="000000"/>
                   <w:bdr w:val="nil"/>
-                  <w:rPrChange w:id="238" w:author="yafei li" w:date="2026-05-11T23:59:00Z" w16du:dateUtc="2026-05-11T15:59:00Z">
+                  <w:rPrChange w:id="249" w:author="yafei li" w:date="2026-05-11T23:59:00Z" w16du:dateUtc="2026-05-11T15:59:00Z">
                     <w:rPr/>
                   </w:rPrChange>
                 </w:rPr>
@@ -3815,7 +3965,7 @@
           </m:sub>
         </m:sSub>
       </m:oMath>
-      <w:ins w:id="239" w:author="yafei li" w:date="2026-05-11T23:56:00Z" w16du:dateUtc="2026-05-11T15:56:00Z">
+      <w:ins w:id="250" w:author="yafei li" w:date="2026-05-11T23:56:00Z" w16du:dateUtc="2026-05-11T15:56:00Z">
         <w:r>
           <w:rPr>
             <w:rFonts w:ascii="楷体" w:eastAsia="楷体" w:hAnsi="楷体" w:cs="楷体"/>
@@ -3825,7 +3975,7 @@
             <w:szCs w:val="28"/>
             <w:u w:color="000000"/>
             <w:bdr w:val="nil"/>
-            <w:rPrChange w:id="240" w:author="yafei li" w:date="2026-05-11T23:56:00Z" w16du:dateUtc="2026-05-11T15:56:00Z">
+            <w:rPrChange w:id="251" w:author="yafei li" w:date="2026-05-11T23:56:00Z" w16du:dateUtc="2026-05-11T15:56:00Z">
               <w:rPr/>
             </w:rPrChange>
           </w:rPr>
@@ -3834,7 +3984,7 @@
       </w:ins>
       <m:oMath>
         <m:r>
-          <w:ins w:id="241" w:author="yafei li" w:date="2026-05-11T23:56:00Z" w16du:dateUtc="2026-05-11T15:56:00Z">
+          <w:ins w:id="252" w:author="yafei li" w:date="2026-05-11T23:56:00Z" w16du:dateUtc="2026-05-11T15:56:00Z">
             <w:rPr>
               <w:rFonts w:ascii="Cambria Math" w:eastAsia="楷体" w:hAnsi="Cambria Math" w:cs="楷体"/>
               <w:color w:val="000000"/>
@@ -3843,7 +3993,7 @@
               <w:szCs w:val="28"/>
               <w:u w:color="000000"/>
               <w:bdr w:val="nil"/>
-              <w:rPrChange w:id="242" w:author="yafei li" w:date="2026-05-11T23:56:00Z" w16du:dateUtc="2026-05-11T15:56:00Z">
+              <w:rPrChange w:id="253" w:author="yafei li" w:date="2026-05-11T23:56:00Z" w16du:dateUtc="2026-05-11T15:56:00Z">
                 <w:rPr>
                   <w:rFonts w:ascii="Cambria Math" w:hAnsi="Cambria Math"/>
                 </w:rPr>
@@ -3853,7 +4003,7 @@
           </w:ins>
         </m:r>
         <m:r>
-          <w:ins w:id="243" w:author="yafei li" w:date="2026-05-11T23:56:00Z" w16du:dateUtc="2026-05-11T15:56:00Z">
+          <w:ins w:id="254" w:author="yafei li" w:date="2026-05-11T23:56:00Z" w16du:dateUtc="2026-05-11T15:56:00Z">
             <m:rPr>
               <m:sty m:val="p"/>
             </m:rPr>
@@ -3865,17 +4015,61 @@
               <w:szCs w:val="28"/>
               <w:u w:color="000000"/>
               <w:bdr w:val="nil"/>
-              <w:rPrChange w:id="244" w:author="yafei li" w:date="2026-05-11T23:56:00Z" w16du:dateUtc="2026-05-11T15:56:00Z">
+              <w:rPrChange w:id="255" w:author="yafei li" w:date="2026-05-11T23:56:00Z" w16du:dateUtc="2026-05-11T15:56:00Z">
                 <w:rPr>
                   <w:rFonts w:ascii="Cambria Math" w:hAnsi="Cambria Math"/>
                 </w:rPr>
               </w:rPrChange>
             </w:rPr>
-            <m:t>(⋅)</m:t>
+            <m:t>(</m:t>
+          </w:ins>
+        </m:r>
+        <m:r>
+          <w:ins w:id="256" w:author="yafei li" w:date="2026-05-11T23:56:00Z" w16du:dateUtc="2026-05-11T15:56:00Z">
+            <m:rPr>
+              <m:sty m:val="p"/>
+            </m:rPr>
+            <w:rPr>
+              <w:rFonts w:ascii="Cambria Math" w:eastAsia="楷体" w:hAnsi="Cambria Math" w:cs="楷体" w:hint="eastAsia"/>
+              <w:color w:val="000000"/>
+              <w:kern w:val="2"/>
+              <w:sz w:val="28"/>
+              <w:szCs w:val="28"/>
+              <w:u w:color="000000"/>
+              <w:bdr w:val="nil"/>
+              <w:rPrChange w:id="257" w:author="yafei li" w:date="2026-05-11T23:56:00Z" w16du:dateUtc="2026-05-11T15:56:00Z">
+                <w:rPr>
+                  <w:rFonts w:ascii="Cambria Math" w:hAnsi="Cambria Math" w:hint="eastAsia"/>
+                </w:rPr>
+              </w:rPrChange>
+            </w:rPr>
+            <m:t>⋅</m:t>
+          </w:ins>
+        </m:r>
+        <m:r>
+          <w:ins w:id="258" w:author="yafei li" w:date="2026-05-11T23:56:00Z" w16du:dateUtc="2026-05-11T15:56:00Z">
+            <m:rPr>
+              <m:sty m:val="p"/>
+            </m:rPr>
+            <w:rPr>
+              <w:rFonts w:ascii="Cambria Math" w:eastAsia="楷体" w:hAnsi="Cambria Math" w:cs="楷体"/>
+              <w:color w:val="000000"/>
+              <w:kern w:val="2"/>
+              <w:sz w:val="28"/>
+              <w:szCs w:val="28"/>
+              <w:u w:color="000000"/>
+              <w:bdr w:val="nil"/>
+              <w:rPrChange w:id="259" w:author="yafei li" w:date="2026-05-11T23:56:00Z" w16du:dateUtc="2026-05-11T15:56:00Z">
+                <w:rPr>
+                  <w:rFonts w:ascii="Cambria Math" w:hAnsi="Cambria Math"/>
+                </w:rPr>
+              </w:rPrChange>
+            </w:rPr>
+            <m:t>)</m:t>
           </w:ins>
         </m:r>
       </m:oMath>
-      <w:ins w:id="245" w:author="yafei li" w:date="2026-05-11T23:56:00Z" w16du:dateUtc="2026-05-11T15:56:00Z">
+      <w:ins w:id="260" w:author="yafei li" w:date="2026-05-11T23:56:00Z" w16du:dateUtc="2026-05-11T15:56:00Z">
         <w:r>
           <w:rPr>
             <w:rFonts w:ascii="楷体" w:eastAsia="楷体" w:hAnsi="楷体" w:cs="楷体"/>
@@ -3885,7 +4079,7 @@
             <w:szCs w:val="28"/>
             <w:u w:color="000000"/>
             <w:bdr w:val="nil"/>
-            <w:rPrChange w:id="246" w:author="yafei li" w:date="2026-05-11T23:56:00Z" w16du:dateUtc="2026-05-11T15:56:00Z">
+            <w:rPrChange w:id="261" w:author="yafei li" w:date="2026-05-11T23:56:00Z" w16du:dateUtc="2026-05-11T15:56:00Z">
               <w:rPr/>
             </w:rPrChange>
           </w:rPr>
@@ -3907,7 +4101,7 @@
         <w:spacing w:line="360" w:lineRule="auto"/>
         <w:jc w:val="both"/>
         <w:rPr>
-          <w:ins w:id="247" w:author="yafei li" w:date="2026-05-12T00:02:00Z" w16du:dateUtc="2026-05-11T16:02:00Z"/>
+          <w:ins w:id="262" w:author="yafei li" w:date="2026-05-12T00:02:00Z" w16du:dateUtc="2026-05-11T16:02:00Z"/>
           <w:rFonts w:ascii="楷体" w:eastAsia="楷体" w:hAnsi="楷体" w:cs="楷体"/>
           <w:color w:val="000000"/>
           <w:sz w:val="28"/>
@@ -3916,41 +4110,24 @@
           <w:lang w:val="zh-TW"/>
         </w:rPr>
       </w:pPr>
-      <w:ins w:id="248" w:author="yafei li" w:date="2026-05-12T00:01:00Z" w16du:dateUtc="2026-05-11T16:01:00Z">
-        <w:r>
-          <w:rPr>
-            <w:rFonts w:ascii="楷体" w:eastAsia="楷体" w:hAnsi="楷体" w:cs="楷体" w:hint="eastAsia"/>
+      <w:ins w:id="263" w:author="yafei li" w:date="2026-05-12T00:01:00Z" w16du:dateUtc="2026-05-11T16:01:00Z">
+        <w:r>
+          <w:rPr>
+            <w:rFonts w:ascii="楷体" w:eastAsia="楷体" w:hAnsi="楷体" w:cs="楷体"/>
             <w:color w:val="000000"/>
             <w:kern w:val="2"/>
             <w:sz w:val="28"/>
             <w:szCs w:val="28"/>
             <w:u w:color="000000"/>
             <w:bdr w:val="nil"/>
-            <w:rPrChange w:id="249" w:author="yafei li" w:date="2026-05-12T00:02:00Z" w16du:dateUtc="2026-05-11T16:02:00Z">
-              <w:rPr>
-                <w:rFonts w:hint="eastAsia"/>
-              </w:rPr>
-            </w:rPrChange>
-          </w:rPr>
-          <w:t>7.</w:t>
-        </w:r>
-        <w:r>
-          <w:rPr>
-            <w:rFonts w:ascii="楷体" w:eastAsia="楷体" w:hAnsi="楷体" w:cs="楷体"/>
-            <w:color w:val="000000"/>
-            <w:kern w:val="2"/>
-            <w:sz w:val="28"/>
-            <w:szCs w:val="28"/>
-            <w:u w:color="000000"/>
-            <w:bdr w:val="nil"/>
-            <w:rPrChange w:id="250" w:author="yafei li" w:date="2026-05-12T00:02:00Z" w16du:dateUtc="2026-05-11T16:02:00Z">
+            <w:rPrChange w:id="264" w:author="yafei li" w:date="2026-05-12T00:02:00Z" w16du:dateUtc="2026-05-11T16:02:00Z">
               <w:rPr/>
             </w:rPrChange>
           </w:rPr>
-          <w:t>一种边缘容器集群中分布式推理任务细粒度资源调度系统，包括计算机程序，其特征在于：所述计算机程序被处理器执行时</w:t>
+          <w:t>7.一种边缘容器集群中分布式推理任务细粒度资源调度系统，包括计算机程序，其特征在于：所述计算机程序被处理器执行时</w:t>
         </w:r>
       </w:ins>
-      <w:ins w:id="251" w:author="yafei li" w:date="2026-05-12T00:02:00Z" w16du:dateUtc="2026-05-11T16:02:00Z">
+      <w:ins w:id="265" w:author="yafei li" w:date="2026-05-12T00:02:00Z" w16du:dateUtc="2026-05-11T16:02:00Z">
         <w:r>
           <w:rPr>
             <w:rFonts w:ascii="楷体" w:eastAsia="楷体" w:hAnsi="楷体" w:cs="楷体"/>
@@ -3987,13 +4164,13 @@
         <w:spacing w:line="360" w:lineRule="auto"/>
         <w:jc w:val="both"/>
         <w:rPr>
-          <w:del w:id="252" w:author="yafei li" w:date="2026-05-12T00:02:00Z" w16du:dateUtc="2026-05-11T16:02:00Z"/>
-          <w:rFonts w:ascii="楷体" w:eastAsia="楷体" w:hAnsi="楷体" w:cs="楷体"/>
-          <w:sz w:val="28"/>
-          <w:szCs w:val="28"/>
-        </w:rPr>
-      </w:pPr>
-      <w:del w:id="253" w:author="yafei li" w:date="2026-05-12T00:02:00Z" w16du:dateUtc="2026-05-11T16:02:00Z">
+          <w:del w:id="266" w:author="yafei li" w:date="2026-05-12T00:02:00Z" w16du:dateUtc="2026-05-11T16:02:00Z"/>
+          <w:rFonts w:ascii="楷体" w:eastAsia="楷体" w:hAnsi="楷体" w:cs="楷体"/>
+          <w:sz w:val="28"/>
+          <w:szCs w:val="28"/>
+        </w:rPr>
+      </w:pPr>
+      <w:del w:id="267" w:author="yafei li" w:date="2026-05-12T00:02:00Z" w16du:dateUtc="2026-05-11T16:02:00Z">
         <w:r>
           <w:rPr>
             <w:rFonts w:ascii="楷体" w:eastAsia="楷体" w:hAnsi="楷体" w:cs="楷体"/>
@@ -4036,13 +4213,13 @@
       <w:pPr>
         <w:spacing w:line="360" w:lineRule="auto"/>
         <w:rPr>
-          <w:del w:id="254" w:author="yafei li" w:date="2026-05-12T00:02:00Z" w16du:dateUtc="2026-05-11T16:02:00Z"/>
-          <w:rFonts w:ascii="楷体" w:eastAsia="楷体" w:hAnsi="楷体" w:cs="楷体"/>
-          <w:sz w:val="28"/>
-          <w:szCs w:val="28"/>
-        </w:rPr>
-      </w:pPr>
-      <w:del w:id="255" w:author="yafei li" w:date="2026-05-12T00:02:00Z" w16du:dateUtc="2026-05-11T16:02:00Z">
+          <w:del w:id="268" w:author="yafei li" w:date="2026-05-12T00:02:00Z" w16du:dateUtc="2026-05-11T16:02:00Z"/>
+          <w:rFonts w:ascii="楷体" w:eastAsia="楷体" w:hAnsi="楷体" w:cs="楷体"/>
+          <w:sz w:val="28"/>
+          <w:szCs w:val="28"/>
+        </w:rPr>
+      </w:pPr>
+      <w:del w:id="269" w:author="yafei li" w:date="2026-05-12T00:02:00Z" w16du:dateUtc="2026-05-11T16:02:00Z">
         <w:r>
           <w:rPr>
             <w:rFonts w:ascii="楷体" w:eastAsia="楷体" w:hAnsi="楷体" w:cs="楷体"/>
@@ -4066,13 +4243,13 @@
       <w:pPr>
         <w:spacing w:line="360" w:lineRule="auto"/>
         <w:rPr>
-          <w:del w:id="256" w:author="yafei li" w:date="2026-05-12T00:02:00Z" w16du:dateUtc="2026-05-11T16:02:00Z"/>
-          <w:rFonts w:ascii="楷体" w:eastAsia="楷体" w:hAnsi="楷体" w:cs="楷体"/>
-          <w:sz w:val="28"/>
-          <w:szCs w:val="28"/>
-        </w:rPr>
-      </w:pPr>
-      <w:del w:id="257" w:author="yafei li" w:date="2026-05-12T00:02:00Z" w16du:dateUtc="2026-05-11T16:02:00Z">
+          <w:del w:id="270" w:author="yafei li" w:date="2026-05-12T00:02:00Z" w16du:dateUtc="2026-05-11T16:02:00Z"/>
+          <w:rFonts w:ascii="楷体" w:eastAsia="楷体" w:hAnsi="楷体" w:cs="楷体"/>
+          <w:sz w:val="28"/>
+          <w:szCs w:val="28"/>
+        </w:rPr>
+      </w:pPr>
+      <w:del w:id="271" w:author="yafei li" w:date="2026-05-12T00:02:00Z" w16du:dateUtc="2026-05-11T16:02:00Z">
         <w:r>
           <w:rPr>
             <w:rFonts w:ascii="楷体" w:eastAsia="楷体" w:hAnsi="楷体" w:cs="楷体"/>
@@ -4096,13 +4273,13 @@
       <w:pPr>
         <w:spacing w:line="360" w:lineRule="auto"/>
         <w:rPr>
-          <w:del w:id="258" w:author="yafei li" w:date="2026-05-12T00:02:00Z" w16du:dateUtc="2026-05-11T16:02:00Z"/>
-          <w:rFonts w:ascii="楷体" w:eastAsia="楷体" w:hAnsi="楷体" w:cs="楷体"/>
-          <w:sz w:val="28"/>
-          <w:szCs w:val="28"/>
-        </w:rPr>
-      </w:pPr>
-      <w:del w:id="259" w:author="yafei li" w:date="2026-05-12T00:02:00Z" w16du:dateUtc="2026-05-11T16:02:00Z">
+          <w:del w:id="272" w:author="yafei li" w:date="2026-05-12T00:02:00Z" w16du:dateUtc="2026-05-11T16:02:00Z"/>
+          <w:rFonts w:ascii="楷体" w:eastAsia="楷体" w:hAnsi="楷体" w:cs="楷体"/>
+          <w:sz w:val="28"/>
+          <w:szCs w:val="28"/>
+        </w:rPr>
+      </w:pPr>
+      <w:del w:id="273" w:author="yafei li" w:date="2026-05-12T00:02:00Z" w16du:dateUtc="2026-05-11T16:02:00Z">
         <w:r>
           <w:rPr>
             <w:rFonts w:ascii="楷体" w:eastAsia="楷体" w:hAnsi="楷体" w:cs="楷体"/>
@@ -4126,13 +4303,13 @@
       <w:pPr>
         <w:spacing w:line="360" w:lineRule="auto"/>
         <w:rPr>
-          <w:del w:id="260" w:author="yafei li" w:date="2026-05-12T00:02:00Z" w16du:dateUtc="2026-05-11T16:02:00Z"/>
-          <w:rFonts w:ascii="楷体" w:eastAsia="楷体" w:hAnsi="楷体" w:cs="楷体"/>
-          <w:sz w:val="28"/>
-          <w:szCs w:val="28"/>
-        </w:rPr>
-      </w:pPr>
-      <w:del w:id="261" w:author="yafei li" w:date="2026-05-12T00:02:00Z" w16du:dateUtc="2026-05-11T16:02:00Z">
+          <w:del w:id="274" w:author="yafei li" w:date="2026-05-12T00:02:00Z" w16du:dateUtc="2026-05-11T16:02:00Z"/>
+          <w:rFonts w:ascii="楷体" w:eastAsia="楷体" w:hAnsi="楷体" w:cs="楷体"/>
+          <w:sz w:val="28"/>
+          <w:szCs w:val="28"/>
+        </w:rPr>
+      </w:pPr>
+      <w:del w:id="275" w:author="yafei li" w:date="2026-05-12T00:02:00Z" w16du:dateUtc="2026-05-11T16:02:00Z">
         <w:r>
           <w:rPr>
             <w:rFonts w:ascii="楷体" w:eastAsia="楷体" w:hAnsi="楷体" w:cs="楷体"/>
@@ -4209,13 +4386,13 @@
       <w:pPr>
         <w:spacing w:line="360" w:lineRule="auto"/>
         <w:rPr>
-          <w:del w:id="262" w:author="yafei li" w:date="2026-05-12T00:02:00Z" w16du:dateUtc="2026-05-11T16:02:00Z"/>
-          <w:rFonts w:ascii="楷体" w:eastAsia="楷体" w:hAnsi="楷体" w:cs="楷体"/>
-          <w:sz w:val="28"/>
-          <w:szCs w:val="28"/>
-        </w:rPr>
-      </w:pPr>
-      <w:del w:id="263" w:author="yafei li" w:date="2026-05-12T00:02:00Z" w16du:dateUtc="2026-05-11T16:02:00Z">
+          <w:del w:id="276" w:author="yafei li" w:date="2026-05-12T00:02:00Z" w16du:dateUtc="2026-05-11T16:02:00Z"/>
+          <w:rFonts w:ascii="楷体" w:eastAsia="楷体" w:hAnsi="楷体" w:cs="楷体"/>
+          <w:sz w:val="28"/>
+          <w:szCs w:val="28"/>
+        </w:rPr>
+      </w:pPr>
+      <w:del w:id="277" w:author="yafei li" w:date="2026-05-12T00:02:00Z" w16du:dateUtc="2026-05-11T16:02:00Z">
         <w:r>
           <w:rPr>
             <w:rFonts w:ascii="楷体" w:eastAsia="楷体" w:hAnsi="楷体" w:cs="楷体"/>
@@ -4292,13 +4469,13 @@
       <w:pPr>
         <w:spacing w:line="360" w:lineRule="auto"/>
         <w:rPr>
-          <w:del w:id="264" w:author="yafei li" w:date="2026-05-12T00:02:00Z" w16du:dateUtc="2026-05-11T16:02:00Z"/>
-          <w:rFonts w:ascii="楷体" w:eastAsia="楷体" w:hAnsi="楷体" w:cs="楷体"/>
-          <w:sz w:val="28"/>
-          <w:szCs w:val="28"/>
-        </w:rPr>
-      </w:pPr>
-      <w:del w:id="265" w:author="yafei li" w:date="2026-05-12T00:02:00Z" w16du:dateUtc="2026-05-11T16:02:00Z">
+          <w:del w:id="278" w:author="yafei li" w:date="2026-05-12T00:02:00Z" w16du:dateUtc="2026-05-11T16:02:00Z"/>
+          <w:rFonts w:ascii="楷体" w:eastAsia="楷体" w:hAnsi="楷体" w:cs="楷体"/>
+          <w:sz w:val="28"/>
+          <w:szCs w:val="28"/>
+        </w:rPr>
+      </w:pPr>
+      <w:del w:id="279" w:author="yafei li" w:date="2026-05-12T00:02:00Z" w16du:dateUtc="2026-05-11T16:02:00Z">
         <w:r>
           <w:rPr>
             <w:rFonts w:ascii="楷体" w:eastAsia="楷体" w:hAnsi="楷体" w:cs="楷体"/>
@@ -4393,13 +4570,13 @@
         <w:spacing w:line="360" w:lineRule="auto"/>
         <w:ind w:firstLine="560"/>
         <w:rPr>
-          <w:del w:id="266" w:author="yafei li" w:date="2026-05-12T00:02:00Z" w16du:dateUtc="2026-05-11T16:02:00Z"/>
-          <w:rFonts w:ascii="楷体" w:eastAsia="楷体" w:hAnsi="楷体" w:cs="楷体"/>
-          <w:sz w:val="28"/>
-          <w:szCs w:val="28"/>
-        </w:rPr>
-      </w:pPr>
-      <w:del w:id="267" w:author="yafei li" w:date="2026-05-12T00:02:00Z" w16du:dateUtc="2026-05-11T16:02:00Z">
+          <w:del w:id="280" w:author="yafei li" w:date="2026-05-12T00:02:00Z" w16du:dateUtc="2026-05-11T16:02:00Z"/>
+          <w:rFonts w:ascii="楷体" w:eastAsia="楷体" w:hAnsi="楷体" w:cs="楷体"/>
+          <w:sz w:val="28"/>
+          <w:szCs w:val="28"/>
+        </w:rPr>
+      </w:pPr>
+      <w:del w:id="281" w:author="yafei li" w:date="2026-05-12T00:02:00Z" w16du:dateUtc="2026-05-11T16:02:00Z">
         <w:r>
           <w:rPr>
             <w:rFonts w:ascii="楷体" w:eastAsia="楷体" w:hAnsi="楷体" w:cs="楷体"/>
@@ -4509,13 +4686,13 @@
         <w:spacing w:line="360" w:lineRule="auto"/>
         <w:ind w:firstLine="560"/>
         <w:rPr>
-          <w:del w:id="268" w:author="yafei li" w:date="2026-05-12T00:02:00Z" w16du:dateUtc="2026-05-11T16:02:00Z"/>
-          <w:rFonts w:ascii="楷体" w:eastAsia="楷体" w:hAnsi="楷体" w:cs="楷体"/>
-          <w:sz w:val="28"/>
-          <w:szCs w:val="28"/>
-        </w:rPr>
-      </w:pPr>
-      <w:del w:id="269" w:author="yafei li" w:date="2026-05-12T00:02:00Z" w16du:dateUtc="2026-05-11T16:02:00Z">
+          <w:del w:id="282" w:author="yafei li" w:date="2026-05-12T00:02:00Z" w16du:dateUtc="2026-05-11T16:02:00Z"/>
+          <w:rFonts w:ascii="楷体" w:eastAsia="楷体" w:hAnsi="楷体" w:cs="楷体"/>
+          <w:sz w:val="28"/>
+          <w:szCs w:val="28"/>
+        </w:rPr>
+      </w:pPr>
+      <w:del w:id="283" w:author="yafei li" w:date="2026-05-12T00:02:00Z" w16du:dateUtc="2026-05-11T16:02:00Z">
         <w:r>
           <w:rPr>
             <w:rFonts w:ascii="楷体" w:eastAsia="楷体" w:hAnsi="楷体" w:cs="楷体"/>
@@ -4624,13 +4801,13 @@
       <w:pPr>
         <w:spacing w:line="360" w:lineRule="auto"/>
         <w:rPr>
-          <w:del w:id="270" w:author="yafei li" w:date="2026-05-12T00:02:00Z" w16du:dateUtc="2026-05-11T16:02:00Z"/>
-          <w:rFonts w:ascii="楷体" w:eastAsia="楷体" w:hAnsi="楷体" w:cs="楷体"/>
-          <w:sz w:val="28"/>
-          <w:szCs w:val="28"/>
-        </w:rPr>
-      </w:pPr>
-      <w:del w:id="271" w:author="yafei li" w:date="2026-05-12T00:02:00Z" w16du:dateUtc="2026-05-11T16:02:00Z">
+          <w:del w:id="284" w:author="yafei li" w:date="2026-05-12T00:02:00Z" w16du:dateUtc="2026-05-11T16:02:00Z"/>
+          <w:rFonts w:ascii="楷体" w:eastAsia="楷体" w:hAnsi="楷体" w:cs="楷体"/>
+          <w:sz w:val="28"/>
+          <w:szCs w:val="28"/>
+        </w:rPr>
+      </w:pPr>
+      <w:del w:id="285" w:author="yafei li" w:date="2026-05-12T00:02:00Z" w16du:dateUtc="2026-05-11T16:02:00Z">
         <w:r>
           <w:rPr>
             <w:rFonts w:ascii="楷体" w:eastAsia="楷体" w:hAnsi="楷体" w:cs="楷体"/>
@@ -4722,13 +4899,13 @@
       <w:pPr>
         <w:spacing w:line="360" w:lineRule="auto"/>
         <w:rPr>
-          <w:del w:id="272" w:author="yafei li" w:date="2026-05-12T00:02:00Z" w16du:dateUtc="2026-05-11T16:02:00Z"/>
-          <w:rFonts w:ascii="楷体" w:eastAsia="楷体" w:hAnsi="楷体" w:cs="楷体"/>
-          <w:sz w:val="28"/>
-          <w:szCs w:val="28"/>
-        </w:rPr>
-      </w:pPr>
-      <w:del w:id="273" w:author="yafei li" w:date="2026-05-12T00:02:00Z" w16du:dateUtc="2026-05-11T16:02:00Z">
+          <w:del w:id="286" w:author="yafei li" w:date="2026-05-12T00:02:00Z" w16du:dateUtc="2026-05-11T16:02:00Z"/>
+          <w:rFonts w:ascii="楷体" w:eastAsia="楷体" w:hAnsi="楷体" w:cs="楷体"/>
+          <w:sz w:val="28"/>
+          <w:szCs w:val="28"/>
+        </w:rPr>
+      </w:pPr>
+      <w:del w:id="287" w:author="yafei li" w:date="2026-05-12T00:02:00Z" w16du:dateUtc="2026-05-11T16:02:00Z">
         <w:r>
           <w:rPr>
             <w:rFonts w:ascii="楷体" w:eastAsia="楷体" w:hAnsi="楷体" w:cs="楷体"/>
@@ -4805,13 +4982,13 @@
       <w:pPr>
         <w:spacing w:line="360" w:lineRule="auto"/>
         <w:rPr>
-          <w:del w:id="274" w:author="yafei li" w:date="2026-05-12T00:02:00Z" w16du:dateUtc="2026-05-11T16:02:00Z"/>
-          <w:rFonts w:ascii="楷体" w:eastAsia="楷体" w:hAnsi="楷体" w:cs="楷体"/>
-          <w:sz w:val="28"/>
-          <w:szCs w:val="28"/>
-        </w:rPr>
-      </w:pPr>
-      <w:del w:id="275" w:author="yafei li" w:date="2026-05-12T00:02:00Z" w16du:dateUtc="2026-05-11T16:02:00Z">
+          <w:del w:id="288" w:author="yafei li" w:date="2026-05-12T00:02:00Z" w16du:dateUtc="2026-05-11T16:02:00Z"/>
+          <w:rFonts w:ascii="楷体" w:eastAsia="楷体" w:hAnsi="楷体" w:cs="楷体"/>
+          <w:sz w:val="28"/>
+          <w:szCs w:val="28"/>
+        </w:rPr>
+      </w:pPr>
+      <w:del w:id="289" w:author="yafei li" w:date="2026-05-12T00:02:00Z" w16du:dateUtc="2026-05-11T16:02:00Z">
         <w:r>
           <w:rPr>
             <w:rFonts w:ascii="楷体" w:eastAsia="楷体" w:hAnsi="楷体" w:cs="楷体"/>
@@ -4888,13 +5065,13 @@
       <w:pPr>
         <w:spacing w:line="360" w:lineRule="auto"/>
         <w:rPr>
-          <w:del w:id="276" w:author="yafei li" w:date="2026-05-12T00:02:00Z" w16du:dateUtc="2026-05-11T16:02:00Z"/>
-          <w:rFonts w:ascii="楷体" w:eastAsia="楷体" w:hAnsi="楷体" w:cs="楷体"/>
-          <w:sz w:val="28"/>
-          <w:szCs w:val="28"/>
-        </w:rPr>
-      </w:pPr>
-      <w:del w:id="277" w:author="yafei li" w:date="2026-05-12T00:02:00Z" w16du:dateUtc="2026-05-11T16:02:00Z">
+          <w:del w:id="290" w:author="yafei li" w:date="2026-05-12T00:02:00Z" w16du:dateUtc="2026-05-11T16:02:00Z"/>
+          <w:rFonts w:ascii="楷体" w:eastAsia="楷体" w:hAnsi="楷体" w:cs="楷体"/>
+          <w:sz w:val="28"/>
+          <w:szCs w:val="28"/>
+        </w:rPr>
+      </w:pPr>
+      <w:del w:id="291" w:author="yafei li" w:date="2026-05-12T00:02:00Z" w16du:dateUtc="2026-05-11T16:02:00Z">
         <w:r>
           <w:rPr>
             <w:rFonts w:ascii="楷体" w:eastAsia="楷体" w:hAnsi="楷体" w:cs="楷体"/>
@@ -4937,12 +5114,9 @@
     <w:p>
       <w:pPr>
         <w:spacing w:line="360" w:lineRule="auto"/>
-        <w:rPr>
-          <w:rFonts w:hint="eastAsia"/>
-        </w:rPr>
         <w:sectPr>
-          <w:headerReference w:type="default" r:id="rId15"/>
-          <w:footerReference w:type="default" r:id="rId16"/>
+          <w:headerReference w:type="default" r:id="rId16"/>
+          <w:footerReference w:type="default" r:id="rId17"/>
           <w:pgSz w:w="11900" w:h="16840"/>
           <w:pgMar w:top="1418" w:right="851" w:bottom="851" w:left="1418" w:header="794" w:footer="113" w:gutter="0"/>
           <w:pgNumType w:start="1"/>
@@ -4955,26 +5129,26 @@
         <w:spacing w:line="360" w:lineRule="auto"/>
         <w:jc w:val="center"/>
         <w:rPr>
-          <w:rFonts w:ascii="楷体" w:eastAsia="楷体" w:hAnsi="楷体" w:cs="楷体" w:hint="eastAsia"/>
+          <w:rFonts w:ascii="楷体" w:eastAsia="楷体" w:hAnsi="楷体" w:cs="楷体"/>
           <w:spacing w:val="-6"/>
           <w:sz w:val="28"/>
           <w:szCs w:val="28"/>
           <w:lang w:val="zh-TW"/>
-          <w:rPrChange w:id="278" w:author="yafei li" w:date="2026-05-12T00:33:00Z" w16du:dateUtc="2026-05-11T16:33:00Z">
+          <w:rPrChange w:id="292" w:author="yafei li" w:date="2026-05-12T00:33:00Z" w16du:dateUtc="2026-05-11T16:33:00Z">
             <w:rPr>
-              <w:rFonts w:ascii="楷体" w:eastAsia="楷体" w:hAnsi="楷体" w:cs="楷体" w:hint="eastAsia"/>
+              <w:rFonts w:ascii="楷体" w:eastAsia="楷体" w:hAnsi="楷体" w:cs="楷体"/>
               <w:sz w:val="28"/>
               <w:szCs w:val="28"/>
             </w:rPr>
           </w:rPrChange>
         </w:rPr>
-        <w:pPrChange w:id="279" w:author="yafei li" w:date="2026-05-12T00:33:00Z" w16du:dateUtc="2026-05-11T16:33:00Z">
+        <w:pPrChange w:id="293" w:author="yafei li" w:date="2026-05-12T00:33:00Z" w16du:dateUtc="2026-05-11T16:33:00Z">
           <w:pPr>
             <w:spacing w:line="360" w:lineRule="auto"/>
           </w:pPr>
         </w:pPrChange>
       </w:pPr>
-      <w:del w:id="280" w:author="yafei li" w:date="2026-05-12T00:33:00Z" w16du:dateUtc="2026-05-11T16:33:00Z">
+      <w:del w:id="294" w:author="yafei li" w:date="2026-05-12T00:33:00Z" w16du:dateUtc="2026-05-11T16:33:00Z">
         <w:r>
           <w:rPr>
             <w:rFonts w:ascii="楷体" w:eastAsia="楷体" w:hAnsi="楷体" w:cs="楷体"/>
@@ -4987,13 +5161,13 @@
           <w:delText>一种数据中心网络中轻量级传输时延抖动监控的方法及系统</w:delText>
         </w:r>
       </w:del>
-      <w:ins w:id="281" w:author="yafei li" w:date="2026-05-12T00:33:00Z" w16du:dateUtc="2026-05-11T16:33:00Z">
+      <w:ins w:id="295" w:author="yafei li" w:date="2026-05-12T00:33:00Z" w16du:dateUtc="2026-05-11T16:33:00Z">
         <w:r>
           <w:rPr>
             <w:rFonts w:ascii="楷体" w:eastAsia="楷体" w:hAnsi="楷体"/>
             <w:sz w:val="28"/>
             <w:szCs w:val="28"/>
-            <w:rPrChange w:id="282" w:author="yafei li" w:date="2026-05-12T00:33:00Z" w16du:dateUtc="2026-05-11T16:33:00Z">
+            <w:rPrChange w:id="296" w:author="yafei li" w:date="2026-05-12T00:33:00Z" w16du:dateUtc="2026-05-11T16:33:00Z">
               <w:rPr>
                 <w:rFonts w:ascii="楷体" w:eastAsia="楷体" w:hAnsi="楷体"/>
                 <w:sz w:val="28"/>
@@ -5035,13 +5209,13 @@
         <w:spacing w:line="360" w:lineRule="auto"/>
         <w:ind w:firstLine="560"/>
         <w:rPr>
-          <w:rFonts w:ascii="楷体" w:eastAsia="楷体" w:hAnsi="楷体" w:cs="楷体" w:hint="eastAsia"/>
+          <w:rFonts w:ascii="楷体" w:eastAsia="楷体" w:hAnsi="楷体" w:cs="楷体"/>
           <w:sz w:val="28"/>
           <w:szCs w:val="28"/>
           <w:lang w:val="zh-TW"/>
-          <w:rPrChange w:id="283" w:author="yafei li" w:date="2026-05-12T00:40:00Z" w16du:dateUtc="2026-05-11T16:40:00Z">
+          <w:rPrChange w:id="297" w:author="yafei li" w:date="2026-05-12T00:40:00Z" w16du:dateUtc="2026-05-11T16:40:00Z">
             <w:rPr>
-              <w:rFonts w:ascii="楷体" w:eastAsia="楷体" w:hAnsi="楷体" w:cs="楷体" w:hint="eastAsia"/>
+              <w:rFonts w:ascii="楷体" w:eastAsia="楷体" w:hAnsi="楷体" w:cs="楷体"/>
               <w:spacing w:val="-6"/>
               <w:sz w:val="28"/>
               <w:szCs w:val="28"/>
@@ -5050,13 +5224,13 @@
             </w:rPr>
           </w:rPrChange>
         </w:rPr>
-        <w:pPrChange w:id="284" w:author="yafei li" w:date="2026-05-12T00:40:00Z" w16du:dateUtc="2026-05-11T16:40:00Z">
+        <w:pPrChange w:id="298" w:author="yafei li" w:date="2026-05-12T00:40:00Z" w16du:dateUtc="2026-05-11T16:40:00Z">
           <w:pPr>
             <w:spacing w:line="360" w:lineRule="auto"/>
           </w:pPr>
         </w:pPrChange>
       </w:pPr>
-      <w:del w:id="285" w:author="yafei li" w:date="2026-05-12T00:35:00Z" w16du:dateUtc="2026-05-11T16:35:00Z">
+      <w:del w:id="299" w:author="yafei li" w:date="2026-05-12T00:35:00Z" w16du:dateUtc="2026-05-11T16:35:00Z">
         <w:r>
           <w:rPr>
             <w:rFonts w:ascii="楷体" w:eastAsia="楷体" w:hAnsi="楷体" w:cs="楷体"/>
@@ -5076,7 +5250,7 @@
         </w:rPr>
         <w:t>本发明属于</w:t>
       </w:r>
-      <w:del w:id="286" w:author="yafei li" w:date="2026-05-12T00:39:00Z" w16du:dateUtc="2026-05-11T16:39:00Z">
+      <w:del w:id="300" w:author="yafei li" w:date="2026-05-12T00:39:00Z" w16du:dateUtc="2026-05-11T16:39:00Z">
         <w:r>
           <w:rPr>
             <w:rFonts w:ascii="楷体" w:eastAsia="楷体" w:hAnsi="楷体" w:cs="楷体" w:hint="eastAsia"/>
@@ -5087,7 +5261,7 @@
           <w:delText>数据中心网</w:delText>
         </w:r>
       </w:del>
-      <w:ins w:id="287" w:author="yafei li" w:date="2026-05-12T00:39:00Z" w16du:dateUtc="2026-05-11T16:39:00Z">
+      <w:ins w:id="301" w:author="yafei li" w:date="2026-05-12T00:39:00Z" w16du:dateUtc="2026-05-11T16:39:00Z">
         <w:r>
           <w:rPr>
             <w:rFonts w:ascii="楷体" w:eastAsia="楷体" w:hAnsi="楷体" w:cs="楷体" w:hint="eastAsia"/>
@@ -5098,7 +5272,7 @@
           <w:t>边缘计算</w:t>
         </w:r>
       </w:ins>
-      <w:del w:id="288" w:author="yafei li" w:date="2026-05-12T00:39:00Z" w16du:dateUtc="2026-05-11T16:39:00Z">
+      <w:del w:id="302" w:author="yafei li" w:date="2026-05-12T00:39:00Z" w16du:dateUtc="2026-05-11T16:39:00Z">
         <w:r>
           <w:rPr>
             <w:rFonts w:ascii="楷体" w:eastAsia="楷体" w:hAnsi="楷体" w:cs="楷体"/>
@@ -5109,7 +5283,7 @@
           <w:delText>络</w:delText>
         </w:r>
       </w:del>
-      <w:ins w:id="289" w:author="yafei li" w:date="2026-05-12T00:39:00Z" w16du:dateUtc="2026-05-11T16:39:00Z">
+      <w:ins w:id="303" w:author="yafei li" w:date="2026-05-12T00:39:00Z" w16du:dateUtc="2026-05-11T16:39:00Z">
         <w:r>
           <w:rPr>
             <w:rFonts w:ascii="楷体" w:eastAsia="楷体" w:hAnsi="楷体" w:cs="楷体" w:hint="eastAsia"/>
@@ -5120,7 +5294,7 @@
           <w:t>、</w:t>
         </w:r>
       </w:ins>
-      <w:del w:id="290" w:author="yafei li" w:date="2026-05-12T00:39:00Z" w16du:dateUtc="2026-05-11T16:39:00Z">
+      <w:del w:id="304" w:author="yafei li" w:date="2026-05-12T00:39:00Z" w16du:dateUtc="2026-05-11T16:39:00Z">
         <w:r>
           <w:rPr>
             <w:rFonts w:ascii="楷体" w:eastAsia="楷体" w:hAnsi="楷体" w:cs="楷体"/>
@@ -5130,7 +5304,7 @@
             <w:szCs w:val="28"/>
             <w:u w:color="000000"/>
             <w:bdr w:val="nil"/>
-            <w:rPrChange w:id="291" w:author="yafei li" w:date="2026-05-12T00:39:00Z" w16du:dateUtc="2026-05-11T16:39:00Z">
+            <w:rPrChange w:id="305" w:author="yafei li" w:date="2026-05-12T00:39:00Z" w16du:dateUtc="2026-05-11T16:39:00Z">
               <w:rPr>
                 <w:rFonts w:ascii="楷体" w:eastAsia="楷体" w:hAnsi="楷体" w:cs="楷体"/>
                 <w:sz w:val="28"/>
@@ -5142,7 +5316,7 @@
           <w:delText>和</w:delText>
         </w:r>
       </w:del>
-      <w:ins w:id="292" w:author="yafei li" w:date="2026-05-12T00:39:00Z" w16du:dateUtc="2026-05-11T16:39:00Z">
+      <w:ins w:id="306" w:author="yafei li" w:date="2026-05-12T00:39:00Z" w16du:dateUtc="2026-05-11T16:39:00Z">
         <w:r>
           <w:rPr>
             <w:rFonts w:ascii="楷体" w:eastAsia="楷体" w:hAnsi="楷体" w:cs="楷体"/>
@@ -5152,7 +5326,7 @@
             <w:szCs w:val="28"/>
             <w:u w:color="000000"/>
             <w:bdr w:val="nil"/>
-            <w:rPrChange w:id="293" w:author="yafei li" w:date="2026-05-12T00:39:00Z" w16du:dateUtc="2026-05-11T16:39:00Z">
+            <w:rPrChange w:id="307" w:author="yafei li" w:date="2026-05-12T00:39:00Z" w16du:dateUtc="2026-05-11T16:39:00Z">
               <w:rPr/>
             </w:rPrChange>
           </w:rPr>
@@ -5171,7 +5345,7 @@
           <w:t>与</w:t>
         </w:r>
       </w:ins>
-      <w:ins w:id="294" w:author="yafei li" w:date="2026-05-12T00:40:00Z" w16du:dateUtc="2026-05-11T16:40:00Z">
+      <w:ins w:id="308" w:author="yafei li" w:date="2026-05-12T00:40:00Z" w16du:dateUtc="2026-05-11T16:40:00Z">
         <w:r>
           <w:rPr>
             <w:rFonts w:ascii="楷体" w:eastAsia="楷体" w:hAnsi="楷体" w:cs="楷体" w:hint="eastAsia"/>
@@ -5185,7 +5359,7 @@
           <w:t>容器调度</w:t>
         </w:r>
       </w:ins>
-      <w:del w:id="295" w:author="yafei li" w:date="2026-05-12T00:39:00Z" w16du:dateUtc="2026-05-11T16:39:00Z">
+      <w:del w:id="309" w:author="yafei li" w:date="2026-05-12T00:39:00Z" w16du:dateUtc="2026-05-11T16:39:00Z">
         <w:r>
           <w:rPr>
             <w:rFonts w:ascii="楷体" w:eastAsia="楷体" w:hAnsi="楷体" w:cs="楷体"/>
@@ -5205,7 +5379,7 @@
         </w:rPr>
         <w:t>的技术领域，</w:t>
       </w:r>
-      <w:del w:id="296" w:author="yafei li" w:date="2026-05-12T00:40:00Z" w16du:dateUtc="2026-05-11T16:40:00Z">
+      <w:del w:id="310" w:author="yafei li" w:date="2026-05-12T00:40:00Z" w16du:dateUtc="2026-05-11T16:40:00Z">
         <w:r>
           <w:rPr>
             <w:rFonts w:ascii="楷体" w:eastAsia="楷体" w:hAnsi="楷体" w:cs="楷体"/>
@@ -5235,7 +5409,7 @@
           <w:delText>。</w:delText>
         </w:r>
       </w:del>
-      <w:ins w:id="297" w:author="yafei li" w:date="2026-05-12T00:35:00Z" w16du:dateUtc="2026-05-11T16:35:00Z">
+      <w:ins w:id="311" w:author="yafei li" w:date="2026-05-12T00:35:00Z" w16du:dateUtc="2026-05-11T16:35:00Z">
         <w:r>
           <w:rPr>
             <w:rFonts w:ascii="楷体" w:eastAsia="楷体" w:hAnsi="楷体" w:cs="楷体"/>
@@ -5245,7 +5419,7 @@
             <w:szCs w:val="28"/>
             <w:u w:color="000000"/>
             <w:bdr w:val="nil"/>
-            <w:rPrChange w:id="298" w:author="yafei li" w:date="2026-05-12T00:35:00Z" w16du:dateUtc="2026-05-11T16:35:00Z">
+            <w:rPrChange w:id="312" w:author="yafei li" w:date="2026-05-12T00:35:00Z" w16du:dateUtc="2026-05-11T16:35:00Z">
               <w:rPr/>
             </w:rPrChange>
           </w:rPr>
@@ -5302,7 +5476,7 @@
         <w:ind w:firstLineChars="200" w:firstLine="560"/>
         <w:jc w:val="both"/>
         <w:rPr>
-          <w:ins w:id="299" w:author="yafei li" w:date="2026-05-12T00:59:00Z" w16du:dateUtc="2026-05-11T16:59:00Z"/>
+          <w:ins w:id="313" w:author="yafei li" w:date="2026-05-12T00:59:00Z" w16du:dateUtc="2026-05-11T16:59:00Z"/>
           <w:rFonts w:ascii="楷体" w:eastAsia="楷体" w:hAnsi="楷体" w:cs="楷体"/>
           <w:color w:val="000000"/>
           <w:kern w:val="2"/>
@@ -5311,7 +5485,7 @@
           <w:u w:color="000000"/>
           <w:bdr w:val="nil"/>
         </w:rPr>
-        <w:pPrChange w:id="300" w:author="yafei li" w:date="2026-05-12T01:07:00Z" w16du:dateUtc="2026-05-11T17:07:00Z">
+        <w:pPrChange w:id="314" w:author="yafei li" w:date="2026-05-12T01:07:00Z" w16du:dateUtc="2026-05-11T17:07:00Z">
           <w:pPr>
             <w:widowControl w:val="0"/>
             <w:pBdr>
@@ -5328,7 +5502,7 @@
           </w:pPr>
         </w:pPrChange>
       </w:pPr>
-      <w:ins w:id="301" w:author="yafei li" w:date="2026-05-12T00:44:00Z" w16du:dateUtc="2026-05-11T16:44:00Z">
+      <w:ins w:id="315" w:author="yafei li" w:date="2026-05-12T00:44:00Z" w16du:dateUtc="2026-05-11T16:44:00Z">
         <w:r>
           <w:rPr>
             <w:rFonts w:ascii="楷体" w:eastAsia="楷体" w:hAnsi="楷体" w:cs="楷体"/>
@@ -5338,7 +5512,7 @@
             <w:szCs w:val="28"/>
             <w:u w:color="000000"/>
             <w:bdr w:val="nil"/>
-            <w:rPrChange w:id="302" w:author="yafei li" w:date="2026-05-12T00:44:00Z" w16du:dateUtc="2026-05-11T16:44:00Z">
+            <w:rPrChange w:id="316" w:author="yafei li" w:date="2026-05-12T00:44:00Z" w16du:dateUtc="2026-05-11T16:44:00Z">
               <w:rPr/>
             </w:rPrChange>
           </w:rPr>
@@ -5373,7 +5547,7 @@
         <w:ind w:firstLineChars="200" w:firstLine="560"/>
         <w:jc w:val="both"/>
         <w:rPr>
-          <w:ins w:id="303" w:author="yafei li" w:date="2026-05-12T00:59:00Z" w16du:dateUtc="2026-05-11T16:59:00Z"/>
+          <w:ins w:id="317" w:author="yafei li" w:date="2026-05-12T00:59:00Z" w16du:dateUtc="2026-05-11T16:59:00Z"/>
           <w:rFonts w:ascii="楷体" w:eastAsia="楷体" w:hAnsi="楷体" w:cs="楷体"/>
           <w:color w:val="000000"/>
           <w:kern w:val="2"/>
@@ -5381,19 +5555,19 @@
           <w:szCs w:val="28"/>
           <w:u w:color="000000"/>
           <w:bdr w:val="nil"/>
-          <w:rPrChange w:id="304" w:author="yafei li" w:date="2026-05-12T00:59:00Z" w16du:dateUtc="2026-05-11T16:59:00Z">
+          <w:rPrChange w:id="318" w:author="yafei li" w:date="2026-05-12T00:59:00Z" w16du:dateUtc="2026-05-11T16:59:00Z">
             <w:rPr>
-              <w:ins w:id="305" w:author="yafei li" w:date="2026-05-12T00:59:00Z" w16du:dateUtc="2026-05-11T16:59:00Z"/>
+              <w:ins w:id="319" w:author="yafei li" w:date="2026-05-12T00:59:00Z" w16du:dateUtc="2026-05-11T16:59:00Z"/>
             </w:rPr>
           </w:rPrChange>
         </w:rPr>
-        <w:pPrChange w:id="306" w:author="yafei li" w:date="2026-05-12T01:07:00Z" w16du:dateUtc="2026-05-11T17:07:00Z">
+        <w:pPrChange w:id="320" w:author="yafei li" w:date="2026-05-12T01:07:00Z" w16du:dateUtc="2026-05-11T17:07:00Z">
           <w:pPr>
             <w:pStyle w:val="a6"/>
           </w:pPr>
         </w:pPrChange>
       </w:pPr>
-      <w:ins w:id="307" w:author="yafei li" w:date="2026-05-12T00:59:00Z" w16du:dateUtc="2026-05-11T16:59:00Z">
+      <w:ins w:id="321" w:author="yafei li" w:date="2026-05-12T00:59:00Z" w16du:dateUtc="2026-05-11T16:59:00Z">
         <w:r>
           <w:rPr>
             <w:rFonts w:ascii="楷体" w:eastAsia="楷体" w:hAnsi="楷体" w:cs="楷体"/>
@@ -5403,14 +5577,14 @@
             <w:szCs w:val="28"/>
             <w:u w:color="000000"/>
             <w:bdr w:val="nil"/>
-            <w:rPrChange w:id="308" w:author="yafei li" w:date="2026-05-12T00:59:00Z" w16du:dateUtc="2026-05-11T16:59:00Z">
+            <w:rPrChange w:id="322" w:author="yafei li" w:date="2026-05-12T00:59:00Z" w16du:dateUtc="2026-05-11T16:59:00Z">
               <w:rPr/>
             </w:rPrChange>
           </w:rPr>
           <w:t>目前，</w:t>
         </w:r>
       </w:ins>
-      <w:ins w:id="309" w:author="yafei li" w:date="2026-05-12T01:03:00Z" w16du:dateUtc="2026-05-11T17:03:00Z">
+      <w:ins w:id="323" w:author="yafei li" w:date="2026-05-12T01:03:00Z" w16du:dateUtc="2026-05-11T17:03:00Z">
         <w:r>
           <w:rPr>
             <w:rFonts w:ascii="楷体" w:eastAsia="楷体" w:hAnsi="楷体" w:cs="楷体" w:hint="eastAsia"/>
@@ -5424,7 +5598,7 @@
           <w:t>大模型</w:t>
         </w:r>
       </w:ins>
-      <w:ins w:id="310" w:author="yafei li" w:date="2026-05-12T00:59:00Z" w16du:dateUtc="2026-05-11T16:59:00Z">
+      <w:ins w:id="324" w:author="yafei li" w:date="2026-05-12T00:59:00Z" w16du:dateUtc="2026-05-11T16:59:00Z">
         <w:r>
           <w:rPr>
             <w:rFonts w:ascii="楷体" w:eastAsia="楷体" w:hAnsi="楷体" w:cs="楷体"/>
@@ -5434,7 +5608,7 @@
             <w:szCs w:val="28"/>
             <w:u w:color="000000"/>
             <w:bdr w:val="nil"/>
-            <w:rPrChange w:id="311" w:author="yafei li" w:date="2026-05-12T00:59:00Z" w16du:dateUtc="2026-05-11T16:59:00Z">
+            <w:rPrChange w:id="325" w:author="yafei li" w:date="2026-05-12T00:59:00Z" w16du:dateUtc="2026-05-11T16:59:00Z">
               <w:rPr/>
             </w:rPrChange>
           </w:rPr>
@@ -5457,7 +5631,7 @@
         <w:ind w:firstLineChars="200" w:firstLine="560"/>
         <w:jc w:val="both"/>
         <w:rPr>
-          <w:ins w:id="312" w:author="yafei li" w:date="2026-05-12T00:59:00Z" w16du:dateUtc="2026-05-11T16:59:00Z"/>
+          <w:ins w:id="326" w:author="yafei li" w:date="2026-05-12T00:59:00Z" w16du:dateUtc="2026-05-11T16:59:00Z"/>
           <w:rFonts w:ascii="楷体" w:eastAsia="楷体" w:hAnsi="楷体" w:cs="楷体"/>
           <w:color w:val="000000"/>
           <w:kern w:val="2"/>
@@ -5465,19 +5639,19 @@
           <w:szCs w:val="28"/>
           <w:u w:color="000000"/>
           <w:bdr w:val="nil"/>
-          <w:rPrChange w:id="313" w:author="yafei li" w:date="2026-05-12T00:59:00Z" w16du:dateUtc="2026-05-11T16:59:00Z">
+          <w:rPrChange w:id="327" w:author="yafei li" w:date="2026-05-12T00:59:00Z" w16du:dateUtc="2026-05-11T16:59:00Z">
             <w:rPr>
-              <w:ins w:id="314" w:author="yafei li" w:date="2026-05-12T00:59:00Z" w16du:dateUtc="2026-05-11T16:59:00Z"/>
+              <w:ins w:id="328" w:author="yafei li" w:date="2026-05-12T00:59:00Z" w16du:dateUtc="2026-05-11T16:59:00Z"/>
             </w:rPr>
           </w:rPrChange>
         </w:rPr>
-        <w:pPrChange w:id="315" w:author="yafei li" w:date="2026-05-12T01:07:00Z" w16du:dateUtc="2026-05-11T17:07:00Z">
+        <w:pPrChange w:id="329" w:author="yafei li" w:date="2026-05-12T01:07:00Z" w16du:dateUtc="2026-05-11T17:07:00Z">
           <w:pPr>
             <w:pStyle w:val="a6"/>
           </w:pPr>
         </w:pPrChange>
       </w:pPr>
-      <w:ins w:id="316" w:author="yafei li" w:date="2026-05-12T00:59:00Z" w16du:dateUtc="2026-05-11T16:59:00Z">
+      <w:ins w:id="330" w:author="yafei li" w:date="2026-05-12T00:59:00Z" w16du:dateUtc="2026-05-11T16:59:00Z">
         <w:r>
           <w:rPr>
             <w:rFonts w:ascii="楷体" w:eastAsia="楷体" w:hAnsi="楷体" w:cs="楷体"/>
@@ -5487,7 +5661,7 @@
             <w:szCs w:val="28"/>
             <w:u w:color="000000"/>
             <w:bdr w:val="nil"/>
-            <w:rPrChange w:id="317" w:author="yafei li" w:date="2026-05-12T00:59:00Z" w16du:dateUtc="2026-05-11T16:59:00Z">
+            <w:rPrChange w:id="331" w:author="yafei li" w:date="2026-05-12T00:59:00Z" w16du:dateUtc="2026-05-11T16:59:00Z">
               <w:rPr/>
             </w:rPrChange>
           </w:rPr>
@@ -5502,7 +5676,7 @@
             <w:szCs w:val="28"/>
             <w:u w:color="000000"/>
             <w:bdr w:val="nil"/>
-            <w:rPrChange w:id="318" w:author="yafei li" w:date="2026-05-12T00:59:00Z" w16du:dateUtc="2026-05-11T16:59:00Z">
+            <w:rPrChange w:id="332" w:author="yafei li" w:date="2026-05-12T00:59:00Z" w16du:dateUtc="2026-05-11T16:59:00Z">
               <w:rPr/>
             </w:rPrChange>
           </w:rPr>
@@ -5516,13 +5690,13 @@
         <w:spacing w:line="360" w:lineRule="auto"/>
         <w:ind w:firstLine="560"/>
         <w:rPr>
-          <w:del w:id="319" w:author="yafei li" w:date="2026-05-12T01:15:00Z" w16du:dateUtc="2026-05-11T17:15:00Z"/>
-          <w:rFonts w:ascii="楷体" w:eastAsia="楷体" w:hAnsi="楷体" w:cs="楷体"/>
-          <w:sz w:val="28"/>
-          <w:szCs w:val="28"/>
-        </w:rPr>
-      </w:pPr>
-      <w:del w:id="320" w:author="yafei li" w:date="2026-05-12T01:15:00Z" w16du:dateUtc="2026-05-11T17:15:00Z">
+          <w:del w:id="333" w:author="yafei li" w:date="2026-05-12T01:15:00Z" w16du:dateUtc="2026-05-11T17:15:00Z"/>
+          <w:rFonts w:ascii="楷体" w:eastAsia="楷体" w:hAnsi="楷体" w:cs="楷体"/>
+          <w:sz w:val="28"/>
+          <w:szCs w:val="28"/>
+        </w:rPr>
+      </w:pPr>
+      <w:del w:id="334" w:author="yafei li" w:date="2026-05-12T01:15:00Z" w16du:dateUtc="2026-05-11T17:15:00Z">
         <w:r>
           <w:rPr>
             <w:rFonts w:ascii="楷体" w:eastAsia="楷体" w:hAnsi="楷体" w:cs="楷体"/>
@@ -5556,13 +5730,13 @@
         <w:spacing w:line="360" w:lineRule="auto"/>
         <w:ind w:firstLine="560"/>
         <w:rPr>
-          <w:del w:id="321" w:author="yafei li" w:date="2026-05-12T01:15:00Z" w16du:dateUtc="2026-05-11T17:15:00Z"/>
-          <w:rFonts w:ascii="楷体" w:eastAsia="楷体" w:hAnsi="楷体" w:cs="楷体"/>
-          <w:sz w:val="28"/>
-          <w:szCs w:val="28"/>
-        </w:rPr>
-      </w:pPr>
-      <w:del w:id="322" w:author="yafei li" w:date="2026-05-12T01:15:00Z" w16du:dateUtc="2026-05-11T17:15:00Z">
+          <w:del w:id="335" w:author="yafei li" w:date="2026-05-12T01:15:00Z" w16du:dateUtc="2026-05-11T17:15:00Z"/>
+          <w:rFonts w:ascii="楷体" w:eastAsia="楷体" w:hAnsi="楷体" w:cs="楷体"/>
+          <w:sz w:val="28"/>
+          <w:szCs w:val="28"/>
+        </w:rPr>
+      </w:pPr>
+      <w:del w:id="336" w:author="yafei li" w:date="2026-05-12T01:15:00Z" w16du:dateUtc="2026-05-11T17:15:00Z">
         <w:r>
           <w:rPr>
             <w:rFonts w:ascii="楷体" w:eastAsia="楷体" w:hAnsi="楷体" w:cs="楷体"/>
@@ -5681,13 +5855,13 @@
         <w:spacing w:line="360" w:lineRule="auto"/>
         <w:ind w:firstLine="560"/>
         <w:rPr>
-          <w:del w:id="323" w:author="yafei li" w:date="2026-05-12T01:15:00Z" w16du:dateUtc="2026-05-11T17:15:00Z"/>
-          <w:rFonts w:ascii="楷体" w:eastAsia="楷体" w:hAnsi="楷体" w:cs="楷体"/>
-          <w:sz w:val="28"/>
-          <w:szCs w:val="28"/>
-        </w:rPr>
-      </w:pPr>
-      <w:del w:id="324" w:author="yafei li" w:date="2026-05-12T01:15:00Z" w16du:dateUtc="2026-05-11T17:15:00Z">
+          <w:del w:id="337" w:author="yafei li" w:date="2026-05-12T01:15:00Z" w16du:dateUtc="2026-05-11T17:15:00Z"/>
+          <w:rFonts w:ascii="楷体" w:eastAsia="楷体" w:hAnsi="楷体" w:cs="楷体"/>
+          <w:sz w:val="28"/>
+          <w:szCs w:val="28"/>
+        </w:rPr>
+      </w:pPr>
+      <w:del w:id="338" w:author="yafei li" w:date="2026-05-12T01:15:00Z" w16du:dateUtc="2026-05-11T17:15:00Z">
         <w:r>
           <w:rPr>
             <w:rFonts w:ascii="楷体" w:eastAsia="楷体" w:hAnsi="楷体" w:cs="楷体"/>
@@ -5820,772 +5994,3423 @@
     <w:p>
       <w:pPr>
         <w:spacing w:line="360" w:lineRule="auto"/>
-        <w:rPr>
-          <w:rFonts w:ascii="楷体" w:eastAsia="楷体" w:hAnsi="楷体" w:cs="楷体"/>
-          <w:sz w:val="28"/>
-          <w:szCs w:val="28"/>
-        </w:rPr>
-      </w:pPr>
-      <w:r>
-        <w:rPr>
-          <w:rFonts w:ascii="楷体" w:eastAsia="楷体" w:hAnsi="楷体" w:cs="楷体"/>
-          <w:sz w:val="28"/>
-          <w:szCs w:val="28"/>
-        </w:rPr>
-        <w:t xml:space="preserve">    </w:t>
-      </w:r>
-      <w:r>
-        <w:rPr>
-          <w:rFonts w:ascii="楷体" w:eastAsia="楷体" w:hAnsi="楷体" w:cs="楷体"/>
-          <w:sz w:val="28"/>
-          <w:szCs w:val="28"/>
-          <w:lang w:val="zh-TW" w:eastAsia="zh-TW"/>
-        </w:rPr>
-        <w:t>本发明正是针对现有技术中存在的问题，提供</w:t>
-      </w:r>
-      <w:r>
-        <w:rPr>
-          <w:rFonts w:ascii="楷体" w:eastAsia="楷体" w:hAnsi="楷体" w:cs="楷体"/>
-          <w:spacing w:val="-6"/>
-          <w:sz w:val="28"/>
-          <w:szCs w:val="28"/>
-          <w:lang w:val="zh-TW" w:eastAsia="zh-TW"/>
-        </w:rPr>
-        <w:t>一种数据中心网络中轻量级传输时延抖动监控的方法及系统，首先</w:t>
-      </w:r>
-      <w:r>
-        <w:rPr>
-          <w:rFonts w:ascii="楷体" w:eastAsia="楷体" w:hAnsi="楷体" w:cs="楷体"/>
-          <w:sz w:val="28"/>
-          <w:szCs w:val="28"/>
-          <w:lang w:val="zh-TW" w:eastAsia="zh-TW"/>
-        </w:rPr>
-        <w:t>解析数据中心网络中传输终端操作系统内核态的网络传输操作，分层对应执行关键点；然后向终端操作系统内核态的网络传输的执行关键点添加监控点，实现执行时间的监控和性能抖动归属的监控；在执行网络传输任务的过程中，分析当前监控点的开销与获得的性能收益，并根据结果调整监控模块的函数数量以及监控不同产生频率的函数，以降低监控点的开销对传输任务的影响。本方法能够对终端操作系统内核态中影响传输时延的操作执行细粒度的监控，并通过动态调整监控粒度降低监控点的开销，可用于传输时延抖动的实时监控、指引传输性能优化方向等功能。</w:t>
-      </w:r>
+        <w:ind w:firstLineChars="200" w:firstLine="560"/>
+        <w:rPr>
+          <w:rFonts w:ascii="楷体" w:eastAsia="楷体" w:hAnsi="楷体" w:cs="楷体"/>
+          <w:sz w:val="28"/>
+          <w:szCs w:val="28"/>
+        </w:rPr>
+        <w:pPrChange w:id="339" w:author="yafei li" w:date="2026-05-12T22:26:00Z" w16du:dateUtc="2026-05-12T14:26:00Z">
+          <w:pPr>
+            <w:spacing w:line="360" w:lineRule="auto"/>
+          </w:pPr>
+        </w:pPrChange>
+      </w:pPr>
+      <w:del w:id="340" w:author="yafei li" w:date="2026-05-12T22:23:00Z" w16du:dateUtc="2026-05-12T14:23:00Z">
+        <w:r>
+          <w:rPr>
+            <w:rFonts w:ascii="楷体" w:eastAsia="楷体" w:hAnsi="楷体" w:cs="楷体"/>
+            <w:sz w:val="28"/>
+            <w:szCs w:val="28"/>
+          </w:rPr>
+          <w:delText xml:space="preserve">   </w:delText>
+        </w:r>
+      </w:del>
+      <w:ins w:id="341" w:author="yafei li" w:date="2026-05-12T22:20:00Z" w16du:dateUtc="2026-05-12T14:20:00Z">
+        <w:r>
+          <w:rPr>
+            <w:rFonts w:ascii="楷体" w:eastAsia="楷体" w:hAnsi="楷体" w:cs="楷体"/>
+            <w:sz w:val="28"/>
+            <w:szCs w:val="28"/>
+            <w:lang w:val="zh-TW" w:eastAsia="zh-TW"/>
+            <w:rPrChange w:id="342" w:author="yafei li" w:date="2026-05-12T22:20:00Z" w16du:dateUtc="2026-05-12T14:20:00Z">
+              <w:rPr/>
+            </w:rPrChange>
+          </w:rPr>
+          <w:t>本发明</w:t>
+        </w:r>
+      </w:ins>
+      <w:ins w:id="343" w:author="yafei li" w:date="2026-05-12T22:23:00Z" w16du:dateUtc="2026-05-12T14:23:00Z">
+        <w:r>
+          <w:rPr>
+            <w:rFonts w:ascii="楷体" w:eastAsia="楷体" w:hAnsi="楷体" w:cs="楷体"/>
+            <w:sz w:val="28"/>
+            <w:szCs w:val="28"/>
+            <w:lang w:val="zh-TW" w:eastAsia="zh-TW"/>
+          </w:rPr>
+          <w:t>正是针对现有技术中存在的问题</w:t>
+        </w:r>
+      </w:ins>
+      <w:ins w:id="344" w:author="yafei li" w:date="2026-05-12T22:20:00Z" w16du:dateUtc="2026-05-12T14:20:00Z">
+        <w:r>
+          <w:rPr>
+            <w:rFonts w:ascii="楷体" w:eastAsia="楷体" w:hAnsi="楷体" w:cs="楷体"/>
+            <w:sz w:val="28"/>
+            <w:szCs w:val="28"/>
+            <w:lang w:val="zh-TW" w:eastAsia="zh-TW"/>
+            <w:rPrChange w:id="345" w:author="yafei li" w:date="2026-05-12T22:20:00Z" w16du:dateUtc="2026-05-12T14:20:00Z">
+              <w:rPr/>
+            </w:rPrChange>
+          </w:rPr>
+          <w:t>，提出</w:t>
+        </w:r>
+      </w:ins>
+      <w:ins w:id="346" w:author="yafei li" w:date="2026-05-12T22:23:00Z" w16du:dateUtc="2026-05-12T14:23:00Z">
+        <w:r>
+          <w:rPr>
+            <w:rFonts w:ascii="楷体" w:eastAsia="楷体" w:hAnsi="楷体" w:cs="楷体" w:hint="eastAsia"/>
+            <w:sz w:val="28"/>
+            <w:szCs w:val="28"/>
+            <w:lang w:val="zh-TW" w:eastAsia="zh-TW"/>
+          </w:rPr>
+          <w:t>一种</w:t>
+        </w:r>
+        <w:r>
+          <w:rPr>
+            <w:rFonts w:ascii="楷体" w:eastAsia="楷体" w:hAnsi="楷体"/>
+            <w:sz w:val="28"/>
+            <w:szCs w:val="28"/>
+          </w:rPr>
+          <w:t>边缘容器集群中分布式推理任务细粒度资源调度的方法及系统</w:t>
+        </w:r>
+      </w:ins>
+      <w:ins w:id="347" w:author="yafei li" w:date="2026-05-12T22:20:00Z" w16du:dateUtc="2026-05-12T14:20:00Z">
+        <w:r>
+          <w:rPr>
+            <w:rFonts w:ascii="楷体" w:eastAsia="楷体" w:hAnsi="楷体" w:cs="楷体"/>
+            <w:sz w:val="28"/>
+            <w:szCs w:val="28"/>
+            <w:lang w:val="zh-TW" w:eastAsia="zh-TW"/>
+            <w:rPrChange w:id="348" w:author="yafei li" w:date="2026-05-12T22:20:00Z" w16du:dateUtc="2026-05-12T14:20:00Z">
+              <w:rPr/>
+            </w:rPrChange>
+          </w:rPr>
+          <w:t>。通过对分布式推理任务的通信模式进行抽取与代价预测，并结合集群级任务放置与节点级 GPU 资源分配，实现多任务环境下的资源利用率和推理性能的协同优化。</w:t>
+        </w:r>
+      </w:ins>
+      <w:ins w:id="349" w:author="yafei li" w:date="2026-05-12T22:24:00Z" w16du:dateUtc="2026-05-12T14:24:00Z">
+        <w:r>
+          <w:rPr>
+            <w:rFonts w:ascii="楷体" w:eastAsia="楷体" w:hAnsi="楷体" w:cs="楷体" w:hint="eastAsia"/>
+            <w:sz w:val="28"/>
+            <w:szCs w:val="28"/>
+            <w:lang w:val="zh-TW" w:eastAsia="zh-TW"/>
+          </w:rPr>
+          <w:t>本</w:t>
+        </w:r>
+      </w:ins>
+      <w:ins w:id="350" w:author="yafei li" w:date="2026-05-12T22:20:00Z" w16du:dateUtc="2026-05-12T14:20:00Z">
+        <w:r>
+          <w:rPr>
+            <w:rFonts w:ascii="楷体" w:eastAsia="楷体" w:hAnsi="楷体" w:cs="楷体"/>
+            <w:sz w:val="28"/>
+            <w:szCs w:val="28"/>
+            <w:lang w:val="zh-TW" w:eastAsia="zh-TW"/>
+            <w:rPrChange w:id="351" w:author="yafei li" w:date="2026-05-12T22:20:00Z" w16du:dateUtc="2026-05-12T14:20:00Z">
+              <w:rPr/>
+            </w:rPrChange>
+          </w:rPr>
+          <w:t>方法具有通信感知能力强、资源调度粒度细、可动态调整等特点，可用于边缘容器集群中大模型推理任务的高效部署与执行优化。</w:t>
+        </w:r>
+      </w:ins>
+      <w:del w:id="352" w:author="yafei li" w:date="2026-05-12T22:26:00Z" w16du:dateUtc="2026-05-12T14:26:00Z">
+        <w:r>
+          <w:rPr>
+            <w:rFonts w:ascii="楷体" w:eastAsia="楷体" w:hAnsi="楷体" w:cs="楷体"/>
+            <w:sz w:val="28"/>
+            <w:szCs w:val="28"/>
+          </w:rPr>
+          <w:delText xml:space="preserve"> </w:delText>
+        </w:r>
+        <w:r>
+          <w:rPr>
+            <w:rFonts w:ascii="楷体" w:eastAsia="楷体" w:hAnsi="楷体" w:cs="楷体"/>
+            <w:sz w:val="28"/>
+            <w:szCs w:val="28"/>
+            <w:lang w:val="zh-TW" w:eastAsia="zh-TW"/>
+          </w:rPr>
+          <w:delText>本发明正是针对现有技术中存在的问题，提供</w:delText>
+        </w:r>
+        <w:r>
+          <w:rPr>
+            <w:rFonts w:ascii="楷体" w:eastAsia="楷体" w:hAnsi="楷体" w:cs="楷体"/>
+            <w:spacing w:val="-6"/>
+            <w:sz w:val="28"/>
+            <w:szCs w:val="28"/>
+            <w:lang w:val="zh-TW" w:eastAsia="zh-TW"/>
+          </w:rPr>
+          <w:delText>一种数据中心网络中轻量级传输时延抖动监控的方法及系统，首先</w:delText>
+        </w:r>
+        <w:r>
+          <w:rPr>
+            <w:rFonts w:ascii="楷体" w:eastAsia="楷体" w:hAnsi="楷体" w:cs="楷体"/>
+            <w:sz w:val="28"/>
+            <w:szCs w:val="28"/>
+            <w:lang w:val="zh-TW" w:eastAsia="zh-TW"/>
+          </w:rPr>
+          <w:delText>解析数据中心网络中传输终端操作系统内核态的网络传输操作，分层对应执行关键点；然后向终端操作系统内核态的网络传输的执行关键点添加监控点，实现执行时间的监控和性能抖动归属的监控；在执行网络传输任务的过程中，分析当前监控点的开销与获得的性能收益，并根据结果调整监控模块的函数数量以及监控不同产生频率的函数，以降低监控点的开销对传输任务的影响。本方法能够对终端操作系统内核态中影响传输时延的操作执行细粒度的监控，并通过动态调整监控粒度降低监控点的开销，可用于传输时延抖动的实时监控、指引传输性能优化方向等功能。</w:delText>
+        </w:r>
+      </w:del>
     </w:p>
     <w:p>
       <w:pPr>
         <w:spacing w:line="360" w:lineRule="auto"/>
-        <w:rPr>
-          <w:rFonts w:ascii="楷体" w:eastAsia="楷体" w:hAnsi="楷体" w:cs="楷体"/>
-          <w:sz w:val="28"/>
-          <w:szCs w:val="28"/>
-          <w:lang w:val="zh-TW" w:eastAsia="zh-TW"/>
-        </w:rPr>
-      </w:pPr>
-      <w:r>
-        <w:rPr>
-          <w:rFonts w:ascii="楷体" w:eastAsia="楷体" w:hAnsi="楷体" w:cs="楷体"/>
-          <w:sz w:val="28"/>
-          <w:szCs w:val="28"/>
-          <w:lang w:val="zh-TW" w:eastAsia="zh-TW"/>
-        </w:rPr>
-        <w:t xml:space="preserve">    为了实现上述目的，本方法采用的技术方案为：</w:t>
-      </w:r>
-      <w:r>
-        <w:rPr>
-          <w:rFonts w:ascii="楷体" w:eastAsia="楷体" w:hAnsi="楷体" w:cs="楷体"/>
-          <w:spacing w:val="-6"/>
-          <w:sz w:val="28"/>
-          <w:szCs w:val="28"/>
-          <w:lang w:val="zh-TW" w:eastAsia="zh-TW"/>
-        </w:rPr>
-        <w:t>一种数据中心网络中轻量级传输时延抖动监控的方法</w:t>
-      </w:r>
-      <w:r>
-        <w:rPr>
-          <w:rFonts w:ascii="楷体" w:eastAsia="楷体" w:hAnsi="楷体" w:cs="楷体"/>
-          <w:sz w:val="28"/>
-          <w:szCs w:val="28"/>
-          <w:lang w:val="zh-TW" w:eastAsia="zh-TW"/>
-        </w:rPr>
-        <w:t>，包括如下步骤：</w:t>
+        <w:ind w:firstLine="560"/>
+        <w:rPr>
+          <w:ins w:id="353" w:author="yafei li" w:date="2026-05-12T22:41:00Z" w16du:dateUtc="2026-05-12T14:41:00Z"/>
+          <w:rFonts w:ascii="楷体" w:eastAsia="楷体" w:hAnsi="楷体" w:cs="楷体"/>
+          <w:sz w:val="28"/>
+          <w:szCs w:val="28"/>
+          <w:lang w:val="zh-TW"/>
+        </w:rPr>
+        <w:pPrChange w:id="354" w:author="yafei li" w:date="2026-05-12T22:41:00Z" w16du:dateUtc="2026-05-12T14:41:00Z">
+          <w:pPr>
+            <w:spacing w:line="360" w:lineRule="auto"/>
+          </w:pPr>
+        </w:pPrChange>
+      </w:pPr>
+      <w:del w:id="355" w:author="yafei li" w:date="2026-05-12T22:41:00Z" w16du:dateUtc="2026-05-12T14:41:00Z">
+        <w:r>
+          <w:rPr>
+            <w:rFonts w:ascii="楷体" w:eastAsia="楷体" w:hAnsi="楷体" w:cs="楷体"/>
+            <w:sz w:val="28"/>
+            <w:szCs w:val="28"/>
+            <w:lang w:val="zh-TW" w:eastAsia="zh-TW"/>
+          </w:rPr>
+          <w:delText xml:space="preserve">    </w:delText>
+        </w:r>
+      </w:del>
+      <w:r>
+        <w:rPr>
+          <w:rFonts w:ascii="楷体" w:eastAsia="楷体" w:hAnsi="楷体" w:cs="楷体"/>
+          <w:sz w:val="28"/>
+          <w:szCs w:val="28"/>
+          <w:lang w:val="zh-TW" w:eastAsia="zh-TW"/>
+        </w:rPr>
+        <w:t>为了实现上述目的，本方法采用的技术方案为：</w:t>
+      </w:r>
+      <w:ins w:id="356" w:author="yafei li" w:date="2026-05-12T22:26:00Z" w16du:dateUtc="2026-05-12T14:26:00Z">
+        <w:r>
+          <w:rPr>
+            <w:rFonts w:ascii="楷体" w:eastAsia="楷体" w:hAnsi="楷体" w:cs="楷体" w:hint="eastAsia"/>
+            <w:sz w:val="28"/>
+            <w:szCs w:val="28"/>
+            <w:lang w:val="zh-TW" w:eastAsia="zh-TW"/>
+          </w:rPr>
+          <w:t>一种</w:t>
+        </w:r>
+        <w:r>
+          <w:rPr>
+            <w:rFonts w:ascii="楷体" w:eastAsia="楷体" w:hAnsi="楷体"/>
+            <w:sz w:val="28"/>
+            <w:szCs w:val="28"/>
+          </w:rPr>
+          <w:t>边缘容器集群中分布式推理任务细粒度资源调度的方法</w:t>
+        </w:r>
+        <w:r>
+          <w:rPr>
+            <w:rFonts w:ascii="楷体" w:eastAsia="楷体" w:hAnsi="楷体" w:hint="eastAsia"/>
+            <w:sz w:val="28"/>
+            <w:szCs w:val="28"/>
+          </w:rPr>
+          <w:t>，</w:t>
+        </w:r>
+      </w:ins>
+      <w:del w:id="357" w:author="yafei li" w:date="2026-05-12T22:26:00Z" w16du:dateUtc="2026-05-12T14:26:00Z">
+        <w:r>
+          <w:rPr>
+            <w:rFonts w:ascii="楷体" w:eastAsia="楷体" w:hAnsi="楷体" w:cs="楷体"/>
+            <w:spacing w:val="-6"/>
+            <w:sz w:val="28"/>
+            <w:szCs w:val="28"/>
+            <w:lang w:val="zh-TW" w:eastAsia="zh-TW"/>
+          </w:rPr>
+          <w:delText>一种数据中心网络中轻量级传输时延抖动监控的方法</w:delText>
+        </w:r>
+        <w:r>
+          <w:rPr>
+            <w:rFonts w:ascii="楷体" w:eastAsia="楷体" w:hAnsi="楷体" w:cs="楷体"/>
+            <w:sz w:val="28"/>
+            <w:szCs w:val="28"/>
+            <w:lang w:val="zh-TW" w:eastAsia="zh-TW"/>
+          </w:rPr>
+          <w:delText>，</w:delText>
+        </w:r>
+      </w:del>
+      <w:r>
+        <w:rPr>
+          <w:rFonts w:ascii="楷体" w:eastAsia="楷体" w:hAnsi="楷体" w:cs="楷体"/>
+          <w:sz w:val="28"/>
+          <w:szCs w:val="28"/>
+          <w:lang w:val="zh-TW" w:eastAsia="zh-TW"/>
+        </w:rPr>
+        <w:t>包括如下步骤：</w:t>
       </w:r>
     </w:p>
     <w:p>
       <w:pPr>
         <w:spacing w:line="360" w:lineRule="auto"/>
         <w:rPr>
-          <w:rFonts w:ascii="楷体" w:eastAsia="楷体" w:hAnsi="楷体" w:cs="楷体"/>
-          <w:sz w:val="28"/>
-          <w:szCs w:val="28"/>
-        </w:rPr>
-      </w:pPr>
-      <w:r>
-        <w:rPr>
-          <w:rFonts w:ascii="楷体" w:eastAsia="楷体" w:hAnsi="楷体" w:cs="楷体"/>
-          <w:sz w:val="28"/>
-          <w:szCs w:val="28"/>
-        </w:rPr>
-        <w:t xml:space="preserve">    S1</w:t>
-      </w:r>
-      <w:r>
-        <w:rPr>
-          <w:rFonts w:ascii="楷体" w:eastAsia="楷体" w:hAnsi="楷体" w:cs="楷体"/>
-          <w:sz w:val="28"/>
-          <w:szCs w:val="28"/>
-          <w:lang w:val="zh-TW" w:eastAsia="zh-TW"/>
-        </w:rPr>
-        <w:t>：解析数据中心网络中传输终端操作系统内核态的网络传输操作，分层对应执行关键点；</w:t>
-      </w:r>
+          <w:del w:id="358" w:author="yafei li" w:date="2026-05-12T22:41:00Z" w16du:dateUtc="2026-05-12T14:41:00Z"/>
+          <w:rFonts w:ascii="楷体" w:eastAsia="楷体" w:hAnsi="楷体" w:cs="楷体"/>
+          <w:sz w:val="28"/>
+          <w:szCs w:val="28"/>
+        </w:rPr>
+      </w:pPr>
+      <w:ins w:id="359" w:author="yafei li" w:date="2026-05-12T22:41:00Z" w16du:dateUtc="2026-05-12T14:41:00Z">
+        <w:r>
+          <w:rPr>
+            <w:rFonts w:ascii="楷体" w:eastAsia="楷体" w:hAnsi="楷体" w:cs="楷体"/>
+            <w:sz w:val="28"/>
+            <w:szCs w:val="28"/>
+          </w:rPr>
+          <w:t>S1：</w:t>
+        </w:r>
+      </w:ins>
+      <w:ins w:id="360" w:author="yafei li" w:date="2026-05-13T00:19:00Z" w16du:dateUtc="2026-05-12T16:19:00Z">
+        <w:r>
+          <w:rPr>
+            <w:rFonts w:ascii="楷体" w:eastAsia="楷体" w:hAnsi="楷体" w:cs="楷体"/>
+            <w:sz w:val="28"/>
+            <w:szCs w:val="28"/>
+            <w:lang w:val="zh-TW" w:eastAsia="zh-TW"/>
+          </w:rPr>
+          <w:t>面向分布式推理任务</w:t>
+        </w:r>
+        <w:r>
+          <w:rPr>
+            <w:rFonts w:ascii="楷体" w:eastAsia="楷体" w:hAnsi="楷体" w:cs="楷体" w:hint="eastAsia"/>
+            <w:sz w:val="28"/>
+            <w:szCs w:val="28"/>
+            <w:lang w:val="zh-TW" w:eastAsia="zh-TW"/>
+          </w:rPr>
+          <w:t>进行</w:t>
+        </w:r>
+        <w:r>
+          <w:rPr>
+            <w:rFonts w:ascii="楷体" w:eastAsia="楷体" w:hAnsi="楷体" w:cs="楷体"/>
+            <w:sz w:val="28"/>
+            <w:szCs w:val="28"/>
+            <w:lang w:val="zh-TW" w:eastAsia="zh-TW"/>
+          </w:rPr>
+          <w:t>通信模式抽取与代价预测</w:t>
+        </w:r>
+        <w:r>
+          <w:rPr>
+            <w:rFonts w:ascii="楷体" w:eastAsia="楷体" w:hAnsi="楷体" w:cs="楷体" w:hint="eastAsia"/>
+            <w:sz w:val="28"/>
+            <w:szCs w:val="28"/>
+            <w:lang w:val="zh-TW"/>
+          </w:rPr>
+          <w:t>：</w:t>
+        </w:r>
+      </w:ins>
+      <w:ins w:id="361" w:author="yafei li" w:date="2026-05-12T22:41:00Z" w16du:dateUtc="2026-05-12T14:41:00Z">
+        <w:r>
+          <w:rPr>
+            <w:rFonts w:ascii="楷体" w:eastAsia="楷体" w:hAnsi="楷体" w:cs="楷体"/>
+            <w:sz w:val="28"/>
+            <w:szCs w:val="28"/>
+          </w:rPr>
+          <w:t>分析边缘容器集群中分布式推理任务在不同并行策略及推理阶段（Prefill、Decode）下的通信行为，抽取任务间的通信模式及拓扑特征，并构建通信代价预测模型；</w:t>
+        </w:r>
+      </w:ins>
     </w:p>
     <w:p>
       <w:pPr>
         <w:spacing w:line="360" w:lineRule="auto"/>
-        <w:rPr>
-          <w:rFonts w:ascii="楷体" w:eastAsia="楷体" w:hAnsi="楷体" w:cs="楷体"/>
-          <w:sz w:val="28"/>
-          <w:szCs w:val="28"/>
-        </w:rPr>
-      </w:pPr>
-      <w:r>
-        <w:rPr>
-          <w:rFonts w:ascii="楷体" w:eastAsia="楷体" w:hAnsi="楷体" w:cs="楷体"/>
-          <w:sz w:val="28"/>
-          <w:szCs w:val="28"/>
-        </w:rPr>
-        <w:t xml:space="preserve">    S2</w:t>
-      </w:r>
-      <w:r>
-        <w:rPr>
-          <w:rFonts w:ascii="楷体" w:eastAsia="楷体" w:hAnsi="楷体" w:cs="楷体"/>
-          <w:sz w:val="28"/>
-          <w:szCs w:val="28"/>
-          <w:lang w:val="zh-TW" w:eastAsia="zh-TW"/>
-        </w:rPr>
-        <w:t>：向终端操作系统内核态的网络传输的执行关键点添加监控点，实现执行时间的监控和性能抖动归属的监控；</w:t>
-      </w:r>
+        <w:ind w:firstLineChars="200" w:firstLine="560"/>
+        <w:rPr>
+          <w:ins w:id="362" w:author="yafei li" w:date="2026-05-12T22:42:00Z" w16du:dateUtc="2026-05-12T14:42:00Z"/>
+          <w:rFonts w:ascii="楷体" w:eastAsia="楷体" w:hAnsi="楷体" w:cs="楷体" w:hint="eastAsia"/>
+          <w:sz w:val="28"/>
+          <w:szCs w:val="28"/>
+          <w:rPrChange w:id="363" w:author="yafei li" w:date="2026-05-12T22:42:00Z" w16du:dateUtc="2026-05-12T14:42:00Z">
+            <w:rPr>
+              <w:ins w:id="364" w:author="yafei li" w:date="2026-05-12T22:42:00Z" w16du:dateUtc="2026-05-12T14:42:00Z"/>
+              <w:rFonts w:ascii="楷体" w:eastAsia="楷体" w:hAnsi="楷体" w:cs="楷体" w:hint="eastAsia"/>
+              <w:sz w:val="28"/>
+              <w:szCs w:val="28"/>
+              <w:lang w:val="zh-TW"/>
+            </w:rPr>
+          </w:rPrChange>
+        </w:rPr>
+        <w:pPrChange w:id="365" w:author="yafei li" w:date="2026-05-12T22:42:00Z" w16du:dateUtc="2026-05-12T14:42:00Z">
+          <w:pPr>
+            <w:spacing w:line="360" w:lineRule="auto"/>
+          </w:pPr>
+        </w:pPrChange>
+      </w:pPr>
     </w:p>
     <w:p>
       <w:pPr>
         <w:spacing w:line="360" w:lineRule="auto"/>
-        <w:rPr>
-          <w:rFonts w:ascii="楷体" w:eastAsia="楷体" w:hAnsi="楷体" w:cs="楷体"/>
-          <w:sz w:val="28"/>
-          <w:szCs w:val="28"/>
-        </w:rPr>
-      </w:pPr>
-      <w:r>
-        <w:rPr>
-          <w:rFonts w:ascii="楷体" w:eastAsia="楷体" w:hAnsi="楷体" w:cs="楷体"/>
-          <w:sz w:val="28"/>
-          <w:szCs w:val="28"/>
-        </w:rPr>
-        <w:t xml:space="preserve">    S3</w:t>
-      </w:r>
-      <w:r>
-        <w:rPr>
-          <w:rFonts w:ascii="楷体" w:eastAsia="楷体" w:hAnsi="楷体" w:cs="楷体"/>
-          <w:sz w:val="28"/>
-          <w:szCs w:val="28"/>
-          <w:lang w:val="zh-TW" w:eastAsia="zh-TW"/>
-        </w:rPr>
-        <w:t>：在执行网络传输任务的过程中，根据设置的所有内核函数监控点对传输时延的影响增量，结合根据目标函数执行时间所占比重以及目标函数的执行频率计算得到的监控性能收益，获得当前监控模式的开销与性能的具体数值，并将数值传入调整监控模块，优化算法根据数值与当前终端负载状态进行调整；所述调整方法为高负载状态下开销高于定值则减少监控函数数量，并减少函数产生的频率，低负载状态下性能低于定值则增加监控函数的数量并监控产生频率更高的函数。</w:t>
-      </w:r>
+        <w:ind w:firstLineChars="200" w:firstLine="560"/>
+        <w:rPr>
+          <w:del w:id="366" w:author="yafei li" w:date="2026-05-12T22:41:00Z" w16du:dateUtc="2026-05-12T14:41:00Z"/>
+          <w:rFonts w:ascii="楷体" w:eastAsia="楷体" w:hAnsi="楷体" w:cs="楷体"/>
+          <w:sz w:val="28"/>
+          <w:szCs w:val="28"/>
+          <w:lang w:val="zh-TW" w:eastAsia="zh-TW"/>
+          <w:rPrChange w:id="367" w:author="yafei li" w:date="2026-05-12T22:26:00Z" w16du:dateUtc="2026-05-12T14:26:00Z">
+            <w:rPr>
+              <w:del w:id="368" w:author="yafei li" w:date="2026-05-12T22:41:00Z" w16du:dateUtc="2026-05-12T14:41:00Z"/>
+              <w:rFonts w:ascii="楷体" w:eastAsia="楷体" w:hAnsi="楷体" w:cs="楷体"/>
+              <w:sz w:val="28"/>
+              <w:szCs w:val="28"/>
+            </w:rPr>
+          </w:rPrChange>
+        </w:rPr>
+        <w:pPrChange w:id="369" w:author="yafei li" w:date="2026-05-12T22:42:00Z" w16du:dateUtc="2026-05-12T14:42:00Z">
+          <w:pPr>
+            <w:spacing w:line="360" w:lineRule="auto"/>
+          </w:pPr>
+        </w:pPrChange>
+      </w:pPr>
+      <w:del w:id="370" w:author="yafei li" w:date="2026-05-12T22:41:00Z" w16du:dateUtc="2026-05-12T14:41:00Z">
+        <w:r>
+          <w:rPr>
+            <w:rFonts w:ascii="楷体" w:eastAsia="楷体" w:hAnsi="楷体" w:cs="楷体"/>
+            <w:sz w:val="28"/>
+            <w:szCs w:val="28"/>
+            <w:lang w:eastAsia="zh-TW"/>
+          </w:rPr>
+          <w:delText xml:space="preserve">    S1</w:delText>
+        </w:r>
+        <w:r>
+          <w:rPr>
+            <w:rFonts w:ascii="楷体" w:eastAsia="楷体" w:hAnsi="楷体" w:cs="楷体"/>
+            <w:sz w:val="28"/>
+            <w:szCs w:val="28"/>
+            <w:lang w:val="zh-TW" w:eastAsia="zh-TW"/>
+          </w:rPr>
+          <w:delText>：</w:delText>
+        </w:r>
+      </w:del>
+      <w:del w:id="371" w:author="yafei li" w:date="2026-05-12T22:26:00Z" w16du:dateUtc="2026-05-12T14:26:00Z">
+        <w:r>
+          <w:rPr>
+            <w:rFonts w:ascii="楷体" w:eastAsia="楷体" w:hAnsi="楷体" w:cs="楷体"/>
+            <w:sz w:val="28"/>
+            <w:szCs w:val="28"/>
+            <w:lang w:val="zh-TW" w:eastAsia="zh-TW"/>
+          </w:rPr>
+          <w:delText>解析数据中心网络中传输终端操作系统内核态的网络传输操作，分层对应执行关键点；</w:delText>
+        </w:r>
+      </w:del>
     </w:p>
     <w:p>
       <w:pPr>
         <w:spacing w:line="360" w:lineRule="auto"/>
-        <w:rPr>
-          <w:rFonts w:ascii="楷体" w:eastAsia="楷体" w:hAnsi="楷体" w:cs="楷体"/>
-          <w:sz w:val="28"/>
-          <w:szCs w:val="28"/>
-        </w:rPr>
-      </w:pPr>
-      <w:r>
-        <w:rPr>
-          <w:rFonts w:ascii="楷体" w:eastAsia="楷体" w:hAnsi="楷体" w:cs="楷体"/>
-          <w:sz w:val="28"/>
-          <w:szCs w:val="28"/>
-          <w:lang w:val="zh-TW" w:eastAsia="zh-TW"/>
-        </w:rPr>
-        <w:lastRenderedPageBreak/>
-        <w:t xml:space="preserve">    作为本发明的一种改进，所述步骤</w:t>
-      </w:r>
-      <w:r>
-        <w:rPr>
-          <w:rFonts w:ascii="楷体" w:eastAsia="楷体" w:hAnsi="楷体" w:cs="楷体"/>
-          <w:sz w:val="28"/>
-          <w:szCs w:val="28"/>
-        </w:rPr>
-        <w:t>S1</w:t>
-      </w:r>
-      <w:r>
-        <w:rPr>
-          <w:rFonts w:ascii="楷体" w:eastAsia="楷体" w:hAnsi="楷体" w:cs="楷体"/>
-          <w:sz w:val="28"/>
-          <w:szCs w:val="28"/>
-          <w:lang w:val="zh-TW" w:eastAsia="zh-TW"/>
-        </w:rPr>
-        <w:t>中，内核态的网络传输操作至少包括：内存拷贝、队列调度、锁操作、网络协议栈和中断机制；分层对应执行关键点至少包括操作系统层、网络协议层、网卡驱动层和其余开销层。</w:t>
-      </w:r>
+        <w:ind w:firstLineChars="200" w:firstLine="560"/>
+        <w:rPr>
+          <w:rFonts w:ascii="楷体" w:eastAsia="楷体" w:hAnsi="楷体" w:cs="楷体" w:hint="eastAsia"/>
+          <w:color w:val="000000"/>
+          <w:kern w:val="2"/>
+          <w:sz w:val="28"/>
+          <w:szCs w:val="28"/>
+          <w:u w:color="000000"/>
+          <w:bdr w:val="nil"/>
+          <w:rPrChange w:id="372" w:author="yafei li" w:date="2026-05-12T22:42:00Z" w16du:dateUtc="2026-05-12T14:42:00Z">
+            <w:rPr>
+              <w:rFonts w:ascii="楷体" w:eastAsia="楷体" w:hAnsi="楷体" w:cs="楷体"/>
+              <w:sz w:val="28"/>
+              <w:szCs w:val="28"/>
+            </w:rPr>
+          </w:rPrChange>
+        </w:rPr>
+        <w:pPrChange w:id="373" w:author="yafei li" w:date="2026-05-12T22:42:00Z" w16du:dateUtc="2026-05-12T14:42:00Z">
+          <w:pPr>
+            <w:spacing w:line="360" w:lineRule="auto"/>
+          </w:pPr>
+        </w:pPrChange>
+      </w:pPr>
+      <w:del w:id="374" w:author="yafei li" w:date="2026-05-12T22:42:00Z" w16du:dateUtc="2026-05-12T14:42:00Z">
+        <w:r>
+          <w:rPr>
+            <w:rFonts w:ascii="楷体" w:eastAsia="楷体" w:hAnsi="楷体" w:cs="楷体"/>
+            <w:sz w:val="28"/>
+            <w:szCs w:val="28"/>
+          </w:rPr>
+          <w:delText xml:space="preserve">    </w:delText>
+        </w:r>
+      </w:del>
+      <w:del w:id="375" w:author="yafei li" w:date="2026-05-12T22:31:00Z" w16du:dateUtc="2026-05-12T14:31:00Z">
+        <w:r>
+          <w:rPr>
+            <w:rFonts w:ascii="楷体" w:eastAsia="楷体" w:hAnsi="楷体" w:cs="楷体"/>
+            <w:sz w:val="28"/>
+            <w:szCs w:val="28"/>
+          </w:rPr>
+          <w:delText>S2</w:delText>
+        </w:r>
+        <w:r>
+          <w:rPr>
+            <w:rFonts w:ascii="楷体" w:eastAsia="楷体" w:hAnsi="楷体" w:cs="楷体"/>
+            <w:sz w:val="28"/>
+            <w:szCs w:val="28"/>
+            <w:lang w:val="zh-TW" w:eastAsia="zh-TW"/>
+          </w:rPr>
+          <w:delText>：向终端操作系统内核态的网络传输的执行关键点添加监控点，实现执行时间的监控和性能抖动归属的监控；</w:delText>
+        </w:r>
+      </w:del>
+      <w:ins w:id="376" w:author="yafei li" w:date="2026-05-12T22:42:00Z" w16du:dateUtc="2026-05-12T14:42:00Z">
+        <w:r>
+          <w:rPr>
+            <w:rFonts w:ascii="楷体" w:eastAsia="楷体" w:hAnsi="楷体" w:cs="楷体"/>
+            <w:sz w:val="28"/>
+            <w:szCs w:val="28"/>
+          </w:rPr>
+          <w:t>S2：</w:t>
+        </w:r>
+        <w:r>
+          <w:rPr>
+            <w:rFonts w:ascii="楷体" w:eastAsia="楷体" w:hAnsi="楷体" w:cs="楷体"/>
+            <w:color w:val="000000"/>
+            <w:kern w:val="2"/>
+            <w:sz w:val="28"/>
+            <w:szCs w:val="28"/>
+            <w:u w:color="000000"/>
+            <w:bdr w:val="nil"/>
+          </w:rPr>
+          <w:t>在集群级任务放置阶段，根据通信代价预测模型和集群拓扑信息，对每个</w:t>
+        </w:r>
+        <w:r>
+          <w:rPr>
+            <w:rFonts w:ascii="楷体" w:eastAsia="楷体" w:hAnsi="楷体" w:cs="楷体" w:hint="eastAsia"/>
+            <w:color w:val="000000"/>
+            <w:kern w:val="2"/>
+            <w:sz w:val="28"/>
+            <w:szCs w:val="28"/>
+            <w:u w:color="000000"/>
+            <w:bdr w:val="nil"/>
+          </w:rPr>
+          <w:t>分布式推理</w:t>
+        </w:r>
+        <w:r>
+          <w:rPr>
+            <w:rFonts w:ascii="楷体" w:eastAsia="楷体" w:hAnsi="楷体" w:cs="楷体"/>
+            <w:color w:val="000000"/>
+            <w:kern w:val="2"/>
+            <w:sz w:val="28"/>
+            <w:szCs w:val="28"/>
+            <w:u w:color="000000"/>
+            <w:bdr w:val="nil"/>
+          </w:rPr>
+          <w:t>任务及其并行子任务在候选节点上的通信开销进行评估，并结合任务优先级、节点负载和工作特征选择部署方案，从而降低跨节点通信延迟并兼顾节点负载均衡；</w:t>
+        </w:r>
+      </w:ins>
     </w:p>
     <w:p>
       <w:pPr>
         <w:spacing w:line="360" w:lineRule="auto"/>
-        <w:rPr>
-          <w:rFonts w:ascii="楷体" w:eastAsia="楷体" w:hAnsi="楷体" w:cs="楷体"/>
-          <w:sz w:val="28"/>
-          <w:szCs w:val="28"/>
-        </w:rPr>
-      </w:pPr>
-      <w:r>
-        <w:rPr>
-          <w:rFonts w:ascii="楷体" w:eastAsia="楷体" w:hAnsi="楷体" w:cs="楷体"/>
-          <w:sz w:val="28"/>
-          <w:szCs w:val="28"/>
-          <w:lang w:val="zh-TW" w:eastAsia="zh-TW"/>
-        </w:rPr>
-        <w:t xml:space="preserve">    作为本发明的一种改进，所述步骤</w:t>
-      </w:r>
-      <w:r>
-        <w:rPr>
-          <w:rFonts w:ascii="楷体" w:eastAsia="楷体" w:hAnsi="楷体" w:cs="楷体"/>
-          <w:sz w:val="28"/>
-          <w:szCs w:val="28"/>
-        </w:rPr>
-        <w:t>S1</w:t>
-      </w:r>
-      <w:r>
-        <w:rPr>
-          <w:rFonts w:ascii="楷体" w:eastAsia="楷体" w:hAnsi="楷体" w:cs="楷体"/>
-          <w:sz w:val="28"/>
-          <w:szCs w:val="28"/>
-          <w:lang w:val="zh-TW" w:eastAsia="zh-TW"/>
-        </w:rPr>
-        <w:t>中，终端操作系统内核态的网络传输操作通过执行函数及其层级调用表现，对于每个关键操作，定义属于同一调用层级且能组成所属关键操作完整执行时间的所有函数为同层函数。</w:t>
-      </w:r>
+        <w:ind w:firstLineChars="200" w:firstLine="560"/>
+        <w:rPr>
+          <w:ins w:id="377" w:author="yafei li" w:date="2026-05-12T22:43:00Z" w16du:dateUtc="2026-05-12T14:43:00Z"/>
+          <w:rFonts w:ascii="楷体" w:eastAsia="楷体" w:hAnsi="楷体" w:cs="楷体"/>
+          <w:sz w:val="28"/>
+          <w:szCs w:val="28"/>
+          <w:lang w:val="zh-TW"/>
+          <w:rPrChange w:id="378" w:author="yafei li" w:date="2026-05-12T22:43:00Z" w16du:dateUtc="2026-05-12T14:43:00Z">
+            <w:rPr>
+              <w:ins w:id="379" w:author="yafei li" w:date="2026-05-12T22:43:00Z" w16du:dateUtc="2026-05-12T14:43:00Z"/>
+              <w:rFonts w:ascii="楷体" w:eastAsia="楷体" w:hAnsi="楷体" w:cs="楷体"/>
+              <w:color w:val="000000"/>
+              <w:kern w:val="2"/>
+              <w:sz w:val="28"/>
+              <w:szCs w:val="28"/>
+              <w:u w:color="000000"/>
+              <w:bdr w:val="nil"/>
+            </w:rPr>
+          </w:rPrChange>
+        </w:rPr>
+        <w:pPrChange w:id="380" w:author="yafei li" w:date="2026-05-12T22:43:00Z" w16du:dateUtc="2026-05-12T14:43:00Z">
+          <w:pPr>
+            <w:spacing w:line="360" w:lineRule="auto"/>
+            <w:ind w:firstLine="420"/>
+          </w:pPr>
+        </w:pPrChange>
+      </w:pPr>
+      <w:del w:id="381" w:author="yafei li" w:date="2026-05-12T22:34:00Z" w16du:dateUtc="2026-05-12T14:34:00Z">
+        <w:r>
+          <w:rPr>
+            <w:rFonts w:ascii="楷体" w:eastAsia="楷体" w:hAnsi="楷体" w:cs="楷体"/>
+            <w:sz w:val="28"/>
+            <w:szCs w:val="28"/>
+          </w:rPr>
+          <w:delText xml:space="preserve">    S3</w:delText>
+        </w:r>
+        <w:r>
+          <w:rPr>
+            <w:rFonts w:ascii="楷体" w:eastAsia="楷体" w:hAnsi="楷体" w:cs="楷体"/>
+            <w:sz w:val="28"/>
+            <w:szCs w:val="28"/>
+            <w:lang w:val="zh-TW" w:eastAsia="zh-TW"/>
+          </w:rPr>
+          <w:delText>：在执行网络传输任务的过程中，根据设置的所有内核函数监控点对传输时延的影响增量，结合根据目标函数执行时间所占比重以及目标函数的执行频率计算得到的监控性能收益，获得当前监控模式的开销与性能的具体数值，并将数值传入调整监控模块，优化算法根据数值与当前终端负载状态进行调整；所述调整方法为高负载状态下开销高于定值则减少监控函数数量，并减少函数产生的频率，低负载状态下性能低于定值则增加监控函数的数量并监控产生频率更高的函数。</w:delText>
+        </w:r>
+      </w:del>
+      <w:ins w:id="382" w:author="yafei li" w:date="2026-05-12T22:43:00Z" w16du:dateUtc="2026-05-12T14:43:00Z">
+        <w:r>
+          <w:rPr>
+            <w:rFonts w:ascii="楷体" w:eastAsia="楷体" w:hAnsi="楷体" w:cs="楷体"/>
+            <w:sz w:val="28"/>
+            <w:szCs w:val="28"/>
+          </w:rPr>
+          <w:t>S3：</w:t>
+        </w:r>
+        <w:r>
+          <w:rPr>
+            <w:rFonts w:ascii="楷体" w:eastAsia="楷体" w:hAnsi="楷体" w:cs="楷体"/>
+            <w:color w:val="000000"/>
+            <w:kern w:val="2"/>
+            <w:sz w:val="28"/>
+            <w:szCs w:val="28"/>
+            <w:u w:color="000000"/>
+            <w:bdr w:val="nil"/>
+          </w:rPr>
+          <w:t>在节点级资源调度阶段，对多任务共驻的GPU节点进行细粒度资源分配，并基于节点负载及任务特征动态调整资源比例，通过迭代反馈优化节点内资源利用率和任务执行时延。</w:t>
+        </w:r>
+      </w:ins>
     </w:p>
     <w:p>
       <w:pPr>
+        <w:widowControl w:val="0"/>
+        <w:pBdr>
+          <w:top w:val="nil"/>
+          <w:left w:val="nil"/>
+          <w:bottom w:val="nil"/>
+          <w:right w:val="nil"/>
+          <w:between w:val="nil"/>
+          <w:bar w:val="nil"/>
+        </w:pBdr>
         <w:spacing w:line="360" w:lineRule="auto"/>
-        <w:rPr>
-          <w:rFonts w:ascii="楷体" w:eastAsia="楷体" w:hAnsi="楷体" w:cs="楷体"/>
-          <w:sz w:val="28"/>
-          <w:szCs w:val="28"/>
-        </w:rPr>
-      </w:pPr>
-      <w:r>
-        <w:rPr>
-          <w:rFonts w:ascii="楷体" w:eastAsia="楷体" w:hAnsi="楷体" w:cs="楷体"/>
-          <w:sz w:val="28"/>
-          <w:szCs w:val="28"/>
-          <w:lang w:val="zh-TW" w:eastAsia="zh-TW"/>
-        </w:rPr>
-        <w:t xml:space="preserve">    作为本发明的另一种改进，所述步骤</w:t>
-      </w:r>
-      <w:r>
-        <w:rPr>
-          <w:rFonts w:ascii="楷体" w:eastAsia="楷体" w:hAnsi="楷体" w:cs="楷体"/>
-          <w:sz w:val="28"/>
-          <w:szCs w:val="28"/>
-        </w:rPr>
-        <w:t>S2</w:t>
-      </w:r>
-      <w:r>
-        <w:rPr>
-          <w:rFonts w:ascii="楷体" w:eastAsia="楷体" w:hAnsi="楷体" w:cs="楷体"/>
-          <w:sz w:val="28"/>
-          <w:szCs w:val="28"/>
-          <w:lang w:val="zh-TW" w:eastAsia="zh-TW"/>
-        </w:rPr>
-        <w:t>具体包括：</w:t>
-      </w:r>
+        <w:ind w:firstLineChars="200" w:firstLine="560"/>
+        <w:jc w:val="both"/>
+        <w:rPr>
+          <w:del w:id="383" w:author="yafei li" w:date="2026-05-12T22:49:00Z" w16du:dateUtc="2026-05-12T14:49:00Z"/>
+          <w:rFonts w:ascii="楷体" w:eastAsia="楷体" w:hAnsi="楷体" w:cs="楷体" w:hint="eastAsia"/>
+          <w:color w:val="000000"/>
+          <w:kern w:val="2"/>
+          <w:sz w:val="28"/>
+          <w:szCs w:val="28"/>
+          <w:u w:color="000000"/>
+          <w:bdr w:val="nil"/>
+          <w:rPrChange w:id="384" w:author="yafei li" w:date="2026-05-12T22:49:00Z" w16du:dateUtc="2026-05-12T14:49:00Z">
+            <w:rPr>
+              <w:del w:id="385" w:author="yafei li" w:date="2026-05-12T22:49:00Z" w16du:dateUtc="2026-05-12T14:49:00Z"/>
+              <w:rFonts w:ascii="楷体" w:eastAsia="楷体" w:hAnsi="楷体" w:cs="楷体"/>
+              <w:sz w:val="28"/>
+              <w:szCs w:val="28"/>
+            </w:rPr>
+          </w:rPrChange>
+        </w:rPr>
+        <w:pPrChange w:id="386" w:author="yafei li" w:date="2026-05-12T22:49:00Z" w16du:dateUtc="2026-05-12T14:49:00Z">
+          <w:pPr>
+            <w:spacing w:line="360" w:lineRule="auto"/>
+          </w:pPr>
+        </w:pPrChange>
+      </w:pPr>
+      <w:ins w:id="387" w:author="yafei li" w:date="2026-05-12T22:44:00Z" w16du:dateUtc="2026-05-12T14:44:00Z">
+        <w:r>
+          <w:rPr>
+            <w:rFonts w:ascii="楷体" w:eastAsia="楷体" w:hAnsi="楷体" w:cs="楷体"/>
+            <w:sz w:val="28"/>
+            <w:szCs w:val="28"/>
+            <w:lang w:val="zh-TW" w:eastAsia="zh-TW"/>
+          </w:rPr>
+          <w:t>作为本发明的一种改进，所述步骤</w:t>
+        </w:r>
+        <w:r>
+          <w:rPr>
+            <w:rFonts w:ascii="楷体" w:eastAsia="楷体" w:hAnsi="楷体" w:cs="楷体"/>
+            <w:sz w:val="28"/>
+            <w:szCs w:val="28"/>
+          </w:rPr>
+          <w:t>S1</w:t>
+        </w:r>
+        <w:r>
+          <w:rPr>
+            <w:rFonts w:ascii="楷体" w:eastAsia="楷体" w:hAnsi="楷体" w:cs="楷体"/>
+            <w:sz w:val="28"/>
+            <w:szCs w:val="28"/>
+            <w:lang w:val="zh-TW" w:eastAsia="zh-TW"/>
+          </w:rPr>
+          <w:t>中，</w:t>
+        </w:r>
+      </w:ins>
+      <w:ins w:id="388" w:author="yafei li" w:date="2026-05-12T22:47:00Z" w16du:dateUtc="2026-05-12T14:47:00Z">
+        <w:r>
+          <w:rPr>
+            <w:rFonts w:ascii="楷体" w:eastAsia="楷体" w:hAnsi="楷体" w:cs="楷体"/>
+            <w:color w:val="000000"/>
+            <w:kern w:val="2"/>
+            <w:sz w:val="28"/>
+            <w:szCs w:val="28"/>
+            <w:u w:color="000000"/>
+            <w:bdr w:val="nil"/>
+          </w:rPr>
+          <w:t>通信行为分析具体包括：将每个分布式推理任务在Prefill和Decode阶段的通信事件按消息尺度分桶；对每个消息桶计算通信规模、通信频率及通信拓扑特征；基于各消息桶的通信特征，构建任务间通信依赖矩阵，并将其输入通信代价预测模型，用于评估不同部署方案下的跨节点通信延迟。</w:t>
+        </w:r>
+      </w:ins>
     </w:p>
     <w:p>
       <w:pPr>
         <w:spacing w:line="360" w:lineRule="auto"/>
-        <w:ind w:firstLine="560"/>
-        <w:rPr>
-          <w:rFonts w:ascii="楷体" w:eastAsia="楷体" w:hAnsi="楷体" w:cs="楷体"/>
-          <w:sz w:val="28"/>
-          <w:szCs w:val="28"/>
-        </w:rPr>
-      </w:pPr>
-      <w:r>
-        <w:rPr>
-          <w:rFonts w:ascii="楷体" w:eastAsia="楷体" w:hAnsi="楷体" w:cs="楷体"/>
-          <w:sz w:val="28"/>
-          <w:szCs w:val="28"/>
-        </w:rPr>
-        <w:t>S21:</w:t>
-      </w:r>
-      <w:r>
-        <w:rPr>
-          <w:rFonts w:ascii="楷体" w:eastAsia="楷体" w:hAnsi="楷体" w:cs="楷体"/>
-          <w:sz w:val="28"/>
-          <w:szCs w:val="28"/>
-          <w:lang w:val="zh-TW" w:eastAsia="zh-TW"/>
-        </w:rPr>
-        <w:t>定义两个</w:t>
-      </w:r>
-      <w:proofErr w:type="spellStart"/>
-      <w:r>
-        <w:rPr>
-          <w:rFonts w:ascii="楷体" w:eastAsia="楷体" w:hAnsi="楷体" w:cs="楷体"/>
-          <w:sz w:val="28"/>
-          <w:szCs w:val="28"/>
-        </w:rPr>
-        <w:t>bpf_map</w:t>
-      </w:r>
-      <w:proofErr w:type="spellEnd"/>
-      <w:r>
-        <w:rPr>
-          <w:rFonts w:ascii="楷体" w:eastAsia="楷体" w:hAnsi="楷体" w:cs="楷体"/>
-          <w:sz w:val="28"/>
-          <w:szCs w:val="28"/>
-          <w:lang w:val="zh-TW" w:eastAsia="zh-TW"/>
-        </w:rPr>
-        <w:t>对象存储信息：</w:t>
-      </w:r>
-      <w:proofErr w:type="spellStart"/>
-      <w:r>
-        <w:rPr>
-          <w:rFonts w:ascii="楷体" w:eastAsia="楷体" w:hAnsi="楷体" w:cs="楷体"/>
-          <w:sz w:val="28"/>
-          <w:szCs w:val="28"/>
-        </w:rPr>
-        <w:t>pid_to_flow</w:t>
-      </w:r>
-      <w:proofErr w:type="spellEnd"/>
-      <w:r>
-        <w:rPr>
-          <w:rFonts w:ascii="楷体" w:eastAsia="楷体" w:hAnsi="楷体" w:cs="楷体"/>
-          <w:sz w:val="28"/>
-          <w:szCs w:val="28"/>
-          <w:lang w:val="zh-TW" w:eastAsia="zh-TW"/>
-        </w:rPr>
-        <w:t>为存储不同线程的线程号对应传输流四元组信息的</w:t>
-      </w:r>
-      <w:r>
-        <w:rPr>
-          <w:rFonts w:ascii="楷体" w:eastAsia="楷体" w:hAnsi="楷体" w:cs="楷体"/>
-          <w:sz w:val="28"/>
-          <w:szCs w:val="28"/>
-        </w:rPr>
-        <w:t>map</w:t>
-      </w:r>
-      <w:r>
-        <w:rPr>
-          <w:rFonts w:ascii="楷体" w:eastAsia="楷体" w:hAnsi="楷体" w:cs="楷体"/>
-          <w:sz w:val="28"/>
-          <w:szCs w:val="28"/>
-          <w:lang w:val="zh-TW" w:eastAsia="zh-TW"/>
-        </w:rPr>
-        <w:t>，用于区分执行函数所属传输流和线程；</w:t>
-      </w:r>
-      <w:proofErr w:type="spellStart"/>
-      <w:r>
-        <w:rPr>
-          <w:rFonts w:ascii="楷体" w:eastAsia="楷体" w:hAnsi="楷体" w:cs="楷体"/>
-          <w:sz w:val="28"/>
-          <w:szCs w:val="28"/>
-        </w:rPr>
-        <w:t>tcp_depth</w:t>
-      </w:r>
-      <w:proofErr w:type="spellEnd"/>
-      <w:r>
-        <w:rPr>
-          <w:rFonts w:ascii="楷体" w:eastAsia="楷体" w:hAnsi="楷体" w:cs="楷体"/>
-          <w:sz w:val="28"/>
-          <w:szCs w:val="28"/>
-        </w:rPr>
-        <w:t xml:space="preserve"> </w:t>
-      </w:r>
-      <w:r>
-        <w:rPr>
-          <w:rFonts w:ascii="楷体" w:eastAsia="楷体" w:hAnsi="楷体" w:cs="楷体"/>
-          <w:sz w:val="28"/>
-          <w:szCs w:val="28"/>
-          <w:lang w:val="zh-TW" w:eastAsia="zh-TW"/>
-        </w:rPr>
-        <w:t>为存储函数递归调用深度的</w:t>
-      </w:r>
-      <w:r>
-        <w:rPr>
-          <w:rFonts w:ascii="楷体" w:eastAsia="楷体" w:hAnsi="楷体" w:cs="楷体"/>
-          <w:sz w:val="28"/>
-          <w:szCs w:val="28"/>
-        </w:rPr>
-        <w:t>map</w:t>
-      </w:r>
-      <w:r>
-        <w:rPr>
-          <w:rFonts w:ascii="楷体" w:eastAsia="楷体" w:hAnsi="楷体" w:cs="楷体"/>
-          <w:sz w:val="28"/>
-          <w:szCs w:val="28"/>
-          <w:lang w:val="zh-TW" w:eastAsia="zh-TW"/>
-        </w:rPr>
-        <w:t>，用于确定函数调用层级及其与关键操作的对应关系；</w:t>
-      </w:r>
+        <w:rPr>
+          <w:del w:id="389" w:author="yafei li" w:date="2026-05-12T22:49:00Z" w16du:dateUtc="2026-05-12T14:49:00Z"/>
+          <w:rFonts w:ascii="楷体" w:eastAsia="楷体" w:hAnsi="楷体" w:cs="楷体" w:hint="eastAsia"/>
+          <w:sz w:val="28"/>
+          <w:szCs w:val="28"/>
+        </w:rPr>
+        <w:pPrChange w:id="390" w:author="yafei li" w:date="2026-05-12T22:49:00Z" w16du:dateUtc="2026-05-12T14:49:00Z">
+          <w:pPr>
+            <w:spacing w:line="360" w:lineRule="auto"/>
+          </w:pPr>
+        </w:pPrChange>
+      </w:pPr>
+      <w:del w:id="391" w:author="yafei li" w:date="2026-05-12T22:49:00Z" w16du:dateUtc="2026-05-12T14:49:00Z">
+        <w:r>
+          <w:rPr>
+            <w:rFonts w:ascii="楷体" w:eastAsia="楷体" w:hAnsi="楷体" w:cs="楷体"/>
+            <w:sz w:val="28"/>
+            <w:szCs w:val="28"/>
+            <w:lang w:val="zh-TW" w:eastAsia="zh-TW"/>
+          </w:rPr>
+          <w:delText xml:space="preserve">    </w:delText>
+        </w:r>
+      </w:del>
+      <w:del w:id="392" w:author="yafei li" w:date="2026-05-12T22:47:00Z" w16du:dateUtc="2026-05-12T14:47:00Z">
+        <w:r>
+          <w:rPr>
+            <w:rFonts w:ascii="楷体" w:eastAsia="楷体" w:hAnsi="楷体" w:cs="楷体"/>
+            <w:sz w:val="28"/>
+            <w:szCs w:val="28"/>
+            <w:lang w:val="zh-TW" w:eastAsia="zh-TW"/>
+          </w:rPr>
+          <w:delText>作为本发明的一种改进，所述步骤</w:delText>
+        </w:r>
+        <w:r>
+          <w:rPr>
+            <w:rFonts w:ascii="楷体" w:eastAsia="楷体" w:hAnsi="楷体" w:cs="楷体"/>
+            <w:sz w:val="28"/>
+            <w:szCs w:val="28"/>
+          </w:rPr>
+          <w:delText>S1</w:delText>
+        </w:r>
+        <w:r>
+          <w:rPr>
+            <w:rFonts w:ascii="楷体" w:eastAsia="楷体" w:hAnsi="楷体" w:cs="楷体"/>
+            <w:sz w:val="28"/>
+            <w:szCs w:val="28"/>
+            <w:lang w:val="zh-TW" w:eastAsia="zh-TW"/>
+          </w:rPr>
+          <w:delText>中，内核态的网络传输操作至少包括：内存拷贝、队列调度、锁操作、网络协议栈和中断机制；分层对应执行关键点至少包括操作系统层、网络协议层、网卡驱动层和其余开销层。</w:delText>
+        </w:r>
+      </w:del>
     </w:p>
     <w:p>
       <w:pPr>
+        <w:widowControl w:val="0"/>
+        <w:pBdr>
+          <w:top w:val="nil"/>
+          <w:left w:val="nil"/>
+          <w:bottom w:val="nil"/>
+          <w:right w:val="nil"/>
+          <w:between w:val="nil"/>
+          <w:bar w:val="nil"/>
+        </w:pBdr>
+        <w:spacing w:line="360" w:lineRule="auto"/>
+        <w:ind w:firstLineChars="200" w:firstLine="560"/>
+        <w:jc w:val="both"/>
+        <w:rPr>
+          <w:rFonts w:ascii="楷体" w:eastAsia="楷体" w:hAnsi="楷体" w:cs="楷体"/>
+          <w:sz w:val="28"/>
+          <w:szCs w:val="28"/>
+        </w:rPr>
+        <w:pPrChange w:id="393" w:author="yafei li" w:date="2026-05-12T22:49:00Z" w16du:dateUtc="2026-05-12T14:49:00Z">
+          <w:pPr>
+            <w:spacing w:line="360" w:lineRule="auto"/>
+          </w:pPr>
+        </w:pPrChange>
+      </w:pPr>
+      <w:del w:id="394" w:author="yafei li" w:date="2026-05-12T22:49:00Z" w16du:dateUtc="2026-05-12T14:49:00Z">
+        <w:r>
+          <w:rPr>
+            <w:rFonts w:ascii="楷体" w:eastAsia="楷体" w:hAnsi="楷体" w:cs="楷体"/>
+            <w:sz w:val="28"/>
+            <w:szCs w:val="28"/>
+            <w:lang w:val="zh-TW" w:eastAsia="zh-TW"/>
+          </w:rPr>
+          <w:delText xml:space="preserve">    作为本发明的一种改进，所述步骤</w:delText>
+        </w:r>
+        <w:r>
+          <w:rPr>
+            <w:rFonts w:ascii="楷体" w:eastAsia="楷体" w:hAnsi="楷体" w:cs="楷体"/>
+            <w:sz w:val="28"/>
+            <w:szCs w:val="28"/>
+          </w:rPr>
+          <w:delText>S1</w:delText>
+        </w:r>
+        <w:r>
+          <w:rPr>
+            <w:rFonts w:ascii="楷体" w:eastAsia="楷体" w:hAnsi="楷体" w:cs="楷体"/>
+            <w:sz w:val="28"/>
+            <w:szCs w:val="28"/>
+            <w:lang w:val="zh-TW" w:eastAsia="zh-TW"/>
+          </w:rPr>
+          <w:delText>中，终端操作系统内核态的网络传输操作通过执行函数及其层级调用表现，对于每个关键操作，定义属于同一调用层级且能组成所属关键操作完整执行时间的所有函数为同层函数。</w:delText>
+        </w:r>
+      </w:del>
+    </w:p>
+    <w:p>
+      <w:pPr>
+        <w:spacing w:line="360" w:lineRule="auto"/>
+        <w:ind w:firstLineChars="200" w:firstLine="560"/>
+        <w:rPr>
+          <w:del w:id="395" w:author="yafei li" w:date="2026-05-12T22:50:00Z" w16du:dateUtc="2026-05-12T14:50:00Z"/>
+          <w:rFonts w:ascii="楷体" w:eastAsia="楷体" w:hAnsi="楷体" w:cs="楷体" w:hint="eastAsia"/>
+          <w:sz w:val="28"/>
+          <w:szCs w:val="28"/>
+        </w:rPr>
+        <w:pPrChange w:id="396" w:author="yafei li" w:date="2026-05-12T22:51:00Z" w16du:dateUtc="2026-05-12T14:51:00Z">
+          <w:pPr>
+            <w:spacing w:line="360" w:lineRule="auto"/>
+          </w:pPr>
+        </w:pPrChange>
+      </w:pPr>
+      <w:del w:id="397" w:author="yafei li" w:date="2026-05-12T22:51:00Z" w16du:dateUtc="2026-05-12T14:51:00Z">
+        <w:r>
+          <w:rPr>
+            <w:rFonts w:ascii="楷体" w:eastAsia="楷体" w:hAnsi="楷体" w:cs="楷体"/>
+            <w:sz w:val="28"/>
+            <w:szCs w:val="28"/>
+            <w:lang w:val="zh-TW" w:eastAsia="zh-TW"/>
+          </w:rPr>
+          <w:lastRenderedPageBreak/>
+          <w:delText xml:space="preserve">    </w:delText>
+        </w:r>
+      </w:del>
+      <w:r>
+        <w:rPr>
+          <w:rFonts w:ascii="楷体" w:eastAsia="楷体" w:hAnsi="楷体" w:cs="楷体"/>
+          <w:sz w:val="28"/>
+          <w:szCs w:val="28"/>
+          <w:lang w:val="zh-TW" w:eastAsia="zh-TW"/>
+        </w:rPr>
+        <w:t>作为本发明的另一种改进，所述</w:t>
+      </w:r>
+      <w:del w:id="398" w:author="yafei li" w:date="2026-05-12T22:50:00Z" w16du:dateUtc="2026-05-12T14:50:00Z">
+        <w:r>
+          <w:rPr>
+            <w:rFonts w:ascii="楷体" w:eastAsia="楷体" w:hAnsi="楷体" w:cs="楷体"/>
+            <w:sz w:val="28"/>
+            <w:szCs w:val="28"/>
+            <w:lang w:val="zh-TW" w:eastAsia="zh-TW"/>
+          </w:rPr>
+          <w:delText>步骤</w:delText>
+        </w:r>
+        <w:r>
+          <w:rPr>
+            <w:rFonts w:ascii="楷体" w:eastAsia="楷体" w:hAnsi="楷体" w:cs="楷体"/>
+            <w:sz w:val="28"/>
+            <w:szCs w:val="28"/>
+          </w:rPr>
+          <w:delText>S2</w:delText>
+        </w:r>
+        <w:r>
+          <w:rPr>
+            <w:rFonts w:ascii="楷体" w:eastAsia="楷体" w:hAnsi="楷体" w:cs="楷体"/>
+            <w:sz w:val="28"/>
+            <w:szCs w:val="28"/>
+            <w:lang w:val="zh-TW" w:eastAsia="zh-TW"/>
+          </w:rPr>
+          <w:delText>具体包括：</w:delText>
+        </w:r>
+      </w:del>
+    </w:p>
+    <w:p>
+      <w:pPr>
+        <w:spacing w:line="360" w:lineRule="auto"/>
+        <w:ind w:firstLineChars="200" w:firstLine="560"/>
+        <w:rPr>
+          <w:ins w:id="399" w:author="yafei li" w:date="2026-05-12T22:50:00Z" w16du:dateUtc="2026-05-12T14:50:00Z"/>
+          <w:rFonts w:ascii="楷体" w:eastAsia="楷体" w:hAnsi="楷体" w:cs="楷体"/>
+          <w:sz w:val="28"/>
+          <w:szCs w:val="28"/>
+        </w:rPr>
+        <w:pPrChange w:id="400" w:author="yafei li" w:date="2026-05-12T22:51:00Z" w16du:dateUtc="2026-05-12T14:51:00Z">
+          <w:pPr>
+            <w:spacing w:line="360" w:lineRule="auto"/>
+          </w:pPr>
+        </w:pPrChange>
+      </w:pPr>
+      <w:ins w:id="401" w:author="yafei li" w:date="2026-05-12T22:50:00Z" w16du:dateUtc="2026-05-12T14:50:00Z">
+        <w:r>
+          <w:rPr>
+            <w:rFonts w:ascii="楷体" w:eastAsia="楷体" w:hAnsi="楷体" w:cs="楷体"/>
+            <w:sz w:val="28"/>
+            <w:szCs w:val="28"/>
+          </w:rPr>
+          <w:t>步骤S2中，集群级任务放置策略具体包括：</w:t>
+        </w:r>
+      </w:ins>
+    </w:p>
+    <w:p>
+      <w:pPr>
+        <w:widowControl w:val="0"/>
+        <w:pBdr>
+          <w:top w:val="nil"/>
+          <w:left w:val="nil"/>
+          <w:bottom w:val="nil"/>
+          <w:right w:val="nil"/>
+          <w:between w:val="nil"/>
+          <w:bar w:val="nil"/>
+        </w:pBdr>
+        <w:spacing w:line="360" w:lineRule="auto"/>
+        <w:ind w:firstLineChars="200" w:firstLine="560"/>
+        <w:jc w:val="both"/>
+        <w:rPr>
+          <w:ins w:id="402" w:author="yafei li" w:date="2026-05-12T22:50:00Z" w16du:dateUtc="2026-05-12T14:50:00Z"/>
+          <w:rFonts w:ascii="楷体" w:eastAsia="楷体" w:hAnsi="楷体" w:cs="楷体"/>
+          <w:color w:val="000000"/>
+          <w:kern w:val="2"/>
+          <w:sz w:val="28"/>
+          <w:szCs w:val="28"/>
+          <w:u w:color="000000"/>
+          <w:bdr w:val="nil"/>
+        </w:rPr>
+        <w:pPrChange w:id="403" w:author="yafei li" w:date="2026-05-12T22:51:00Z" w16du:dateUtc="2026-05-12T14:51:00Z">
+          <w:pPr>
+            <w:widowControl w:val="0"/>
+            <w:pBdr>
+              <w:top w:val="nil"/>
+              <w:left w:val="nil"/>
+              <w:bottom w:val="nil"/>
+              <w:right w:val="nil"/>
+              <w:between w:val="nil"/>
+              <w:bar w:val="nil"/>
+            </w:pBdr>
+            <w:spacing w:line="360" w:lineRule="auto"/>
+            <w:ind w:firstLine="420"/>
+            <w:jc w:val="both"/>
+          </w:pPr>
+        </w:pPrChange>
+      </w:pPr>
+      <w:ins w:id="404" w:author="yafei li" w:date="2026-05-12T22:50:00Z" w16du:dateUtc="2026-05-12T14:50:00Z">
+        <w:r>
+          <w:rPr>
+            <w:rFonts w:ascii="楷体" w:eastAsia="楷体" w:hAnsi="楷体" w:cs="楷体"/>
+            <w:sz w:val="28"/>
+            <w:szCs w:val="28"/>
+          </w:rPr>
+          <w:t>S21:</w:t>
+        </w:r>
+        <w:r>
+          <w:rPr>
+            <w:rFonts w:ascii="楷体" w:eastAsia="楷体" w:hAnsi="楷体" w:cs="楷体"/>
+            <w:color w:val="000000"/>
+            <w:kern w:val="2"/>
+            <w:sz w:val="28"/>
+            <w:szCs w:val="28"/>
+            <w:u w:color="000000"/>
+            <w:bdr w:val="nil"/>
+          </w:rPr>
+          <w:t xml:space="preserve">根据通信代价预测模型，计算每个分布式推理任务及其并行子任务在候选部署节点上的跨节点通信延迟和通信负载； </w:t>
+        </w:r>
+      </w:ins>
+    </w:p>
+    <w:p>
+      <w:pPr>
+        <w:widowControl w:val="0"/>
+        <w:pBdr>
+          <w:top w:val="nil"/>
+          <w:left w:val="nil"/>
+          <w:bottom w:val="nil"/>
+          <w:right w:val="nil"/>
+          <w:between w:val="nil"/>
+          <w:bar w:val="nil"/>
+        </w:pBdr>
+        <w:spacing w:line="360" w:lineRule="auto"/>
+        <w:ind w:firstLineChars="200" w:firstLine="560"/>
+        <w:jc w:val="both"/>
+        <w:rPr>
+          <w:ins w:id="405" w:author="yafei li" w:date="2026-05-12T22:50:00Z" w16du:dateUtc="2026-05-12T14:50:00Z"/>
+          <w:rFonts w:ascii="楷体" w:eastAsia="楷体" w:hAnsi="楷体" w:cs="楷体"/>
+          <w:color w:val="000000"/>
+          <w:kern w:val="2"/>
+          <w:sz w:val="28"/>
+          <w:szCs w:val="28"/>
+          <w:u w:color="000000"/>
+          <w:bdr w:val="nil"/>
+        </w:rPr>
+        <w:pPrChange w:id="406" w:author="yafei li" w:date="2026-05-12T22:51:00Z" w16du:dateUtc="2026-05-12T14:51:00Z">
+          <w:pPr>
+            <w:widowControl w:val="0"/>
+            <w:pBdr>
+              <w:top w:val="nil"/>
+              <w:left w:val="nil"/>
+              <w:bottom w:val="nil"/>
+              <w:right w:val="nil"/>
+              <w:between w:val="nil"/>
+              <w:bar w:val="nil"/>
+            </w:pBdr>
+            <w:spacing w:line="360" w:lineRule="auto"/>
+            <w:ind w:firstLine="420"/>
+            <w:jc w:val="both"/>
+          </w:pPr>
+        </w:pPrChange>
+      </w:pPr>
+      <w:ins w:id="407" w:author="yafei li" w:date="2026-05-12T22:50:00Z" w16du:dateUtc="2026-05-12T14:50:00Z">
+        <w:r>
+          <w:rPr>
+            <w:rFonts w:ascii="楷体" w:eastAsia="楷体" w:hAnsi="楷体" w:cs="楷体"/>
+            <w:sz w:val="28"/>
+            <w:szCs w:val="28"/>
+          </w:rPr>
+          <w:t>S2</w:t>
+        </w:r>
+        <w:r>
+          <w:rPr>
+            <w:rFonts w:ascii="楷体" w:eastAsia="楷体" w:hAnsi="楷体" w:cs="楷体" w:hint="eastAsia"/>
+            <w:sz w:val="28"/>
+            <w:szCs w:val="28"/>
+          </w:rPr>
+          <w:t>2</w:t>
+        </w:r>
+        <w:r>
+          <w:rPr>
+            <w:rFonts w:ascii="楷体" w:eastAsia="楷体" w:hAnsi="楷体" w:cs="楷体"/>
+            <w:sz w:val="28"/>
+            <w:szCs w:val="28"/>
+          </w:rPr>
+          <w:t>:</w:t>
+        </w:r>
+        <w:r>
+          <w:rPr>
+            <w:rFonts w:ascii="楷体" w:eastAsia="楷体" w:hAnsi="楷体" w:cs="楷体"/>
+            <w:color w:val="000000"/>
+            <w:kern w:val="2"/>
+            <w:sz w:val="28"/>
+            <w:szCs w:val="28"/>
+            <w:u w:color="000000"/>
+            <w:bdr w:val="nil"/>
+          </w:rPr>
+          <w:t xml:space="preserve">构建候选部署方案的任务间通信依赖矩阵，并结合节点资源状态、任务优先级及工作负载特征，对候选方案进行排序与筛选； </w:t>
+        </w:r>
+      </w:ins>
+    </w:p>
+    <w:p>
+      <w:pPr>
+        <w:widowControl w:val="0"/>
+        <w:pBdr>
+          <w:top w:val="nil"/>
+          <w:left w:val="nil"/>
+          <w:bottom w:val="nil"/>
+          <w:right w:val="nil"/>
+          <w:between w:val="nil"/>
+          <w:bar w:val="nil"/>
+        </w:pBdr>
+        <w:spacing w:line="360" w:lineRule="auto"/>
+        <w:ind w:firstLineChars="200" w:firstLine="560"/>
+        <w:jc w:val="both"/>
+        <w:rPr>
+          <w:ins w:id="408" w:author="yafei li" w:date="2026-05-12T22:50:00Z" w16du:dateUtc="2026-05-12T14:50:00Z"/>
+          <w:rFonts w:ascii="楷体" w:eastAsia="楷体" w:hAnsi="楷体" w:cs="楷体" w:hint="eastAsia"/>
+          <w:color w:val="000000"/>
+          <w:kern w:val="2"/>
+          <w:sz w:val="28"/>
+          <w:szCs w:val="28"/>
+          <w:u w:color="000000"/>
+          <w:bdr w:val="nil"/>
+          <w:rPrChange w:id="409" w:author="yafei li" w:date="2026-05-12T22:51:00Z" w16du:dateUtc="2026-05-12T14:51:00Z">
+            <w:rPr>
+              <w:ins w:id="410" w:author="yafei li" w:date="2026-05-12T22:50:00Z" w16du:dateUtc="2026-05-12T14:50:00Z"/>
+              <w:rFonts w:ascii="楷体" w:eastAsia="楷体" w:hAnsi="楷体" w:cs="楷体" w:hint="eastAsia"/>
+              <w:sz w:val="28"/>
+              <w:szCs w:val="28"/>
+            </w:rPr>
+          </w:rPrChange>
+        </w:rPr>
+        <w:pPrChange w:id="411" w:author="yafei li" w:date="2026-05-12T22:51:00Z" w16du:dateUtc="2026-05-12T14:51:00Z">
+          <w:pPr>
+            <w:spacing w:line="360" w:lineRule="auto"/>
+            <w:ind w:firstLine="560"/>
+          </w:pPr>
+        </w:pPrChange>
+      </w:pPr>
+      <w:ins w:id="412" w:author="yafei li" w:date="2026-05-12T22:50:00Z" w16du:dateUtc="2026-05-12T14:50:00Z">
+        <w:r>
+          <w:rPr>
+            <w:rFonts w:ascii="楷体" w:eastAsia="楷体" w:hAnsi="楷体" w:cs="楷体"/>
+            <w:sz w:val="28"/>
+            <w:szCs w:val="28"/>
+          </w:rPr>
+          <w:t>S2</w:t>
+        </w:r>
+        <w:r>
+          <w:rPr>
+            <w:rFonts w:ascii="楷体" w:eastAsia="楷体" w:hAnsi="楷体" w:cs="楷体" w:hint="eastAsia"/>
+            <w:sz w:val="28"/>
+            <w:szCs w:val="28"/>
+          </w:rPr>
+          <w:t>3</w:t>
+        </w:r>
+        <w:r>
+          <w:rPr>
+            <w:rFonts w:ascii="楷体" w:eastAsia="楷体" w:hAnsi="楷体" w:cs="楷体"/>
+            <w:sz w:val="28"/>
+            <w:szCs w:val="28"/>
+          </w:rPr>
+          <w:t>:</w:t>
+        </w:r>
+        <w:r>
+          <w:rPr>
+            <w:rFonts w:ascii="楷体" w:eastAsia="楷体" w:hAnsi="楷体" w:cs="楷体"/>
+            <w:color w:val="000000"/>
+            <w:kern w:val="2"/>
+            <w:sz w:val="28"/>
+            <w:szCs w:val="28"/>
+            <w:u w:color="000000"/>
+            <w:bdr w:val="nil"/>
+          </w:rPr>
+          <w:t>调度算法选择在降低跨节点通信开销的同时兼顾节点负载均衡的部署方案，生成最终集群级任务放置策略，为节点级资源调度提供输入。</w:t>
+        </w:r>
+      </w:ins>
+    </w:p>
+    <w:p>
+      <w:pPr>
         <w:spacing w:line="360" w:lineRule="auto"/>
         <w:ind w:firstLine="560"/>
         <w:rPr>
-          <w:rFonts w:ascii="楷体" w:eastAsia="楷体" w:hAnsi="楷体" w:cs="楷体"/>
-          <w:sz w:val="28"/>
-          <w:szCs w:val="28"/>
-        </w:rPr>
-      </w:pPr>
-      <w:r>
-        <w:rPr>
-          <w:rFonts w:ascii="楷体" w:eastAsia="楷体" w:hAnsi="楷体" w:cs="楷体"/>
-          <w:sz w:val="28"/>
-          <w:szCs w:val="28"/>
-        </w:rPr>
-        <w:t>S22:</w:t>
-      </w:r>
-      <w:r>
-        <w:rPr>
-          <w:rFonts w:ascii="楷体" w:eastAsia="楷体" w:hAnsi="楷体" w:cs="楷体"/>
-          <w:sz w:val="28"/>
-          <w:szCs w:val="28"/>
-          <w:lang w:val="zh-TW" w:eastAsia="zh-TW"/>
-        </w:rPr>
-        <w:t>定义监控机制所需信息：</w:t>
-      </w:r>
-      <w:proofErr w:type="spellStart"/>
-      <w:r>
-        <w:rPr>
-          <w:rFonts w:ascii="楷体" w:eastAsia="楷体" w:hAnsi="楷体" w:cs="楷体"/>
-          <w:sz w:val="28"/>
-          <w:szCs w:val="28"/>
-        </w:rPr>
-        <w:t>flow_tuple</w:t>
-      </w:r>
-      <w:proofErr w:type="spellEnd"/>
-      <w:r>
-        <w:rPr>
-          <w:rFonts w:ascii="楷体" w:eastAsia="楷体" w:hAnsi="楷体" w:cs="楷体"/>
-          <w:sz w:val="28"/>
-          <w:szCs w:val="28"/>
-          <w:lang w:val="zh-TW" w:eastAsia="zh-TW"/>
-        </w:rPr>
-        <w:t>存储不同传输流的四元组信息；</w:t>
-      </w:r>
-      <w:r>
-        <w:rPr>
-          <w:rFonts w:ascii="楷体" w:eastAsia="楷体" w:hAnsi="楷体" w:cs="楷体"/>
-          <w:sz w:val="28"/>
-          <w:szCs w:val="28"/>
-        </w:rPr>
-        <w:t>depth</w:t>
-      </w:r>
-      <w:r>
-        <w:rPr>
-          <w:rFonts w:ascii="楷体" w:eastAsia="楷体" w:hAnsi="楷体" w:cs="楷体"/>
-          <w:sz w:val="28"/>
-          <w:szCs w:val="28"/>
-          <w:lang w:val="zh-TW" w:eastAsia="zh-TW"/>
-        </w:rPr>
-        <w:t>和</w:t>
-      </w:r>
-      <w:proofErr w:type="spellStart"/>
-      <w:r>
-        <w:rPr>
-          <w:rFonts w:ascii="楷体" w:eastAsia="楷体" w:hAnsi="楷体" w:cs="楷体"/>
-          <w:sz w:val="28"/>
-          <w:szCs w:val="28"/>
-        </w:rPr>
-        <w:t>max_depth</w:t>
-      </w:r>
-      <w:proofErr w:type="spellEnd"/>
-      <w:r>
-        <w:rPr>
-          <w:rFonts w:ascii="楷体" w:eastAsia="楷体" w:hAnsi="楷体" w:cs="楷体"/>
-          <w:sz w:val="28"/>
-          <w:szCs w:val="28"/>
-          <w:lang w:val="zh-TW" w:eastAsia="zh-TW"/>
-        </w:rPr>
-        <w:t>分别存储当前递归调用深度和最大递归调用深度；</w:t>
-      </w:r>
-      <w:r>
-        <w:rPr>
-          <w:rFonts w:ascii="楷体" w:eastAsia="楷体" w:hAnsi="楷体" w:cs="楷体"/>
-          <w:sz w:val="28"/>
-          <w:szCs w:val="28"/>
-        </w:rPr>
-        <w:t>stack</w:t>
-      </w:r>
-      <w:r>
-        <w:rPr>
-          <w:rFonts w:ascii="楷体" w:eastAsia="楷体" w:hAnsi="楷体" w:cs="楷体"/>
-          <w:sz w:val="28"/>
-          <w:szCs w:val="28"/>
-          <w:lang w:val="zh-TW" w:eastAsia="zh-TW"/>
-        </w:rPr>
-        <w:t>存储当前函数调用关系中各递归调用函数的地址信息和调用关系；</w:t>
-      </w:r>
-      <w:proofErr w:type="spellStart"/>
-      <w:r>
-        <w:rPr>
-          <w:rFonts w:ascii="楷体" w:eastAsia="楷体" w:hAnsi="楷体" w:cs="楷体"/>
-          <w:sz w:val="28"/>
-          <w:szCs w:val="28"/>
-        </w:rPr>
-        <w:t>func_latency</w:t>
-      </w:r>
-      <w:proofErr w:type="spellEnd"/>
-      <w:r>
-        <w:rPr>
-          <w:rFonts w:ascii="楷体" w:eastAsia="楷体" w:hAnsi="楷体" w:cs="楷体"/>
-          <w:sz w:val="28"/>
-          <w:szCs w:val="28"/>
-          <w:lang w:val="zh-TW" w:eastAsia="zh-TW"/>
-        </w:rPr>
-        <w:t>存储当前追踪函数的被调用时的内核时间戳和函数回调时的内核时间戳；</w:t>
-      </w:r>
+          <w:del w:id="413" w:author="yafei li" w:date="2026-05-12T22:51:00Z" w16du:dateUtc="2026-05-12T14:51:00Z"/>
+          <w:rFonts w:ascii="楷体" w:eastAsia="楷体" w:hAnsi="楷体" w:cs="楷体"/>
+          <w:sz w:val="28"/>
+          <w:szCs w:val="28"/>
+        </w:rPr>
+      </w:pPr>
+      <w:del w:id="414" w:author="yafei li" w:date="2026-05-12T22:51:00Z" w16du:dateUtc="2026-05-12T14:51:00Z">
+        <w:r>
+          <w:rPr>
+            <w:rFonts w:ascii="楷体" w:eastAsia="楷体" w:hAnsi="楷体" w:cs="楷体"/>
+            <w:sz w:val="28"/>
+            <w:szCs w:val="28"/>
+          </w:rPr>
+          <w:delText>S21:</w:delText>
+        </w:r>
+        <w:r>
+          <w:rPr>
+            <w:rFonts w:ascii="楷体" w:eastAsia="楷体" w:hAnsi="楷体" w:cs="楷体"/>
+            <w:sz w:val="28"/>
+            <w:szCs w:val="28"/>
+            <w:lang w:val="zh-TW" w:eastAsia="zh-TW"/>
+          </w:rPr>
+          <w:delText>定义两个</w:delText>
+        </w:r>
+        <w:r>
+          <w:rPr>
+            <w:rFonts w:ascii="楷体" w:eastAsia="楷体" w:hAnsi="楷体" w:cs="楷体"/>
+            <w:sz w:val="28"/>
+            <w:szCs w:val="28"/>
+          </w:rPr>
+          <w:delText>bpf_map</w:delText>
+        </w:r>
+        <w:r>
+          <w:rPr>
+            <w:rFonts w:ascii="楷体" w:eastAsia="楷体" w:hAnsi="楷体" w:cs="楷体"/>
+            <w:sz w:val="28"/>
+            <w:szCs w:val="28"/>
+            <w:lang w:val="zh-TW" w:eastAsia="zh-TW"/>
+          </w:rPr>
+          <w:delText>对象存储信息：</w:delText>
+        </w:r>
+        <w:r>
+          <w:rPr>
+            <w:rFonts w:ascii="楷体" w:eastAsia="楷体" w:hAnsi="楷体" w:cs="楷体"/>
+            <w:sz w:val="28"/>
+            <w:szCs w:val="28"/>
+          </w:rPr>
+          <w:delText>pid_to_flow</w:delText>
+        </w:r>
+        <w:r>
+          <w:rPr>
+            <w:rFonts w:ascii="楷体" w:eastAsia="楷体" w:hAnsi="楷体" w:cs="楷体"/>
+            <w:sz w:val="28"/>
+            <w:szCs w:val="28"/>
+            <w:lang w:val="zh-TW" w:eastAsia="zh-TW"/>
+          </w:rPr>
+          <w:delText>为存储不同线程的线程号对应传输流四元组信息的</w:delText>
+        </w:r>
+        <w:r>
+          <w:rPr>
+            <w:rFonts w:ascii="楷体" w:eastAsia="楷体" w:hAnsi="楷体" w:cs="楷体"/>
+            <w:sz w:val="28"/>
+            <w:szCs w:val="28"/>
+          </w:rPr>
+          <w:delText>map</w:delText>
+        </w:r>
+        <w:r>
+          <w:rPr>
+            <w:rFonts w:ascii="楷体" w:eastAsia="楷体" w:hAnsi="楷体" w:cs="楷体"/>
+            <w:sz w:val="28"/>
+            <w:szCs w:val="28"/>
+            <w:lang w:val="zh-TW" w:eastAsia="zh-TW"/>
+          </w:rPr>
+          <w:delText>，用于区分执行函数所属传输流和线程；</w:delText>
+        </w:r>
+        <w:r>
+          <w:rPr>
+            <w:rFonts w:ascii="楷体" w:eastAsia="楷体" w:hAnsi="楷体" w:cs="楷体"/>
+            <w:sz w:val="28"/>
+            <w:szCs w:val="28"/>
+          </w:rPr>
+          <w:delText xml:space="preserve">tcp_depth </w:delText>
+        </w:r>
+        <w:r>
+          <w:rPr>
+            <w:rFonts w:ascii="楷体" w:eastAsia="楷体" w:hAnsi="楷体" w:cs="楷体"/>
+            <w:sz w:val="28"/>
+            <w:szCs w:val="28"/>
+            <w:lang w:val="zh-TW" w:eastAsia="zh-TW"/>
+          </w:rPr>
+          <w:delText>为存储函数递归调用深度的</w:delText>
+        </w:r>
+        <w:r>
+          <w:rPr>
+            <w:rFonts w:ascii="楷体" w:eastAsia="楷体" w:hAnsi="楷体" w:cs="楷体"/>
+            <w:sz w:val="28"/>
+            <w:szCs w:val="28"/>
+          </w:rPr>
+          <w:delText>map</w:delText>
+        </w:r>
+        <w:r>
+          <w:rPr>
+            <w:rFonts w:ascii="楷体" w:eastAsia="楷体" w:hAnsi="楷体" w:cs="楷体"/>
+            <w:sz w:val="28"/>
+            <w:szCs w:val="28"/>
+            <w:lang w:val="zh-TW" w:eastAsia="zh-TW"/>
+          </w:rPr>
+          <w:delText>，用于确定函数调用层级及其与关键操作的对应关系；</w:delText>
+        </w:r>
+      </w:del>
     </w:p>
     <w:p>
       <w:pPr>
         <w:spacing w:line="360" w:lineRule="auto"/>
-        <w:rPr>
-          <w:rFonts w:ascii="楷体" w:eastAsia="楷体" w:hAnsi="楷体" w:cs="楷体"/>
-          <w:sz w:val="28"/>
-          <w:szCs w:val="28"/>
-        </w:rPr>
-      </w:pPr>
-      <w:r>
-        <w:rPr>
-          <w:rFonts w:ascii="楷体" w:eastAsia="楷体" w:hAnsi="楷体" w:cs="楷体"/>
-          <w:sz w:val="28"/>
-          <w:szCs w:val="28"/>
-        </w:rPr>
-        <w:t xml:space="preserve">    S23</w:t>
-      </w:r>
-      <w:r>
-        <w:rPr>
-          <w:rFonts w:ascii="楷体" w:eastAsia="楷体" w:hAnsi="楷体" w:cs="楷体"/>
-          <w:sz w:val="28"/>
-          <w:szCs w:val="28"/>
-          <w:lang w:val="zh-TW" w:eastAsia="zh-TW"/>
-        </w:rPr>
-        <w:t>：向内核态各项操作的每个函数添加监控点：在函数执行前添加调用追踪点</w:t>
-      </w:r>
-      <w:proofErr w:type="spellStart"/>
-      <w:r>
-        <w:rPr>
-          <w:rFonts w:ascii="楷体" w:eastAsia="楷体" w:hAnsi="楷体" w:cs="楷体"/>
-          <w:sz w:val="28"/>
-          <w:szCs w:val="28"/>
-        </w:rPr>
-        <w:t>fentry</w:t>
-      </w:r>
-      <w:proofErr w:type="spellEnd"/>
-      <w:r>
-        <w:rPr>
-          <w:rFonts w:ascii="楷体" w:eastAsia="楷体" w:hAnsi="楷体" w:cs="楷体"/>
-          <w:sz w:val="28"/>
-          <w:szCs w:val="28"/>
-          <w:lang w:val="zh-TW" w:eastAsia="zh-TW"/>
-        </w:rPr>
-        <w:t>或</w:t>
-      </w:r>
-      <w:proofErr w:type="spellStart"/>
-      <w:r>
-        <w:rPr>
-          <w:rFonts w:ascii="楷体" w:eastAsia="楷体" w:hAnsi="楷体" w:cs="楷体"/>
-          <w:sz w:val="28"/>
-          <w:szCs w:val="28"/>
-        </w:rPr>
-        <w:t>kprobe</w:t>
-      </w:r>
-      <w:proofErr w:type="spellEnd"/>
-      <w:r>
-        <w:rPr>
-          <w:rFonts w:ascii="楷体" w:eastAsia="楷体" w:hAnsi="楷体" w:cs="楷体"/>
-          <w:sz w:val="28"/>
-          <w:szCs w:val="28"/>
-          <w:lang w:val="zh-TW" w:eastAsia="zh-TW"/>
-        </w:rPr>
-        <w:t>，记录目标函数被调用时的内核时间戳、函数所属的线程号和传输流四元组信息，并更新调用深度；在函数执行完成回调时添加回调追踪点</w:t>
-      </w:r>
-      <w:proofErr w:type="spellStart"/>
-      <w:r>
-        <w:rPr>
-          <w:rFonts w:ascii="楷体" w:eastAsia="楷体" w:hAnsi="楷体" w:cs="楷体"/>
-          <w:sz w:val="28"/>
-          <w:szCs w:val="28"/>
-        </w:rPr>
-        <w:t>fexit</w:t>
-      </w:r>
-      <w:proofErr w:type="spellEnd"/>
-      <w:r>
-        <w:rPr>
-          <w:rFonts w:ascii="楷体" w:eastAsia="楷体" w:hAnsi="楷体" w:cs="楷体"/>
-          <w:sz w:val="28"/>
-          <w:szCs w:val="28"/>
-          <w:lang w:val="zh-TW" w:eastAsia="zh-TW"/>
-        </w:rPr>
-        <w:t>或</w:t>
-      </w:r>
-      <w:proofErr w:type="spellStart"/>
-      <w:r>
-        <w:rPr>
-          <w:rFonts w:ascii="楷体" w:eastAsia="楷体" w:hAnsi="楷体" w:cs="楷体"/>
-          <w:sz w:val="28"/>
-          <w:szCs w:val="28"/>
-        </w:rPr>
-        <w:t>kretprobe</w:t>
-      </w:r>
-      <w:proofErr w:type="spellEnd"/>
-      <w:r>
-        <w:rPr>
-          <w:rFonts w:ascii="楷体" w:eastAsia="楷体" w:hAnsi="楷体" w:cs="楷体"/>
-          <w:sz w:val="28"/>
-          <w:szCs w:val="28"/>
-          <w:lang w:val="zh-TW" w:eastAsia="zh-TW"/>
-        </w:rPr>
-        <w:t>，记录目标函数回调时的内核时间戳；通过对比回调和调用函数的内核时间戳，观察传输函数的执行时间波动，并根据调用关系对应到各个关键操作中。</w:t>
-      </w:r>
+        <w:ind w:firstLine="560"/>
+        <w:rPr>
+          <w:del w:id="415" w:author="yafei li" w:date="2026-05-12T22:51:00Z" w16du:dateUtc="2026-05-12T14:51:00Z"/>
+          <w:rFonts w:ascii="楷体" w:eastAsia="楷体" w:hAnsi="楷体" w:cs="楷体"/>
+          <w:sz w:val="28"/>
+          <w:szCs w:val="28"/>
+        </w:rPr>
+      </w:pPr>
+      <w:del w:id="416" w:author="yafei li" w:date="2026-05-12T22:51:00Z" w16du:dateUtc="2026-05-12T14:51:00Z">
+        <w:r>
+          <w:rPr>
+            <w:rFonts w:ascii="楷体" w:eastAsia="楷体" w:hAnsi="楷体" w:cs="楷体"/>
+            <w:sz w:val="28"/>
+            <w:szCs w:val="28"/>
+          </w:rPr>
+          <w:delText>S22:</w:delText>
+        </w:r>
+        <w:r>
+          <w:rPr>
+            <w:rFonts w:ascii="楷体" w:eastAsia="楷体" w:hAnsi="楷体" w:cs="楷体"/>
+            <w:sz w:val="28"/>
+            <w:szCs w:val="28"/>
+            <w:lang w:val="zh-TW" w:eastAsia="zh-TW"/>
+          </w:rPr>
+          <w:delText>定义监控机制所需信息：</w:delText>
+        </w:r>
+        <w:r>
+          <w:rPr>
+            <w:rFonts w:ascii="楷体" w:eastAsia="楷体" w:hAnsi="楷体" w:cs="楷体"/>
+            <w:sz w:val="28"/>
+            <w:szCs w:val="28"/>
+          </w:rPr>
+          <w:delText>flow_tuple</w:delText>
+        </w:r>
+        <w:r>
+          <w:rPr>
+            <w:rFonts w:ascii="楷体" w:eastAsia="楷体" w:hAnsi="楷体" w:cs="楷体"/>
+            <w:sz w:val="28"/>
+            <w:szCs w:val="28"/>
+            <w:lang w:val="zh-TW" w:eastAsia="zh-TW"/>
+          </w:rPr>
+          <w:delText>存储不同传输流的四元组信息；</w:delText>
+        </w:r>
+        <w:r>
+          <w:rPr>
+            <w:rFonts w:ascii="楷体" w:eastAsia="楷体" w:hAnsi="楷体" w:cs="楷体"/>
+            <w:sz w:val="28"/>
+            <w:szCs w:val="28"/>
+          </w:rPr>
+          <w:delText>depth</w:delText>
+        </w:r>
+        <w:r>
+          <w:rPr>
+            <w:rFonts w:ascii="楷体" w:eastAsia="楷体" w:hAnsi="楷体" w:cs="楷体"/>
+            <w:sz w:val="28"/>
+            <w:szCs w:val="28"/>
+            <w:lang w:val="zh-TW" w:eastAsia="zh-TW"/>
+          </w:rPr>
+          <w:delText>和</w:delText>
+        </w:r>
+        <w:r>
+          <w:rPr>
+            <w:rFonts w:ascii="楷体" w:eastAsia="楷体" w:hAnsi="楷体" w:cs="楷体"/>
+            <w:sz w:val="28"/>
+            <w:szCs w:val="28"/>
+          </w:rPr>
+          <w:delText>max_depth</w:delText>
+        </w:r>
+        <w:r>
+          <w:rPr>
+            <w:rFonts w:ascii="楷体" w:eastAsia="楷体" w:hAnsi="楷体" w:cs="楷体"/>
+            <w:sz w:val="28"/>
+            <w:szCs w:val="28"/>
+            <w:lang w:val="zh-TW" w:eastAsia="zh-TW"/>
+          </w:rPr>
+          <w:delText>分别存储当前递归调用深度和最大递归调用深度；</w:delText>
+        </w:r>
+        <w:r>
+          <w:rPr>
+            <w:rFonts w:ascii="楷体" w:eastAsia="楷体" w:hAnsi="楷体" w:cs="楷体"/>
+            <w:sz w:val="28"/>
+            <w:szCs w:val="28"/>
+          </w:rPr>
+          <w:delText>stack</w:delText>
+        </w:r>
+        <w:r>
+          <w:rPr>
+            <w:rFonts w:ascii="楷体" w:eastAsia="楷体" w:hAnsi="楷体" w:cs="楷体"/>
+            <w:sz w:val="28"/>
+            <w:szCs w:val="28"/>
+            <w:lang w:val="zh-TW" w:eastAsia="zh-TW"/>
+          </w:rPr>
+          <w:delText>存储当前函数调用关系中各递归调用函数的地址信息和调用关系；</w:delText>
+        </w:r>
+        <w:r>
+          <w:rPr>
+            <w:rFonts w:ascii="楷体" w:eastAsia="楷体" w:hAnsi="楷体" w:cs="楷体"/>
+            <w:sz w:val="28"/>
+            <w:szCs w:val="28"/>
+          </w:rPr>
+          <w:delText>func_latency</w:delText>
+        </w:r>
+        <w:r>
+          <w:rPr>
+            <w:rFonts w:ascii="楷体" w:eastAsia="楷体" w:hAnsi="楷体" w:cs="楷体"/>
+            <w:sz w:val="28"/>
+            <w:szCs w:val="28"/>
+            <w:lang w:val="zh-TW" w:eastAsia="zh-TW"/>
+          </w:rPr>
+          <w:delText>存储当前追踪函数的被调用时的内核时间戳和函数回调时的内核时间戳；</w:delText>
+        </w:r>
+      </w:del>
     </w:p>
     <w:p>
       <w:pPr>
         <w:spacing w:line="360" w:lineRule="auto"/>
         <w:rPr>
-          <w:rFonts w:ascii="楷体" w:eastAsia="楷体" w:hAnsi="楷体" w:cs="楷体"/>
-          <w:sz w:val="28"/>
-          <w:szCs w:val="28"/>
-        </w:rPr>
-      </w:pPr>
-      <w:r>
-        <w:rPr>
-          <w:rFonts w:ascii="楷体" w:eastAsia="楷体" w:hAnsi="楷体" w:cs="楷体"/>
-          <w:sz w:val="28"/>
-          <w:szCs w:val="28"/>
-          <w:lang w:val="zh-TW" w:eastAsia="zh-TW"/>
-        </w:rPr>
-        <w:t xml:space="preserve">    作为本发明的又一种改进，所述步骤</w:t>
-      </w:r>
-      <w:r>
-        <w:rPr>
-          <w:rFonts w:ascii="楷体" w:eastAsia="楷体" w:hAnsi="楷体" w:cs="楷体"/>
-          <w:sz w:val="28"/>
-          <w:szCs w:val="28"/>
-        </w:rPr>
-        <w:t>S3</w:t>
-      </w:r>
-      <w:r>
-        <w:rPr>
-          <w:rFonts w:ascii="楷体" w:eastAsia="楷体" w:hAnsi="楷体" w:cs="楷体"/>
-          <w:sz w:val="28"/>
-          <w:szCs w:val="28"/>
-          <w:lang w:val="zh-TW" w:eastAsia="zh-TW"/>
-        </w:rPr>
-        <w:t>中，当前监控点的开销分析具体为：定义函数递归调用的入口为最顶层，此层包含函数数量最少且能完整覆盖各个关键操作的执行时间，记录监控仅各个关键操作最顶层时的监控机制执行时间开销，将此作为分析基准，机制运行时记录机制的执行时间开销，对比基准作为当前时段机制执行开销的变化量。</w:t>
-      </w:r>
+          <w:del w:id="417" w:author="yafei li" w:date="2026-05-12T22:51:00Z" w16du:dateUtc="2026-05-12T14:51:00Z"/>
+          <w:rFonts w:ascii="楷体" w:eastAsia="楷体" w:hAnsi="楷体" w:cs="楷体"/>
+          <w:sz w:val="28"/>
+          <w:szCs w:val="28"/>
+        </w:rPr>
+      </w:pPr>
+      <w:del w:id="418" w:author="yafei li" w:date="2026-05-12T22:51:00Z" w16du:dateUtc="2026-05-12T14:51:00Z">
+        <w:r>
+          <w:rPr>
+            <w:rFonts w:ascii="楷体" w:eastAsia="楷体" w:hAnsi="楷体" w:cs="楷体"/>
+            <w:sz w:val="28"/>
+            <w:szCs w:val="28"/>
+          </w:rPr>
+          <w:delText xml:space="preserve">    S23</w:delText>
+        </w:r>
+        <w:r>
+          <w:rPr>
+            <w:rFonts w:ascii="楷体" w:eastAsia="楷体" w:hAnsi="楷体" w:cs="楷体"/>
+            <w:sz w:val="28"/>
+            <w:szCs w:val="28"/>
+            <w:lang w:val="zh-TW" w:eastAsia="zh-TW"/>
+          </w:rPr>
+          <w:delText>：向内核态各项操作的每个函数添加监控点：在函数执行前添加调用追踪点</w:delText>
+        </w:r>
+        <w:r>
+          <w:rPr>
+            <w:rFonts w:ascii="楷体" w:eastAsia="楷体" w:hAnsi="楷体" w:cs="楷体"/>
+            <w:sz w:val="28"/>
+            <w:szCs w:val="28"/>
+          </w:rPr>
+          <w:delText>fentry</w:delText>
+        </w:r>
+        <w:r>
+          <w:rPr>
+            <w:rFonts w:ascii="楷体" w:eastAsia="楷体" w:hAnsi="楷体" w:cs="楷体"/>
+            <w:sz w:val="28"/>
+            <w:szCs w:val="28"/>
+            <w:lang w:val="zh-TW" w:eastAsia="zh-TW"/>
+          </w:rPr>
+          <w:delText>或</w:delText>
+        </w:r>
+        <w:r>
+          <w:rPr>
+            <w:rFonts w:ascii="楷体" w:eastAsia="楷体" w:hAnsi="楷体" w:cs="楷体"/>
+            <w:sz w:val="28"/>
+            <w:szCs w:val="28"/>
+          </w:rPr>
+          <w:delText>kprobe</w:delText>
+        </w:r>
+        <w:r>
+          <w:rPr>
+            <w:rFonts w:ascii="楷体" w:eastAsia="楷体" w:hAnsi="楷体" w:cs="楷体"/>
+            <w:sz w:val="28"/>
+            <w:szCs w:val="28"/>
+            <w:lang w:val="zh-TW" w:eastAsia="zh-TW"/>
+          </w:rPr>
+          <w:delText>，记录目标函数被调用时的内核时间戳、函数所属的线程号和传输流四元组信息，并更新调用深度；在函数执行完成回调时添加回调追踪点</w:delText>
+        </w:r>
+        <w:r>
+          <w:rPr>
+            <w:rFonts w:ascii="楷体" w:eastAsia="楷体" w:hAnsi="楷体" w:cs="楷体"/>
+            <w:sz w:val="28"/>
+            <w:szCs w:val="28"/>
+          </w:rPr>
+          <w:delText>fexit</w:delText>
+        </w:r>
+        <w:r>
+          <w:rPr>
+            <w:rFonts w:ascii="楷体" w:eastAsia="楷体" w:hAnsi="楷体" w:cs="楷体"/>
+            <w:sz w:val="28"/>
+            <w:szCs w:val="28"/>
+            <w:lang w:val="zh-TW" w:eastAsia="zh-TW"/>
+          </w:rPr>
+          <w:delText>或</w:delText>
+        </w:r>
+        <w:r>
+          <w:rPr>
+            <w:rFonts w:ascii="楷体" w:eastAsia="楷体" w:hAnsi="楷体" w:cs="楷体"/>
+            <w:sz w:val="28"/>
+            <w:szCs w:val="28"/>
+          </w:rPr>
+          <w:delText>kretprobe</w:delText>
+        </w:r>
+        <w:r>
+          <w:rPr>
+            <w:rFonts w:ascii="楷体" w:eastAsia="楷体" w:hAnsi="楷体" w:cs="楷体"/>
+            <w:sz w:val="28"/>
+            <w:szCs w:val="28"/>
+            <w:lang w:val="zh-TW" w:eastAsia="zh-TW"/>
+          </w:rPr>
+          <w:delText>，记录目标函数回调时的内核时间戳；通过对比回调和调用函数的内核时间戳，观察传输函数的执行时间波动，并根据调用关系对应到各个关键操作中。</w:delText>
+        </w:r>
+      </w:del>
     </w:p>
     <w:p>
       <w:pPr>
         <w:spacing w:line="360" w:lineRule="auto"/>
         <w:rPr>
-          <w:rFonts w:ascii="楷体" w:eastAsia="楷体" w:hAnsi="楷体" w:cs="楷体"/>
-          <w:sz w:val="28"/>
-          <w:szCs w:val="28"/>
-        </w:rPr>
-      </w:pPr>
-      <w:r>
-        <w:rPr>
-          <w:rFonts w:ascii="楷体" w:eastAsia="楷体" w:hAnsi="楷体" w:cs="楷体"/>
-          <w:sz w:val="28"/>
-          <w:szCs w:val="28"/>
-          <w:lang w:val="zh-TW" w:eastAsia="zh-TW"/>
-        </w:rPr>
-        <w:lastRenderedPageBreak/>
-        <w:t xml:space="preserve">    作为本发明的又一种改进，所述步骤</w:t>
-      </w:r>
-      <w:r>
-        <w:rPr>
-          <w:rFonts w:ascii="楷体" w:eastAsia="楷体" w:hAnsi="楷体" w:cs="楷体"/>
-          <w:sz w:val="28"/>
-          <w:szCs w:val="28"/>
-        </w:rPr>
-        <w:t>S3</w:t>
-      </w:r>
-      <w:r>
-        <w:rPr>
-          <w:rFonts w:ascii="楷体" w:eastAsia="楷体" w:hAnsi="楷体" w:cs="楷体"/>
-          <w:sz w:val="28"/>
-          <w:szCs w:val="28"/>
-          <w:lang w:val="zh-TW" w:eastAsia="zh-TW"/>
-        </w:rPr>
-        <w:t>中，当前监控点获得的性能收益分析具体为：建立每层函数及其调用频率与收益的相关关系，随着调用层级的深入以及函数被调用频率的增加，监控该函数获得的监控粒度收益增加。</w:t>
-      </w:r>
+          <w:ins w:id="419" w:author="yafei li" w:date="2026-05-12T22:54:00Z" w16du:dateUtc="2026-05-12T14:54:00Z"/>
+          <w:rFonts w:ascii="楷体" w:eastAsia="楷体" w:hAnsi="楷体" w:cs="楷体"/>
+          <w:sz w:val="28"/>
+          <w:szCs w:val="28"/>
+          <w:lang w:val="zh-TW" w:eastAsia="zh-TW"/>
+          <w:rPrChange w:id="420" w:author="yafei li" w:date="2026-05-12T22:54:00Z" w16du:dateUtc="2026-05-12T14:54:00Z">
+            <w:rPr>
+              <w:ins w:id="421" w:author="yafei li" w:date="2026-05-12T22:54:00Z" w16du:dateUtc="2026-05-12T14:54:00Z"/>
+              <w:rFonts w:ascii="楷体" w:eastAsia="楷体" w:hAnsi="楷体" w:cs="楷体"/>
+              <w:color w:val="000000"/>
+              <w:kern w:val="2"/>
+              <w:sz w:val="28"/>
+              <w:szCs w:val="28"/>
+              <w:u w:color="000000"/>
+              <w:bdr w:val="nil"/>
+            </w:rPr>
+          </w:rPrChange>
+        </w:rPr>
+        <w:pPrChange w:id="422" w:author="yafei li" w:date="2026-05-12T22:54:00Z" w16du:dateUtc="2026-05-12T14:54:00Z">
+          <w:pPr>
+            <w:widowControl w:val="0"/>
+            <w:pBdr>
+              <w:top w:val="nil"/>
+              <w:left w:val="nil"/>
+              <w:bottom w:val="nil"/>
+              <w:right w:val="nil"/>
+              <w:between w:val="nil"/>
+              <w:bar w:val="nil"/>
+            </w:pBdr>
+            <w:spacing w:line="360" w:lineRule="auto"/>
+            <w:jc w:val="both"/>
+          </w:pPr>
+        </w:pPrChange>
+      </w:pPr>
+      <w:r>
+        <w:rPr>
+          <w:rFonts w:ascii="楷体" w:eastAsia="楷体" w:hAnsi="楷体" w:cs="楷体"/>
+          <w:sz w:val="28"/>
+          <w:szCs w:val="28"/>
+          <w:lang w:val="zh-TW" w:eastAsia="zh-TW"/>
+        </w:rPr>
+        <w:t xml:space="preserve">    </w:t>
+      </w:r>
+      <w:ins w:id="423" w:author="yafei li" w:date="2026-05-12T22:54:00Z" w16du:dateUtc="2026-05-12T14:54:00Z">
+        <w:r>
+          <w:rPr>
+            <w:rFonts w:ascii="楷体" w:eastAsia="楷体" w:hAnsi="楷体" w:cs="楷体"/>
+            <w:sz w:val="28"/>
+            <w:szCs w:val="28"/>
+            <w:lang w:val="zh-TW" w:eastAsia="zh-TW"/>
+          </w:rPr>
+          <w:t>作为本发明的另一种改进，</w:t>
+        </w:r>
+        <w:r>
+          <w:rPr>
+            <w:rFonts w:ascii="楷体" w:eastAsia="楷体" w:hAnsi="楷体" w:cs="楷体" w:hint="eastAsia"/>
+            <w:sz w:val="28"/>
+            <w:szCs w:val="28"/>
+            <w:lang w:val="zh-TW" w:eastAsia="zh-TW"/>
+          </w:rPr>
+          <w:t>所述</w:t>
+        </w:r>
+        <w:r>
+          <w:rPr>
+            <w:rFonts w:ascii="楷体" w:eastAsia="楷体" w:hAnsi="楷体" w:cs="楷体"/>
+            <w:color w:val="000000"/>
+            <w:kern w:val="2"/>
+            <w:sz w:val="28"/>
+            <w:szCs w:val="28"/>
+            <w:u w:color="000000"/>
+            <w:bdr w:val="nil"/>
+          </w:rPr>
+          <w:t>步骤S2中，跨节点通信代价的</w:t>
+        </w:r>
+        <w:r>
+          <w:rPr>
+            <w:rFonts w:ascii="楷体" w:eastAsia="楷体" w:hAnsi="楷体" w:cs="楷体" w:hint="eastAsia"/>
+            <w:color w:val="000000"/>
+            <w:kern w:val="2"/>
+            <w:sz w:val="28"/>
+            <w:szCs w:val="28"/>
+            <w:u w:color="000000"/>
+            <w:bdr w:val="nil"/>
+          </w:rPr>
+          <w:t>定义</w:t>
+        </w:r>
+        <w:r>
+          <w:rPr>
+            <w:rFonts w:ascii="楷体" w:eastAsia="楷体" w:hAnsi="楷体" w:cs="楷体"/>
+            <w:color w:val="000000"/>
+            <w:kern w:val="2"/>
+            <w:sz w:val="28"/>
+            <w:szCs w:val="28"/>
+            <w:u w:color="000000"/>
+            <w:bdr w:val="nil"/>
+          </w:rPr>
+          <w:t>为：</w:t>
+        </w:r>
+      </w:ins>
     </w:p>
     <w:p>
       <w:pPr>
         <w:spacing w:line="360" w:lineRule="auto"/>
         <w:rPr>
-          <w:rFonts w:ascii="楷体" w:eastAsia="楷体" w:hAnsi="楷体" w:cs="楷体"/>
-          <w:sz w:val="28"/>
-          <w:szCs w:val="28"/>
-          <w:lang w:val="zh-TW" w:eastAsia="zh-TW"/>
-        </w:rPr>
-      </w:pPr>
-      <w:r>
-        <w:rPr>
-          <w:rFonts w:ascii="楷体" w:eastAsia="楷体" w:hAnsi="楷体" w:cs="楷体"/>
-          <w:sz w:val="28"/>
-          <w:szCs w:val="28"/>
-          <w:lang w:val="zh-TW" w:eastAsia="zh-TW"/>
-        </w:rPr>
-        <w:t xml:space="preserve">    为了实现上述目的，本发明还采取的技术方案是：</w:t>
-      </w:r>
-      <w:r>
-        <w:rPr>
-          <w:rFonts w:ascii="楷体" w:eastAsia="楷体" w:hAnsi="楷体" w:cs="楷体"/>
-          <w:spacing w:val="-6"/>
-          <w:sz w:val="28"/>
-          <w:szCs w:val="28"/>
-          <w:lang w:val="zh-TW" w:eastAsia="zh-TW"/>
-        </w:rPr>
-        <w:t>一种数据中心网络中轻量级传输时延抖动监控</w:t>
-      </w:r>
-      <w:r>
-        <w:rPr>
-          <w:rFonts w:ascii="楷体" w:eastAsia="楷体" w:hAnsi="楷体" w:cs="楷体"/>
-          <w:sz w:val="28"/>
-          <w:szCs w:val="28"/>
-          <w:lang w:val="zh-TW" w:eastAsia="zh-TW"/>
-        </w:rPr>
-        <w:t>系统，包括计算机程序，所述计算机程序被处理器执行时实现如上述任一种所述方法的步骤。</w:t>
-      </w:r>
+          <w:ins w:id="424" w:author="yafei li" w:date="2026-05-12T22:54:00Z" w16du:dateUtc="2026-05-12T14:54:00Z"/>
+          <w:rFonts w:ascii="Cambria Math" w:hAnsi="Cambria Math"/>
+          <w:i/>
+        </w:rPr>
+      </w:pPr>
+      <m:oMathPara>
+        <m:oMath>
+          <m:sSub>
+            <m:sSubPr>
+              <m:ctrlPr>
+                <w:ins w:id="425" w:author="yafei li" w:date="2026-05-12T22:54:00Z" w16du:dateUtc="2026-05-12T14:54:00Z">
+                  <w:rPr>
+                    <w:rFonts w:ascii="Cambria Math" w:hAnsi="Cambria Math"/>
+                  </w:rPr>
+                </w:ins>
+              </m:ctrlPr>
+            </m:sSubPr>
+            <m:e>
+              <m:r>
+                <w:ins w:id="426" w:author="yafei li" w:date="2026-05-12T22:54:00Z" w16du:dateUtc="2026-05-12T14:54:00Z">
+                  <w:rPr>
+                    <w:rFonts w:ascii="Cambria Math" w:hAnsi="Cambria Math"/>
+                  </w:rPr>
+                  <m:t>T</m:t>
+                </w:ins>
+              </m:r>
+            </m:e>
+            <m:sub>
+              <m:r>
+                <w:ins w:id="427" w:author="yafei li" w:date="2026-05-12T22:54:00Z" w16du:dateUtc="2026-05-12T14:54:00Z">
+                  <m:rPr>
+                    <m:nor/>
+                  </m:rPr>
+                  <w:rPr>
+                    <w:rFonts w:ascii="Cambria Math" w:hAnsi="Cambria Math"/>
+                    <w:iCs/>
+                  </w:rPr>
+                  <m:t>comm</m:t>
+                </w:ins>
+              </m:r>
+            </m:sub>
+          </m:sSub>
+          <m:r>
+            <w:ins w:id="428" w:author="yafei li" w:date="2026-05-12T22:54:00Z" w16du:dateUtc="2026-05-12T14:54:00Z">
+              <w:rPr>
+                <w:rFonts w:ascii="Cambria Math" w:hAnsi="Cambria Math"/>
+              </w:rPr>
+              <m:t>=</m:t>
+            </w:ins>
+          </m:r>
+          <m:nary>
+            <m:naryPr>
+              <m:chr m:val="∑"/>
+              <m:limLoc m:val="undOvr"/>
+              <m:grow m:val="1"/>
+              <m:supHide m:val="1"/>
+              <m:ctrlPr>
+                <w:ins w:id="429" w:author="yafei li" w:date="2026-05-12T22:54:00Z" w16du:dateUtc="2026-05-12T14:54:00Z">
+                  <w:rPr>
+                    <w:rFonts w:ascii="Cambria Math" w:hAnsi="Cambria Math"/>
+                  </w:rPr>
+                </w:ins>
+              </m:ctrlPr>
+            </m:naryPr>
+            <m:sub>
+              <m:r>
+                <w:ins w:id="430" w:author="yafei li" w:date="2026-05-12T22:54:00Z" w16du:dateUtc="2026-05-12T14:54:00Z">
+                  <w:rPr>
+                    <w:rFonts w:ascii="Cambria Math" w:hAnsi="Cambria Math"/>
+                  </w:rPr>
+                  <m:t>u∈U</m:t>
+                </w:ins>
+              </m:r>
+            </m:sub>
+            <m:sup/>
+            <m:e>
+              <m:f>
+                <m:fPr>
+                  <m:ctrlPr>
+                    <w:ins w:id="431" w:author="yafei li" w:date="2026-05-12T22:54:00Z" w16du:dateUtc="2026-05-12T14:54:00Z">
+                      <w:rPr>
+                        <w:rFonts w:ascii="Cambria Math" w:hAnsi="Cambria Math"/>
+                      </w:rPr>
+                    </w:ins>
+                  </m:ctrlPr>
+                </m:fPr>
+                <m:num>
+                  <m:sSub>
+                    <m:sSubPr>
+                      <m:ctrlPr>
+                        <w:ins w:id="432" w:author="yafei li" w:date="2026-05-12T22:54:00Z" w16du:dateUtc="2026-05-12T14:54:00Z">
+                          <w:rPr>
+                            <w:rFonts w:ascii="Cambria Math" w:hAnsi="Cambria Math"/>
+                          </w:rPr>
+                        </w:ins>
+                      </m:ctrlPr>
+                    </m:sSubPr>
+                    <m:e>
+                      <m:r>
+                        <w:ins w:id="433" w:author="yafei li" w:date="2026-05-12T22:54:00Z" w16du:dateUtc="2026-05-12T14:54:00Z">
+                          <w:rPr>
+                            <w:rFonts w:ascii="Cambria Math" w:hAnsi="Cambria Math"/>
+                          </w:rPr>
+                          <m:t>B</m:t>
+                        </w:ins>
+                      </m:r>
+                    </m:e>
+                    <m:sub>
+                      <m:r>
+                        <w:ins w:id="434" w:author="yafei li" w:date="2026-05-12T22:54:00Z" w16du:dateUtc="2026-05-12T14:54:00Z">
+                          <w:rPr>
+                            <w:rFonts w:ascii="Cambria Math" w:hAnsi="Cambria Math"/>
+                          </w:rPr>
+                          <m:t>u</m:t>
+                        </w:ins>
+                      </m:r>
+                    </m:sub>
+                  </m:sSub>
+                </m:num>
+                <m:den>
+                  <m:r>
+                    <w:ins w:id="435" w:author="yafei li" w:date="2026-05-12T22:54:00Z" w16du:dateUtc="2026-05-12T14:54:00Z">
+                      <w:rPr>
+                        <w:rFonts w:ascii="Cambria Math" w:hAnsi="Cambria Math"/>
+                      </w:rPr>
+                      <m:t>B</m:t>
+                    </w:ins>
+                  </m:r>
+                  <m:sSub>
+                    <m:sSubPr>
+                      <m:ctrlPr>
+                        <w:ins w:id="436" w:author="yafei li" w:date="2026-05-12T22:54:00Z" w16du:dateUtc="2026-05-12T14:54:00Z">
+                          <w:rPr>
+                            <w:rFonts w:ascii="Cambria Math" w:hAnsi="Cambria Math"/>
+                          </w:rPr>
+                        </w:ins>
+                      </m:ctrlPr>
+                    </m:sSubPr>
+                    <m:e>
+                      <m:r>
+                        <w:ins w:id="437" w:author="yafei li" w:date="2026-05-12T22:54:00Z" w16du:dateUtc="2026-05-12T14:54:00Z">
+                          <w:rPr>
+                            <w:rFonts w:ascii="Cambria Math" w:hAnsi="Cambria Math"/>
+                          </w:rPr>
+                          <m:t>W</m:t>
+                        </w:ins>
+                      </m:r>
+                    </m:e>
+                    <m:sub>
+                      <m:r>
+                        <w:ins w:id="438" w:author="yafei li" w:date="2026-05-12T22:54:00Z" w16du:dateUtc="2026-05-12T14:54:00Z">
+                          <w:rPr>
+                            <w:rFonts w:ascii="Cambria Math" w:hAnsi="Cambria Math"/>
+                          </w:rPr>
+                          <m:t>u</m:t>
+                        </w:ins>
+                      </m:r>
+                    </m:sub>
+                  </m:sSub>
+                  <m:r>
+                    <w:ins w:id="439" w:author="yafei li" w:date="2026-05-12T22:54:00Z" w16du:dateUtc="2026-05-12T14:54:00Z">
+                      <w:rPr>
+                        <w:rFonts w:ascii="Cambria Math" w:hAnsi="Cambria Math"/>
+                      </w:rPr>
+                      <m:t>(π)</m:t>
+                    </w:ins>
+                  </m:r>
+                </m:den>
+              </m:f>
+            </m:e>
+          </m:nary>
+          <m:r>
+            <w:ins w:id="440" w:author="yafei li" w:date="2026-05-12T22:54:00Z" w16du:dateUtc="2026-05-12T14:54:00Z">
+              <w:rPr>
+                <w:rFonts w:ascii="Cambria Math" w:hAnsi="Cambria Math"/>
+              </w:rPr>
+              <m:t>+</m:t>
+            </w:ins>
+          </m:r>
+          <m:sSub>
+            <m:sSubPr>
+              <m:ctrlPr>
+                <w:ins w:id="441" w:author="yafei li" w:date="2026-05-12T22:54:00Z" w16du:dateUtc="2026-05-12T14:54:00Z">
+                  <w:rPr>
+                    <w:rFonts w:ascii="Cambria Math" w:hAnsi="Cambria Math"/>
+                  </w:rPr>
+                </w:ins>
+              </m:ctrlPr>
+            </m:sSubPr>
+            <m:e>
+              <m:r>
+                <w:ins w:id="442" w:author="yafei li" w:date="2026-05-12T22:54:00Z" w16du:dateUtc="2026-05-12T14:54:00Z">
+                  <w:rPr>
+                    <w:rFonts w:ascii="Cambria Math" w:hAnsi="Cambria Math"/>
+                  </w:rPr>
+                  <m:t>R</m:t>
+                </w:ins>
+              </m:r>
+            </m:e>
+            <m:sub>
+              <m:r>
+                <w:ins w:id="443" w:author="yafei li" w:date="2026-05-12T22:54:00Z" w16du:dateUtc="2026-05-12T14:54:00Z">
+                  <w:rPr>
+                    <w:rFonts w:ascii="Cambria Math" w:hAnsi="Cambria Math"/>
+                  </w:rPr>
+                  <m:t>u</m:t>
+                </w:ins>
+              </m:r>
+            </m:sub>
+          </m:sSub>
+          <m:r>
+            <w:ins w:id="444" w:author="yafei li" w:date="2026-05-12T22:54:00Z" w16du:dateUtc="2026-05-12T14:54:00Z">
+              <w:rPr>
+                <w:rFonts w:ascii="Cambria Math" w:hAnsi="Cambria Math"/>
+              </w:rPr>
+              <m:t>⋅RT</m:t>
+            </w:ins>
+          </m:r>
+          <m:sSub>
+            <m:sSubPr>
+              <m:ctrlPr>
+                <w:ins w:id="445" w:author="yafei li" w:date="2026-05-12T22:54:00Z" w16du:dateUtc="2026-05-12T14:54:00Z">
+                  <w:rPr>
+                    <w:rFonts w:ascii="Cambria Math" w:hAnsi="Cambria Math"/>
+                  </w:rPr>
+                </w:ins>
+              </m:ctrlPr>
+            </m:sSubPr>
+            <m:e>
+              <m:r>
+                <w:ins w:id="446" w:author="yafei li" w:date="2026-05-12T22:54:00Z" w16du:dateUtc="2026-05-12T14:54:00Z">
+                  <w:rPr>
+                    <w:rFonts w:ascii="Cambria Math" w:hAnsi="Cambria Math"/>
+                  </w:rPr>
+                  <m:t>T</m:t>
+                </w:ins>
+              </m:r>
+            </m:e>
+            <m:sub>
+              <m:r>
+                <w:ins w:id="447" w:author="yafei li" w:date="2026-05-12T22:54:00Z" w16du:dateUtc="2026-05-12T14:54:00Z">
+                  <w:rPr>
+                    <w:rFonts w:ascii="Cambria Math" w:hAnsi="Cambria Math"/>
+                  </w:rPr>
+                  <m:t>u</m:t>
+                </w:ins>
+              </m:r>
+            </m:sub>
+          </m:sSub>
+          <m:r>
+            <w:ins w:id="448" w:author="yafei li" w:date="2026-05-12T22:54:00Z" w16du:dateUtc="2026-05-12T14:54:00Z">
+              <w:rPr>
+                <w:rFonts w:ascii="Cambria Math" w:hAnsi="Cambria Math"/>
+              </w:rPr>
+              <m:t>(π)</m:t>
+            </w:ins>
+          </m:r>
+        </m:oMath>
+      </m:oMathPara>
     </w:p>
     <w:p>
       <w:pPr>
         <w:spacing w:line="360" w:lineRule="auto"/>
-        <w:ind w:firstLine="640"/>
-        <w:rPr>
-          <w:rFonts w:ascii="楷体" w:eastAsia="楷体" w:hAnsi="楷体" w:cs="楷体"/>
-          <w:sz w:val="28"/>
-          <w:szCs w:val="28"/>
-          <w:lang w:val="zh-TW" w:eastAsia="zh-TW"/>
-        </w:rPr>
-      </w:pPr>
-      <w:r>
-        <w:rPr>
-          <w:rFonts w:ascii="楷体" w:eastAsia="楷体" w:hAnsi="楷体" w:cs="楷体"/>
-          <w:spacing w:val="20"/>
-          <w:sz w:val="28"/>
-          <w:szCs w:val="28"/>
-          <w:lang w:val="zh-TW" w:eastAsia="zh-TW"/>
-        </w:rPr>
-        <w:t>与现有技术相比</w:t>
-      </w:r>
-      <w:r>
-        <w:rPr>
-          <w:rFonts w:ascii="楷体" w:eastAsia="楷体" w:hAnsi="楷体" w:cs="楷体"/>
-          <w:sz w:val="28"/>
-          <w:szCs w:val="28"/>
-          <w:lang w:val="zh-TW" w:eastAsia="zh-TW"/>
-        </w:rPr>
-        <w:t>：本发明具有的技术优势及技术效果是：</w:t>
-      </w:r>
+        <w:ind w:firstLineChars="200" w:firstLine="560"/>
+        <w:rPr>
+          <w:ins w:id="449" w:author="yafei li" w:date="2026-05-12T22:54:00Z" w16du:dateUtc="2026-05-12T14:54:00Z"/>
+          <w:rFonts w:ascii="Cambria Math" w:hAnsi="Cambria Math" w:hint="eastAsia"/>
+          <w:i/>
+          <w:rPrChange w:id="450" w:author="yafei li" w:date="2026-05-12T22:55:00Z" w16du:dateUtc="2026-05-12T14:55:00Z">
+            <w:rPr>
+              <w:ins w:id="451" w:author="yafei li" w:date="2026-05-12T22:54:00Z" w16du:dateUtc="2026-05-12T14:54:00Z"/>
+              <w:rFonts w:ascii="楷体" w:eastAsia="楷体" w:hAnsi="楷体" w:cs="楷体" w:hint="eastAsia"/>
+              <w:sz w:val="28"/>
+              <w:szCs w:val="28"/>
+              <w:lang w:val="zh-TW"/>
+            </w:rPr>
+          </w:rPrChange>
+        </w:rPr>
+        <w:pPrChange w:id="452" w:author="yafei li" w:date="2026-05-12T22:55:00Z" w16du:dateUtc="2026-05-12T14:55:00Z">
+          <w:pPr>
+            <w:spacing w:line="360" w:lineRule="auto"/>
+          </w:pPr>
+        </w:pPrChange>
+      </w:pPr>
+      <w:ins w:id="453" w:author="yafei li" w:date="2026-05-12T22:54:00Z" w16du:dateUtc="2026-05-12T14:54:00Z">
+        <w:r>
+          <w:rPr>
+            <w:rFonts w:ascii="楷体" w:eastAsia="楷体" w:hAnsi="楷体" w:cs="楷体"/>
+            <w:color w:val="000000"/>
+            <w:kern w:val="2"/>
+            <w:sz w:val="28"/>
+            <w:szCs w:val="28"/>
+            <w:u w:color="000000"/>
+            <w:bdr w:val="nil"/>
+          </w:rPr>
+          <w:t>其中，</w:t>
+        </w:r>
+      </w:ins>
+      <m:oMath>
+        <m:r>
+          <w:ins w:id="454" w:author="yafei li" w:date="2026-05-12T22:54:00Z" w16du:dateUtc="2026-05-12T14:54:00Z">
+            <w:rPr>
+              <w:rFonts w:ascii="Cambria Math" w:eastAsia="楷体" w:hAnsi="Cambria Math" w:cs="楷体"/>
+              <w:color w:val="000000"/>
+              <w:kern w:val="2"/>
+              <w:sz w:val="28"/>
+              <w:szCs w:val="28"/>
+              <w:u w:color="000000"/>
+              <w:bdr w:val="nil"/>
+            </w:rPr>
+            <m:t>U</m:t>
+          </w:ins>
+        </m:r>
+      </m:oMath>
+      <w:ins w:id="455" w:author="yafei li" w:date="2026-05-12T22:54:00Z" w16du:dateUtc="2026-05-12T14:54:00Z">
+        <w:r>
+          <w:rPr>
+            <w:rFonts w:ascii="楷体" w:eastAsia="楷体" w:hAnsi="楷体" w:cs="楷体"/>
+            <w:color w:val="000000"/>
+            <w:kern w:val="2"/>
+            <w:sz w:val="28"/>
+            <w:szCs w:val="28"/>
+            <w:u w:color="000000"/>
+            <w:bdr w:val="nil"/>
+          </w:rPr>
+          <w:t>为消息桶集合，</w:t>
+        </w:r>
+      </w:ins>
+      <m:oMath>
+        <m:sSub>
+          <m:sSubPr>
+            <m:ctrlPr>
+              <w:ins w:id="456" w:author="yafei li" w:date="2026-05-12T22:54:00Z" w16du:dateUtc="2026-05-12T14:54:00Z">
+                <w:rPr>
+                  <w:rFonts w:ascii="Cambria Math" w:eastAsia="楷体" w:hAnsi="Cambria Math" w:cs="楷体"/>
+                  <w:color w:val="000000"/>
+                  <w:kern w:val="2"/>
+                  <w:sz w:val="28"/>
+                  <w:szCs w:val="28"/>
+                  <w:u w:color="000000"/>
+                  <w:bdr w:val="nil"/>
+                </w:rPr>
+              </w:ins>
+            </m:ctrlPr>
+          </m:sSubPr>
+          <m:e>
+            <m:r>
+              <w:ins w:id="457" w:author="yafei li" w:date="2026-05-12T22:54:00Z" w16du:dateUtc="2026-05-12T14:54:00Z">
+                <w:rPr>
+                  <w:rFonts w:ascii="Cambria Math" w:eastAsia="楷体" w:hAnsi="Cambria Math" w:cs="楷体"/>
+                  <w:color w:val="000000"/>
+                  <w:kern w:val="2"/>
+                  <w:sz w:val="28"/>
+                  <w:szCs w:val="28"/>
+                  <w:u w:color="000000"/>
+                  <w:bdr w:val="nil"/>
+                </w:rPr>
+                <m:t>B</m:t>
+              </w:ins>
+            </m:r>
+          </m:e>
+          <m:sub>
+            <m:r>
+              <w:ins w:id="458" w:author="yafei li" w:date="2026-05-12T22:54:00Z" w16du:dateUtc="2026-05-12T14:54:00Z">
+                <w:rPr>
+                  <w:rFonts w:ascii="Cambria Math" w:eastAsia="楷体" w:hAnsi="Cambria Math" w:cs="楷体"/>
+                  <w:color w:val="000000"/>
+                  <w:kern w:val="2"/>
+                  <w:sz w:val="28"/>
+                  <w:szCs w:val="28"/>
+                  <w:u w:color="000000"/>
+                  <w:bdr w:val="nil"/>
+                </w:rPr>
+                <m:t>u</m:t>
+              </w:ins>
+            </m:r>
+          </m:sub>
+        </m:sSub>
+      </m:oMath>
+      <w:ins w:id="459" w:author="yafei li" w:date="2026-05-12T22:54:00Z" w16du:dateUtc="2026-05-12T14:54:00Z">
+        <w:r>
+          <w:rPr>
+            <w:rFonts w:ascii="楷体" w:eastAsia="楷体" w:hAnsi="楷体" w:cs="楷体"/>
+            <w:color w:val="000000"/>
+            <w:kern w:val="2"/>
+            <w:sz w:val="28"/>
+            <w:szCs w:val="28"/>
+            <w:u w:color="000000"/>
+            <w:bdr w:val="nil"/>
+          </w:rPr>
+          <w:t>为等效字节需求，</w:t>
+        </w:r>
+      </w:ins>
+      <m:oMath>
+        <m:sSub>
+          <m:sSubPr>
+            <m:ctrlPr>
+              <w:ins w:id="460" w:author="yafei li" w:date="2026-05-12T22:54:00Z" w16du:dateUtc="2026-05-12T14:54:00Z">
+                <w:rPr>
+                  <w:rFonts w:ascii="Cambria Math" w:eastAsia="楷体" w:hAnsi="Cambria Math" w:cs="楷体"/>
+                  <w:color w:val="000000"/>
+                  <w:kern w:val="2"/>
+                  <w:sz w:val="28"/>
+                  <w:szCs w:val="28"/>
+                  <w:u w:color="000000"/>
+                  <w:bdr w:val="nil"/>
+                </w:rPr>
+              </w:ins>
+            </m:ctrlPr>
+          </m:sSubPr>
+          <m:e>
+            <m:r>
+              <w:ins w:id="461" w:author="yafei li" w:date="2026-05-12T22:54:00Z" w16du:dateUtc="2026-05-12T14:54:00Z">
+                <w:rPr>
+                  <w:rFonts w:ascii="Cambria Math" w:eastAsia="楷体" w:hAnsi="Cambria Math" w:cs="楷体"/>
+                  <w:color w:val="000000"/>
+                  <w:kern w:val="2"/>
+                  <w:sz w:val="28"/>
+                  <w:szCs w:val="28"/>
+                  <w:u w:color="000000"/>
+                  <w:bdr w:val="nil"/>
+                </w:rPr>
+                <m:t>R</m:t>
+              </w:ins>
+            </m:r>
+          </m:e>
+          <m:sub>
+            <m:r>
+              <w:ins w:id="462" w:author="yafei li" w:date="2026-05-12T22:54:00Z" w16du:dateUtc="2026-05-12T14:54:00Z">
+                <w:rPr>
+                  <w:rFonts w:ascii="Cambria Math" w:eastAsia="楷体" w:hAnsi="Cambria Math" w:cs="楷体"/>
+                  <w:color w:val="000000"/>
+                  <w:kern w:val="2"/>
+                  <w:sz w:val="28"/>
+                  <w:szCs w:val="28"/>
+                  <w:u w:color="000000"/>
+                  <w:bdr w:val="nil"/>
+                </w:rPr>
+                <m:t>u</m:t>
+              </w:ins>
+            </m:r>
+          </m:sub>
+        </m:sSub>
+      </m:oMath>
+      <w:ins w:id="463" w:author="yafei li" w:date="2026-05-12T22:54:00Z" w16du:dateUtc="2026-05-12T14:54:00Z">
+        <w:r>
+          <w:rPr>
+            <w:rFonts w:ascii="楷体" w:eastAsia="楷体" w:hAnsi="楷体" w:cs="楷体"/>
+            <w:color w:val="000000"/>
+            <w:kern w:val="2"/>
+            <w:sz w:val="28"/>
+            <w:szCs w:val="28"/>
+            <w:u w:color="000000"/>
+            <w:bdr w:val="nil"/>
+          </w:rPr>
+          <w:t>为等效轮次需求，</w:t>
+        </w:r>
+      </w:ins>
+      <m:oMath>
+        <m:r>
+          <w:ins w:id="464" w:author="yafei li" w:date="2026-05-12T22:54:00Z" w16du:dateUtc="2026-05-12T14:54:00Z">
+            <w:rPr>
+              <w:rFonts w:ascii="Cambria Math" w:eastAsia="楷体" w:hAnsi="Cambria Math" w:cs="楷体"/>
+              <w:color w:val="000000"/>
+              <w:kern w:val="2"/>
+              <w:sz w:val="28"/>
+              <w:szCs w:val="28"/>
+              <w:u w:color="000000"/>
+              <w:bdr w:val="nil"/>
+            </w:rPr>
+            <m:t>B</m:t>
+          </w:ins>
+        </m:r>
+        <m:sSub>
+          <m:sSubPr>
+            <m:ctrlPr>
+              <w:ins w:id="465" w:author="yafei li" w:date="2026-05-12T22:54:00Z" w16du:dateUtc="2026-05-12T14:54:00Z">
+                <w:rPr>
+                  <w:rFonts w:ascii="Cambria Math" w:eastAsia="楷体" w:hAnsi="Cambria Math" w:cs="楷体"/>
+                  <w:color w:val="000000"/>
+                  <w:kern w:val="2"/>
+                  <w:sz w:val="28"/>
+                  <w:szCs w:val="28"/>
+                  <w:u w:color="000000"/>
+                  <w:bdr w:val="nil"/>
+                </w:rPr>
+              </w:ins>
+            </m:ctrlPr>
+          </m:sSubPr>
+          <m:e>
+            <m:r>
+              <w:ins w:id="466" w:author="yafei li" w:date="2026-05-12T22:54:00Z" w16du:dateUtc="2026-05-12T14:54:00Z">
+                <w:rPr>
+                  <w:rFonts w:ascii="Cambria Math" w:eastAsia="楷体" w:hAnsi="Cambria Math" w:cs="楷体"/>
+                  <w:color w:val="000000"/>
+                  <w:kern w:val="2"/>
+                  <w:sz w:val="28"/>
+                  <w:szCs w:val="28"/>
+                  <w:u w:color="000000"/>
+                  <w:bdr w:val="nil"/>
+                </w:rPr>
+                <m:t>W</m:t>
+              </w:ins>
+            </m:r>
+          </m:e>
+          <m:sub>
+            <m:r>
+              <w:ins w:id="467" w:author="yafei li" w:date="2026-05-12T22:54:00Z" w16du:dateUtc="2026-05-12T14:54:00Z">
+                <w:rPr>
+                  <w:rFonts w:ascii="Cambria Math" w:eastAsia="楷体" w:hAnsi="Cambria Math" w:cs="楷体"/>
+                  <w:color w:val="000000"/>
+                  <w:kern w:val="2"/>
+                  <w:sz w:val="28"/>
+                  <w:szCs w:val="28"/>
+                  <w:u w:color="000000"/>
+                  <w:bdr w:val="nil"/>
+                </w:rPr>
+                <m:t>u</m:t>
+              </w:ins>
+            </m:r>
+          </m:sub>
+        </m:sSub>
+        <m:r>
+          <w:ins w:id="468" w:author="yafei li" w:date="2026-05-12T22:54:00Z" w16du:dateUtc="2026-05-12T14:54:00Z">
+            <m:rPr>
+              <m:sty m:val="p"/>
+            </m:rPr>
+            <w:rPr>
+              <w:rFonts w:ascii="Cambria Math" w:eastAsia="楷体" w:hAnsi="Cambria Math" w:cs="楷体"/>
+              <w:color w:val="000000"/>
+              <w:kern w:val="2"/>
+              <w:sz w:val="28"/>
+              <w:szCs w:val="28"/>
+              <w:u w:color="000000"/>
+              <w:bdr w:val="nil"/>
+            </w:rPr>
+            <m:t>(</m:t>
+          </w:ins>
+        </m:r>
+        <m:r>
+          <w:ins w:id="469" w:author="yafei li" w:date="2026-05-12T22:54:00Z" w16du:dateUtc="2026-05-12T14:54:00Z">
+            <w:rPr>
+              <w:rFonts w:ascii="Cambria Math" w:eastAsia="楷体" w:hAnsi="Cambria Math" w:cs="楷体"/>
+              <w:color w:val="000000"/>
+              <w:kern w:val="2"/>
+              <w:sz w:val="28"/>
+              <w:szCs w:val="28"/>
+              <w:u w:color="000000"/>
+              <w:bdr w:val="nil"/>
+            </w:rPr>
+            <m:t>π</m:t>
+          </w:ins>
+        </m:r>
+        <m:r>
+          <w:ins w:id="470" w:author="yafei li" w:date="2026-05-12T22:54:00Z" w16du:dateUtc="2026-05-12T14:54:00Z">
+            <m:rPr>
+              <m:sty m:val="p"/>
+            </m:rPr>
+            <w:rPr>
+              <w:rFonts w:ascii="Cambria Math" w:eastAsia="楷体" w:hAnsi="Cambria Math" w:cs="楷体"/>
+              <w:color w:val="000000"/>
+              <w:kern w:val="2"/>
+              <w:sz w:val="28"/>
+              <w:szCs w:val="28"/>
+              <w:u w:color="000000"/>
+              <w:bdr w:val="nil"/>
+            </w:rPr>
+            <m:t>)</m:t>
+          </w:ins>
+        </m:r>
+      </m:oMath>
+      <w:ins w:id="471" w:author="yafei li" w:date="2026-05-12T22:54:00Z" w16du:dateUtc="2026-05-12T14:54:00Z">
+        <w:r>
+          <w:rPr>
+            <w:rFonts w:ascii="楷体" w:eastAsia="楷体" w:hAnsi="楷体" w:cs="楷体"/>
+            <w:color w:val="000000"/>
+            <w:kern w:val="2"/>
+            <w:sz w:val="28"/>
+            <w:szCs w:val="28"/>
+            <w:u w:color="000000"/>
+            <w:bdr w:val="nil"/>
+          </w:rPr>
+          <w:t>为拓扑方案</w:t>
+        </w:r>
+      </w:ins>
+      <m:oMath>
+        <m:r>
+          <w:ins w:id="472" w:author="yafei li" w:date="2026-05-12T22:54:00Z" w16du:dateUtc="2026-05-12T14:54:00Z">
+            <w:rPr>
+              <w:rFonts w:ascii="Cambria Math" w:eastAsia="楷体" w:hAnsi="Cambria Math" w:cs="楷体"/>
+              <w:color w:val="000000"/>
+              <w:kern w:val="2"/>
+              <w:sz w:val="28"/>
+              <w:szCs w:val="28"/>
+              <w:u w:color="000000"/>
+              <w:bdr w:val="nil"/>
+            </w:rPr>
+            <m:t>π</m:t>
+          </w:ins>
+        </m:r>
+      </m:oMath>
+      <w:ins w:id="473" w:author="yafei li" w:date="2026-05-12T22:54:00Z" w16du:dateUtc="2026-05-12T14:54:00Z">
+        <w:r>
+          <w:rPr>
+            <w:rFonts w:ascii="楷体" w:eastAsia="楷体" w:hAnsi="楷体" w:cs="楷体"/>
+            <w:color w:val="000000"/>
+            <w:kern w:val="2"/>
+            <w:sz w:val="28"/>
+            <w:szCs w:val="28"/>
+            <w:u w:color="000000"/>
+            <w:bdr w:val="nil"/>
+          </w:rPr>
+          <w:t>下消息桶的有效带宽，</w:t>
+        </w:r>
+      </w:ins>
+      <m:oMath>
+        <m:r>
+          <w:ins w:id="474" w:author="yafei li" w:date="2026-05-12T22:54:00Z" w16du:dateUtc="2026-05-12T14:54:00Z">
+            <w:rPr>
+              <w:rFonts w:ascii="Cambria Math" w:eastAsia="楷体" w:hAnsi="Cambria Math" w:cs="楷体"/>
+              <w:color w:val="000000"/>
+              <w:kern w:val="2"/>
+              <w:sz w:val="28"/>
+              <w:szCs w:val="28"/>
+              <w:u w:color="000000"/>
+              <w:bdr w:val="nil"/>
+            </w:rPr>
+            <m:t>RT</m:t>
+          </w:ins>
+        </m:r>
+        <m:sSub>
+          <m:sSubPr>
+            <m:ctrlPr>
+              <w:ins w:id="475" w:author="yafei li" w:date="2026-05-12T22:54:00Z" w16du:dateUtc="2026-05-12T14:54:00Z">
+                <w:rPr>
+                  <w:rFonts w:ascii="Cambria Math" w:eastAsia="楷体" w:hAnsi="Cambria Math" w:cs="楷体"/>
+                  <w:color w:val="000000"/>
+                  <w:kern w:val="2"/>
+                  <w:sz w:val="28"/>
+                  <w:szCs w:val="28"/>
+                  <w:u w:color="000000"/>
+                  <w:bdr w:val="nil"/>
+                </w:rPr>
+              </w:ins>
+            </m:ctrlPr>
+          </m:sSubPr>
+          <m:e>
+            <m:r>
+              <w:ins w:id="476" w:author="yafei li" w:date="2026-05-12T22:54:00Z" w16du:dateUtc="2026-05-12T14:54:00Z">
+                <w:rPr>
+                  <w:rFonts w:ascii="Cambria Math" w:eastAsia="楷体" w:hAnsi="Cambria Math" w:cs="楷体"/>
+                  <w:color w:val="000000"/>
+                  <w:kern w:val="2"/>
+                  <w:sz w:val="28"/>
+                  <w:szCs w:val="28"/>
+                  <w:u w:color="000000"/>
+                  <w:bdr w:val="nil"/>
+                </w:rPr>
+                <m:t>T</m:t>
+              </w:ins>
+            </m:r>
+          </m:e>
+          <m:sub>
+            <m:r>
+              <w:ins w:id="477" w:author="yafei li" w:date="2026-05-12T22:54:00Z" w16du:dateUtc="2026-05-12T14:54:00Z">
+                <w:rPr>
+                  <w:rFonts w:ascii="Cambria Math" w:eastAsia="楷体" w:hAnsi="Cambria Math" w:cs="楷体"/>
+                  <w:color w:val="000000"/>
+                  <w:kern w:val="2"/>
+                  <w:sz w:val="28"/>
+                  <w:szCs w:val="28"/>
+                  <w:u w:color="000000"/>
+                  <w:bdr w:val="nil"/>
+                </w:rPr>
+                <m:t>u</m:t>
+              </w:ins>
+            </m:r>
+          </m:sub>
+        </m:sSub>
+        <m:r>
+          <w:ins w:id="478" w:author="yafei li" w:date="2026-05-12T22:54:00Z" w16du:dateUtc="2026-05-12T14:54:00Z">
+            <m:rPr>
+              <m:sty m:val="p"/>
+            </m:rPr>
+            <w:rPr>
+              <w:rFonts w:ascii="Cambria Math" w:eastAsia="楷体" w:hAnsi="Cambria Math" w:cs="楷体"/>
+              <w:color w:val="000000"/>
+              <w:kern w:val="2"/>
+              <w:sz w:val="28"/>
+              <w:szCs w:val="28"/>
+              <w:u w:color="000000"/>
+              <w:bdr w:val="nil"/>
+            </w:rPr>
+            <m:t>(</m:t>
+          </w:ins>
+        </m:r>
+        <m:r>
+          <w:ins w:id="479" w:author="yafei li" w:date="2026-05-12T22:54:00Z" w16du:dateUtc="2026-05-12T14:54:00Z">
+            <w:rPr>
+              <w:rFonts w:ascii="Cambria Math" w:eastAsia="楷体" w:hAnsi="Cambria Math" w:cs="楷体"/>
+              <w:color w:val="000000"/>
+              <w:kern w:val="2"/>
+              <w:sz w:val="28"/>
+              <w:szCs w:val="28"/>
+              <w:u w:color="000000"/>
+              <w:bdr w:val="nil"/>
+            </w:rPr>
+            <m:t>π</m:t>
+          </w:ins>
+        </m:r>
+        <m:r>
+          <w:ins w:id="480" w:author="yafei li" w:date="2026-05-12T22:54:00Z" w16du:dateUtc="2026-05-12T14:54:00Z">
+            <m:rPr>
+              <m:sty m:val="p"/>
+            </m:rPr>
+            <w:rPr>
+              <w:rFonts w:ascii="Cambria Math" w:eastAsia="楷体" w:hAnsi="Cambria Math" w:cs="楷体"/>
+              <w:color w:val="000000"/>
+              <w:kern w:val="2"/>
+              <w:sz w:val="28"/>
+              <w:szCs w:val="28"/>
+              <w:u w:color="000000"/>
+              <w:bdr w:val="nil"/>
+            </w:rPr>
+            <m:t>)</m:t>
+          </w:ins>
+        </m:r>
+      </m:oMath>
+      <w:ins w:id="481" w:author="yafei li" w:date="2026-05-12T22:54:00Z" w16du:dateUtc="2026-05-12T14:54:00Z">
+        <w:r>
+          <w:rPr>
+            <w:rFonts w:ascii="楷体" w:eastAsia="楷体" w:hAnsi="楷体" w:cs="楷体"/>
+            <w:color w:val="000000"/>
+            <w:kern w:val="2"/>
+            <w:sz w:val="28"/>
+            <w:szCs w:val="28"/>
+            <w:u w:color="000000"/>
+            <w:bdr w:val="nil"/>
+          </w:rPr>
+          <w:t>为相应消息桶的网络延迟</w:t>
+        </w:r>
+      </w:ins>
+      <w:ins w:id="482" w:author="yafei li" w:date="2026-05-12T22:55:00Z" w16du:dateUtc="2026-05-12T14:55:00Z">
+        <w:r>
+          <w:rPr>
+            <w:rFonts w:ascii="楷体" w:eastAsia="楷体" w:hAnsi="楷体" w:cs="楷体" w:hint="eastAsia"/>
+            <w:color w:val="000000"/>
+            <w:kern w:val="2"/>
+            <w:sz w:val="28"/>
+            <w:szCs w:val="28"/>
+            <w:u w:color="000000"/>
+            <w:bdr w:val="nil"/>
+          </w:rPr>
+          <w:t>。</w:t>
+        </w:r>
+      </w:ins>
     </w:p>
     <w:p>
       <w:pPr>
+        <w:widowControl w:val="0"/>
+        <w:pBdr>
+          <w:top w:val="nil"/>
+          <w:left w:val="nil"/>
+          <w:bottom w:val="nil"/>
+          <w:right w:val="nil"/>
+          <w:between w:val="nil"/>
+          <w:bar w:val="nil"/>
+        </w:pBdr>
+        <w:spacing w:line="360" w:lineRule="auto"/>
+        <w:ind w:firstLineChars="200" w:firstLine="560"/>
+        <w:jc w:val="both"/>
+        <w:rPr>
+          <w:ins w:id="483" w:author="yafei li" w:date="2026-05-12T22:55:00Z" w16du:dateUtc="2026-05-12T14:55:00Z"/>
+          <w:rFonts w:ascii="楷体" w:eastAsia="楷体" w:hAnsi="楷体" w:cs="楷体"/>
+          <w:color w:val="000000"/>
+          <w:kern w:val="2"/>
+          <w:sz w:val="28"/>
+          <w:szCs w:val="28"/>
+          <w:u w:color="000000"/>
+          <w:bdr w:val="nil"/>
+        </w:rPr>
+        <w:pPrChange w:id="484" w:author="yafei li" w:date="2026-05-12T22:55:00Z" w16du:dateUtc="2026-05-12T14:55:00Z">
+          <w:pPr>
+            <w:widowControl w:val="0"/>
+            <w:pBdr>
+              <w:top w:val="nil"/>
+              <w:left w:val="nil"/>
+              <w:bottom w:val="nil"/>
+              <w:right w:val="nil"/>
+              <w:between w:val="nil"/>
+              <w:bar w:val="nil"/>
+            </w:pBdr>
+            <w:spacing w:line="360" w:lineRule="auto"/>
+            <w:jc w:val="both"/>
+          </w:pPr>
+        </w:pPrChange>
+      </w:pPr>
+      <w:r>
+        <w:rPr>
+          <w:rFonts w:ascii="楷体" w:eastAsia="楷体" w:hAnsi="楷体" w:cs="楷体"/>
+          <w:sz w:val="28"/>
+          <w:szCs w:val="28"/>
+          <w:lang w:val="zh-TW" w:eastAsia="zh-TW"/>
+        </w:rPr>
+        <w:t>作为本发明的又一种改进，所述</w:t>
+      </w:r>
+      <w:del w:id="485" w:author="yafei li" w:date="2026-05-12T22:55:00Z" w16du:dateUtc="2026-05-12T14:55:00Z">
+        <w:r>
+          <w:rPr>
+            <w:rFonts w:ascii="楷体" w:eastAsia="楷体" w:hAnsi="楷体" w:cs="楷体"/>
+            <w:sz w:val="28"/>
+            <w:szCs w:val="28"/>
+            <w:lang w:val="zh-TW" w:eastAsia="zh-TW"/>
+          </w:rPr>
+          <w:delText>步骤</w:delText>
+        </w:r>
+        <w:r>
+          <w:rPr>
+            <w:rFonts w:ascii="楷体" w:eastAsia="楷体" w:hAnsi="楷体" w:cs="楷体"/>
+            <w:sz w:val="28"/>
+            <w:szCs w:val="28"/>
+          </w:rPr>
+          <w:delText>S3</w:delText>
+        </w:r>
+        <w:r>
+          <w:rPr>
+            <w:rFonts w:ascii="楷体" w:eastAsia="楷体" w:hAnsi="楷体" w:cs="楷体"/>
+            <w:sz w:val="28"/>
+            <w:szCs w:val="28"/>
+            <w:lang w:val="zh-TW" w:eastAsia="zh-TW"/>
+          </w:rPr>
+          <w:delText>中，当前监控点的开销分析具体为：定义函数递归调用的入口为最顶层，此层包含函数数量最少且能完整覆盖各个关键操作的执行时间，记录监控仅各个关键操作最顶层时的监控机制执行时间开销，将此作为分析基准，机制运行时记录机制的执行时间开销，对比基准作为当前时段机制执行开销的变化量。</w:delText>
+        </w:r>
+      </w:del>
+      <w:ins w:id="486" w:author="yafei li" w:date="2026-05-12T22:55:00Z" w16du:dateUtc="2026-05-12T14:55:00Z">
+        <w:r>
+          <w:rPr>
+            <w:rFonts w:ascii="楷体" w:eastAsia="楷体" w:hAnsi="楷体" w:cs="楷体"/>
+            <w:color w:val="000000"/>
+            <w:kern w:val="2"/>
+            <w:sz w:val="28"/>
+            <w:szCs w:val="28"/>
+            <w:u w:color="000000"/>
+            <w:bdr w:val="nil"/>
+          </w:rPr>
+          <w:t>步骤S3中，节点级资源调度策略具体包括：</w:t>
+        </w:r>
+      </w:ins>
+    </w:p>
+    <w:p>
+      <w:pPr>
+        <w:widowControl w:val="0"/>
+        <w:pBdr>
+          <w:top w:val="nil"/>
+          <w:left w:val="nil"/>
+          <w:bottom w:val="nil"/>
+          <w:right w:val="nil"/>
+          <w:between w:val="nil"/>
+          <w:bar w:val="nil"/>
+        </w:pBdr>
+        <w:spacing w:line="360" w:lineRule="auto"/>
+        <w:ind w:firstLineChars="200" w:firstLine="560"/>
+        <w:jc w:val="both"/>
+        <w:rPr>
+          <w:ins w:id="487" w:author="yafei li" w:date="2026-05-12T22:55:00Z" w16du:dateUtc="2026-05-12T14:55:00Z"/>
+          <w:rFonts w:ascii="楷体" w:eastAsia="楷体" w:hAnsi="楷体" w:cs="楷体"/>
+          <w:color w:val="000000"/>
+          <w:kern w:val="2"/>
+          <w:sz w:val="28"/>
+          <w:szCs w:val="28"/>
+          <w:u w:color="000000"/>
+          <w:bdr w:val="nil"/>
+        </w:rPr>
+        <w:pPrChange w:id="488" w:author="yafei li" w:date="2026-05-12T22:55:00Z" w16du:dateUtc="2026-05-12T14:55:00Z">
+          <w:pPr>
+            <w:widowControl w:val="0"/>
+            <w:pBdr>
+              <w:top w:val="nil"/>
+              <w:left w:val="nil"/>
+              <w:bottom w:val="nil"/>
+              <w:right w:val="nil"/>
+              <w:between w:val="nil"/>
+              <w:bar w:val="nil"/>
+            </w:pBdr>
+            <w:spacing w:line="360" w:lineRule="auto"/>
+            <w:ind w:firstLine="420"/>
+            <w:jc w:val="both"/>
+          </w:pPr>
+        </w:pPrChange>
+      </w:pPr>
+      <w:ins w:id="489" w:author="yafei li" w:date="2026-05-12T22:55:00Z" w16du:dateUtc="2026-05-12T14:55:00Z">
+        <w:r>
+          <w:rPr>
+            <w:rFonts w:ascii="楷体" w:eastAsia="楷体" w:hAnsi="楷体" w:cs="楷体"/>
+            <w:sz w:val="28"/>
+            <w:szCs w:val="28"/>
+          </w:rPr>
+          <w:t>S</w:t>
+        </w:r>
+        <w:r>
+          <w:rPr>
+            <w:rFonts w:ascii="楷体" w:eastAsia="楷体" w:hAnsi="楷体" w:cs="楷体" w:hint="eastAsia"/>
+            <w:sz w:val="28"/>
+            <w:szCs w:val="28"/>
+          </w:rPr>
+          <w:t>3</w:t>
+        </w:r>
+        <w:r>
+          <w:rPr>
+            <w:rFonts w:ascii="楷体" w:eastAsia="楷体" w:hAnsi="楷体" w:cs="楷体"/>
+            <w:sz w:val="28"/>
+            <w:szCs w:val="28"/>
+          </w:rPr>
+          <w:t>1:</w:t>
+        </w:r>
+        <w:r>
+          <w:rPr>
+            <w:rFonts w:ascii="楷体" w:eastAsia="楷体" w:hAnsi="楷体" w:cs="楷体"/>
+            <w:color w:val="000000"/>
+            <w:kern w:val="2"/>
+            <w:sz w:val="28"/>
+            <w:szCs w:val="28"/>
+            <w:u w:color="000000"/>
+            <w:bdr w:val="nil"/>
+          </w:rPr>
+          <w:t xml:space="preserve">对每个GPU节点上的多任务共驻环境，建立节点级任务执行时延预测模型，以评估不同计算单元、显存和SM资源分配比例下的任务执行时延； </w:t>
+        </w:r>
+      </w:ins>
+    </w:p>
+    <w:p>
+      <w:pPr>
+        <w:widowControl w:val="0"/>
+        <w:pBdr>
+          <w:top w:val="nil"/>
+          <w:left w:val="nil"/>
+          <w:bottom w:val="nil"/>
+          <w:right w:val="nil"/>
+          <w:between w:val="nil"/>
+          <w:bar w:val="nil"/>
+        </w:pBdr>
+        <w:spacing w:line="360" w:lineRule="auto"/>
+        <w:ind w:firstLineChars="200" w:firstLine="560"/>
+        <w:jc w:val="both"/>
+        <w:rPr>
+          <w:ins w:id="490" w:author="yafei li" w:date="2026-05-12T22:55:00Z" w16du:dateUtc="2026-05-12T14:55:00Z"/>
+          <w:rFonts w:ascii="楷体" w:eastAsia="楷体" w:hAnsi="楷体" w:cs="楷体"/>
+          <w:color w:val="000000"/>
+          <w:kern w:val="2"/>
+          <w:sz w:val="28"/>
+          <w:szCs w:val="28"/>
+          <w:u w:color="000000"/>
+          <w:bdr w:val="nil"/>
+        </w:rPr>
+        <w:pPrChange w:id="491" w:author="yafei li" w:date="2026-05-12T22:55:00Z" w16du:dateUtc="2026-05-12T14:55:00Z">
+          <w:pPr>
+            <w:widowControl w:val="0"/>
+            <w:pBdr>
+              <w:top w:val="nil"/>
+              <w:left w:val="nil"/>
+              <w:bottom w:val="nil"/>
+              <w:right w:val="nil"/>
+              <w:between w:val="nil"/>
+              <w:bar w:val="nil"/>
+            </w:pBdr>
+            <w:spacing w:line="360" w:lineRule="auto"/>
+            <w:ind w:firstLine="420"/>
+            <w:jc w:val="both"/>
+          </w:pPr>
+        </w:pPrChange>
+      </w:pPr>
+      <w:ins w:id="492" w:author="yafei li" w:date="2026-05-12T22:55:00Z" w16du:dateUtc="2026-05-12T14:55:00Z">
+        <w:r>
+          <w:rPr>
+            <w:rFonts w:ascii="楷体" w:eastAsia="楷体" w:hAnsi="楷体" w:cs="楷体"/>
+            <w:sz w:val="28"/>
+            <w:szCs w:val="28"/>
+          </w:rPr>
+          <w:t>S</w:t>
+        </w:r>
+        <w:r>
+          <w:rPr>
+            <w:rFonts w:ascii="楷体" w:eastAsia="楷体" w:hAnsi="楷体" w:cs="楷体" w:hint="eastAsia"/>
+            <w:sz w:val="28"/>
+            <w:szCs w:val="28"/>
+          </w:rPr>
+          <w:t>32</w:t>
+        </w:r>
+        <w:r>
+          <w:rPr>
+            <w:rFonts w:ascii="楷体" w:eastAsia="楷体" w:hAnsi="楷体" w:cs="楷体"/>
+            <w:sz w:val="28"/>
+            <w:szCs w:val="28"/>
+          </w:rPr>
+          <w:t>:</w:t>
+        </w:r>
+        <w:r>
+          <w:rPr>
+            <w:rFonts w:ascii="楷体" w:eastAsia="楷体" w:hAnsi="楷体" w:cs="楷体"/>
+            <w:color w:val="000000"/>
+            <w:kern w:val="2"/>
+            <w:sz w:val="28"/>
+            <w:szCs w:val="28"/>
+            <w:u w:color="000000"/>
+            <w:bdr w:val="nil"/>
+          </w:rPr>
+          <w:t xml:space="preserve">调度算法根据节点实际负载、任务特征及预测结果，动态调整资源分配比例，实现节点内资源利用率优化和任务执行延迟降低的协同目标； </w:t>
+        </w:r>
+      </w:ins>
+    </w:p>
+    <w:p>
+      <w:pPr>
+        <w:widowControl w:val="0"/>
+        <w:pBdr>
+          <w:top w:val="nil"/>
+          <w:left w:val="nil"/>
+          <w:bottom w:val="nil"/>
+          <w:right w:val="nil"/>
+          <w:between w:val="nil"/>
+          <w:bar w:val="nil"/>
+        </w:pBdr>
+        <w:spacing w:line="360" w:lineRule="auto"/>
+        <w:ind w:firstLineChars="200" w:firstLine="560"/>
+        <w:jc w:val="both"/>
+        <w:rPr>
+          <w:ins w:id="493" w:author="yafei li" w:date="2026-05-12T22:55:00Z" w16du:dateUtc="2026-05-12T14:55:00Z"/>
+          <w:rFonts w:ascii="楷体" w:eastAsia="楷体" w:hAnsi="楷体" w:cs="楷体"/>
+          <w:color w:val="000000"/>
+          <w:kern w:val="2"/>
+          <w:sz w:val="28"/>
+          <w:szCs w:val="28"/>
+          <w:u w:color="000000"/>
+          <w:bdr w:val="nil"/>
+        </w:rPr>
+        <w:pPrChange w:id="494" w:author="yafei li" w:date="2026-05-12T22:55:00Z" w16du:dateUtc="2026-05-12T14:55:00Z">
+          <w:pPr>
+            <w:widowControl w:val="0"/>
+            <w:pBdr>
+              <w:top w:val="nil"/>
+              <w:left w:val="nil"/>
+              <w:bottom w:val="nil"/>
+              <w:right w:val="nil"/>
+              <w:between w:val="nil"/>
+              <w:bar w:val="nil"/>
+            </w:pBdr>
+            <w:spacing w:line="360" w:lineRule="auto"/>
+            <w:ind w:firstLine="420"/>
+            <w:jc w:val="both"/>
+          </w:pPr>
+        </w:pPrChange>
+      </w:pPr>
+      <w:ins w:id="495" w:author="yafei li" w:date="2026-05-12T22:55:00Z" w16du:dateUtc="2026-05-12T14:55:00Z">
+        <w:r>
+          <w:rPr>
+            <w:rFonts w:ascii="楷体" w:eastAsia="楷体" w:hAnsi="楷体" w:cs="楷体"/>
+            <w:sz w:val="28"/>
+            <w:szCs w:val="28"/>
+          </w:rPr>
+          <w:t>S</w:t>
+        </w:r>
+        <w:r>
+          <w:rPr>
+            <w:rFonts w:ascii="楷体" w:eastAsia="楷体" w:hAnsi="楷体" w:cs="楷体" w:hint="eastAsia"/>
+            <w:sz w:val="28"/>
+            <w:szCs w:val="28"/>
+          </w:rPr>
+          <w:t>33</w:t>
+        </w:r>
+        <w:r>
+          <w:rPr>
+            <w:rFonts w:ascii="楷体" w:eastAsia="楷体" w:hAnsi="楷体" w:cs="楷体"/>
+            <w:sz w:val="28"/>
+            <w:szCs w:val="28"/>
+          </w:rPr>
+          <w:t>:</w:t>
+        </w:r>
+        <w:r>
+          <w:rPr>
+            <w:rFonts w:ascii="楷体" w:eastAsia="楷体" w:hAnsi="楷体" w:cs="楷体"/>
+            <w:color w:val="000000"/>
+            <w:kern w:val="2"/>
+            <w:sz w:val="28"/>
+            <w:szCs w:val="28"/>
+            <w:u w:color="000000"/>
+            <w:bdr w:val="nil"/>
+          </w:rPr>
+          <w:t>通过持续迭代与反馈更新，将实际任务执行情况与预测结果进行对比，用于调整集群级任务放置和节点级资源分配策略，形成闭环优化机制。</w:t>
+        </w:r>
+      </w:ins>
+    </w:p>
+    <w:p>
+      <w:pPr>
+        <w:widowControl w:val="0"/>
+        <w:pBdr>
+          <w:top w:val="nil"/>
+          <w:left w:val="nil"/>
+          <w:bottom w:val="nil"/>
+          <w:right w:val="nil"/>
+          <w:between w:val="nil"/>
+          <w:bar w:val="nil"/>
+        </w:pBdr>
+        <w:spacing w:line="360" w:lineRule="auto"/>
+        <w:ind w:firstLineChars="200" w:firstLine="560"/>
+        <w:jc w:val="both"/>
+        <w:rPr>
+          <w:ins w:id="496" w:author="yafei li" w:date="2026-05-12T22:57:00Z" w16du:dateUtc="2026-05-12T14:57:00Z"/>
+          <w:rFonts w:ascii="楷体" w:eastAsia="楷体" w:hAnsi="楷体" w:cs="楷体"/>
+          <w:color w:val="000000"/>
+          <w:kern w:val="2"/>
+          <w:sz w:val="28"/>
+          <w:szCs w:val="28"/>
+          <w:u w:color="000000"/>
+          <w:bdr w:val="nil"/>
+        </w:rPr>
+        <w:pPrChange w:id="497" w:author="yafei li" w:date="2026-05-12T22:57:00Z" w16du:dateUtc="2026-05-12T14:57:00Z">
+          <w:pPr>
+            <w:widowControl w:val="0"/>
+            <w:pBdr>
+              <w:top w:val="nil"/>
+              <w:left w:val="nil"/>
+              <w:bottom w:val="nil"/>
+              <w:right w:val="nil"/>
+              <w:between w:val="nil"/>
+              <w:bar w:val="nil"/>
+            </w:pBdr>
+            <w:spacing w:line="360" w:lineRule="auto"/>
+            <w:jc w:val="both"/>
+          </w:pPr>
+        </w:pPrChange>
+      </w:pPr>
+      <w:ins w:id="498" w:author="yafei li" w:date="2026-05-12T22:57:00Z" w16du:dateUtc="2026-05-12T14:57:00Z">
+        <w:r>
+          <w:rPr>
+            <w:rFonts w:ascii="楷体" w:eastAsia="楷体" w:hAnsi="楷体" w:cs="楷体"/>
+            <w:sz w:val="28"/>
+            <w:szCs w:val="28"/>
+            <w:lang w:val="zh-TW" w:eastAsia="zh-TW"/>
+          </w:rPr>
+          <w:t>作为本发明的又一种改进，所述</w:t>
+        </w:r>
+        <w:r>
+          <w:rPr>
+            <w:rFonts w:ascii="楷体" w:eastAsia="楷体" w:hAnsi="楷体" w:cs="楷体"/>
+            <w:color w:val="000000"/>
+            <w:kern w:val="2"/>
+            <w:sz w:val="28"/>
+            <w:szCs w:val="28"/>
+            <w:u w:color="000000"/>
+            <w:bdr w:val="nil"/>
+          </w:rPr>
+          <w:t>步骤S3中，</w:t>
+        </w:r>
+        <w:r>
+          <w:rPr>
+            <w:rFonts w:ascii="楷体" w:eastAsia="楷体" w:hAnsi="楷体" w:cs="楷体"/>
+            <w:color w:val="000000"/>
+            <w:kern w:val="2"/>
+            <w:sz w:val="28"/>
+            <w:szCs w:val="28"/>
+            <w:u w:color="000000"/>
+            <w:bdr w:val="nil"/>
+          </w:rPr>
+          <w:t>节点级任务执行时延预测模型的输入包含：任务类型特征</w:t>
+        </w:r>
+      </w:ins>
+      <m:oMath>
+        <m:sSub>
+          <m:sSubPr>
+            <m:ctrlPr>
+              <w:ins w:id="499" w:author="yafei li" w:date="2026-05-12T22:57:00Z" w16du:dateUtc="2026-05-12T14:57:00Z">
+                <w:rPr>
+                  <w:rFonts w:ascii="Cambria Math" w:eastAsia="楷体" w:hAnsi="Cambria Math" w:cs="楷体"/>
+                  <w:color w:val="000000"/>
+                  <w:kern w:val="2"/>
+                  <w:sz w:val="28"/>
+                  <w:szCs w:val="28"/>
+                  <w:u w:color="000000"/>
+                  <w:bdr w:val="nil"/>
+                </w:rPr>
+              </w:ins>
+            </m:ctrlPr>
+          </m:sSubPr>
+          <m:e>
+            <m:r>
+              <w:ins w:id="500" w:author="yafei li" w:date="2026-05-12T22:57:00Z" w16du:dateUtc="2026-05-12T14:57:00Z">
+                <w:rPr>
+                  <w:rFonts w:ascii="Cambria Math" w:eastAsia="楷体" w:hAnsi="Cambria Math" w:cs="楷体"/>
+                  <w:color w:val="000000"/>
+                  <w:kern w:val="2"/>
+                  <w:sz w:val="28"/>
+                  <w:szCs w:val="28"/>
+                  <w:u w:color="000000"/>
+                  <w:bdr w:val="nil"/>
+                </w:rPr>
+                <m:t>F</m:t>
+              </w:ins>
+            </m:r>
+          </m:e>
+          <m:sub>
+            <m:r>
+              <w:ins w:id="501" w:author="yafei li" w:date="2026-05-12T22:57:00Z" w16du:dateUtc="2026-05-12T14:57:00Z">
+                <m:rPr>
+                  <m:nor/>
+                </m:rPr>
+                <w:rPr>
+                  <w:rFonts w:ascii="Cambria Math" w:eastAsia="楷体" w:hAnsi="Cambria Math" w:cs="楷体"/>
+                  <w:color w:val="000000"/>
+                  <w:kern w:val="2"/>
+                  <w:sz w:val="28"/>
+                  <w:szCs w:val="28"/>
+                  <w:u w:color="000000"/>
+                  <w:bdr w:val="nil"/>
+                </w:rPr>
+                <m:t>type</m:t>
+              </w:ins>
+            </m:r>
+          </m:sub>
+        </m:sSub>
+      </m:oMath>
+      <w:ins w:id="502" w:author="yafei li" w:date="2026-05-12T22:57:00Z" w16du:dateUtc="2026-05-12T14:57:00Z">
+        <w:r>
+          <w:rPr>
+            <w:rFonts w:ascii="楷体" w:eastAsia="楷体" w:hAnsi="楷体" w:cs="楷体"/>
+            <w:color w:val="000000"/>
+            <w:kern w:val="2"/>
+            <w:sz w:val="28"/>
+            <w:szCs w:val="28"/>
+            <w:u w:color="000000"/>
+            <w:bdr w:val="nil"/>
+          </w:rPr>
+          <w:t>、工作负载特征</w:t>
+        </w:r>
+      </w:ins>
+      <m:oMath>
+        <m:sSub>
+          <m:sSubPr>
+            <m:ctrlPr>
+              <w:ins w:id="503" w:author="yafei li" w:date="2026-05-12T22:57:00Z" w16du:dateUtc="2026-05-12T14:57:00Z">
+                <w:rPr>
+                  <w:rFonts w:ascii="Cambria Math" w:eastAsia="楷体" w:hAnsi="Cambria Math" w:cs="楷体"/>
+                  <w:color w:val="000000"/>
+                  <w:kern w:val="2"/>
+                  <w:sz w:val="28"/>
+                  <w:szCs w:val="28"/>
+                  <w:u w:color="000000"/>
+                  <w:bdr w:val="nil"/>
+                </w:rPr>
+              </w:ins>
+            </m:ctrlPr>
+          </m:sSubPr>
+          <m:e>
+            <m:r>
+              <w:ins w:id="504" w:author="yafei li" w:date="2026-05-12T22:57:00Z" w16du:dateUtc="2026-05-12T14:57:00Z">
+                <w:rPr>
+                  <w:rFonts w:ascii="Cambria Math" w:eastAsia="楷体" w:hAnsi="Cambria Math" w:cs="楷体"/>
+                  <w:color w:val="000000"/>
+                  <w:kern w:val="2"/>
+                  <w:sz w:val="28"/>
+                  <w:szCs w:val="28"/>
+                  <w:u w:color="000000"/>
+                  <w:bdr w:val="nil"/>
+                </w:rPr>
+                <m:t>F</m:t>
+              </w:ins>
+            </m:r>
+          </m:e>
+          <m:sub>
+            <m:r>
+              <w:ins w:id="505" w:author="yafei li" w:date="2026-05-12T22:57:00Z" w16du:dateUtc="2026-05-12T14:57:00Z">
+                <m:rPr>
+                  <m:nor/>
+                </m:rPr>
+                <w:rPr>
+                  <w:rFonts w:ascii="Cambria Math" w:eastAsia="楷体" w:hAnsi="Cambria Math" w:cs="楷体"/>
+                  <w:color w:val="000000"/>
+                  <w:kern w:val="2"/>
+                  <w:sz w:val="28"/>
+                  <w:szCs w:val="28"/>
+                  <w:u w:color="000000"/>
+                  <w:bdr w:val="nil"/>
+                </w:rPr>
+                <m:t>load</m:t>
+              </w:ins>
+            </m:r>
+          </m:sub>
+        </m:sSub>
+      </m:oMath>
+      <w:ins w:id="506" w:author="yafei li" w:date="2026-05-12T22:57:00Z" w16du:dateUtc="2026-05-12T14:57:00Z">
+        <w:r>
+          <w:rPr>
+            <w:rFonts w:ascii="楷体" w:eastAsia="楷体" w:hAnsi="楷体" w:cs="楷体"/>
+            <w:color w:val="000000"/>
+            <w:kern w:val="2"/>
+            <w:sz w:val="28"/>
+            <w:szCs w:val="28"/>
+            <w:u w:color="000000"/>
+            <w:bdr w:val="nil"/>
+          </w:rPr>
+          <w:t>以及MPS/SM资源分配比例</w:t>
+        </w:r>
+      </w:ins>
+      <m:oMath>
+        <m:sSub>
+          <m:sSubPr>
+            <m:ctrlPr>
+              <w:ins w:id="507" w:author="yafei li" w:date="2026-05-12T22:57:00Z" w16du:dateUtc="2026-05-12T14:57:00Z">
+                <w:rPr>
+                  <w:rFonts w:ascii="Cambria Math" w:eastAsia="楷体" w:hAnsi="Cambria Math" w:cs="楷体"/>
+                  <w:color w:val="000000"/>
+                  <w:kern w:val="2"/>
+                  <w:sz w:val="28"/>
+                  <w:szCs w:val="28"/>
+                  <w:u w:color="000000"/>
+                  <w:bdr w:val="nil"/>
+                </w:rPr>
+              </w:ins>
+            </m:ctrlPr>
+          </m:sSubPr>
+          <m:e>
+            <m:r>
+              <w:ins w:id="508" w:author="yafei li" w:date="2026-05-12T22:57:00Z" w16du:dateUtc="2026-05-12T14:57:00Z">
+                <w:rPr>
+                  <w:rFonts w:ascii="Cambria Math" w:eastAsia="楷体" w:hAnsi="Cambria Math" w:cs="楷体"/>
+                  <w:color w:val="000000"/>
+                  <w:kern w:val="2"/>
+                  <w:sz w:val="28"/>
+                  <w:szCs w:val="28"/>
+                  <w:u w:color="000000"/>
+                  <w:bdr w:val="nil"/>
+                </w:rPr>
+                <m:t>F</m:t>
+              </w:ins>
+            </m:r>
+          </m:e>
+          <m:sub>
+            <m:r>
+              <w:ins w:id="509" w:author="yafei li" w:date="2026-05-12T22:57:00Z" w16du:dateUtc="2026-05-12T14:57:00Z">
+                <m:rPr>
+                  <m:nor/>
+                </m:rPr>
+                <w:rPr>
+                  <w:rFonts w:ascii="Cambria Math" w:eastAsia="楷体" w:hAnsi="Cambria Math" w:cs="楷体"/>
+                  <w:color w:val="000000"/>
+                  <w:kern w:val="2"/>
+                  <w:sz w:val="28"/>
+                  <w:szCs w:val="28"/>
+                  <w:u w:color="000000"/>
+                  <w:bdr w:val="nil"/>
+                </w:rPr>
+                <m:t>res</m:t>
+              </w:ins>
+            </m:r>
+          </m:sub>
+        </m:sSub>
+      </m:oMath>
+      <w:ins w:id="510" w:author="yafei li" w:date="2026-05-12T22:57:00Z" w16du:dateUtc="2026-05-12T14:57:00Z">
+        <w:r>
+          <w:rPr>
+            <w:rFonts w:ascii="楷体" w:eastAsia="楷体" w:hAnsi="楷体" w:cs="楷体"/>
+            <w:color w:val="000000"/>
+            <w:kern w:val="2"/>
+            <w:sz w:val="28"/>
+            <w:szCs w:val="28"/>
+            <w:u w:color="000000"/>
+            <w:bdr w:val="nil"/>
+          </w:rPr>
+          <w:t>，通过神经网络或回归模型实现预测：</w:t>
+        </w:r>
+      </w:ins>
+    </w:p>
+    <w:p>
+      <w:pPr>
+        <w:rPr>
+          <w:ins w:id="511" w:author="yafei li" w:date="2026-05-12T22:57:00Z" w16du:dateUtc="2026-05-12T14:57:00Z"/>
+          <w:rFonts w:ascii="Cambria Math" w:hAnsi="Cambria Math"/>
+          <w:i/>
+        </w:rPr>
+      </w:pPr>
+      <m:oMathPara>
+        <m:oMath>
+          <m:sSub>
+            <m:sSubPr>
+              <m:ctrlPr>
+                <w:ins w:id="512" w:author="yafei li" w:date="2026-05-12T22:57:00Z" w16du:dateUtc="2026-05-12T14:57:00Z">
+                  <w:rPr>
+                    <w:rFonts w:ascii="Cambria Math" w:hAnsi="Cambria Math"/>
+                  </w:rPr>
+                </w:ins>
+              </m:ctrlPr>
+            </m:sSubPr>
+            <m:e>
+              <m:r>
+                <w:ins w:id="513" w:author="yafei li" w:date="2026-05-12T22:57:00Z" w16du:dateUtc="2026-05-12T14:57:00Z">
+                  <w:rPr>
+                    <w:rFonts w:ascii="Cambria Math" w:hAnsi="Cambria Math"/>
+                  </w:rPr>
+                  <m:t>T</m:t>
+                </w:ins>
+              </m:r>
+            </m:e>
+            <m:sub>
+              <m:r>
+                <w:ins w:id="514" w:author="yafei li" w:date="2026-05-12T22:57:00Z" w16du:dateUtc="2026-05-12T14:57:00Z">
+                  <m:rPr>
+                    <m:nor/>
+                  </m:rPr>
+                  <w:rPr>
+                    <w:rFonts w:ascii="Cambria Math" w:hAnsi="Cambria Math"/>
+                  </w:rPr>
+                  <m:t>exec</m:t>
+                </w:ins>
+              </m:r>
+            </m:sub>
+          </m:sSub>
+          <m:r>
+            <w:ins w:id="515" w:author="yafei li" w:date="2026-05-12T22:57:00Z" w16du:dateUtc="2026-05-12T14:57:00Z">
+              <w:rPr>
+                <w:rFonts w:ascii="Cambria Math" w:hAnsi="Cambria Math"/>
+              </w:rPr>
+              <m:t>=G(</m:t>
+            </w:ins>
+          </m:r>
+          <m:sSub>
+            <m:sSubPr>
+              <m:ctrlPr>
+                <w:ins w:id="516" w:author="yafei li" w:date="2026-05-12T22:57:00Z" w16du:dateUtc="2026-05-12T14:57:00Z">
+                  <w:rPr>
+                    <w:rFonts w:ascii="Cambria Math" w:hAnsi="Cambria Math"/>
+                  </w:rPr>
+                </w:ins>
+              </m:ctrlPr>
+            </m:sSubPr>
+            <m:e>
+              <m:r>
+                <w:ins w:id="517" w:author="yafei li" w:date="2026-05-12T22:57:00Z" w16du:dateUtc="2026-05-12T14:57:00Z">
+                  <w:rPr>
+                    <w:rFonts w:ascii="Cambria Math" w:hAnsi="Cambria Math"/>
+                  </w:rPr>
+                  <m:t>F</m:t>
+                </w:ins>
+              </m:r>
+            </m:e>
+            <m:sub>
+              <m:r>
+                <w:ins w:id="518" w:author="yafei li" w:date="2026-05-12T22:57:00Z" w16du:dateUtc="2026-05-12T14:57:00Z">
+                  <m:rPr>
+                    <m:nor/>
+                  </m:rPr>
+                  <w:rPr>
+                    <w:rFonts w:ascii="Cambria Math" w:hAnsi="Cambria Math"/>
+                  </w:rPr>
+                  <m:t>type</m:t>
+                </w:ins>
+              </m:r>
+            </m:sub>
+          </m:sSub>
+          <m:r>
+            <w:ins w:id="519" w:author="yafei li" w:date="2026-05-12T22:57:00Z" w16du:dateUtc="2026-05-12T14:57:00Z">
+              <w:rPr>
+                <w:rFonts w:ascii="Cambria Math" w:hAnsi="Cambria Math"/>
+              </w:rPr>
+              <m:t>,</m:t>
+            </w:ins>
+          </m:r>
+          <m:sSub>
+            <m:sSubPr>
+              <m:ctrlPr>
+                <w:ins w:id="520" w:author="yafei li" w:date="2026-05-12T22:57:00Z" w16du:dateUtc="2026-05-12T14:57:00Z">
+                  <w:rPr>
+                    <w:rFonts w:ascii="Cambria Math" w:hAnsi="Cambria Math"/>
+                  </w:rPr>
+                </w:ins>
+              </m:ctrlPr>
+            </m:sSubPr>
+            <m:e>
+              <m:r>
+                <w:ins w:id="521" w:author="yafei li" w:date="2026-05-12T22:57:00Z" w16du:dateUtc="2026-05-12T14:57:00Z">
+                  <w:rPr>
+                    <w:rFonts w:ascii="Cambria Math" w:hAnsi="Cambria Math"/>
+                  </w:rPr>
+                  <m:t>F</m:t>
+                </w:ins>
+              </m:r>
+            </m:e>
+            <m:sub>
+              <m:r>
+                <w:ins w:id="522" w:author="yafei li" w:date="2026-05-12T22:57:00Z" w16du:dateUtc="2026-05-12T14:57:00Z">
+                  <m:rPr>
+                    <m:nor/>
+                  </m:rPr>
+                  <w:rPr>
+                    <w:rFonts w:ascii="Cambria Math" w:hAnsi="Cambria Math"/>
+                  </w:rPr>
+                  <m:t>load</m:t>
+                </w:ins>
+              </m:r>
+            </m:sub>
+          </m:sSub>
+          <m:r>
+            <w:ins w:id="523" w:author="yafei li" w:date="2026-05-12T22:57:00Z" w16du:dateUtc="2026-05-12T14:57:00Z">
+              <w:rPr>
+                <w:rFonts w:ascii="Cambria Math" w:hAnsi="Cambria Math"/>
+              </w:rPr>
+              <m:t>,</m:t>
+            </w:ins>
+          </m:r>
+          <m:sSub>
+            <m:sSubPr>
+              <m:ctrlPr>
+                <w:ins w:id="524" w:author="yafei li" w:date="2026-05-12T22:57:00Z" w16du:dateUtc="2026-05-12T14:57:00Z">
+                  <w:rPr>
+                    <w:rFonts w:ascii="Cambria Math" w:hAnsi="Cambria Math"/>
+                  </w:rPr>
+                </w:ins>
+              </m:ctrlPr>
+            </m:sSubPr>
+            <m:e>
+              <m:r>
+                <w:ins w:id="525" w:author="yafei li" w:date="2026-05-12T22:57:00Z" w16du:dateUtc="2026-05-12T14:57:00Z">
+                  <w:rPr>
+                    <w:rFonts w:ascii="Cambria Math" w:hAnsi="Cambria Math"/>
+                  </w:rPr>
+                  <m:t>F</m:t>
+                </w:ins>
+              </m:r>
+            </m:e>
+            <m:sub>
+              <m:r>
+                <w:ins w:id="526" w:author="yafei li" w:date="2026-05-12T22:57:00Z" w16du:dateUtc="2026-05-12T14:57:00Z">
+                  <m:rPr>
+                    <m:nor/>
+                  </m:rPr>
+                  <w:rPr>
+                    <w:rFonts w:ascii="Cambria Math" w:hAnsi="Cambria Math"/>
+                  </w:rPr>
+                  <m:t>res</m:t>
+                </w:ins>
+              </m:r>
+            </m:sub>
+          </m:sSub>
+          <m:r>
+            <w:ins w:id="527" w:author="yafei li" w:date="2026-05-12T22:57:00Z" w16du:dateUtc="2026-05-12T14:57:00Z">
+              <w:rPr>
+                <w:rFonts w:ascii="Cambria Math" w:hAnsi="Cambria Math"/>
+              </w:rPr>
+              <m:t>)</m:t>
+            </w:ins>
+          </m:r>
+        </m:oMath>
+      </m:oMathPara>
+    </w:p>
+    <w:p>
+      <w:pPr>
+        <w:pStyle w:val="a6"/>
+        <w:ind w:firstLineChars="200" w:firstLine="560"/>
+        <w:rPr>
+          <w:del w:id="528" w:author="yafei li" w:date="2026-05-12T22:58:00Z" w16du:dateUtc="2026-05-12T14:58:00Z"/>
+          <w:rFonts w:ascii="楷体" w:eastAsia="楷体" w:hAnsi="楷体" w:cs="楷体" w:hint="eastAsia"/>
+          <w:color w:val="000000"/>
+          <w:kern w:val="2"/>
+          <w:sz w:val="28"/>
+          <w:szCs w:val="28"/>
+          <w:u w:color="000000"/>
+          <w:bdr w:val="nil"/>
+          <w:rPrChange w:id="529" w:author="yafei li" w:date="2026-05-12T22:58:00Z" w16du:dateUtc="2026-05-12T14:58:00Z">
+            <w:rPr>
+              <w:del w:id="530" w:author="yafei li" w:date="2026-05-12T22:58:00Z" w16du:dateUtc="2026-05-12T14:58:00Z"/>
+              <w:rFonts w:ascii="楷体" w:eastAsia="楷体" w:hAnsi="楷体" w:cs="楷体"/>
+              <w:sz w:val="28"/>
+              <w:szCs w:val="28"/>
+            </w:rPr>
+          </w:rPrChange>
+        </w:rPr>
+        <w:pPrChange w:id="531" w:author="yafei li" w:date="2026-05-12T22:58:00Z" w16du:dateUtc="2026-05-12T14:58:00Z">
+          <w:pPr>
+            <w:spacing w:line="360" w:lineRule="auto"/>
+          </w:pPr>
+        </w:pPrChange>
+      </w:pPr>
+      <w:ins w:id="532" w:author="yafei li" w:date="2026-05-12T22:57:00Z" w16du:dateUtc="2026-05-12T14:57:00Z">
+        <w:r>
+          <w:rPr>
+            <w:rFonts w:ascii="楷体" w:eastAsia="楷体" w:hAnsi="楷体" w:cs="楷体"/>
+            <w:color w:val="000000"/>
+            <w:kern w:val="2"/>
+            <w:sz w:val="28"/>
+            <w:szCs w:val="28"/>
+            <w:u w:color="000000"/>
+            <w:bdr w:val="nil"/>
+          </w:rPr>
+          <w:t>其中，</w:t>
+        </w:r>
+      </w:ins>
+      <m:oMath>
+        <m:sSub>
+          <m:sSubPr>
+            <m:ctrlPr>
+              <w:ins w:id="533" w:author="yafei li" w:date="2026-05-12T22:57:00Z" w16du:dateUtc="2026-05-12T14:57:00Z">
+                <w:rPr>
+                  <w:rFonts w:ascii="Cambria Math" w:eastAsia="楷体" w:hAnsi="Cambria Math" w:cs="楷体"/>
+                  <w:color w:val="000000"/>
+                  <w:kern w:val="2"/>
+                  <w:sz w:val="28"/>
+                  <w:szCs w:val="28"/>
+                  <w:u w:color="000000"/>
+                  <w:bdr w:val="nil"/>
+                </w:rPr>
+              </w:ins>
+            </m:ctrlPr>
+          </m:sSubPr>
+          <m:e>
+            <m:r>
+              <w:ins w:id="534" w:author="yafei li" w:date="2026-05-12T22:57:00Z" w16du:dateUtc="2026-05-12T14:57:00Z">
+                <w:rPr>
+                  <w:rFonts w:ascii="Cambria Math" w:eastAsia="楷体" w:hAnsi="Cambria Math" w:cs="楷体"/>
+                  <w:color w:val="000000"/>
+                  <w:kern w:val="2"/>
+                  <w:sz w:val="28"/>
+                  <w:szCs w:val="28"/>
+                  <w:u w:color="000000"/>
+                  <w:bdr w:val="nil"/>
+                </w:rPr>
+                <m:t>T</m:t>
+              </w:ins>
+            </m:r>
+          </m:e>
+          <m:sub>
+            <m:r>
+              <w:ins w:id="535" w:author="yafei li" w:date="2026-05-12T22:57:00Z" w16du:dateUtc="2026-05-12T14:57:00Z">
+                <m:rPr>
+                  <m:nor/>
+                </m:rPr>
+                <w:rPr>
+                  <w:rFonts w:ascii="Cambria Math" w:eastAsia="楷体" w:hAnsi="Cambria Math" w:cs="楷体"/>
+                  <w:color w:val="000000"/>
+                  <w:kern w:val="2"/>
+                  <w:sz w:val="28"/>
+                  <w:szCs w:val="28"/>
+                  <w:u w:color="000000"/>
+                  <w:bdr w:val="nil"/>
+                </w:rPr>
+                <m:t>exec</m:t>
+              </w:ins>
+            </m:r>
+          </m:sub>
+        </m:sSub>
+      </m:oMath>
+      <w:ins w:id="536" w:author="yafei li" w:date="2026-05-12T22:57:00Z" w16du:dateUtc="2026-05-12T14:57:00Z">
+        <w:r>
+          <w:rPr>
+            <w:rFonts w:ascii="楷体" w:eastAsia="楷体" w:hAnsi="楷体" w:cs="楷体"/>
+            <w:color w:val="000000"/>
+            <w:kern w:val="2"/>
+            <w:sz w:val="28"/>
+            <w:szCs w:val="28"/>
+            <w:u w:color="000000"/>
+            <w:bdr w:val="nil"/>
+          </w:rPr>
+          <w:t>为预测执行时延，函数</w:t>
+        </w:r>
+      </w:ins>
+      <m:oMath>
+        <m:r>
+          <w:ins w:id="537" w:author="yafei li" w:date="2026-05-12T22:57:00Z" w16du:dateUtc="2026-05-12T14:57:00Z">
+            <w:rPr>
+              <w:rFonts w:ascii="Cambria Math" w:eastAsia="楷体" w:hAnsi="Cambria Math" w:cs="楷体"/>
+              <w:color w:val="000000"/>
+              <w:kern w:val="2"/>
+              <w:sz w:val="28"/>
+              <w:szCs w:val="28"/>
+              <w:u w:color="000000"/>
+              <w:bdr w:val="nil"/>
+            </w:rPr>
+            <m:t>G</m:t>
+          </w:ins>
+        </m:r>
+        <m:r>
+          <w:ins w:id="538" w:author="yafei li" w:date="2026-05-12T22:57:00Z" w16du:dateUtc="2026-05-12T14:57:00Z">
+            <m:rPr>
+              <m:sty m:val="p"/>
+            </m:rPr>
+            <w:rPr>
+              <w:rFonts w:ascii="Cambria Math" w:eastAsia="楷体" w:hAnsi="Cambria Math" w:cs="楷体"/>
+              <w:color w:val="000000"/>
+              <w:kern w:val="2"/>
+              <w:sz w:val="28"/>
+              <w:szCs w:val="28"/>
+              <w:u w:color="000000"/>
+              <w:bdr w:val="nil"/>
+            </w:rPr>
+            <m:t>(</m:t>
+          </w:ins>
+        </m:r>
+        <m:r>
+          <w:ins w:id="539" w:author="yafei li" w:date="2026-05-12T22:57:00Z" w16du:dateUtc="2026-05-12T14:57:00Z">
+            <m:rPr>
+              <m:sty m:val="p"/>
+            </m:rPr>
+            <w:rPr>
+              <w:rFonts w:ascii="Cambria Math" w:eastAsia="楷体" w:hAnsi="Cambria Math" w:cs="Cambria Math"/>
+              <w:color w:val="000000"/>
+              <w:kern w:val="2"/>
+              <w:sz w:val="28"/>
+              <w:szCs w:val="28"/>
+              <w:u w:color="000000"/>
+              <w:bdr w:val="nil"/>
+            </w:rPr>
+            <m:t>⋅</m:t>
+          </w:ins>
+        </m:r>
+        <m:r>
+          <w:ins w:id="540" w:author="yafei li" w:date="2026-05-12T22:57:00Z" w16du:dateUtc="2026-05-12T14:57:00Z">
+            <m:rPr>
+              <m:sty m:val="p"/>
+            </m:rPr>
+            <w:rPr>
+              <w:rFonts w:ascii="Cambria Math" w:eastAsia="楷体" w:hAnsi="Cambria Math" w:cs="楷体"/>
+              <w:color w:val="000000"/>
+              <w:kern w:val="2"/>
+              <w:sz w:val="28"/>
+              <w:szCs w:val="28"/>
+              <w:u w:color="000000"/>
+              <w:bdr w:val="nil"/>
+            </w:rPr>
+            <m:t>)</m:t>
+          </w:ins>
+        </m:r>
+      </m:oMath>
+      <w:ins w:id="541" w:author="yafei li" w:date="2026-05-12T22:57:00Z" w16du:dateUtc="2026-05-12T14:57:00Z">
+        <w:r>
+          <w:rPr>
+            <w:rFonts w:ascii="楷体" w:eastAsia="楷体" w:hAnsi="楷体" w:cs="楷体"/>
+            <w:color w:val="000000"/>
+            <w:kern w:val="2"/>
+            <w:sz w:val="28"/>
+            <w:szCs w:val="28"/>
+            <w:u w:color="000000"/>
+            <w:bdr w:val="nil"/>
+          </w:rPr>
+          <w:t>由训练得到的模型参数化表示。</w:t>
+        </w:r>
+      </w:ins>
+    </w:p>
+    <w:p>
+      <w:pPr>
+        <w:pStyle w:val="a6"/>
+        <w:ind w:firstLineChars="200" w:firstLine="560"/>
+        <w:rPr>
+          <w:rFonts w:ascii="楷体" w:eastAsia="楷体" w:hAnsi="楷体" w:cs="楷体"/>
+          <w:sz w:val="28"/>
+          <w:szCs w:val="28"/>
+        </w:rPr>
+        <w:pPrChange w:id="542" w:author="yafei li" w:date="2026-05-12T22:58:00Z" w16du:dateUtc="2026-05-12T14:58:00Z">
+          <w:pPr>
+            <w:spacing w:line="360" w:lineRule="auto"/>
+          </w:pPr>
+        </w:pPrChange>
+      </w:pPr>
+      <w:del w:id="543" w:author="yafei li" w:date="2026-05-12T22:58:00Z" w16du:dateUtc="2026-05-12T14:58:00Z">
+        <w:r>
+          <w:rPr>
+            <w:rFonts w:ascii="楷体" w:eastAsia="楷体" w:hAnsi="楷体" w:cs="楷体"/>
+            <w:sz w:val="28"/>
+            <w:szCs w:val="28"/>
+            <w:lang w:val="zh-TW" w:eastAsia="zh-TW"/>
+          </w:rPr>
+          <w:delText xml:space="preserve">    作为本发明的又一种改进，所述步骤</w:delText>
+        </w:r>
+        <w:r>
+          <w:rPr>
+            <w:rFonts w:ascii="楷体" w:eastAsia="楷体" w:hAnsi="楷体" w:cs="楷体"/>
+            <w:sz w:val="28"/>
+            <w:szCs w:val="28"/>
+          </w:rPr>
+          <w:delText>S3</w:delText>
+        </w:r>
+        <w:r>
+          <w:rPr>
+            <w:rFonts w:ascii="楷体" w:eastAsia="楷体" w:hAnsi="楷体" w:cs="楷体"/>
+            <w:sz w:val="28"/>
+            <w:szCs w:val="28"/>
+            <w:lang w:val="zh-TW" w:eastAsia="zh-TW"/>
+          </w:rPr>
+          <w:delText>中，当前监控点获得的性能收益分析具体为：建立每层函数及其调用频率与收益的相关关系，随着调用层级的深入以及函数被调用频率的增加，监控该函数获得的监控粒度收益增加。</w:delText>
+        </w:r>
+      </w:del>
+    </w:p>
+    <w:p>
+      <w:pPr>
+        <w:spacing w:line="360" w:lineRule="auto"/>
+        <w:rPr>
+          <w:rFonts w:ascii="楷体" w:eastAsia="楷体" w:hAnsi="楷体" w:cs="楷体"/>
+          <w:sz w:val="28"/>
+          <w:szCs w:val="28"/>
+          <w:lang w:val="zh-TW" w:eastAsia="zh-TW"/>
+        </w:rPr>
+      </w:pPr>
+      <w:r>
+        <w:rPr>
+          <w:rFonts w:ascii="楷体" w:eastAsia="楷体" w:hAnsi="楷体" w:cs="楷体"/>
+          <w:sz w:val="28"/>
+          <w:szCs w:val="28"/>
+          <w:lang w:val="zh-TW" w:eastAsia="zh-TW"/>
+        </w:rPr>
+        <w:lastRenderedPageBreak/>
+        <w:t xml:space="preserve">    为了实现上述目的，本发明还采取的技术方案是：</w:t>
+      </w:r>
+      <w:del w:id="544" w:author="yafei li" w:date="2026-05-12T22:59:00Z" w16du:dateUtc="2026-05-12T14:59:00Z">
+        <w:r>
+          <w:rPr>
+            <w:rFonts w:ascii="楷体" w:eastAsia="楷体" w:hAnsi="楷体" w:cs="楷体"/>
+            <w:spacing w:val="-6"/>
+            <w:sz w:val="28"/>
+            <w:szCs w:val="28"/>
+            <w:lang w:val="zh-TW" w:eastAsia="zh-TW"/>
+          </w:rPr>
+          <w:delText>一种数据中心网络中轻量级传输时延抖动监控</w:delText>
+        </w:r>
+        <w:r>
+          <w:rPr>
+            <w:rFonts w:ascii="楷体" w:eastAsia="楷体" w:hAnsi="楷体" w:cs="楷体"/>
+            <w:sz w:val="28"/>
+            <w:szCs w:val="28"/>
+            <w:lang w:val="zh-TW" w:eastAsia="zh-TW"/>
+          </w:rPr>
+          <w:delText>系统，包括计算机程序，所述计算机程序被处理器执行时实现如上述任一种所述方法的步骤。</w:delText>
+        </w:r>
+      </w:del>
+      <w:ins w:id="545" w:author="yafei li" w:date="2026-05-12T22:58:00Z" w16du:dateUtc="2026-05-12T14:58:00Z">
+        <w:r>
+          <w:rPr>
+            <w:rFonts w:ascii="楷体" w:eastAsia="楷体" w:hAnsi="楷体" w:cs="楷体"/>
+            <w:color w:val="000000"/>
+            <w:kern w:val="2"/>
+            <w:sz w:val="28"/>
+            <w:szCs w:val="28"/>
+            <w:u w:color="000000"/>
+            <w:bdr w:val="nil"/>
+          </w:rPr>
+          <w:t>一种边缘容器集群中分布式推理任务细粒度资源调度系统，包括计算机程序，其特征在于：所述计算机程序被处理器执行时</w:t>
+        </w:r>
+        <w:r>
+          <w:rPr>
+            <w:rFonts w:ascii="楷体" w:eastAsia="楷体" w:hAnsi="楷体" w:cs="楷体"/>
+            <w:sz w:val="28"/>
+            <w:szCs w:val="28"/>
+            <w:lang w:val="zh-TW" w:eastAsia="zh-TW"/>
+          </w:rPr>
+          <w:t>实现如上述任一种所述方法的步骤</w:t>
+        </w:r>
+        <w:r>
+          <w:rPr>
+            <w:rFonts w:ascii="楷体" w:eastAsia="楷体" w:hAnsi="楷体" w:cs="楷体"/>
+            <w:color w:val="000000"/>
+            <w:sz w:val="28"/>
+            <w:szCs w:val="28"/>
+            <w:u w:color="000000"/>
+            <w:lang w:val="zh-TW" w:eastAsia="zh-TW"/>
+          </w:rPr>
+          <w:t>。</w:t>
+        </w:r>
+      </w:ins>
+    </w:p>
+    <w:p>
+      <w:pPr>
+        <w:spacing w:line="360" w:lineRule="auto"/>
+        <w:ind w:firstLine="640"/>
+        <w:rPr>
+          <w:rFonts w:ascii="楷体" w:eastAsia="楷体" w:hAnsi="楷体" w:cs="楷体"/>
+          <w:sz w:val="28"/>
+          <w:szCs w:val="28"/>
+          <w:lang w:val="zh-TW" w:eastAsia="zh-TW"/>
+        </w:rPr>
+      </w:pPr>
+      <w:r>
+        <w:rPr>
+          <w:rFonts w:ascii="楷体" w:eastAsia="楷体" w:hAnsi="楷体" w:cs="楷体"/>
+          <w:spacing w:val="20"/>
+          <w:sz w:val="28"/>
+          <w:szCs w:val="28"/>
+          <w:lang w:val="zh-TW" w:eastAsia="zh-TW"/>
+        </w:rPr>
+        <w:t>与现有技术相比</w:t>
+      </w:r>
+      <w:r>
+        <w:rPr>
+          <w:rFonts w:ascii="楷体" w:eastAsia="楷体" w:hAnsi="楷体" w:cs="楷体"/>
+          <w:sz w:val="28"/>
+          <w:szCs w:val="28"/>
+          <w:lang w:val="zh-TW" w:eastAsia="zh-TW"/>
+        </w:rPr>
+        <w:t>：本发明具有的技术优势及技术效果是：</w:t>
+      </w:r>
+    </w:p>
+    <w:p>
+      <w:pPr>
         <w:spacing w:line="360" w:lineRule="auto"/>
         <w:ind w:firstLine="560"/>
         <w:rPr>
@@ -6600,17 +9425,41 @@
           <w:sz w:val="28"/>
           <w:szCs w:val="28"/>
         </w:rPr>
-        <w:t xml:space="preserve">1. </w:t>
-      </w:r>
-      <w:r>
-        <w:rPr>
-          <w:rFonts w:ascii="楷体" w:eastAsia="楷体" w:hAnsi="楷体" w:cs="楷体"/>
-          <w:sz w:val="28"/>
-          <w:szCs w:val="28"/>
-          <w:lang w:val="zh-TW" w:eastAsia="zh-TW"/>
-        </w:rPr>
-        <w:t>本发明通过对内核源码、调用逻辑和系统操作的理解与剖析，细粒度地分析出小流传输时延抖动的具体来源，使内核态传输时延监控机制的粒度更加细致，同时监控传输流级别和线程级别的传输时延抖动，保证监控机制的性能。</w:t>
-      </w:r>
+        <w:t>1.</w:t>
+      </w:r>
+      <w:del w:id="546" w:author="yafei li" w:date="2026-05-12T23:05:00Z" w16du:dateUtc="2026-05-12T15:05:00Z">
+        <w:r>
+          <w:rPr>
+            <w:rFonts w:ascii="楷体" w:eastAsia="楷体" w:hAnsi="楷体" w:cs="楷体"/>
+            <w:sz w:val="28"/>
+            <w:szCs w:val="28"/>
+          </w:rPr>
+          <w:delText xml:space="preserve"> </w:delText>
+        </w:r>
+        <w:r>
+          <w:rPr>
+            <w:rFonts w:ascii="楷体" w:eastAsia="楷体" w:hAnsi="楷体" w:cs="楷体"/>
+            <w:sz w:val="28"/>
+            <w:szCs w:val="28"/>
+            <w:lang w:val="zh-TW" w:eastAsia="zh-TW"/>
+          </w:rPr>
+          <w:delText>本发明通过对内核源码、调用逻辑和系统操作的理解与剖析，细粒度地分析出小流传输时延抖动的具体来源，使内核态传输时延监控机制的粒度更加细致，同时监控传输流级别和线程级别的传输时延抖动，保证监控机制的性能。</w:delText>
+        </w:r>
+      </w:del>
+      <w:ins w:id="547" w:author="yafei li" w:date="2026-05-12T23:03:00Z" w16du:dateUtc="2026-05-12T15:03:00Z">
+        <w:r>
+          <w:rPr>
+            <w:rFonts w:ascii="楷体" w:eastAsia="楷体" w:hAnsi="楷体" w:cs="楷体"/>
+            <w:sz w:val="28"/>
+            <w:szCs w:val="28"/>
+            <w:lang w:val="zh-TW" w:eastAsia="zh-TW"/>
+            <w:rPrChange w:id="548" w:author="yafei li" w:date="2026-05-12T23:03:00Z" w16du:dateUtc="2026-05-12T15:03:00Z">
+              <w:rPr/>
+            </w:rPrChange>
+          </w:rPr>
+          <w:t>本发明通过对分布式推理任务的通信行为、任务依赖关系以及节点资源状态进行结构化分析，实现对任务间通信模式和资源竞争特征的细粒度建模。相较于传统基于静态资源指标的调度方法，本发明能够在集群级和节点级同时优化任务放置与 GPU 资源分配，从而有效降低跨节点通信开销，并提高多任务环境下 GPU 资源利用率和任务执行效率。</w:t>
+        </w:r>
+      </w:ins>
     </w:p>
     <w:p>
       <w:pPr>
@@ -6628,17 +9477,43 @@
           <w:sz w:val="28"/>
           <w:szCs w:val="28"/>
         </w:rPr>
-        <w:t xml:space="preserve">2. </w:t>
-      </w:r>
-      <w:r>
-        <w:rPr>
-          <w:rFonts w:ascii="楷体" w:eastAsia="楷体" w:hAnsi="楷体" w:cs="楷体"/>
-          <w:sz w:val="28"/>
-          <w:szCs w:val="28"/>
-          <w:lang w:val="zh-TW" w:eastAsia="zh-TW"/>
-        </w:rPr>
-        <w:t>本发明基于改进版的多目标优化遗传算法，权衡了监控机制执行开销与性能收益，通过动态调整监控范围的方式，在保证细粒度且全面监控的同时，有效减少部署系统后为数据中心网络带来的额外延迟。</w:t>
-      </w:r>
+        <w:t>2.</w:t>
+      </w:r>
+      <w:del w:id="549" w:author="yafei li" w:date="2026-05-12T23:08:00Z" w16du:dateUtc="2026-05-12T15:08:00Z">
+        <w:r>
+          <w:rPr>
+            <w:rFonts w:ascii="楷体" w:eastAsia="楷体" w:hAnsi="楷体" w:cs="楷体"/>
+            <w:sz w:val="28"/>
+            <w:szCs w:val="28"/>
+          </w:rPr>
+          <w:delText xml:space="preserve"> </w:delText>
+        </w:r>
+      </w:del>
+      <w:ins w:id="550" w:author="yafei li" w:date="2026-05-12T23:05:00Z" w16du:dateUtc="2026-05-12T15:05:00Z">
+        <w:r>
+          <w:rPr>
+            <w:rFonts w:ascii="楷体" w:eastAsia="楷体" w:hAnsi="楷体" w:cs="楷体"/>
+            <w:sz w:val="28"/>
+            <w:szCs w:val="28"/>
+            <w:lang w:val="zh-TW" w:eastAsia="zh-TW"/>
+            <w:rPrChange w:id="551" w:author="yafei li" w:date="2026-05-12T23:05:00Z" w16du:dateUtc="2026-05-12T15:05:00Z">
+              <w:rPr/>
+            </w:rPrChange>
+          </w:rPr>
+          <w:t>本发明基于通信代价预测和节点资源实时监控，设计了动态优化机制，可以根据任务负载变化、节点资源占用和通信延迟实时调整调度策略及资源分配。通过这种动态调节方式，本发明在保证调度粒度细致且全面的同时，有效减少边缘环境下分布式推理任务执行中的延迟波动和资源浪费，实现高吞吐、低延迟的推理服务。</w:t>
+        </w:r>
+      </w:ins>
+      <w:del w:id="552" w:author="yafei li" w:date="2026-05-12T23:05:00Z" w16du:dateUtc="2026-05-12T15:05:00Z">
+        <w:r>
+          <w:rPr>
+            <w:rFonts w:ascii="楷体" w:eastAsia="楷体" w:hAnsi="楷体" w:cs="楷体"/>
+            <w:sz w:val="28"/>
+            <w:szCs w:val="28"/>
+            <w:lang w:val="zh-TW" w:eastAsia="zh-TW"/>
+          </w:rPr>
+          <w:delText>本发明基于改进版的多目标优化遗传算法，权衡了监控机制执行开销与性能收益，通过动态调整监控范围的方式，在保证细粒度且全面监控的同时，有效减少部署系统后为数据中心网络带来的额外延迟。</w:delText>
+        </w:r>
+      </w:del>
     </w:p>
     <w:p>
       <w:pPr>
@@ -7167,7 +10042,7 @@
                     </pic:cNvPicPr>
                   </pic:nvPicPr>
                   <pic:blipFill>
-                    <a:blip r:embed="rId17"/>
+                    <a:blip r:embed="rId18"/>
                     <a:stretch>
                       <a:fillRect/>
                     </a:stretch>
@@ -8361,8 +11236,8 @@
         <w:spacing w:line="360" w:lineRule="auto"/>
         <w:ind w:firstLine="480"/>
         <w:sectPr>
-          <w:headerReference w:type="default" r:id="rId18"/>
-          <w:footerReference w:type="default" r:id="rId19"/>
+          <w:headerReference w:type="default" r:id="rId19"/>
+          <w:footerReference w:type="default" r:id="rId20"/>
           <w:pgSz w:w="11900" w:h="16840"/>
           <w:pgMar w:top="1418" w:right="851" w:bottom="851" w:left="1418" w:header="794" w:footer="113" w:gutter="0"/>
           <w:pgNumType w:start="1"/>
@@ -8418,7 +11293,7 @@
                     </pic:cNvPicPr>
                   </pic:nvPicPr>
                   <pic:blipFill>
-                    <a:blip r:embed="rId20"/>
+                    <a:blip r:embed="rId21"/>
                     <a:stretch>
                       <a:fillRect/>
                     </a:stretch>
@@ -8598,7 +11473,7 @@
                     </pic:cNvPicPr>
                   </pic:nvPicPr>
                   <pic:blipFill>
-                    <a:blip r:embed="rId21"/>
+                    <a:blip r:embed="rId22"/>
                     <a:stretch>
                       <a:fillRect/>
                     </a:stretch>
@@ -8689,7 +11564,7 @@
                     </pic:cNvPicPr>
                   </pic:nvPicPr>
                   <pic:blipFill>
-                    <a:blip r:embed="rId22"/>
+                    <a:blip r:embed="rId23"/>
                     <a:stretch>
                       <a:fillRect/>
                     </a:stretch>
@@ -8774,7 +11649,7 @@
                     </pic:cNvPicPr>
                   </pic:nvPicPr>
                   <pic:blipFill>
-                    <a:blip r:embed="rId23"/>
+                    <a:blip r:embed="rId24"/>
                     <a:stretch>
                       <a:fillRect/>
                     </a:stretch>
@@ -8824,8 +11699,8 @@
       </w:r>
     </w:p>
     <w:sectPr>
-      <w:headerReference w:type="default" r:id="rId24"/>
-      <w:footerReference w:type="default" r:id="rId25"/>
+      <w:headerReference w:type="default" r:id="rId25"/>
+      <w:footerReference w:type="default" r:id="rId26"/>
       <w:pgSz w:w="11900" w:h="16840"/>
       <w:pgMar w:top="1418" w:right="851" w:bottom="851" w:left="1418" w:header="794" w:footer="113" w:gutter="0"/>
       <w:pgNumType w:start="1"/>
@@ -11250,7 +14125,6 @@
     <w:name w:val="Normal (Web)"/>
     <w:basedOn w:val="a"/>
     <w:uiPriority w:val="99"/>
-    <w:semiHidden/>
     <w:unhideWhenUsed/>
     <w:rsid w:val="00156676"/>
     <w:pPr>
